--- a/翻译YOLOv10 Real-Time End-to-End Object Detection.docx
+++ b/翻译YOLOv10 Real-Time End-to-End Object Detection.docx
@@ -495,6 +495,26 @@
     </w:p>
     <w:p>
       <w:pPr>
+        <w:jc w:val="center"/>
+        <w:rPr>
+          <w:rFonts w:ascii="黑体" w:eastAsia="黑体"/>
+          <w:b/>
+          <w:sz w:val="24"/>
+        </w:rPr>
+      </w:pPr>
+    </w:p>
+    <w:p>
+      <w:pPr>
+        <w:jc w:val="center"/>
+        <w:rPr>
+          <w:rFonts w:ascii="黑体" w:eastAsia="黑体" w:hint="eastAsia"/>
+          <w:b/>
+          <w:sz w:val="24"/>
+        </w:rPr>
+      </w:pPr>
+    </w:p>
+    <w:p>
+      <w:pPr>
         <w:widowControl/>
         <w:spacing w:line="440" w:lineRule="exact"/>
         <w:jc w:val="center"/>
@@ -514,6 +534,7 @@
           <w:sz w:val="44"/>
           <w:szCs w:val="44"/>
         </w:rPr>
+        <w:lastRenderedPageBreak/>
         <w:t>郑 重 声 明</w:t>
       </w:r>
     </w:p>
@@ -18869,8 +18890,8 @@
           <w:sz w:val="24"/>
         </w:rPr>
       </w:pPr>
-      <w:bookmarkStart w:id="12" w:name="_Ref219127912"/>
-      <w:bookmarkStart w:id="13" w:name="_Ref219127916"/>
+      <w:bookmarkStart w:id="12" w:name="_Ref219127916"/>
+      <w:bookmarkStart w:id="13" w:name="_Ref219127912"/>
       <w:r>
         <w:rPr>
           <w:rFonts w:hint="eastAsia"/>
@@ -18975,7 +18996,7 @@
         </w:rPr>
         <w:fldChar w:fldCharType="end"/>
       </w:r>
-      <w:bookmarkEnd w:id="13"/>
+      <w:bookmarkEnd w:id="12"/>
       <w:r>
         <w:rPr>
           <w:rFonts w:hint="eastAsia"/>
@@ -19044,7 +19065,7 @@
         </w:rPr>
         <w:t>值较低。 (b) 紧凑型倒置块（CIB）。(c) 部分自注意力模块（PSA）。</w:t>
       </w:r>
-      <w:bookmarkEnd w:id="12"/>
+      <w:bookmarkEnd w:id="13"/>
     </w:p>
     <w:p>
       <w:pPr>
@@ -32734,6 +32755,9 @@
       </w:r>
       <m:oMath>
         <m:r>
+          <m:rPr>
+            <m:sty m:val="p"/>
+          </m:rPr>
           <w:rPr>
             <w:rFonts w:ascii="Cambria Math" w:hAnsi="Cambria Math"/>
             <w:sz w:val="24"/>
@@ -32837,8 +32861,8 @@
           <w:rFonts w:hint="eastAsia"/>
         </w:rPr>
       </w:pPr>
-      <w:bookmarkStart w:id="24" w:name="_Ref219239915"/>
-      <w:bookmarkStart w:id="25" w:name="_Ref219239922"/>
+      <w:bookmarkStart w:id="24" w:name="_Ref219239922"/>
+      <w:bookmarkStart w:id="25" w:name="_Ref219239915"/>
       <w:r>
         <w:rPr>
           <w:rFonts w:hint="eastAsia"/>
@@ -32943,22 +32967,22 @@
         </w:rPr>
         <w:fldChar w:fldCharType="end"/>
       </w:r>
+      <w:bookmarkEnd w:id="24"/>
+      <w:proofErr w:type="gramStart"/>
+      <w:r>
+        <w:rPr>
+          <w:rFonts w:hint="eastAsia"/>
+        </w:rPr>
+        <w:t>每个锚点提取</w:t>
+      </w:r>
+      <w:proofErr w:type="gramEnd"/>
+      <w:r>
+        <w:rPr>
+          <w:rFonts w:hint="eastAsia"/>
+        </w:rPr>
+        <w:t>特征与所有其他特征的平均余弦相似度</w:t>
+      </w:r>
       <w:bookmarkEnd w:id="25"/>
-      <w:proofErr w:type="gramStart"/>
-      <w:r>
-        <w:rPr>
-          <w:rFonts w:hint="eastAsia"/>
-        </w:rPr>
-        <w:t>每个锚点提取</w:t>
-      </w:r>
-      <w:proofErr w:type="gramEnd"/>
-      <w:r>
-        <w:rPr>
-          <w:rFonts w:hint="eastAsia"/>
-        </w:rPr>
-        <w:t>特征与所有其他特征的平均余弦相似度</w:t>
-      </w:r>
-      <w:bookmarkEnd w:id="24"/>
     </w:p>
     <w:p>
       <w:pPr>
@@ -33571,17 +33595,7 @@
                         <w:rFonts w:ascii="Cambria Math" w:hAnsi="Cambria Math"/>
                         <w:szCs w:val="21"/>
                       </w:rPr>
-                      <m:t>o </m:t>
-                    </m:r>
-                    <m:r>
-                      <m:rPr>
-                        <m:sty m:val="p"/>
-                      </m:rPr>
-                      <w:rPr>
-                        <w:rFonts w:ascii="Cambria Math" w:hAnsi="Cambria Math"/>
-                        <w:szCs w:val="21"/>
-                      </w:rPr>
-                      <m:t>r</m:t>
+                      <m:t>o r</m:t>
                     </m:r>
                   </m:sub>
                   <m:sup>
@@ -35584,7 +35598,7 @@
         <w:spacing w:beforeLines="50" w:before="156" w:afterLines="50" w:after="156"/>
         <w:jc w:val="left"/>
         <w:rPr>
-          <w:rFonts w:eastAsia="黑体" w:hAnsi="黑体"/>
+          <w:rFonts w:eastAsia="黑体" w:hAnsi="黑体" w:hint="eastAsia"/>
           <w:sz w:val="28"/>
           <w:szCs w:val="28"/>
         </w:rPr>
@@ -37321,6 +37335,9 @@
         <w:pStyle w:val="af5"/>
         <w:keepNext/>
         <w:jc w:val="center"/>
+        <w:rPr>
+          <w:rFonts w:hint="eastAsia"/>
+        </w:rPr>
       </w:pPr>
       <w:bookmarkStart w:id="32" w:name="_Ref219291528"/>
       <w:r>
@@ -37868,6 +37885,9 @@
         <w:pStyle w:val="af5"/>
         <w:keepNext/>
         <w:jc w:val="center"/>
+        <w:rPr>
+          <w:rFonts w:hint="eastAsia"/>
+        </w:rPr>
       </w:pPr>
       <w:bookmarkStart w:id="33" w:name="_Ref219291574"/>
       <w:r>
@@ -38459,7 +38479,7 @@
               <w:spacing w:line="300" w:lineRule="auto"/>
               <w:jc w:val="center"/>
               <w:rPr>
-                <w:rFonts w:ascii="宋体" w:hAnsi="宋体"/>
+                <w:rFonts w:ascii="宋体" w:hAnsi="宋体" w:hint="eastAsia"/>
                 <w:szCs w:val="21"/>
               </w:rPr>
             </w:pPr>
@@ -38486,7 +38506,7 @@
               <w:spacing w:line="300" w:lineRule="auto"/>
               <w:jc w:val="center"/>
               <w:rPr>
-                <w:rFonts w:ascii="宋体" w:hAnsi="宋体"/>
+                <w:rFonts w:ascii="宋体" w:hAnsi="宋体" w:hint="eastAsia"/>
                 <w:szCs w:val="21"/>
               </w:rPr>
             </w:pPr>
@@ -38513,7 +38533,7 @@
               <w:spacing w:line="300" w:lineRule="auto"/>
               <w:jc w:val="center"/>
               <w:rPr>
-                <w:rFonts w:ascii="宋体" w:hAnsi="宋体"/>
+                <w:rFonts w:ascii="宋体" w:hAnsi="宋体" w:hint="eastAsia"/>
                 <w:szCs w:val="21"/>
               </w:rPr>
             </w:pPr>
@@ -38544,6 +38564,9 @@
         <w:pStyle w:val="af5"/>
         <w:keepNext/>
         <w:jc w:val="center"/>
+        <w:rPr>
+          <w:rFonts w:hint="eastAsia"/>
+        </w:rPr>
       </w:pPr>
       <w:bookmarkStart w:id="34" w:name="_Ref219291536"/>
       <w:r>
@@ -39111,6 +39134,9 @@
         <w:pStyle w:val="af5"/>
         <w:keepNext/>
         <w:jc w:val="center"/>
+        <w:rPr>
+          <w:rFonts w:hint="eastAsia"/>
+        </w:rPr>
       </w:pPr>
       <w:bookmarkStart w:id="35" w:name="_Ref219291636"/>
       <w:r>
@@ -39245,7 +39271,7 @@
         <w:tblLook w:val="04A0" w:firstRow="1" w:lastRow="0" w:firstColumn="1" w:lastColumn="0" w:noHBand="0" w:noVBand="1"/>
       </w:tblPr>
       <w:tblGrid>
-        <w:gridCol w:w="1042"/>
+        <w:gridCol w:w="1036"/>
         <w:gridCol w:w="730"/>
         <w:gridCol w:w="951"/>
       </w:tblGrid>
@@ -39641,7 +39667,7 @@
               <w:spacing w:line="300" w:lineRule="auto"/>
               <w:jc w:val="center"/>
               <w:rPr>
-                <w:rFonts w:ascii="宋体" w:hAnsi="宋体"/>
+                <w:rFonts w:ascii="宋体" w:hAnsi="宋体" w:hint="eastAsia"/>
                 <w:szCs w:val="21"/>
               </w:rPr>
             </w:pPr>
@@ -39669,7 +39695,7 @@
               <w:spacing w:line="300" w:lineRule="auto"/>
               <w:jc w:val="center"/>
               <w:rPr>
-                <w:rFonts w:ascii="宋体" w:hAnsi="宋体"/>
+                <w:rFonts w:ascii="宋体" w:hAnsi="宋体" w:hint="eastAsia"/>
                 <w:szCs w:val="21"/>
               </w:rPr>
             </w:pPr>
@@ -39701,7 +39727,7 @@
               <w:spacing w:line="300" w:lineRule="auto"/>
               <w:jc w:val="center"/>
               <w:rPr>
-                <w:rFonts w:ascii="宋体" w:hAnsi="宋体"/>
+                <w:rFonts w:ascii="宋体" w:hAnsi="宋体" w:hint="eastAsia"/>
                 <w:szCs w:val="21"/>
               </w:rPr>
             </w:pPr>
@@ -39759,14 +39785,7 @@
                     <w:rFonts w:ascii="Cambria Math" w:hAnsi="Cambria Math"/>
                     <w:szCs w:val="21"/>
                   </w:rPr>
-                  <m:t>=</m:t>
-                </m:r>
-                <m:r>
-                  <w:rPr>
-                    <w:rFonts w:ascii="Cambria Math" w:hAnsi="Cambria Math"/>
-                    <w:szCs w:val="21"/>
-                  </w:rPr>
-                  <m:t>2</m:t>
+                  <m:t>=2</m:t>
                 </m:r>
               </m:oMath>
             </m:oMathPara>
@@ -39786,7 +39805,7 @@
               <w:spacing w:line="300" w:lineRule="auto"/>
               <w:jc w:val="center"/>
               <w:rPr>
-                <w:rFonts w:ascii="宋体" w:hAnsi="宋体"/>
+                <w:rFonts w:ascii="宋体" w:hAnsi="宋体" w:hint="eastAsia"/>
                 <w:szCs w:val="21"/>
               </w:rPr>
             </w:pPr>
@@ -39813,7 +39832,7 @@
               <w:spacing w:line="300" w:lineRule="auto"/>
               <w:jc w:val="center"/>
               <w:rPr>
-                <w:rFonts w:ascii="宋体" w:hAnsi="宋体"/>
+                <w:rFonts w:ascii="宋体" w:hAnsi="宋体" w:hint="eastAsia"/>
                 <w:szCs w:val="21"/>
               </w:rPr>
             </w:pPr>
@@ -39838,7 +39857,7 @@
         <w:spacing w:beforeLines="50" w:before="156" w:afterLines="50" w:after="156"/>
         <w:jc w:val="left"/>
         <w:rPr>
-          <w:rFonts w:eastAsia="黑体" w:hAnsi="黑体"/>
+          <w:rFonts w:eastAsia="黑体" w:hAnsi="黑体" w:hint="eastAsia"/>
           <w:sz w:val="28"/>
           <w:szCs w:val="28"/>
         </w:rPr>
@@ -44634,6 +44653,7 @@
   <w:style w:type="character" w:default="1" w:styleId="a0">
     <w:name w:val="Default Paragraph Font"/>
     <w:uiPriority w:val="1"/>
+    <w:semiHidden/>
     <w:unhideWhenUsed/>
   </w:style>
   <w:style w:type="table" w:default="1" w:styleId="a1">

--- a/翻译YOLOv10 Real-Time End-to-End Object Detection.docx
+++ b/翻译YOLOv10 Real-Time End-to-End Object Detection.docx
@@ -31,8 +31,9 @@
         <w:ind w:firstLine="600"/>
         <w:jc w:val="center"/>
         <w:rPr>
-          <w:rFonts w:ascii="仿宋_GB2312" w:eastAsia="仿宋_GB2312"/>
-          <w:sz w:val="30"/>
+          <w:rFonts w:ascii="宋体" w:hAnsi="宋体"/>
+          <w:sz w:val="72"/>
+          <w:szCs w:val="72"/>
         </w:rPr>
       </w:pPr>
       <w:r>
@@ -41,7 +42,44 @@
           <w:sz w:val="72"/>
           <w:szCs w:val="72"/>
         </w:rPr>
-        <w:t>本科毕业设计（论文）</w:t>
+        <w:t>本科毕业设计</w:t>
+      </w:r>
+    </w:p>
+    <w:p>
+      <w:pPr>
+        <w:adjustRightInd w:val="0"/>
+        <w:snapToGrid w:val="0"/>
+        <w:spacing w:line="300" w:lineRule="auto"/>
+        <w:ind w:firstLine="600"/>
+        <w:jc w:val="center"/>
+        <w:rPr>
+          <w:rFonts w:ascii="仿宋_GB2312" w:eastAsia="仿宋_GB2312"/>
+          <w:sz w:val="30"/>
+        </w:rPr>
+      </w:pPr>
+      <w:r>
+        <w:rPr>
+          <w:rFonts w:ascii="宋体" w:hAnsi="宋体" w:hint="eastAsia"/>
+          <w:sz w:val="72"/>
+          <w:szCs w:val="72"/>
+        </w:rPr>
+        <w:t>（论文</w:t>
+      </w:r>
+      <w:r>
+        <w:rPr>
+          <w:rFonts w:ascii="宋体" w:hAnsi="宋体" w:hint="eastAsia"/>
+          <w:sz w:val="72"/>
+          <w:szCs w:val="72"/>
+        </w:rPr>
+        <w:t>翻译</w:t>
+      </w:r>
+      <w:r>
+        <w:rPr>
+          <w:rFonts w:ascii="宋体" w:hAnsi="宋体" w:hint="eastAsia"/>
+          <w:sz w:val="72"/>
+          <w:szCs w:val="72"/>
+        </w:rPr>
+        <w:t>）</w:t>
       </w:r>
     </w:p>
     <w:p>
@@ -171,7 +209,7 @@
           <w:szCs w:val="36"/>
           <w:u w:val="single"/>
         </w:rPr>
-        <w:t>张三</w:t>
+        <w:t>方阳奕</w:t>
       </w:r>
       <w:r>
         <w:rPr>
@@ -206,7 +244,16 @@
           <w:szCs w:val="36"/>
           <w:u w:val="single"/>
         </w:rPr>
-        <w:t xml:space="preserve">  ×××××</w:t>
+        <w:t xml:space="preserve">  </w:t>
+      </w:r>
+      <w:r>
+        <w:rPr>
+          <w:rFonts w:ascii="宋体" w:hAnsi="宋体" w:hint="eastAsia"/>
+          <w:sz w:val="36"/>
+          <w:szCs w:val="36"/>
+          <w:u w:val="single"/>
+        </w:rPr>
+        <w:t>2200303318</w:t>
       </w:r>
       <w:r>
         <w:rPr>
@@ -257,15 +304,7 @@
           <w:szCs w:val="36"/>
           <w:u w:val="single"/>
         </w:rPr>
-        <w:t xml:space="preserve">  ××××  </w:t>
-      </w:r>
-      <w:r>
-        <w:rPr>
-          <w:rFonts w:ascii="宋体" w:hAnsi="宋体" w:hint="eastAsia"/>
-          <w:sz w:val="36"/>
-          <w:szCs w:val="36"/>
-        </w:rPr>
-        <w:t xml:space="preserve"> 班级</w:t>
+        <w:t xml:space="preserve">  </w:t>
       </w:r>
       <w:r>
         <w:rPr>
@@ -274,7 +313,69 @@
           <w:szCs w:val="36"/>
           <w:u w:val="single"/>
         </w:rPr>
-        <w:t xml:space="preserve">    ××××     </w:t>
+        <w:t>计算机</w:t>
+      </w:r>
+      <w:r>
+        <w:rPr>
+          <w:rFonts w:ascii="宋体" w:hAnsi="宋体" w:hint="eastAsia"/>
+          <w:sz w:val="36"/>
+          <w:szCs w:val="36"/>
+          <w:u w:val="single"/>
+        </w:rPr>
+        <w:t xml:space="preserve"> </w:t>
+      </w:r>
+      <w:r>
+        <w:rPr>
+          <w:rFonts w:ascii="宋体" w:hAnsi="宋体" w:hint="eastAsia"/>
+          <w:sz w:val="36"/>
+          <w:szCs w:val="36"/>
+          <w:u w:val="single"/>
+        </w:rPr>
+        <w:t xml:space="preserve">    </w:t>
+      </w:r>
+      <w:r>
+        <w:rPr>
+          <w:rFonts w:ascii="宋体" w:hAnsi="宋体" w:hint="eastAsia"/>
+          <w:sz w:val="36"/>
+          <w:szCs w:val="36"/>
+          <w:u w:val="single"/>
+        </w:rPr>
+        <w:t xml:space="preserve"> </w:t>
+      </w:r>
+      <w:r>
+        <w:rPr>
+          <w:rFonts w:ascii="宋体" w:hAnsi="宋体" w:hint="eastAsia"/>
+          <w:sz w:val="36"/>
+          <w:szCs w:val="36"/>
+        </w:rPr>
+        <w:t>班级</w:t>
+      </w:r>
+      <w:r>
+        <w:rPr>
+          <w:rFonts w:ascii="宋体" w:hAnsi="宋体" w:hint="eastAsia"/>
+          <w:sz w:val="36"/>
+          <w:szCs w:val="36"/>
+          <w:u w:val="single"/>
+        </w:rPr>
+        <w:t xml:space="preserve">  </w:t>
+      </w:r>
+      <w:r>
+        <w:rPr>
+          <w:rFonts w:ascii="宋体" w:hAnsi="宋体" w:hint="eastAsia"/>
+          <w:sz w:val="36"/>
+          <w:szCs w:val="36"/>
+          <w:u w:val="single"/>
+        </w:rPr>
+        <w:t>22计算机3班</w:t>
+      </w:r>
+      <w:r>
+        <w:rPr>
+          <w:rFonts w:ascii="宋体" w:hAnsi="宋体" w:hint="eastAsia"/>
+          <w:sz w:val="36"/>
+          <w:szCs w:val="36"/>
+          <w:u w:val="single"/>
+        </w:rPr>
+        <w:t xml:space="preserve">     </w:t>
       </w:r>
     </w:p>
     <w:p>
@@ -316,15 +417,7 @@
           <w:szCs w:val="36"/>
           <w:u w:val="single"/>
         </w:rPr>
-        <w:t xml:space="preserve">   ××××  </w:t>
-      </w:r>
-      <w:r>
-        <w:rPr>
-          <w:rFonts w:ascii="宋体" w:hAnsi="宋体" w:hint="eastAsia"/>
-          <w:sz w:val="36"/>
-          <w:szCs w:val="36"/>
-        </w:rPr>
-        <w:t>指导教师</w:t>
+        <w:t xml:space="preserve">  </w:t>
       </w:r>
       <w:r>
         <w:rPr>
@@ -333,7 +426,60 @@
           <w:szCs w:val="36"/>
           <w:u w:val="single"/>
         </w:rPr>
-        <w:t xml:space="preserve">  李四  教授</w:t>
+        <w:t>信息工程学院</w:t>
+      </w:r>
+      <w:r>
+        <w:rPr>
+          <w:rFonts w:ascii="宋体" w:hAnsi="宋体" w:hint="eastAsia"/>
+          <w:sz w:val="36"/>
+          <w:szCs w:val="36"/>
+          <w:u w:val="single"/>
+        </w:rPr>
+        <w:t xml:space="preserve">  </w:t>
+      </w:r>
+      <w:r>
+        <w:rPr>
+          <w:rFonts w:ascii="宋体" w:hAnsi="宋体" w:hint="eastAsia"/>
+          <w:sz w:val="36"/>
+          <w:szCs w:val="36"/>
+        </w:rPr>
+        <w:t>指导教师</w:t>
+      </w:r>
+      <w:r>
+        <w:rPr>
+          <w:rFonts w:ascii="宋体" w:hAnsi="宋体" w:hint="eastAsia"/>
+          <w:sz w:val="36"/>
+          <w:szCs w:val="36"/>
+          <w:u w:val="single"/>
+        </w:rPr>
+        <w:t xml:space="preserve">  </w:t>
+      </w:r>
+      <w:r>
+        <w:rPr>
+          <w:rFonts w:ascii="宋体" w:hAnsi="宋体" w:hint="eastAsia"/>
+          <w:sz w:val="36"/>
+          <w:szCs w:val="36"/>
+          <w:u w:val="single"/>
+        </w:rPr>
+        <w:t>何灵敏</w:t>
+      </w:r>
+      <w:r>
+        <w:rPr>
+          <w:rFonts w:ascii="宋体" w:hAnsi="宋体" w:hint="eastAsia"/>
+          <w:sz w:val="36"/>
+          <w:szCs w:val="36"/>
+          <w:u w:val="single"/>
+        </w:rPr>
+        <w:t xml:space="preserve">  </w:t>
+      </w:r>
+      <w:r>
+        <w:rPr>
+          <w:rFonts w:ascii="宋体" w:hAnsi="宋体" w:hint="eastAsia"/>
+          <w:sz w:val="36"/>
+          <w:szCs w:val="36"/>
+          <w:u w:val="single"/>
+        </w:rPr>
+        <w:t xml:space="preserve">   </w:t>
       </w:r>
       <w:r>
         <w:rPr>
@@ -393,14 +539,14 @@
           <w:rFonts w:ascii="宋体" w:hAnsi="宋体" w:hint="eastAsia"/>
           <w:sz w:val="30"/>
         </w:rPr>
-        <w:t>××××</w:t>
+        <w:t>2026</w:t>
       </w:r>
       <w:r>
         <w:rPr>
           <w:rFonts w:ascii="宋体" w:hAnsi="宋体" w:cs="宋体" w:hint="eastAsia"/>
           <w:sz w:val="30"/>
         </w:rPr>
-        <w:t>年××月</w:t>
+        <w:t>年3月</w:t>
       </w:r>
     </w:p>
     <w:p>
@@ -475,1158 +621,11 @@
     </w:p>
     <w:p>
       <w:pPr>
-        <w:jc w:val="center"/>
-        <w:rPr>
-          <w:rFonts w:ascii="黑体" w:eastAsia="黑体"/>
-          <w:b/>
-          <w:sz w:val="24"/>
-        </w:rPr>
-      </w:pPr>
-    </w:p>
-    <w:p>
-      <w:pPr>
-        <w:jc w:val="center"/>
-        <w:rPr>
-          <w:rFonts w:ascii="黑体" w:eastAsia="黑体"/>
-          <w:b/>
-          <w:sz w:val="24"/>
-        </w:rPr>
-      </w:pPr>
-    </w:p>
-    <w:p>
-      <w:pPr>
-        <w:jc w:val="center"/>
-        <w:rPr>
-          <w:rFonts w:ascii="黑体" w:eastAsia="黑体"/>
-          <w:b/>
-          <w:sz w:val="24"/>
-        </w:rPr>
-      </w:pPr>
-    </w:p>
-    <w:p>
-      <w:pPr>
-        <w:jc w:val="center"/>
         <w:rPr>
           <w:rFonts w:ascii="黑体" w:eastAsia="黑体" w:hint="eastAsia"/>
           <w:b/>
           <w:sz w:val="24"/>
         </w:rPr>
-      </w:pPr>
-    </w:p>
-    <w:p>
-      <w:pPr>
-        <w:widowControl/>
-        <w:spacing w:line="440" w:lineRule="exact"/>
-        <w:jc w:val="center"/>
-        <w:rPr>
-          <w:rFonts w:ascii="宋体" w:hAnsi="宋体" w:hint="eastAsia"/>
-          <w:b/>
-          <w:kern w:val="0"/>
-          <w:sz w:val="44"/>
-          <w:szCs w:val="44"/>
-        </w:rPr>
-      </w:pPr>
-      <w:r>
-        <w:rPr>
-          <w:rFonts w:ascii="宋体" w:hAnsi="宋体" w:hint="eastAsia"/>
-          <w:b/>
-          <w:kern w:val="0"/>
-          <w:sz w:val="44"/>
-          <w:szCs w:val="44"/>
-        </w:rPr>
-        <w:lastRenderedPageBreak/>
-        <w:t>郑 重 声 明</w:t>
-      </w:r>
-    </w:p>
-    <w:p>
-      <w:pPr>
-        <w:widowControl/>
-        <w:spacing w:line="440" w:lineRule="exact"/>
-        <w:ind w:firstLine="720"/>
-        <w:jc w:val="left"/>
-        <w:rPr>
-          <w:rFonts w:ascii="宋体" w:hAnsi="宋体" w:hint="eastAsia"/>
-          <w:kern w:val="0"/>
-          <w:sz w:val="24"/>
-        </w:rPr>
-      </w:pPr>
-    </w:p>
-    <w:p>
-      <w:pPr>
-        <w:widowControl/>
-        <w:spacing w:line="440" w:lineRule="exact"/>
-        <w:ind w:firstLine="720"/>
-        <w:jc w:val="left"/>
-        <w:rPr>
-          <w:rFonts w:ascii="宋体" w:hAnsi="宋体" w:hint="eastAsia"/>
-          <w:kern w:val="0"/>
-          <w:sz w:val="24"/>
-        </w:rPr>
-      </w:pPr>
-    </w:p>
-    <w:p>
-      <w:pPr>
-        <w:widowControl/>
-        <w:spacing w:line="440" w:lineRule="exact"/>
-        <w:ind w:firstLine="720"/>
-        <w:jc w:val="left"/>
-        <w:rPr>
-          <w:rFonts w:ascii="宋体" w:hAnsi="宋体" w:hint="eastAsia"/>
-          <w:kern w:val="0"/>
-          <w:sz w:val="28"/>
-          <w:szCs w:val="28"/>
-        </w:rPr>
-      </w:pPr>
-      <w:r>
-        <w:rPr>
-          <w:rFonts w:ascii="宋体" w:hAnsi="宋体" w:hint="eastAsia"/>
-          <w:kern w:val="0"/>
-          <w:sz w:val="28"/>
-          <w:szCs w:val="28"/>
-        </w:rPr>
-        <w:t>本人呈交的毕业设计论文，是在导师的指导下，独立进行研究工作所取得的成果，所有数据、图片资料真实可靠。尽我所知，除文中已经注明引用的内容外，本学位论文的研究成果不包含他人享有著作权的内容。对本论文所涉及的研究工作做出贡献的其他个人和集体，均已在文中以明确的方式标明。本学位论文的知识产权归属于培养单位。</w:t>
-      </w:r>
-    </w:p>
-    <w:p>
-      <w:pPr>
-        <w:widowControl/>
-        <w:spacing w:line="440" w:lineRule="exact"/>
-        <w:ind w:firstLine="720"/>
-        <w:jc w:val="left"/>
-        <w:rPr>
-          <w:rFonts w:ascii="宋体" w:hAnsi="宋体" w:hint="eastAsia"/>
-          <w:kern w:val="0"/>
-          <w:sz w:val="28"/>
-          <w:szCs w:val="28"/>
-        </w:rPr>
-      </w:pPr>
-    </w:p>
-    <w:p>
-      <w:pPr>
-        <w:widowControl/>
-        <w:spacing w:line="440" w:lineRule="exact"/>
-        <w:ind w:firstLine="720"/>
-        <w:jc w:val="left"/>
-        <w:rPr>
-          <w:rFonts w:ascii="宋体" w:hAnsi="宋体" w:hint="eastAsia"/>
-          <w:kern w:val="0"/>
-          <w:sz w:val="28"/>
-          <w:szCs w:val="28"/>
-        </w:rPr>
-      </w:pPr>
-    </w:p>
-    <w:p>
-      <w:pPr>
-        <w:widowControl/>
-        <w:spacing w:line="440" w:lineRule="exact"/>
-        <w:ind w:firstLine="720"/>
-        <w:jc w:val="left"/>
-        <w:rPr>
-          <w:rFonts w:ascii="宋体" w:hAnsi="宋体" w:hint="eastAsia"/>
-          <w:kern w:val="0"/>
-          <w:sz w:val="28"/>
-          <w:szCs w:val="28"/>
-        </w:rPr>
-      </w:pPr>
-    </w:p>
-    <w:p>
-      <w:pPr>
-        <w:widowControl/>
-        <w:spacing w:line="440" w:lineRule="exact"/>
-        <w:ind w:firstLine="720"/>
-        <w:jc w:val="left"/>
-        <w:rPr>
-          <w:rFonts w:ascii="宋体" w:hAnsi="宋体" w:hint="eastAsia"/>
-          <w:kern w:val="0"/>
-          <w:sz w:val="28"/>
-          <w:szCs w:val="28"/>
-        </w:rPr>
-      </w:pPr>
-    </w:p>
-    <w:p>
-      <w:pPr>
-        <w:widowControl/>
-        <w:spacing w:line="440" w:lineRule="exact"/>
-        <w:ind w:firstLine="720"/>
-        <w:jc w:val="left"/>
-        <w:rPr>
-          <w:rFonts w:ascii="宋体" w:hAnsi="宋体" w:hint="eastAsia"/>
-          <w:kern w:val="0"/>
-          <w:sz w:val="28"/>
-          <w:szCs w:val="28"/>
-        </w:rPr>
-      </w:pPr>
-    </w:p>
-    <w:p>
-      <w:pPr>
-        <w:widowControl/>
-        <w:spacing w:line="440" w:lineRule="exact"/>
-        <w:ind w:firstLine="720"/>
-        <w:jc w:val="left"/>
-        <w:rPr>
-          <w:rFonts w:ascii="宋体" w:hAnsi="宋体" w:hint="eastAsia"/>
-          <w:kern w:val="0"/>
-          <w:sz w:val="28"/>
-          <w:szCs w:val="28"/>
-        </w:rPr>
-      </w:pPr>
-      <w:r>
-        <w:rPr>
-          <w:rFonts w:ascii="宋体" w:hAnsi="宋体" w:hint="eastAsia"/>
-          <w:kern w:val="0"/>
-          <w:sz w:val="28"/>
-          <w:szCs w:val="28"/>
-        </w:rPr>
-        <w:t>学生签名：</w:t>
-      </w:r>
-      <w:r>
-        <w:rPr>
-          <w:rFonts w:ascii="宋体" w:hAnsi="宋体" w:hint="eastAsia"/>
-          <w:kern w:val="0"/>
-          <w:sz w:val="28"/>
-          <w:szCs w:val="28"/>
-          <w:u w:val="single"/>
-        </w:rPr>
-        <w:t xml:space="preserve">              </w:t>
-      </w:r>
-      <w:r>
-        <w:rPr>
-          <w:rFonts w:ascii="宋体" w:hAnsi="宋体" w:hint="eastAsia"/>
-          <w:kern w:val="0"/>
-          <w:sz w:val="28"/>
-          <w:szCs w:val="28"/>
-        </w:rPr>
-        <w:t xml:space="preserve">       日期：</w:t>
-      </w:r>
-      <w:r>
-        <w:rPr>
-          <w:rFonts w:ascii="宋体" w:hAnsi="宋体" w:hint="eastAsia"/>
-          <w:kern w:val="0"/>
-          <w:sz w:val="28"/>
-          <w:szCs w:val="28"/>
-          <w:u w:val="single"/>
-        </w:rPr>
-        <w:t xml:space="preserve">               </w:t>
-      </w:r>
-    </w:p>
-    <w:p>
-      <w:pPr>
-        <w:adjustRightInd w:val="0"/>
-        <w:snapToGrid w:val="0"/>
-        <w:spacing w:line="300" w:lineRule="auto"/>
-        <w:rPr>
-          <w:rFonts w:ascii="仿宋_GB2312" w:eastAsia="仿宋_GB2312"/>
-          <w:sz w:val="30"/>
-        </w:rPr>
-      </w:pPr>
-      <w:r>
-        <w:rPr>
-          <w:rFonts w:ascii="仿宋_GB2312" w:eastAsia="仿宋_GB2312" w:hint="eastAsia"/>
-          <w:sz w:val="30"/>
-        </w:rPr>
-        <w:t xml:space="preserve"> </w:t>
-      </w:r>
-    </w:p>
-    <w:p>
-      <w:pPr>
-        <w:jc w:val="center"/>
-        <w:rPr>
-          <w:rFonts w:ascii="仿宋_GB2312" w:eastAsia="仿宋_GB2312"/>
-          <w:sz w:val="30"/>
-        </w:rPr>
-      </w:pPr>
-      <w:r>
-        <w:rPr>
-          <w:rFonts w:ascii="仿宋_GB2312" w:eastAsia="仿宋_GB2312"/>
-          <w:sz w:val="30"/>
-        </w:rPr>
-        <w:br w:type="page"/>
-      </w:r>
-    </w:p>
-    <w:p>
-      <w:pPr>
-        <w:ind w:firstLine="420"/>
-        <w:rPr>
-          <w:sz w:val="24"/>
-        </w:rPr>
-      </w:pPr>
-      <w:r>
-        <w:rPr>
-          <w:rFonts w:hint="eastAsia"/>
-          <w:sz w:val="24"/>
-        </w:rPr>
-        <w:lastRenderedPageBreak/>
-        <w:t>分类号：</w:t>
-      </w:r>
-      <w:r>
-        <w:rPr>
-          <w:rFonts w:hint="eastAsia"/>
-          <w:sz w:val="24"/>
-          <w:u w:val="single"/>
-        </w:rPr>
-        <w:t xml:space="preserve"> </w:t>
-      </w:r>
-      <w:r>
-        <w:rPr>
-          <w:sz w:val="24"/>
-          <w:u w:val="single"/>
-        </w:rPr>
-        <w:t>G623.58</w:t>
-      </w:r>
-      <w:r>
-        <w:rPr>
-          <w:rFonts w:hint="eastAsia"/>
-          <w:sz w:val="24"/>
-          <w:u w:val="single"/>
-        </w:rPr>
-        <w:t xml:space="preserve">   </w:t>
-      </w:r>
-      <w:r>
-        <w:rPr>
-          <w:rFonts w:hint="eastAsia"/>
-          <w:sz w:val="24"/>
-        </w:rPr>
-        <w:t xml:space="preserve">                               </w:t>
-      </w:r>
-      <w:r>
-        <w:rPr>
-          <w:rFonts w:hint="eastAsia"/>
-          <w:sz w:val="24"/>
-        </w:rPr>
-        <w:t>密</w:t>
-      </w:r>
-      <w:r>
-        <w:rPr>
-          <w:rFonts w:hint="eastAsia"/>
-          <w:sz w:val="24"/>
-        </w:rPr>
-        <w:t xml:space="preserve">    </w:t>
-      </w:r>
-      <w:r>
-        <w:rPr>
-          <w:rFonts w:hint="eastAsia"/>
-          <w:sz w:val="24"/>
-        </w:rPr>
-        <w:t>级：</w:t>
-      </w:r>
-      <w:r>
-        <w:rPr>
-          <w:sz w:val="24"/>
-          <w:u w:val="single"/>
-        </w:rPr>
-        <w:t xml:space="preserve">  </w:t>
-      </w:r>
-      <w:r>
-        <w:rPr>
-          <w:rFonts w:hint="eastAsia"/>
-          <w:sz w:val="24"/>
-          <w:u w:val="single"/>
-        </w:rPr>
-        <w:t>公开</w:t>
-      </w:r>
-      <w:r>
-        <w:rPr>
-          <w:rFonts w:hint="eastAsia"/>
-          <w:sz w:val="24"/>
-          <w:u w:val="single"/>
-        </w:rPr>
-        <w:t xml:space="preserve">  </w:t>
-      </w:r>
-      <w:r>
-        <w:rPr>
-          <w:rFonts w:hint="eastAsia"/>
-          <w:sz w:val="24"/>
-        </w:rPr>
-        <w:t xml:space="preserve"> </w:t>
-      </w:r>
-    </w:p>
-    <w:p>
-      <w:pPr>
-        <w:ind w:firstLine="480"/>
-        <w:rPr>
-          <w:sz w:val="24"/>
-        </w:rPr>
-      </w:pPr>
-      <w:r>
-        <w:rPr>
-          <w:sz w:val="24"/>
-        </w:rPr>
-        <w:t>UDC</w:t>
-      </w:r>
-      <w:r>
-        <w:rPr>
-          <w:rFonts w:hint="eastAsia"/>
-          <w:sz w:val="24"/>
-        </w:rPr>
-        <w:t>：</w:t>
-      </w:r>
-      <w:r>
-        <w:rPr>
-          <w:sz w:val="24"/>
-        </w:rPr>
-        <w:t xml:space="preserve"> </w:t>
-      </w:r>
-      <w:r>
-        <w:rPr>
-          <w:sz w:val="24"/>
-          <w:u w:val="single"/>
-        </w:rPr>
-        <w:t xml:space="preserve"> </w:t>
-      </w:r>
-      <w:r>
-        <w:rPr>
-          <w:sz w:val="24"/>
-          <w:u w:val="single"/>
-        </w:rPr>
-        <w:t>004</w:t>
-      </w:r>
-      <w:r>
-        <w:rPr>
-          <w:sz w:val="24"/>
-          <w:u w:val="single"/>
-        </w:rPr>
-        <w:t xml:space="preserve">    </w:t>
-      </w:r>
-      <w:r>
-        <w:rPr>
-          <w:rFonts w:hint="eastAsia"/>
-          <w:sz w:val="24"/>
-        </w:rPr>
-        <w:t xml:space="preserve">                               </w:t>
-      </w:r>
-      <w:r>
-        <w:rPr>
-          <w:rFonts w:hint="eastAsia"/>
-          <w:sz w:val="24"/>
-        </w:rPr>
-        <w:t>学校代码：</w:t>
-      </w:r>
-      <w:r>
-        <w:rPr>
-          <w:sz w:val="24"/>
-          <w:u w:val="single"/>
-        </w:rPr>
-        <w:t xml:space="preserve">  </w:t>
-      </w:r>
-      <w:r>
-        <w:rPr>
-          <w:rFonts w:hint="eastAsia"/>
-          <w:sz w:val="24"/>
-          <w:u w:val="single"/>
-        </w:rPr>
-        <w:t>10356</w:t>
-      </w:r>
-      <w:r>
-        <w:rPr>
-          <w:sz w:val="24"/>
-          <w:u w:val="single"/>
-        </w:rPr>
-        <w:t xml:space="preserve"> </w:t>
-      </w:r>
-      <w:r>
-        <w:rPr>
-          <w:rFonts w:hint="eastAsia"/>
-          <w:sz w:val="24"/>
-        </w:rPr>
-        <w:t xml:space="preserve"> </w:t>
-      </w:r>
-    </w:p>
-    <w:p>
-      <w:pPr>
-        <w:ind w:firstLine="480"/>
-      </w:pPr>
-    </w:p>
-    <w:p>
-      <w:pPr>
-        <w:jc w:val="center"/>
-        <w:rPr>
-          <w:rFonts w:ascii="宋体" w:hAnsi="宋体" w:hint="eastAsia"/>
-          <w:sz w:val="44"/>
-          <w:szCs w:val="44"/>
-        </w:rPr>
-      </w:pPr>
-      <w:r>
-        <w:rPr>
-          <w:rFonts w:ascii="宋体" w:hAnsi="宋体" w:hint="eastAsia"/>
-          <w:sz w:val="72"/>
-          <w:szCs w:val="72"/>
-        </w:rPr>
-        <w:t>中国计量大学</w:t>
-      </w:r>
-    </w:p>
-    <w:p>
-      <w:pPr>
-        <w:jc w:val="center"/>
-        <w:rPr>
-          <w:rFonts w:ascii="宋体" w:hAnsi="宋体" w:hint="eastAsia"/>
-          <w:szCs w:val="21"/>
-        </w:rPr>
-      </w:pPr>
-      <w:r>
-        <w:rPr>
-          <w:rFonts w:ascii="宋体" w:hAnsi="宋体" w:hint="eastAsia"/>
-          <w:sz w:val="72"/>
-          <w:szCs w:val="72"/>
-        </w:rPr>
-        <w:t xml:space="preserve">  本科毕业设计（论文）</w:t>
-      </w:r>
-    </w:p>
-    <w:p>
-      <w:pPr>
-        <w:rPr>
-          <w:sz w:val="32"/>
-        </w:rPr>
-      </w:pPr>
-      <w:r>
-        <w:rPr>
-          <w:rFonts w:hint="eastAsia"/>
-          <w:sz w:val="32"/>
-        </w:rPr>
-        <w:t xml:space="preserve">   </w:t>
-      </w:r>
-    </w:p>
-    <w:p>
-      <w:pPr>
-        <w:adjustRightInd w:val="0"/>
-        <w:snapToGrid w:val="0"/>
-        <w:spacing w:line="300" w:lineRule="auto"/>
-        <w:jc w:val="center"/>
-        <w:rPr>
-          <w:rFonts w:ascii="黑体" w:eastAsia="黑体"/>
-          <w:sz w:val="48"/>
-          <w:szCs w:val="48"/>
-        </w:rPr>
-      </w:pPr>
-      <w:r>
-        <w:rPr>
-          <w:rFonts w:ascii="黑体" w:eastAsia="黑体"/>
-          <w:sz w:val="48"/>
-          <w:szCs w:val="48"/>
-        </w:rPr>
-        <w:t>YOLOv10：实时端到</w:t>
-      </w:r>
-      <w:proofErr w:type="gramStart"/>
-      <w:r>
-        <w:rPr>
-          <w:rFonts w:ascii="黑体" w:eastAsia="黑体"/>
-          <w:sz w:val="48"/>
-          <w:szCs w:val="48"/>
-        </w:rPr>
-        <w:t>端目标</w:t>
-      </w:r>
-      <w:proofErr w:type="gramEnd"/>
-      <w:r>
-        <w:rPr>
-          <w:rFonts w:ascii="黑体" w:eastAsia="黑体"/>
-          <w:sz w:val="48"/>
-          <w:szCs w:val="48"/>
-        </w:rPr>
-        <w:t>检测</w:t>
-      </w:r>
-    </w:p>
-    <w:p>
-      <w:pPr>
-        <w:adjustRightInd w:val="0"/>
-        <w:snapToGrid w:val="0"/>
-        <w:spacing w:line="300" w:lineRule="auto"/>
-        <w:jc w:val="center"/>
-        <w:rPr>
-          <w:rFonts w:ascii="宋体" w:hAnsi="宋体" w:hint="eastAsia"/>
-          <w:sz w:val="28"/>
-          <w:szCs w:val="28"/>
-        </w:rPr>
-      </w:pPr>
-      <w:r>
-        <w:rPr>
-          <w:rFonts w:eastAsia="黑体"/>
-          <w:b/>
-          <w:sz w:val="48"/>
-          <w:szCs w:val="48"/>
-        </w:rPr>
-        <w:t>YOLOv10: Real-Time End-to-End Object Detection</w:t>
-      </w:r>
-    </w:p>
-    <w:p>
-      <w:pPr>
-        <w:rPr>
-          <w:sz w:val="32"/>
-          <w:u w:val="single"/>
-        </w:rPr>
-      </w:pPr>
-      <w:r>
-        <w:rPr>
-          <w:rFonts w:hint="eastAsia"/>
-          <w:sz w:val="28"/>
-          <w:szCs w:val="28"/>
-        </w:rPr>
-        <w:t>作</w:t>
-      </w:r>
-      <w:r>
-        <w:rPr>
-          <w:rFonts w:hint="eastAsia"/>
-          <w:sz w:val="28"/>
-          <w:szCs w:val="28"/>
-        </w:rPr>
-        <w:t xml:space="preserve">    </w:t>
-      </w:r>
-      <w:r>
-        <w:rPr>
-          <w:rFonts w:hint="eastAsia"/>
-          <w:sz w:val="28"/>
-          <w:szCs w:val="28"/>
-        </w:rPr>
-        <w:t>者</w:t>
-      </w:r>
-      <w:r>
-        <w:rPr>
-          <w:rFonts w:hint="eastAsia"/>
-          <w:sz w:val="32"/>
-          <w:u w:val="single"/>
-        </w:rPr>
-        <w:t xml:space="preserve">  </w:t>
-      </w:r>
-      <w:r>
-        <w:rPr>
-          <w:rFonts w:hint="eastAsia"/>
-          <w:sz w:val="28"/>
-          <w:szCs w:val="28"/>
-          <w:u w:val="single"/>
-        </w:rPr>
-        <w:t xml:space="preserve">  </w:t>
-      </w:r>
-      <w:r>
-        <w:rPr>
-          <w:rFonts w:hint="eastAsia"/>
-          <w:sz w:val="28"/>
-          <w:szCs w:val="28"/>
-          <w:u w:val="single"/>
-        </w:rPr>
-        <w:t>张三</w:t>
-      </w:r>
-      <w:r>
-        <w:rPr>
-          <w:rFonts w:ascii="黑体" w:eastAsia="黑体" w:hint="eastAsia"/>
-          <w:sz w:val="32"/>
-          <w:u w:val="single"/>
-        </w:rPr>
-        <w:t xml:space="preserve"> </w:t>
-      </w:r>
-      <w:r>
-        <w:rPr>
-          <w:rFonts w:hint="eastAsia"/>
-          <w:sz w:val="32"/>
-          <w:u w:val="single"/>
-        </w:rPr>
-        <w:t xml:space="preserve">    </w:t>
-      </w:r>
-      <w:r>
-        <w:rPr>
-          <w:rFonts w:hint="eastAsia"/>
-          <w:sz w:val="32"/>
-        </w:rPr>
-        <w:t xml:space="preserve">         </w:t>
-      </w:r>
-      <w:r>
-        <w:rPr>
-          <w:rFonts w:hint="eastAsia"/>
-          <w:sz w:val="32"/>
-        </w:rPr>
-        <w:t>学号</w:t>
-      </w:r>
-      <w:r>
-        <w:rPr>
-          <w:rFonts w:hint="eastAsia"/>
-          <w:sz w:val="32"/>
-          <w:u w:val="single"/>
-        </w:rPr>
-        <w:t xml:space="preserve">  </w:t>
-      </w:r>
-      <w:r>
-        <w:rPr>
-          <w:rFonts w:hint="eastAsia"/>
-          <w:sz w:val="32"/>
-          <w:u w:val="single"/>
-        </w:rPr>
-        <w:t>××××××</w:t>
-      </w:r>
-      <w:r>
-        <w:rPr>
-          <w:rFonts w:hint="eastAsia"/>
-          <w:sz w:val="32"/>
-          <w:u w:val="single"/>
-        </w:rPr>
-        <w:t xml:space="preserve"> </w:t>
-      </w:r>
-    </w:p>
-    <w:p>
-      <w:pPr>
-        <w:rPr>
-          <w:sz w:val="32"/>
-        </w:rPr>
-      </w:pPr>
-      <w:r>
-        <w:rPr>
-          <w:rFonts w:hint="eastAsia"/>
-          <w:sz w:val="28"/>
-          <w:szCs w:val="28"/>
-        </w:rPr>
-        <w:t>申请学位</w:t>
-      </w:r>
-      <w:r>
-        <w:rPr>
-          <w:rFonts w:hint="eastAsia"/>
-          <w:sz w:val="32"/>
-          <w:u w:val="single"/>
-        </w:rPr>
-        <w:t xml:space="preserve">    </w:t>
-      </w:r>
-      <w:r>
-        <w:rPr>
-          <w:rFonts w:hint="eastAsia"/>
-          <w:sz w:val="28"/>
-          <w:szCs w:val="28"/>
-          <w:u w:val="single"/>
-        </w:rPr>
-        <w:t>工</w:t>
-      </w:r>
-      <w:proofErr w:type="gramStart"/>
-      <w:r>
-        <w:rPr>
-          <w:rFonts w:hint="eastAsia"/>
-          <w:sz w:val="28"/>
-          <w:szCs w:val="28"/>
-          <w:u w:val="single"/>
-        </w:rPr>
-        <w:t>学</w:t>
-      </w:r>
-      <w:proofErr w:type="gramEnd"/>
-      <w:r>
-        <w:rPr>
-          <w:rFonts w:hint="eastAsia"/>
-          <w:sz w:val="28"/>
-          <w:szCs w:val="28"/>
-          <w:u w:val="single"/>
-        </w:rPr>
-        <w:t>学士</w:t>
-      </w:r>
-      <w:r>
-        <w:rPr>
-          <w:rFonts w:hint="eastAsia"/>
-          <w:sz w:val="32"/>
-          <w:u w:val="single"/>
-        </w:rPr>
-        <w:t xml:space="preserve"> </w:t>
-      </w:r>
-      <w:r>
-        <w:rPr>
-          <w:rFonts w:hint="eastAsia"/>
-          <w:sz w:val="32"/>
-        </w:rPr>
-        <w:t xml:space="preserve">         </w:t>
-      </w:r>
-      <w:r>
-        <w:rPr>
-          <w:rFonts w:hint="eastAsia"/>
-          <w:sz w:val="28"/>
-          <w:szCs w:val="28"/>
-        </w:rPr>
-        <w:t>指导教师</w:t>
-      </w:r>
-      <w:r>
-        <w:rPr>
-          <w:rFonts w:hint="eastAsia"/>
-          <w:sz w:val="32"/>
-          <w:u w:val="single"/>
-        </w:rPr>
-        <w:t xml:space="preserve">  </w:t>
-      </w:r>
-      <w:r>
-        <w:rPr>
-          <w:rFonts w:hint="eastAsia"/>
-          <w:sz w:val="28"/>
-          <w:szCs w:val="28"/>
-          <w:u w:val="single"/>
-        </w:rPr>
-        <w:t>李四</w:t>
-      </w:r>
-      <w:r>
-        <w:rPr>
-          <w:rFonts w:hint="eastAsia"/>
-          <w:sz w:val="28"/>
-          <w:szCs w:val="28"/>
-          <w:u w:val="single"/>
-        </w:rPr>
-        <w:t xml:space="preserve">  </w:t>
-      </w:r>
-      <w:r>
-        <w:rPr>
-          <w:rFonts w:hint="eastAsia"/>
-          <w:sz w:val="28"/>
-          <w:szCs w:val="28"/>
-          <w:u w:val="single"/>
-        </w:rPr>
-        <w:t>教授</w:t>
-      </w:r>
-      <w:r>
-        <w:rPr>
-          <w:rFonts w:hint="eastAsia"/>
-          <w:sz w:val="32"/>
-          <w:u w:val="single"/>
-        </w:rPr>
-        <w:t xml:space="preserve">  </w:t>
-      </w:r>
-    </w:p>
-    <w:p>
-      <w:pPr>
-        <w:rPr>
-          <w:sz w:val="32"/>
-        </w:rPr>
-      </w:pPr>
-      <w:r>
-        <w:rPr>
-          <w:rFonts w:hint="eastAsia"/>
-          <w:sz w:val="28"/>
-          <w:szCs w:val="28"/>
-        </w:rPr>
-        <w:t>学科专业</w:t>
-      </w:r>
-      <w:r>
-        <w:rPr>
-          <w:rFonts w:hint="eastAsia"/>
-          <w:sz w:val="32"/>
-          <w:u w:val="single"/>
-        </w:rPr>
-        <w:t xml:space="preserve">    </w:t>
-      </w:r>
-      <w:r>
-        <w:rPr>
-          <w:rFonts w:hint="eastAsia"/>
-          <w:sz w:val="28"/>
-          <w:szCs w:val="28"/>
-          <w:u w:val="single"/>
-        </w:rPr>
-        <w:t>自动化</w:t>
-      </w:r>
-      <w:r>
-        <w:rPr>
-          <w:rFonts w:hint="eastAsia"/>
-          <w:sz w:val="28"/>
-          <w:szCs w:val="28"/>
-          <w:u w:val="single"/>
-        </w:rPr>
-        <w:t xml:space="preserve"> </w:t>
-      </w:r>
-      <w:r>
-        <w:rPr>
-          <w:rFonts w:hint="eastAsia"/>
-          <w:sz w:val="32"/>
-          <w:u w:val="single"/>
-        </w:rPr>
-        <w:t xml:space="preserve">  </w:t>
-      </w:r>
-      <w:r>
-        <w:rPr>
-          <w:rFonts w:hint="eastAsia"/>
-          <w:sz w:val="32"/>
-        </w:rPr>
-        <w:t xml:space="preserve">         </w:t>
-      </w:r>
-      <w:r>
-        <w:rPr>
-          <w:rFonts w:hint="eastAsia"/>
-          <w:sz w:val="28"/>
-          <w:szCs w:val="28"/>
-        </w:rPr>
-        <w:t>培养单位</w:t>
-      </w:r>
-      <w:r>
-        <w:rPr>
-          <w:rFonts w:hint="eastAsia"/>
-          <w:sz w:val="32"/>
-          <w:u w:val="single"/>
-        </w:rPr>
-        <w:t xml:space="preserve">  </w:t>
-      </w:r>
-      <w:r>
-        <w:rPr>
-          <w:rFonts w:hint="eastAsia"/>
-          <w:sz w:val="28"/>
-          <w:szCs w:val="28"/>
-          <w:u w:val="single"/>
-        </w:rPr>
-        <w:t>中国计量大学</w:t>
-      </w:r>
-    </w:p>
-    <w:p>
-      <w:pPr>
-        <w:rPr>
-          <w:sz w:val="32"/>
-        </w:rPr>
-      </w:pPr>
-      <w:r>
-        <w:rPr>
-          <w:rFonts w:hint="eastAsia"/>
-          <w:sz w:val="28"/>
-          <w:szCs w:val="28"/>
-        </w:rPr>
-        <w:t>答辩委员会主席</w:t>
-      </w:r>
-      <w:r>
-        <w:rPr>
-          <w:rFonts w:hint="eastAsia"/>
-          <w:sz w:val="32"/>
-          <w:u w:val="single"/>
-        </w:rPr>
-        <w:t xml:space="preserve">  </w:t>
-      </w:r>
-      <w:r>
-        <w:rPr>
-          <w:rFonts w:hint="eastAsia"/>
-          <w:sz w:val="28"/>
-          <w:szCs w:val="28"/>
-          <w:u w:val="single"/>
-        </w:rPr>
-        <w:t>王五</w:t>
-      </w:r>
-      <w:r>
-        <w:rPr>
-          <w:rFonts w:hint="eastAsia"/>
-          <w:sz w:val="32"/>
-          <w:u w:val="single"/>
-        </w:rPr>
-        <w:t xml:space="preserve"> </w:t>
-      </w:r>
-      <w:r>
-        <w:rPr>
-          <w:rFonts w:hint="eastAsia"/>
-          <w:sz w:val="32"/>
-        </w:rPr>
-        <w:t xml:space="preserve">         </w:t>
-      </w:r>
-      <w:r>
-        <w:rPr>
-          <w:rFonts w:hint="eastAsia"/>
-          <w:sz w:val="28"/>
-          <w:szCs w:val="28"/>
-        </w:rPr>
-        <w:t>评</w:t>
-      </w:r>
-      <w:r>
-        <w:rPr>
-          <w:rFonts w:hint="eastAsia"/>
-          <w:sz w:val="28"/>
-          <w:szCs w:val="28"/>
-        </w:rPr>
-        <w:t xml:space="preserve"> </w:t>
-      </w:r>
-      <w:r>
-        <w:rPr>
-          <w:rFonts w:hint="eastAsia"/>
-          <w:sz w:val="28"/>
-          <w:szCs w:val="28"/>
-        </w:rPr>
-        <w:t>阅</w:t>
-      </w:r>
-      <w:r>
-        <w:rPr>
-          <w:rFonts w:hint="eastAsia"/>
-          <w:sz w:val="28"/>
-          <w:szCs w:val="28"/>
-        </w:rPr>
-        <w:t xml:space="preserve"> </w:t>
-      </w:r>
-      <w:r>
-        <w:rPr>
-          <w:rFonts w:hint="eastAsia"/>
-          <w:sz w:val="28"/>
-          <w:szCs w:val="28"/>
-        </w:rPr>
-        <w:t>人</w:t>
-      </w:r>
-      <w:r>
-        <w:rPr>
-          <w:rFonts w:hint="eastAsia"/>
-          <w:sz w:val="32"/>
-          <w:u w:val="single"/>
-        </w:rPr>
-        <w:t xml:space="preserve"> </w:t>
-      </w:r>
-      <w:r>
-        <w:rPr>
-          <w:rFonts w:ascii="黑体" w:eastAsia="黑体" w:hint="eastAsia"/>
-          <w:sz w:val="28"/>
-          <w:szCs w:val="28"/>
-          <w:u w:val="single"/>
-        </w:rPr>
-        <w:t xml:space="preserve">  </w:t>
-      </w:r>
-      <w:r>
-        <w:rPr>
-          <w:rFonts w:hint="eastAsia"/>
-          <w:sz w:val="28"/>
-          <w:szCs w:val="28"/>
-          <w:u w:val="single"/>
-        </w:rPr>
-        <w:t xml:space="preserve"> </w:t>
-      </w:r>
-      <w:r>
-        <w:rPr>
-          <w:rFonts w:hint="eastAsia"/>
-          <w:sz w:val="28"/>
-          <w:szCs w:val="28"/>
-          <w:u w:val="single"/>
-        </w:rPr>
-        <w:t>钱六</w:t>
-      </w:r>
-      <w:r>
-        <w:rPr>
-          <w:rFonts w:hint="eastAsia"/>
-          <w:sz w:val="28"/>
-          <w:szCs w:val="28"/>
-          <w:u w:val="single"/>
-        </w:rPr>
-        <w:t xml:space="preserve"> </w:t>
-      </w:r>
-      <w:r>
-        <w:rPr>
-          <w:rFonts w:ascii="黑体" w:eastAsia="黑体" w:hint="eastAsia"/>
-          <w:sz w:val="28"/>
-          <w:szCs w:val="28"/>
-          <w:u w:val="single"/>
-        </w:rPr>
-        <w:t xml:space="preserve">      </w:t>
-      </w:r>
-    </w:p>
-    <w:p>
-      <w:pPr>
-        <w:rPr>
-          <w:szCs w:val="21"/>
-        </w:rPr>
-      </w:pPr>
-      <w:r>
-        <w:rPr>
-          <w:rFonts w:hint="eastAsia"/>
-          <w:sz w:val="28"/>
-          <w:szCs w:val="28"/>
-        </w:rPr>
-        <w:t xml:space="preserve">                            </w:t>
-      </w:r>
-    </w:p>
-    <w:p>
-      <w:pPr>
-        <w:rPr>
-          <w:sz w:val="28"/>
-          <w:szCs w:val="28"/>
-        </w:rPr>
-      </w:pPr>
-    </w:p>
-    <w:p>
-      <w:pPr>
-        <w:jc w:val="center"/>
-        <w:rPr>
-          <w:sz w:val="30"/>
-          <w:szCs w:val="30"/>
-        </w:rPr>
-      </w:pPr>
-      <w:r>
-        <w:rPr>
-          <w:rFonts w:hint="eastAsia"/>
-          <w:sz w:val="30"/>
-          <w:szCs w:val="30"/>
-        </w:rPr>
-        <w:t>××××</w:t>
-      </w:r>
-      <w:r>
-        <w:rPr>
-          <w:rFonts w:hint="eastAsia"/>
-          <w:sz w:val="30"/>
-          <w:szCs w:val="30"/>
-        </w:rPr>
-        <w:t xml:space="preserve"> </w:t>
-      </w:r>
-      <w:r>
-        <w:rPr>
-          <w:rFonts w:hint="eastAsia"/>
-          <w:sz w:val="30"/>
-          <w:szCs w:val="30"/>
-        </w:rPr>
-        <w:t>年</w:t>
-      </w:r>
-      <w:r>
-        <w:rPr>
-          <w:rFonts w:hint="eastAsia"/>
-          <w:sz w:val="30"/>
-          <w:szCs w:val="30"/>
-        </w:rPr>
-        <w:t xml:space="preserve">  </w:t>
-      </w:r>
-      <w:r>
-        <w:rPr>
-          <w:rFonts w:hint="eastAsia"/>
-          <w:sz w:val="30"/>
-          <w:szCs w:val="30"/>
-        </w:rPr>
-        <w:t>××月</w:t>
-      </w:r>
-    </w:p>
-    <w:p>
-      <w:pPr>
-        <w:jc w:val="center"/>
-        <w:rPr>
-          <w:rFonts w:ascii="仿宋_GB2312" w:eastAsia="仿宋_GB2312"/>
-          <w:sz w:val="30"/>
-        </w:rPr>
-      </w:pPr>
-    </w:p>
-    <w:p>
-      <w:pPr>
-        <w:jc w:val="center"/>
-        <w:rPr>
-          <w:rFonts w:ascii="仿宋_GB2312" w:eastAsia="仿宋_GB2312"/>
-          <w:sz w:val="30"/>
-        </w:rPr>
-      </w:pPr>
-    </w:p>
-    <w:p>
-      <w:pPr>
-        <w:jc w:val="center"/>
-        <w:rPr>
-          <w:rFonts w:ascii="仿宋_GB2312" w:eastAsia="仿宋_GB2312"/>
-          <w:sz w:val="30"/>
-        </w:rPr>
-      </w:pPr>
-    </w:p>
-    <w:p>
-      <w:pPr>
-        <w:jc w:val="center"/>
-        <w:rPr>
-          <w:rFonts w:ascii="仿宋_GB2312" w:eastAsia="仿宋_GB2312"/>
-          <w:sz w:val="30"/>
-        </w:rPr>
-      </w:pPr>
-    </w:p>
-    <w:p>
-      <w:pPr>
-        <w:rPr>
-          <w:rFonts w:ascii="仿宋_GB2312" w:eastAsia="仿宋_GB2312"/>
-          <w:sz w:val="30"/>
-        </w:rPr>
-      </w:pPr>
-    </w:p>
-    <w:p>
-      <w:pPr>
-        <w:rPr>
-          <w:rFonts w:ascii="仿宋_GB2312" w:eastAsia="仿宋_GB2312"/>
-          <w:sz w:val="30"/>
-        </w:rPr>
-        <w:sectPr>
-          <w:footerReference w:type="default" r:id="rId8"/>
-          <w:pgSz w:w="11906" w:h="16838"/>
-          <w:pgMar w:top="1440" w:right="1800" w:bottom="1440" w:left="1800" w:header="851" w:footer="992" w:gutter="0"/>
-          <w:pgNumType w:fmt="upperRoman" w:start="1"/>
-          <w:cols w:space="425"/>
-          <w:docGrid w:type="lines" w:linePitch="312"/>
-        </w:sectPr>
       </w:pPr>
     </w:p>
     <w:p>
@@ -3909,7 +2908,7 @@
         <w:spacing w:after="160" w:line="278" w:lineRule="auto"/>
         <w:jc w:val="left"/>
         <w:sectPr>
-          <w:footerReference w:type="default" r:id="rId9"/>
+          <w:footerReference w:type="default" r:id="rId8"/>
           <w:type w:val="continuous"/>
           <w:pgSz w:w="11906" w:h="16838"/>
           <w:pgMar w:top="1440" w:right="1800" w:bottom="1440" w:left="1800" w:header="851" w:footer="992" w:gutter="0"/>
@@ -4735,7 +3734,7 @@
                     <pic:cNvPicPr/>
                   </pic:nvPicPr>
                   <pic:blipFill>
-                    <a:blip r:embed="rId10"/>
+                    <a:blip r:embed="rId9"/>
                     <a:stretch>
                       <a:fillRect/>
                     </a:stretch>
@@ -11949,7 +10948,7 @@
                           <pic:cNvPicPr/>
                         </pic:nvPicPr>
                         <pic:blipFill>
-                          <a:blip r:embed="rId11" cstate="print"/>
+                          <a:blip r:embed="rId10" cstate="print"/>
                           <a:stretch>
                             <a:fillRect/>
                           </a:stretch>
@@ -11970,7 +10969,7 @@
                           <pic:cNvPicPr/>
                         </pic:nvPicPr>
                         <pic:blipFill>
-                          <a:blip r:embed="rId12" cstate="print"/>
+                          <a:blip r:embed="rId11" cstate="print"/>
                           <a:stretch>
                             <a:fillRect/>
                           </a:stretch>
@@ -13011,7 +12010,7 @@
                           <pic:cNvPicPr/>
                         </pic:nvPicPr>
                         <pic:blipFill>
-                          <a:blip r:embed="rId13" cstate="print"/>
+                          <a:blip r:embed="rId12" cstate="print"/>
                           <a:stretch>
                             <a:fillRect/>
                           </a:stretch>
@@ -13032,7 +12031,7 @@
                           <pic:cNvPicPr/>
                         </pic:nvPicPr>
                         <pic:blipFill>
-                          <a:blip r:embed="rId14" cstate="print"/>
+                          <a:blip r:embed="rId13" cstate="print"/>
                           <a:stretch>
                             <a:fillRect/>
                           </a:stretch>
@@ -13314,7 +12313,7 @@
                           <pic:cNvPicPr/>
                         </pic:nvPicPr>
                         <pic:blipFill>
-                          <a:blip r:embed="rId15" cstate="print"/>
+                          <a:blip r:embed="rId14" cstate="print"/>
                           <a:stretch>
                             <a:fillRect/>
                           </a:stretch>
@@ -13498,7 +12497,7 @@
                           <pic:cNvPicPr/>
                         </pic:nvPicPr>
                         <pic:blipFill>
-                          <a:blip r:embed="rId16" cstate="print"/>
+                          <a:blip r:embed="rId15" cstate="print"/>
                           <a:stretch>
                             <a:fillRect/>
                           </a:stretch>
@@ -13772,7 +12771,7 @@
                           <pic:cNvPicPr/>
                         </pic:nvPicPr>
                         <pic:blipFill>
-                          <a:blip r:embed="rId17" cstate="print"/>
+                          <a:blip r:embed="rId16" cstate="print"/>
                           <a:stretch>
                             <a:fillRect/>
                           </a:stretch>
@@ -17264,8 +16263,8 @@
         <w:t>距离来推导，即</w:t>
       </w:r>
     </w:p>
-    <w:bookmarkStart w:id="9" w:name="_Ref219238612"/>
-    <w:bookmarkStart w:id="10" w:name="_Ref219238884"/>
+    <w:bookmarkStart w:id="8" w:name="_Ref219238612"/>
+    <w:bookmarkStart w:id="9" w:name="_Ref219238884"/>
     <w:p>
       <w:pPr>
         <w:pStyle w:val="af5"/>
@@ -17544,7 +16543,7 @@
             </w:rPr>
             <m:t>(</m:t>
           </m:r>
-          <w:bookmarkEnd w:id="9"/>
+          <w:bookmarkEnd w:id="8"/>
           <m:r>
             <w:rPr>
               <w:rFonts w:ascii="Cambria Math" w:hAnsi="Cambria Math"/>
@@ -17610,7 +16609,7 @@
             </w:rPr>
             <w:fldChar w:fldCharType="end"/>
           </m:r>
-          <w:bookmarkEnd w:id="10"/>
+          <w:bookmarkEnd w:id="9"/>
           <m:r>
             <w:rPr>
               <w:rFonts w:ascii="Cambria Math" w:hAnsi="Cambria Math"/>
@@ -18724,7 +17723,7 @@
           <w:szCs w:val="28"/>
         </w:rPr>
       </w:pPr>
-      <w:bookmarkStart w:id="11" w:name="_Toc219291895"/>
+      <w:bookmarkStart w:id="10" w:name="_Toc219291895"/>
       <w:r>
         <w:rPr>
           <w:rFonts w:eastAsia="黑体" w:hAnsi="黑体"/>
@@ -18733,7 +17732,7 @@
         </w:rPr>
         <w:t>整体效率-精确性驱动的模型设计</w:t>
       </w:r>
-      <w:bookmarkEnd w:id="11"/>
+      <w:bookmarkEnd w:id="10"/>
     </w:p>
     <w:p>
       <w:pPr>
@@ -18890,8 +17889,8 @@
           <w:sz w:val="24"/>
         </w:rPr>
       </w:pPr>
-      <w:bookmarkStart w:id="12" w:name="_Ref219127916"/>
-      <w:bookmarkStart w:id="13" w:name="_Ref219127912"/>
+      <w:bookmarkStart w:id="11" w:name="_Ref219127916"/>
+      <w:bookmarkStart w:id="12" w:name="_Ref219127912"/>
       <w:r>
         <w:rPr>
           <w:rFonts w:hint="eastAsia"/>
@@ -18996,7 +17995,7 @@
         </w:rPr>
         <w:fldChar w:fldCharType="end"/>
       </w:r>
-      <w:bookmarkEnd w:id="12"/>
+      <w:bookmarkEnd w:id="11"/>
       <w:r>
         <w:rPr>
           <w:rFonts w:hint="eastAsia"/>
@@ -19065,7 +18064,7 @@
         </w:rPr>
         <w:t>值较低。 (b) 紧凑型倒置块（CIB）。(c) 部分自注意力模块（PSA）。</w:t>
       </w:r>
-      <w:bookmarkEnd w:id="13"/>
+      <w:bookmarkEnd w:id="12"/>
     </w:p>
     <w:p>
       <w:pPr>
@@ -20445,7 +19444,7 @@
           <w:rFonts w:hint="eastAsia"/>
         </w:rPr>
       </w:pPr>
-      <w:bookmarkStart w:id="14" w:name="_Ref219128648"/>
+      <w:bookmarkStart w:id="13" w:name="_Ref219128648"/>
       <w:r>
         <w:rPr>
           <w:rFonts w:hint="eastAsia"/>
@@ -20550,7 +19549,7 @@
         </w:rPr>
         <w:fldChar w:fldCharType="end"/>
       </w:r>
-      <w:bookmarkEnd w:id="14"/>
+      <w:bookmarkEnd w:id="13"/>
       <w:r>
         <w:rPr>
           <w:rFonts w:hint="eastAsia"/>
@@ -25988,7 +24987,7 @@
           <w:szCs w:val="30"/>
         </w:rPr>
       </w:pPr>
-      <w:bookmarkStart w:id="15" w:name="_Toc219291896"/>
+      <w:bookmarkStart w:id="14" w:name="_Toc219291896"/>
       <w:r>
         <w:rPr>
           <w:rFonts w:eastAsia="黑体" w:hAnsi="黑体"/>
@@ -25998,7 +24997,7 @@
         <w:lastRenderedPageBreak/>
         <w:t>实验</w:t>
       </w:r>
-      <w:bookmarkEnd w:id="15"/>
+      <w:bookmarkEnd w:id="14"/>
     </w:p>
     <w:p>
       <w:pPr>
@@ -26015,7 +25014,7 @@
           <w:szCs w:val="28"/>
         </w:rPr>
       </w:pPr>
-      <w:bookmarkStart w:id="16" w:name="_Toc219291897"/>
+      <w:bookmarkStart w:id="15" w:name="_Toc219291897"/>
       <w:r>
         <w:rPr>
           <w:rFonts w:eastAsia="黑体" w:hAnsi="黑体"/>
@@ -26024,7 +25023,7 @@
         </w:rPr>
         <w:t>实施细节</w:t>
       </w:r>
-      <w:bookmarkEnd w:id="16"/>
+      <w:bookmarkEnd w:id="15"/>
     </w:p>
     <w:p>
       <w:pPr>
@@ -26240,7 +25239,7 @@
           <w:szCs w:val="28"/>
         </w:rPr>
       </w:pPr>
-      <w:bookmarkStart w:id="17" w:name="_Toc219291898"/>
+      <w:bookmarkStart w:id="16" w:name="_Toc219291898"/>
       <w:r>
         <w:rPr>
           <w:rFonts w:eastAsia="黑体" w:hAnsi="黑体"/>
@@ -26249,7 +25248,7 @@
         </w:rPr>
         <w:t>与最先进技术的比较</w:t>
       </w:r>
-      <w:bookmarkEnd w:id="17"/>
+      <w:bookmarkEnd w:id="16"/>
     </w:p>
     <w:p>
       <w:pPr>
@@ -27041,7 +26040,7 @@
           <w:rFonts w:hint="eastAsia"/>
         </w:rPr>
       </w:pPr>
-      <w:bookmarkStart w:id="18" w:name="_Ref219237663"/>
+      <w:bookmarkStart w:id="17" w:name="_Ref219237663"/>
       <w:r>
         <w:rPr>
           <w:rFonts w:hint="eastAsia"/>
@@ -27147,7 +26146,7 @@
         </w:rPr>
         <w:fldChar w:fldCharType="end"/>
       </w:r>
-      <w:bookmarkEnd w:id="18"/>
+      <w:bookmarkEnd w:id="17"/>
       <w:r>
         <w:rPr>
           <w:rFonts w:hint="eastAsia"/>
@@ -28837,7 +27836,7 @@
           <w:rFonts w:hint="eastAsia"/>
         </w:rPr>
       </w:pPr>
-      <w:bookmarkStart w:id="19" w:name="_Ref219237744"/>
+      <w:bookmarkStart w:id="18" w:name="_Ref219237744"/>
       <w:r>
         <w:rPr>
           <w:rFonts w:hint="eastAsia"/>
@@ -28942,7 +27941,7 @@
         </w:rPr>
         <w:fldChar w:fldCharType="end"/>
       </w:r>
-      <w:bookmarkEnd w:id="19"/>
+      <w:bookmarkEnd w:id="18"/>
       <w:r>
         <w:rPr>
           <w:rFonts w:hint="eastAsia"/>
@@ -29431,7 +28430,7 @@
           <w:rFonts w:hint="eastAsia"/>
         </w:rPr>
       </w:pPr>
-      <w:bookmarkStart w:id="20" w:name="_Ref219237814"/>
+      <w:bookmarkStart w:id="19" w:name="_Ref219237814"/>
       <w:r>
         <w:rPr>
           <w:rFonts w:hint="eastAsia"/>
@@ -29536,7 +28535,7 @@
         </w:rPr>
         <w:fldChar w:fldCharType="end"/>
       </w:r>
-      <w:bookmarkEnd w:id="20"/>
+      <w:bookmarkEnd w:id="19"/>
       <w:r>
         <w:rPr>
           <w:rFonts w:hint="eastAsia"/>
@@ -30636,7 +29635,7 @@
           <w:rFonts w:hint="eastAsia"/>
         </w:rPr>
       </w:pPr>
-      <w:bookmarkStart w:id="21" w:name="_Ref219290401"/>
+      <w:bookmarkStart w:id="20" w:name="_Ref219290401"/>
       <w:r>
         <w:rPr>
           <w:rFonts w:hint="eastAsia"/>
@@ -30741,7 +29740,7 @@
         </w:rPr>
         <w:fldChar w:fldCharType="end"/>
       </w:r>
-      <w:bookmarkEnd w:id="21"/>
+      <w:bookmarkEnd w:id="20"/>
       <w:r>
         <w:rPr>
           <w:rFonts w:hint="eastAsia"/>
@@ -31530,7 +30529,7 @@
           <w:szCs w:val="28"/>
         </w:rPr>
       </w:pPr>
-      <w:bookmarkStart w:id="22" w:name="_Toc219291899"/>
+      <w:bookmarkStart w:id="21" w:name="_Toc219291899"/>
       <w:r>
         <w:rPr>
           <w:rFonts w:eastAsia="黑体" w:hAnsi="黑体"/>
@@ -31539,7 +30538,7 @@
         </w:rPr>
         <w:t>模型分析</w:t>
       </w:r>
-      <w:bookmarkEnd w:id="22"/>
+      <w:bookmarkEnd w:id="21"/>
     </w:p>
     <w:p>
       <w:pPr>
@@ -31859,7 +30858,7 @@
           <w:szCs w:val="28"/>
         </w:rPr>
       </w:pPr>
-      <w:bookmarkStart w:id="23" w:name="_Toc219291900"/>
+      <w:bookmarkStart w:id="22" w:name="_Toc219291900"/>
       <w:r>
         <w:rPr>
           <w:rFonts w:eastAsia="黑体" w:hAnsi="黑体"/>
@@ -31868,7 +30867,7 @@
         </w:rPr>
         <w:t>针对NMS的免费训练分析。</w:t>
       </w:r>
-      <w:bookmarkEnd w:id="23"/>
+      <w:bookmarkEnd w:id="22"/>
     </w:p>
     <w:p>
       <w:pPr>
@@ -32861,8 +31860,8 @@
           <w:rFonts w:hint="eastAsia"/>
         </w:rPr>
       </w:pPr>
-      <w:bookmarkStart w:id="24" w:name="_Ref219239922"/>
-      <w:bookmarkStart w:id="25" w:name="_Ref219239915"/>
+      <w:bookmarkStart w:id="23" w:name="_Ref219239922"/>
+      <w:bookmarkStart w:id="24" w:name="_Ref219239915"/>
       <w:r>
         <w:rPr>
           <w:rFonts w:hint="eastAsia"/>
@@ -32967,22 +31966,22 @@
         </w:rPr>
         <w:fldChar w:fldCharType="end"/>
       </w:r>
+      <w:bookmarkEnd w:id="23"/>
+      <w:proofErr w:type="gramStart"/>
+      <w:r>
+        <w:rPr>
+          <w:rFonts w:hint="eastAsia"/>
+        </w:rPr>
+        <w:t>每个锚点提取</w:t>
+      </w:r>
+      <w:proofErr w:type="gramEnd"/>
+      <w:r>
+        <w:rPr>
+          <w:rFonts w:hint="eastAsia"/>
+        </w:rPr>
+        <w:t>特征与所有其他特征的平均余弦相似度</w:t>
+      </w:r>
       <w:bookmarkEnd w:id="24"/>
-      <w:proofErr w:type="gramStart"/>
-      <w:r>
-        <w:rPr>
-          <w:rFonts w:hint="eastAsia"/>
-        </w:rPr>
-        <w:t>每个锚点提取</w:t>
-      </w:r>
-      <w:proofErr w:type="gramEnd"/>
-      <w:r>
-        <w:rPr>
-          <w:rFonts w:hint="eastAsia"/>
-        </w:rPr>
-        <w:t>特征与所有其他特征的平均余弦相似度</w:t>
-      </w:r>
-      <w:bookmarkEnd w:id="25"/>
     </w:p>
     <w:p>
       <w:pPr>
@@ -33006,8 +32005,8 @@
           <w:rFonts w:hint="eastAsia"/>
         </w:rPr>
       </w:pPr>
-      <w:bookmarkStart w:id="26" w:name="_Ref219239752"/>
-      <w:bookmarkStart w:id="27" w:name="_Ref219239746"/>
+      <w:bookmarkStart w:id="25" w:name="_Ref219239752"/>
+      <w:bookmarkStart w:id="26" w:name="_Ref219239746"/>
       <w:r>
         <w:rPr>
           <w:rFonts w:hint="eastAsia"/>
@@ -33112,14 +32111,14 @@
         </w:rPr>
         <w:fldChar w:fldCharType="end"/>
       </w:r>
+      <w:bookmarkEnd w:id="25"/>
+      <w:r>
+        <w:rPr>
+          <w:rFonts w:hint="eastAsia"/>
+        </w:rPr>
+        <w:t>分类结果</w:t>
+      </w:r>
       <w:bookmarkEnd w:id="26"/>
-      <w:r>
-        <w:rPr>
-          <w:rFonts w:hint="eastAsia"/>
-        </w:rPr>
-        <w:t>分类结果</w:t>
-      </w:r>
-      <w:bookmarkEnd w:id="27"/>
     </w:p>
     <w:tbl>
       <w:tblPr>
@@ -33693,7 +32692,7 @@
           <w:rFonts w:hint="eastAsia"/>
         </w:rPr>
       </w:pPr>
-      <w:bookmarkStart w:id="28" w:name="_Ref219290543"/>
+      <w:bookmarkStart w:id="27" w:name="_Ref219290543"/>
       <w:r>
         <w:rPr>
           <w:rFonts w:hint="eastAsia"/>
@@ -33798,7 +32797,7 @@
         </w:rPr>
         <w:fldChar w:fldCharType="end"/>
       </w:r>
-      <w:bookmarkEnd w:id="28"/>
+      <w:bookmarkEnd w:id="27"/>
       <w:r>
         <w:rPr>
           <w:rFonts w:hint="eastAsia"/>
@@ -34161,7 +33160,7 @@
           <w:rFonts w:hint="eastAsia"/>
         </w:rPr>
       </w:pPr>
-      <w:bookmarkStart w:id="29" w:name="_Ref219290591"/>
+      <w:bookmarkStart w:id="28" w:name="_Ref219290591"/>
       <w:r>
         <w:rPr>
           <w:rFonts w:hint="eastAsia"/>
@@ -34267,7 +33266,7 @@
         </w:rPr>
         <w:fldChar w:fldCharType="end"/>
       </w:r>
-      <w:bookmarkEnd w:id="29"/>
+      <w:bookmarkEnd w:id="28"/>
       <w:r>
         <w:rPr>
           <w:rFonts w:hint="eastAsia"/>
@@ -34715,7 +33714,7 @@
           <w:rFonts w:hint="eastAsia"/>
         </w:rPr>
       </w:pPr>
-      <w:bookmarkStart w:id="30" w:name="_Ref219290627"/>
+      <w:bookmarkStart w:id="29" w:name="_Ref219290627"/>
       <w:r>
         <w:rPr>
           <w:rFonts w:hint="eastAsia"/>
@@ -34820,7 +33819,7 @@
         </w:rPr>
         <w:fldChar w:fldCharType="end"/>
       </w:r>
-      <w:bookmarkEnd w:id="30"/>
+      <w:bookmarkEnd w:id="29"/>
       <w:r>
         <w:rPr>
           <w:rFonts w:hint="eastAsia"/>
@@ -35603,7 +34602,7 @@
           <w:szCs w:val="28"/>
         </w:rPr>
       </w:pPr>
-      <w:bookmarkStart w:id="31" w:name="_Toc219291901"/>
+      <w:bookmarkStart w:id="30" w:name="_Toc219291901"/>
       <w:r>
         <w:rPr>
           <w:rFonts w:eastAsia="黑体" w:hAnsi="黑体"/>
@@ -35612,7 +34611,7 @@
         </w:rPr>
         <w:t>用于高效驱动的模型设计分析</w:t>
       </w:r>
-      <w:bookmarkEnd w:id="31"/>
+      <w:bookmarkEnd w:id="30"/>
     </w:p>
     <w:p>
       <w:pPr>
@@ -37339,7 +36338,7 @@
           <w:rFonts w:hint="eastAsia"/>
         </w:rPr>
       </w:pPr>
-      <w:bookmarkStart w:id="32" w:name="_Ref219291528"/>
+      <w:bookmarkStart w:id="31" w:name="_Ref219291528"/>
       <w:r>
         <w:rPr>
           <w:rFonts w:hint="eastAsia"/>
@@ -37444,7 +36443,7 @@
         </w:rPr>
         <w:fldChar w:fldCharType="end"/>
       </w:r>
-      <w:bookmarkEnd w:id="32"/>
+      <w:bookmarkEnd w:id="31"/>
       <w:r>
         <w:rPr>
           <w:rFonts w:hint="eastAsia"/>
@@ -37889,7 +36888,7 @@
           <w:rFonts w:hint="eastAsia"/>
         </w:rPr>
       </w:pPr>
-      <w:bookmarkStart w:id="33" w:name="_Ref219291574"/>
+      <w:bookmarkStart w:id="32" w:name="_Ref219291574"/>
       <w:r>
         <w:rPr>
           <w:rFonts w:hint="eastAsia"/>
@@ -37994,7 +36993,7 @@
         </w:rPr>
         <w:fldChar w:fldCharType="end"/>
       </w:r>
-      <w:bookmarkEnd w:id="33"/>
+      <w:bookmarkEnd w:id="32"/>
       <w:r>
         <w:rPr>
           <w:rFonts w:hint="eastAsia"/>
@@ -38568,7 +37567,7 @@
           <w:rFonts w:hint="eastAsia"/>
         </w:rPr>
       </w:pPr>
-      <w:bookmarkStart w:id="34" w:name="_Ref219291536"/>
+      <w:bookmarkStart w:id="33" w:name="_Ref219291536"/>
       <w:r>
         <w:rPr>
           <w:rFonts w:hint="eastAsia"/>
@@ -38673,7 +37672,7 @@
         </w:rPr>
         <w:fldChar w:fldCharType="end"/>
       </w:r>
-      <w:bookmarkEnd w:id="34"/>
+      <w:bookmarkEnd w:id="33"/>
       <w:r>
         <w:rPr>
           <w:rFonts w:hint="eastAsia"/>
@@ -39138,7 +38137,7 @@
           <w:rFonts w:hint="eastAsia"/>
         </w:rPr>
       </w:pPr>
-      <w:bookmarkStart w:id="35" w:name="_Ref219291636"/>
+      <w:bookmarkStart w:id="34" w:name="_Ref219291636"/>
       <w:r>
         <w:rPr>
           <w:rFonts w:hint="eastAsia"/>
@@ -39243,7 +38242,7 @@
         </w:rPr>
         <w:fldChar w:fldCharType="end"/>
       </w:r>
-      <w:bookmarkEnd w:id="35"/>
+      <w:bookmarkEnd w:id="34"/>
       <w:r>
         <w:rPr>
           <w:rFonts w:hint="eastAsia"/>
@@ -39862,7 +38861,7 @@
           <w:szCs w:val="28"/>
         </w:rPr>
       </w:pPr>
-      <w:bookmarkStart w:id="36" w:name="_Toc219291902"/>
+      <w:bookmarkStart w:id="35" w:name="_Toc219291902"/>
       <w:r>
         <w:rPr>
           <w:rFonts w:eastAsia="黑体" w:hAnsi="黑体"/>
@@ -39871,7 +38870,7 @@
         </w:rPr>
         <w:t>用于精确驱动模型设计的分析。</w:t>
       </w:r>
-      <w:bookmarkEnd w:id="36"/>
+      <w:bookmarkEnd w:id="35"/>
     </w:p>
     <w:p>
       <w:pPr>
@@ -41021,7 +40020,7 @@
           <w:szCs w:val="30"/>
         </w:rPr>
       </w:pPr>
-      <w:bookmarkStart w:id="37" w:name="_Toc219291903"/>
+      <w:bookmarkStart w:id="36" w:name="_Toc219291903"/>
       <w:r>
         <w:rPr>
           <w:rFonts w:eastAsia="黑体" w:hAnsi="黑体"/>
@@ -41031,7 +40030,7 @@
         <w:lastRenderedPageBreak/>
         <w:t>结论</w:t>
       </w:r>
-      <w:bookmarkEnd w:id="37"/>
+      <w:bookmarkEnd w:id="36"/>
     </w:p>
     <w:p>
       <w:pPr>
@@ -41157,7 +40156,7 @@
           <w:szCs w:val="28"/>
         </w:rPr>
       </w:pPr>
-      <w:bookmarkStart w:id="38" w:name="_Toc219291904"/>
+      <w:bookmarkStart w:id="37" w:name="_Toc219291904"/>
       <w:r>
         <w:rPr>
           <w:rFonts w:hint="eastAsia"/>
@@ -41167,7 +40166,7 @@
         <w:lastRenderedPageBreak/>
         <w:t>参考文献</w:t>
       </w:r>
-      <w:bookmarkEnd w:id="38"/>
+      <w:bookmarkEnd w:id="37"/>
     </w:p>
     <w:p>
       <w:pPr>
@@ -41277,51 +40276,6 @@
 </file>
 
 <file path=word/footer1.xml><?xml version="1.0" encoding="utf-8"?>
-<w:ftr xmlns:wpc="http://schemas.microsoft.com/office/word/2010/wordprocessingCanvas" xmlns:cx="http://schemas.microsoft.com/office/drawing/2014/chartex" xmlns:cx1="http://schemas.microsoft.com/office/drawing/2015/9/8/chartex" xmlns:cx2="http://schemas.microsoft.com/office/drawing/2015/10/21/chartex" xmlns:cx3="http://schemas.microsoft.com/office/drawing/2016/5/9/chartex" xmlns:cx4="http://schemas.microsoft.com/office/drawing/2016/5/10/chartex" xmlns:cx5="http://schemas.microsoft.com/office/drawing/2016/5/11/chartex" xmlns:cx6="http://schemas.microsoft.com/office/drawing/2016/5/12/chartex" xmlns:cx7="http://schemas.microsoft.com/office/drawing/2016/5/13/chartex" xmlns:cx8="http://schemas.microsoft.com/office/drawing/2016/5/14/chartex" xmlns:mc="http://schemas.openxmlformats.org/markup-compatibility/2006" xmlns:aink="http://schemas.microsoft.com/office/drawing/2016/ink" xmlns:am3d="http://schemas.microsoft.com/office/drawing/2017/model3d" xmlns:o="urn:schemas-microsoft-com:office:office" xmlns:oel="http://schemas.microsoft.com/office/2019/extlst" xmlns:r="http://schemas.openxmlformats.org/officeDocument/2006/relationships" xmlns:m="http://schemas.openxmlformats.org/officeDocument/2006/math" xmlns:v="urn:schemas-microsoft-com:vml" xmlns:wp14="http://schemas.microsoft.com/office/word/2010/wordprocessingDrawing" xmlns:wp="http://schemas.openxmlformats.org/drawingml/2006/wordprocessingDrawing" xmlns:w10="urn:schemas-microsoft-com:office:word" xmlns:w="http://schemas.openxmlformats.org/wordprocessingml/2006/main" xmlns:w14="http://schemas.microsoft.com/office/word/2010/wordml" xmlns:w15="http://schemas.microsoft.com/office/word/2012/wordml" xmlns:w16cex="http://schemas.microsoft.com/office/word/2018/wordml/cex" xmlns:w16cid="http://schemas.microsoft.com/office/word/2016/wordml/cid" xmlns:w16="http://schemas.microsoft.com/office/word/2018/wordml" xmlns:w16du="http://schemas.microsoft.com/office/word/2023/wordml/word16du" xmlns:w16sdtdh="http://schemas.microsoft.com/office/word/2020/wordml/sdtdatahash" xmlns:w16sdtfl="http://schemas.microsoft.com/office/word/2024/wordml/sdtformatlock" xmlns:w16se="http://schemas.microsoft.com/office/word/2015/wordml/symex" xmlns:wpg="http://schemas.microsoft.com/office/word/2010/wordprocessingGroup" xmlns:wpi="http://schemas.microsoft.com/office/word/2010/wordprocessingInk" xmlns:wne="http://schemas.microsoft.com/office/word/2006/wordml" xmlns:wps="http://schemas.microsoft.com/office/word/2010/wordprocessingShape" mc:Ignorable="w14 w15 w16se w16cid w16 w16cex w16sdtdh w16sdtfl w16du wp14">
-  <w:sdt>
-    <w:sdtPr>
-      <w:id w:val="-97802910"/>
-      <w:docPartObj>
-        <w:docPartGallery w:val="Page Numbers (Bottom of Page)"/>
-        <w:docPartUnique/>
-      </w:docPartObj>
-    </w:sdtPr>
-    <w:sdtContent>
-      <w:p>
-        <w:pPr>
-          <w:pStyle w:val="af0"/>
-          <w:jc w:val="center"/>
-        </w:pPr>
-        <w:r>
-          <w:fldChar w:fldCharType="begin"/>
-        </w:r>
-        <w:r>
-          <w:instrText>PAGE   \* MERGEFORMAT</w:instrText>
-        </w:r>
-        <w:r>
-          <w:fldChar w:fldCharType="separate"/>
-        </w:r>
-        <w:r>
-          <w:rPr>
-            <w:lang w:val="zh-CN"/>
-          </w:rPr>
-          <w:t>2</w:t>
-        </w:r>
-        <w:r>
-          <w:fldChar w:fldCharType="end"/>
-        </w:r>
-      </w:p>
-    </w:sdtContent>
-  </w:sdt>
-  <w:p>
-    <w:pPr>
-      <w:pStyle w:val="af0"/>
-    </w:pPr>
-  </w:p>
-</w:ftr>
-</file>
-
-<file path=word/footer2.xml><?xml version="1.0" encoding="utf-8"?>
 <w:ftr xmlns:wpc="http://schemas.microsoft.com/office/word/2010/wordprocessingCanvas" xmlns:cx="http://schemas.microsoft.com/office/drawing/2014/chartex" xmlns:cx1="http://schemas.microsoft.com/office/drawing/2015/9/8/chartex" xmlns:cx2="http://schemas.microsoft.com/office/drawing/2015/10/21/chartex" xmlns:cx3="http://schemas.microsoft.com/office/drawing/2016/5/9/chartex" xmlns:cx4="http://schemas.microsoft.com/office/drawing/2016/5/10/chartex" xmlns:cx5="http://schemas.microsoft.com/office/drawing/2016/5/11/chartex" xmlns:cx6="http://schemas.microsoft.com/office/drawing/2016/5/12/chartex" xmlns:cx7="http://schemas.microsoft.com/office/drawing/2016/5/13/chartex" xmlns:cx8="http://schemas.microsoft.com/office/drawing/2016/5/14/chartex" xmlns:mc="http://schemas.openxmlformats.org/markup-compatibility/2006" xmlns:aink="http://schemas.microsoft.com/office/drawing/2016/ink" xmlns:am3d="http://schemas.microsoft.com/office/drawing/2017/model3d" xmlns:o="urn:schemas-microsoft-com:office:office" xmlns:oel="http://schemas.microsoft.com/office/2019/extlst" xmlns:r="http://schemas.openxmlformats.org/officeDocument/2006/relationships" xmlns:m="http://schemas.openxmlformats.org/officeDocument/2006/math" xmlns:v="urn:schemas-microsoft-com:vml" xmlns:wp14="http://schemas.microsoft.com/office/word/2010/wordprocessingDrawing" xmlns:wp="http://schemas.openxmlformats.org/drawingml/2006/wordprocessingDrawing" xmlns:w10="urn:schemas-microsoft-com:office:word" xmlns:w="http://schemas.openxmlformats.org/wordprocessingml/2006/main" xmlns:w14="http://schemas.microsoft.com/office/word/2010/wordml" xmlns:w15="http://schemas.microsoft.com/office/word/2012/wordml" xmlns:w16cex="http://schemas.microsoft.com/office/word/2018/wordml/cex" xmlns:w16cid="http://schemas.microsoft.com/office/word/2016/wordml/cid" xmlns:w16="http://schemas.microsoft.com/office/word/2018/wordml" xmlns:w16du="http://schemas.microsoft.com/office/word/2023/wordml/word16du" xmlns:w16sdtdh="http://schemas.microsoft.com/office/word/2020/wordml/sdtdatahash" xmlns:w16sdtfl="http://schemas.microsoft.com/office/word/2024/wordml/sdtformatlock" xmlns:w16se="http://schemas.microsoft.com/office/word/2015/wordml/symex" xmlns:wpg="http://schemas.microsoft.com/office/word/2010/wordprocessingGroup" xmlns:wpi="http://schemas.microsoft.com/office/word/2010/wordprocessingInk" xmlns:wne="http://schemas.microsoft.com/office/word/2006/wordml" xmlns:wps="http://schemas.microsoft.com/office/word/2010/wordprocessingShape" mc:Ignorable="w14 w15 w16se w16cid w16 w16cex w16sdtdh w16sdtfl w16du wp14">
   <w:sdt>
     <w:sdtPr>

--- a/翻译YOLOv10 Real-Time End-to-End Object Detection.docx
+++ b/翻译YOLOv10 Real-Time End-to-End Object Detection.docx
@@ -31,7 +31,7 @@
         <w:ind w:firstLine="600"/>
         <w:jc w:val="center"/>
         <w:rPr>
-          <w:rFonts w:ascii="宋体" w:hAnsi="宋体"/>
+          <w:rFonts w:ascii="宋体" w:hAnsi="宋体" w:hint="eastAsia"/>
           <w:sz w:val="72"/>
           <w:szCs w:val="72"/>
         </w:rPr>
@@ -622,7 +622,7 @@
     <w:p>
       <w:pPr>
         <w:rPr>
-          <w:rFonts w:ascii="黑体" w:eastAsia="黑体" w:hint="eastAsia"/>
+          <w:rFonts w:ascii="黑体" w:eastAsia="黑体"/>
           <w:b/>
           <w:sz w:val="24"/>
         </w:rPr>
@@ -2958,9 +2958,11 @@
     </w:p>
     <w:p>
       <w:pPr>
+        <w:overflowPunct w:val="0"/>
+        <w:autoSpaceDE w:val="0"/>
+        <w:autoSpaceDN w:val="0"/>
         <w:spacing w:line="300" w:lineRule="auto"/>
         <w:ind w:firstLine="420"/>
-        <w:jc w:val="left"/>
         <w:rPr>
           <w:rFonts w:ascii="宋体" w:hAnsi="宋体" w:hint="eastAsia"/>
           <w:sz w:val="24"/>
@@ -2990,9 +2992,11 @@
     </w:p>
     <w:p>
       <w:pPr>
+        <w:overflowPunct w:val="0"/>
+        <w:autoSpaceDE w:val="0"/>
+        <w:autoSpaceDN w:val="0"/>
         <w:spacing w:line="300" w:lineRule="auto"/>
         <w:ind w:firstLine="420"/>
-        <w:jc w:val="left"/>
         <w:rPr>
           <w:sz w:val="24"/>
         </w:rPr>
@@ -3144,9 +3148,11 @@
     </w:p>
     <w:p>
       <w:pPr>
+        <w:overflowPunct w:val="0"/>
+        <w:autoSpaceDE w:val="0"/>
+        <w:autoSpaceDN w:val="0"/>
         <w:spacing w:line="300" w:lineRule="auto"/>
         <w:ind w:firstLine="420"/>
-        <w:jc w:val="left"/>
         <w:rPr>
           <w:sz w:val="24"/>
         </w:rPr>
@@ -3302,9 +3308,11 @@
     </w:p>
     <w:p>
       <w:pPr>
+        <w:overflowPunct w:val="0"/>
+        <w:autoSpaceDE w:val="0"/>
+        <w:autoSpaceDN w:val="0"/>
         <w:spacing w:line="300" w:lineRule="auto"/>
         <w:ind w:firstLine="420"/>
-        <w:jc w:val="left"/>
         <w:rPr>
           <w:sz w:val="24"/>
         </w:rPr>
@@ -3373,21 +3381,23 @@
         <w:rPr>
           <w:sz w:val="24"/>
         </w:rPr>
-        <w:t>准确性为驱动的模型架构设计策略。为了提高效率，我们提出了轻量化分类头、空间通道解耦下采样和等级引导的模块设计，以减少显性计算冗余，实现更高效的架构。为了提高准确性，我们探索了</w:t>
+        <w:t>准确性为驱动的模型架构设计策略。为了提高效率，我们提出了轻量化分类头、空间通道解耦下采样和等级引导的模块设计，以减少显性计算冗余，实现更高效的架构。为了提高准确性，我们探索了大卷积核的卷积操作，</w:t>
       </w:r>
       <w:r>
         <w:rPr>
           <w:sz w:val="24"/>
         </w:rPr>
         <w:lastRenderedPageBreak/>
-        <w:t>大卷积核的卷积操作，并提出了有效的部分自注意力模块，以增强模型能力，从而在低成本下挖掘性能提升的潜力。</w:t>
+        <w:t>并提出了有效的部分自注意力模块，以增强模型能力，从而在低成本下挖掘性能提升的潜力。</w:t>
       </w:r>
     </w:p>
     <w:p>
       <w:pPr>
+        <w:overflowPunct w:val="0"/>
+        <w:autoSpaceDE w:val="0"/>
+        <w:autoSpaceDN w:val="0"/>
         <w:spacing w:line="300" w:lineRule="auto"/>
         <w:ind w:firstLine="420"/>
-        <w:jc w:val="left"/>
         <w:rPr>
           <w:sz w:val="24"/>
         </w:rPr>
@@ -3760,152 +3770,146 @@
         <w:pStyle w:val="af5"/>
         <w:jc w:val="left"/>
         <w:rPr>
-          <w:rFonts w:hint="eastAsia"/>
-          <w:sz w:val="24"/>
+          <w:rFonts w:ascii="Times New Roman" w:hAnsi="Times New Roman" w:hint="eastAsia"/>
         </w:rPr>
       </w:pPr>
       <w:bookmarkStart w:id="3" w:name="_Ref218869533"/>
       <w:r>
         <w:rPr>
-          <w:rFonts w:hint="eastAsia"/>
+          <w:rFonts w:ascii="Times New Roman" w:hAnsi="Times New Roman" w:hint="eastAsia"/>
         </w:rPr>
         <w:t>图</w:t>
       </w:r>
       <w:r>
         <w:rPr>
-          <w:rFonts w:hint="eastAsia"/>
+          <w:rFonts w:ascii="Times New Roman" w:hAnsi="Times New Roman" w:hint="eastAsia"/>
         </w:rPr>
         <w:t xml:space="preserve"> </w:t>
       </w:r>
       <w:r>
         <w:rPr>
-          <w:rFonts w:hint="eastAsia"/>
+          <w:rFonts w:ascii="Times New Roman" w:hAnsi="Times New Roman" w:hint="eastAsia"/>
         </w:rPr>
         <w:fldChar w:fldCharType="begin"/>
       </w:r>
       <w:r>
         <w:rPr>
-          <w:rFonts w:hint="eastAsia"/>
+          <w:rFonts w:ascii="Times New Roman" w:hAnsi="Times New Roman" w:hint="eastAsia"/>
         </w:rPr>
         <w:instrText xml:space="preserve"> STYLEREF  \s </w:instrText>
       </w:r>
       <w:r>
         <w:rPr>
-          <w:rFonts w:hint="eastAsia"/>
+          <w:rFonts w:ascii="Times New Roman" w:hAnsi="Times New Roman" w:hint="eastAsia"/>
         </w:rPr>
         <w:instrText>样式</w:instrText>
       </w:r>
       <w:r>
         <w:rPr>
-          <w:rFonts w:hint="eastAsia"/>
+          <w:rFonts w:ascii="Times New Roman" w:hAnsi="Times New Roman" w:hint="eastAsia"/>
         </w:rPr>
         <w:instrText xml:space="preserve">1 </w:instrText>
       </w:r>
       <w:r>
         <w:rPr>
-          <w:rFonts w:hint="eastAsia"/>
+          <w:rFonts w:ascii="Times New Roman" w:hAnsi="Times New Roman" w:hint="eastAsia"/>
         </w:rPr>
         <w:fldChar w:fldCharType="separate"/>
       </w:r>
       <w:r>
         <w:rPr>
-          <w:rFonts w:hint="eastAsia"/>
+          <w:rFonts w:ascii="Times New Roman" w:hAnsi="Times New Roman" w:hint="eastAsia"/>
           <w:noProof/>
         </w:rPr>
         <w:t>1</w:t>
       </w:r>
       <w:r>
         <w:rPr>
-          <w:rFonts w:hint="eastAsia"/>
+          <w:rFonts w:ascii="Times New Roman" w:hAnsi="Times New Roman" w:hint="eastAsia"/>
         </w:rPr>
         <w:fldChar w:fldCharType="end"/>
       </w:r>
       <w:r>
         <w:rPr>
-          <w:rFonts w:hint="eastAsia"/>
+          <w:rFonts w:ascii="Times New Roman" w:hAnsi="Times New Roman" w:hint="eastAsia"/>
         </w:rPr>
         <w:noBreakHyphen/>
       </w:r>
       <w:r>
         <w:rPr>
-          <w:rFonts w:hint="eastAsia"/>
+          <w:rFonts w:ascii="Times New Roman" w:hAnsi="Times New Roman" w:hint="eastAsia"/>
         </w:rPr>
         <w:fldChar w:fldCharType="begin"/>
       </w:r>
       <w:r>
         <w:rPr>
-          <w:rFonts w:hint="eastAsia"/>
+          <w:rFonts w:ascii="Times New Roman" w:hAnsi="Times New Roman" w:hint="eastAsia"/>
         </w:rPr>
         <w:instrText xml:space="preserve"> SEQ </w:instrText>
       </w:r>
       <w:r>
         <w:rPr>
-          <w:rFonts w:hint="eastAsia"/>
+          <w:rFonts w:ascii="Times New Roman" w:hAnsi="Times New Roman" w:hint="eastAsia"/>
         </w:rPr>
         <w:instrText>图</w:instrText>
       </w:r>
       <w:r>
         <w:rPr>
-          <w:rFonts w:hint="eastAsia"/>
+          <w:rFonts w:ascii="Times New Roman" w:hAnsi="Times New Roman" w:hint="eastAsia"/>
         </w:rPr>
         <w:instrText xml:space="preserve"> \* ARABIC \s 1 </w:instrText>
       </w:r>
       <w:r>
         <w:rPr>
-          <w:rFonts w:hint="eastAsia"/>
+          <w:rFonts w:ascii="Times New Roman" w:hAnsi="Times New Roman" w:hint="eastAsia"/>
         </w:rPr>
         <w:fldChar w:fldCharType="separate"/>
       </w:r>
       <w:r>
         <w:rPr>
-          <w:rFonts w:hint="eastAsia"/>
+          <w:rFonts w:ascii="Times New Roman" w:hAnsi="Times New Roman" w:hint="eastAsia"/>
           <w:noProof/>
         </w:rPr>
         <w:t>1</w:t>
       </w:r>
       <w:r>
         <w:rPr>
-          <w:rFonts w:hint="eastAsia"/>
+          <w:rFonts w:ascii="Times New Roman" w:hAnsi="Times New Roman" w:hint="eastAsia"/>
         </w:rPr>
         <w:fldChar w:fldCharType="end"/>
       </w:r>
       <w:bookmarkEnd w:id="3"/>
       <w:r>
         <w:rPr>
-          <w:rFonts w:ascii="Tempus Sans ITC" w:eastAsia="宋体" w:hAnsi="Tempus Sans ITC" w:hint="eastAsia"/>
-          <w:sz w:val="21"/>
+          <w:rFonts w:ascii="Times New Roman" w:hAnsi="Times New Roman" w:hint="eastAsia"/>
           <w:szCs w:val="21"/>
         </w:rPr>
         <w:t>在延迟</w:t>
       </w:r>
       <w:r>
         <w:rPr>
-          <w:rFonts w:ascii="Tempus Sans ITC" w:eastAsia="宋体" w:hAnsi="Tempus Sans ITC" w:hint="eastAsia"/>
-          <w:sz w:val="21"/>
+          <w:rFonts w:ascii="Times New Roman" w:hAnsi="Times New Roman" w:hint="eastAsia"/>
           <w:szCs w:val="21"/>
         </w:rPr>
         <w:t>-</w:t>
       </w:r>
       <w:r>
         <w:rPr>
-          <w:rFonts w:ascii="Tempus Sans ITC" w:eastAsia="宋体" w:hAnsi="Tempus Sans ITC" w:hint="eastAsia"/>
-          <w:sz w:val="21"/>
+          <w:rFonts w:ascii="Times New Roman" w:hAnsi="Times New Roman" w:hint="eastAsia"/>
           <w:szCs w:val="21"/>
         </w:rPr>
         <w:t>准确率（左）和尺寸</w:t>
       </w:r>
       <w:r>
         <w:rPr>
-          <w:rFonts w:ascii="Tempus Sans ITC" w:eastAsia="宋体" w:hAnsi="Tempus Sans ITC" w:hint="eastAsia"/>
-          <w:sz w:val="21"/>
+          <w:rFonts w:ascii="Times New Roman" w:hAnsi="Times New Roman" w:hint="eastAsia"/>
           <w:szCs w:val="21"/>
         </w:rPr>
         <w:t>-</w:t>
       </w:r>
       <w:r>
         <w:rPr>
-          <w:rFonts w:ascii="Tempus Sans ITC" w:eastAsia="宋体" w:hAnsi="Tempus Sans ITC" w:hint="eastAsia"/>
-          <w:sz w:val="21"/>
+          <w:rFonts w:ascii="Times New Roman" w:hAnsi="Times New Roman" w:hint="eastAsia"/>
           <w:szCs w:val="21"/>
         </w:rPr>
         <w:t>准确率（右）权衡方面与其他模型的比较。我们使用官方</w:t>
@@ -3913,8 +3917,7 @@
       <w:proofErr w:type="gramStart"/>
       <w:r>
         <w:rPr>
-          <w:rFonts w:ascii="Tempus Sans ITC" w:eastAsia="宋体" w:hAnsi="Tempus Sans ITC" w:hint="eastAsia"/>
-          <w:sz w:val="21"/>
+          <w:rFonts w:ascii="Times New Roman" w:hAnsi="Times New Roman" w:hint="eastAsia"/>
           <w:szCs w:val="21"/>
         </w:rPr>
         <w:t>预训练</w:t>
@@ -3922,8 +3925,7 @@
       <w:proofErr w:type="gramEnd"/>
       <w:r>
         <w:rPr>
-          <w:rFonts w:ascii="Tempus Sans ITC" w:eastAsia="宋体" w:hAnsi="Tempus Sans ITC" w:hint="eastAsia"/>
-          <w:sz w:val="21"/>
+          <w:rFonts w:ascii="Times New Roman" w:hAnsi="Times New Roman" w:hint="eastAsia"/>
           <w:szCs w:val="21"/>
         </w:rPr>
         <w:t>模型来测量端到端的延迟。</w:t>
@@ -3987,9 +3989,11 @@
     </w:p>
     <w:p>
       <w:pPr>
+        <w:overflowPunct w:val="0"/>
+        <w:autoSpaceDE w:val="0"/>
+        <w:autoSpaceDN w:val="0"/>
         <w:spacing w:line="300" w:lineRule="auto"/>
         <w:ind w:firstLine="420"/>
-        <w:jc w:val="left"/>
         <w:rPr>
           <w:sz w:val="24"/>
         </w:rPr>
@@ -4309,9 +4313,11 @@
     </w:p>
     <w:p>
       <w:pPr>
+        <w:overflowPunct w:val="0"/>
+        <w:autoSpaceDE w:val="0"/>
+        <w:autoSpaceDN w:val="0"/>
         <w:spacing w:line="300" w:lineRule="auto"/>
         <w:ind w:firstLine="420"/>
-        <w:jc w:val="left"/>
         <w:rPr>
           <w:sz w:val="24"/>
         </w:rPr>
@@ -4604,9 +4610,11 @@
     <w:p>
       <w:pPr>
         <w:widowControl/>
+        <w:overflowPunct w:val="0"/>
+        <w:autoSpaceDE w:val="0"/>
+        <w:autoSpaceDN w:val="0"/>
         <w:spacing w:line="300" w:lineRule="auto"/>
         <w:ind w:firstLine="420"/>
-        <w:jc w:val="left"/>
         <w:rPr>
           <w:sz w:val="24"/>
         </w:rPr>
@@ -4693,9 +4701,11 @@
     <w:p>
       <w:pPr>
         <w:widowControl/>
+        <w:overflowPunct w:val="0"/>
+        <w:autoSpaceDE w:val="0"/>
+        <w:autoSpaceDN w:val="0"/>
         <w:spacing w:line="300" w:lineRule="auto"/>
         <w:ind w:firstLine="420"/>
-        <w:jc w:val="left"/>
         <w:rPr>
           <w:sz w:val="24"/>
         </w:rPr>
@@ -4745,234 +4755,317 @@
                             <w:pPr>
                               <w:pStyle w:val="af5"/>
                               <w:rPr>
-                                <w:rFonts w:ascii="宋体" w:eastAsia="宋体" w:hAnsi="宋体" w:cs="Times New Roman" w:hint="eastAsia"/>
+                                <w:rFonts w:ascii="Times New Roman" w:hAnsi="Times New Roman" w:cs="Times New Roman" w:hint="eastAsia"/>
                                 <w:noProof/>
-                                <w:sz w:val="21"/>
                               </w:rPr>
                             </w:pPr>
                             <w:bookmarkStart w:id="7" w:name="_Ref219063852"/>
                             <w:r>
                               <w:rPr>
-                                <w:rFonts w:hint="eastAsia"/>
+                                <w:rFonts w:ascii="Times New Roman" w:hAnsi="Times New Roman" w:hint="eastAsia"/>
                               </w:rPr>
                               <w:t>图</w:t>
                             </w:r>
                             <w:r>
                               <w:rPr>
-                                <w:rFonts w:hint="eastAsia"/>
+                                <w:rFonts w:ascii="Times New Roman" w:hAnsi="Times New Roman" w:hint="eastAsia"/>
                               </w:rPr>
                               <w:t xml:space="preserve"> </w:t>
                             </w:r>
                             <w:r>
                               <w:rPr>
-                                <w:rFonts w:hint="eastAsia"/>
+                                <w:rFonts w:ascii="Times New Roman" w:hAnsi="Times New Roman" w:hint="eastAsia"/>
                               </w:rPr>
                               <w:fldChar w:fldCharType="begin"/>
                             </w:r>
                             <w:r>
                               <w:rPr>
-                                <w:rFonts w:hint="eastAsia"/>
+                                <w:rFonts w:ascii="Times New Roman" w:hAnsi="Times New Roman" w:hint="eastAsia"/>
                               </w:rPr>
                               <w:instrText xml:space="preserve"> STYLEREF  \s </w:instrText>
                             </w:r>
                             <w:r>
                               <w:rPr>
-                                <w:rFonts w:hint="eastAsia"/>
+                                <w:rFonts w:ascii="Times New Roman" w:hAnsi="Times New Roman" w:hint="eastAsia"/>
                               </w:rPr>
                               <w:instrText>样式</w:instrText>
                             </w:r>
                             <w:r>
                               <w:rPr>
-                                <w:rFonts w:hint="eastAsia"/>
+                                <w:rFonts w:ascii="Times New Roman" w:hAnsi="Times New Roman" w:hint="eastAsia"/>
                               </w:rPr>
                               <w:instrText xml:space="preserve">1 </w:instrText>
                             </w:r>
                             <w:r>
                               <w:rPr>
-                                <w:rFonts w:hint="eastAsia"/>
+                                <w:rFonts w:ascii="Times New Roman" w:hAnsi="Times New Roman" w:hint="eastAsia"/>
                               </w:rPr>
                               <w:fldChar w:fldCharType="separate"/>
                             </w:r>
                             <w:r>
                               <w:rPr>
-                                <w:rFonts w:hint="eastAsia"/>
+                                <w:rFonts w:ascii="Times New Roman" w:hAnsi="Times New Roman" w:hint="eastAsia"/>
                                 <w:noProof/>
                               </w:rPr>
                               <w:t>3.1</w:t>
                             </w:r>
                             <w:r>
                               <w:rPr>
-                                <w:rFonts w:hint="eastAsia"/>
+                                <w:rFonts w:ascii="Times New Roman" w:hAnsi="Times New Roman" w:hint="eastAsia"/>
                               </w:rPr>
                               <w:fldChar w:fldCharType="end"/>
                             </w:r>
                             <w:r>
                               <w:rPr>
-                                <w:rFonts w:hint="eastAsia"/>
+                                <w:rFonts w:ascii="Times New Roman" w:hAnsi="Times New Roman" w:hint="eastAsia"/>
                               </w:rPr>
                               <w:noBreakHyphen/>
                             </w:r>
                             <w:r>
                               <w:rPr>
-                                <w:rFonts w:hint="eastAsia"/>
+                                <w:rFonts w:ascii="Times New Roman" w:hAnsi="Times New Roman" w:hint="eastAsia"/>
                               </w:rPr>
                               <w:fldChar w:fldCharType="begin"/>
                             </w:r>
                             <w:r>
                               <w:rPr>
-                                <w:rFonts w:hint="eastAsia"/>
+                                <w:rFonts w:ascii="Times New Roman" w:hAnsi="Times New Roman" w:hint="eastAsia"/>
                               </w:rPr>
                               <w:instrText xml:space="preserve"> SEQ </w:instrText>
                             </w:r>
                             <w:r>
                               <w:rPr>
-                                <w:rFonts w:hint="eastAsia"/>
+                                <w:rFonts w:ascii="Times New Roman" w:hAnsi="Times New Roman" w:hint="eastAsia"/>
                               </w:rPr>
                               <w:instrText>图</w:instrText>
                             </w:r>
                             <w:r>
                               <w:rPr>
-                                <w:rFonts w:hint="eastAsia"/>
+                                <w:rFonts w:ascii="Times New Roman" w:hAnsi="Times New Roman" w:hint="eastAsia"/>
                               </w:rPr>
                               <w:instrText xml:space="preserve"> \* ARABIC \s 1 </w:instrText>
                             </w:r>
                             <w:r>
                               <w:rPr>
-                                <w:rFonts w:hint="eastAsia"/>
+                                <w:rFonts w:ascii="Times New Roman" w:hAnsi="Times New Roman" w:hint="eastAsia"/>
                               </w:rPr>
                               <w:fldChar w:fldCharType="separate"/>
                             </w:r>
                             <w:r>
                               <w:rPr>
-                                <w:rFonts w:hint="eastAsia"/>
+                                <w:rFonts w:ascii="Times New Roman" w:hAnsi="Times New Roman" w:hint="eastAsia"/>
                                 <w:noProof/>
                               </w:rPr>
                               <w:t>2</w:t>
                             </w:r>
                             <w:r>
                               <w:rPr>
-                                <w:rFonts w:hint="eastAsia"/>
+                                <w:rFonts w:ascii="Times New Roman" w:hAnsi="Times New Roman" w:hint="eastAsia"/>
                               </w:rPr>
                               <w:fldChar w:fldCharType="end"/>
                             </w:r>
                             <w:bookmarkEnd w:id="7"/>
                             <w:r>
                               <w:rPr>
-                                <w:rFonts w:hint="eastAsia"/>
+                                <w:rFonts w:ascii="Times New Roman" w:hAnsi="Times New Roman" w:hint="eastAsia"/>
                               </w:rPr>
                               <w:t xml:space="preserve"> </w:t>
                             </w:r>
                             <w:r>
                               <w:rPr>
-                                <w:rFonts w:ascii="宋体" w:eastAsia="宋体" w:hAnsi="宋体" w:hint="eastAsia"/>
-                                <w:sz w:val="21"/>
+                                <w:rFonts w:ascii="Times New Roman" w:hAnsi="Times New Roman" w:hint="eastAsia"/>
                                 <w:szCs w:val="21"/>
                               </w:rPr>
-                              <w:t>(a) 无NMS训练中一致的双重分配。</w:t>
+                              <w:t xml:space="preserve">(a) </w:t>
                             </w:r>
                             <w:r>
                               <w:rPr>
-                                <w:rFonts w:ascii="宋体" w:eastAsia="宋体" w:hAnsi="宋体"/>
-                                <w:sz w:val="21"/>
+                                <w:rFonts w:ascii="Times New Roman" w:hAnsi="Times New Roman" w:hint="eastAsia"/>
                                 <w:szCs w:val="21"/>
                               </w:rPr>
-                              <w:t>(b) YOLOv8-S在采用默认参数</w:t>
+                              <w:t>无</w:t>
                             </w:r>
                             <w:r>
                               <w:rPr>
-                                <w:rFonts w:ascii="宋体" w:eastAsia="宋体" w:hAnsi="宋体" w:cs="Cambria"/>
-                                <w:sz w:val="21"/>
+                                <w:rFonts w:ascii="Times New Roman" w:hAnsi="Times New Roman" w:hint="eastAsia"/>
+                                <w:szCs w:val="21"/>
+                              </w:rPr>
+                              <w:t>NMS</w:t>
+                            </w:r>
+                            <w:r>
+                              <w:rPr>
+                                <w:rFonts w:ascii="Times New Roman" w:hAnsi="Times New Roman" w:hint="eastAsia"/>
+                                <w:szCs w:val="21"/>
+                              </w:rPr>
+                              <w:t>训练中一致的双重分配。</w:t>
+                            </w:r>
+                            <w:r>
+                              <w:rPr>
+                                <w:rFonts w:ascii="Times New Roman" w:hAnsi="Times New Roman"/>
+                                <w:szCs w:val="21"/>
+                              </w:rPr>
+                              <w:t>(b) YOLOv8-S</w:t>
+                            </w:r>
+                            <w:r>
+                              <w:rPr>
+                                <w:rFonts w:ascii="Times New Roman" w:hAnsi="Times New Roman"/>
+                                <w:szCs w:val="21"/>
+                              </w:rPr>
+                              <w:t>在采用默认参数</w:t>
+                            </w:r>
+                            <w:r>
+                              <w:rPr>
+                                <w:rFonts w:ascii="Times New Roman" w:hAnsi="Times New Roman" w:cs="Cambria"/>
                                 <w:szCs w:val="21"/>
                               </w:rPr>
                               <w:t>α</w:t>
                             </w:r>
                             <w:r>
                               <w:rPr>
-                                <w:rFonts w:ascii="宋体" w:eastAsia="宋体" w:hAnsi="宋体"/>
-                                <w:sz w:val="21"/>
+                                <w:rFonts w:ascii="Times New Roman" w:hAnsi="Times New Roman"/>
                                 <w:szCs w:val="21"/>
                               </w:rPr>
-                              <w:t>o2m=0.5和</w:t>
+                              <w:t>o2m=0.5</w:t>
                             </w:r>
                             <w:r>
                               <w:rPr>
-                                <w:rFonts w:ascii="宋体" w:eastAsia="宋体" w:hAnsi="宋体" w:cs="Cambria"/>
-                                <w:sz w:val="21"/>
+                                <w:rFonts w:ascii="Times New Roman" w:hAnsi="Times New Roman"/>
+                                <w:szCs w:val="21"/>
+                              </w:rPr>
+                              <w:t>和</w:t>
+                            </w:r>
+                            <w:r>
+                              <w:rPr>
+                                <w:rFonts w:ascii="Times New Roman" w:hAnsi="Times New Roman" w:cs="Cambria"/>
                                 <w:szCs w:val="21"/>
                               </w:rPr>
                               <w:t>β</w:t>
                             </w:r>
                             <w:r>
                               <w:rPr>
-                                <w:rFonts w:ascii="宋体" w:eastAsia="宋体" w:hAnsi="宋体"/>
-                                <w:sz w:val="21"/>
+                                <w:rFonts w:ascii="Times New Roman" w:hAnsi="Times New Roman"/>
                                 <w:szCs w:val="21"/>
                               </w:rPr>
-                              <w:t>o2m=6时[21]，其一对多结果在Top-1/5/10中的点对点分配频率。一致性条件下：</w:t>
+                              <w:t>o2m=6</w:t>
                             </w:r>
                             <w:r>
                               <w:rPr>
-                                <w:rFonts w:ascii="宋体" w:eastAsia="宋体" w:hAnsi="宋体" w:cs="Cambria"/>
-                                <w:sz w:val="21"/>
+                                <w:rFonts w:ascii="Times New Roman" w:hAnsi="Times New Roman"/>
+                                <w:szCs w:val="21"/>
+                              </w:rPr>
+                              <w:t>时</w:t>
+                            </w:r>
+                            <w:r>
+                              <w:rPr>
+                                <w:rFonts w:ascii="Times New Roman" w:hAnsi="Times New Roman"/>
+                                <w:szCs w:val="21"/>
+                              </w:rPr>
+                              <w:t>[21]</w:t>
+                            </w:r>
+                            <w:r>
+                              <w:rPr>
+                                <w:rFonts w:ascii="Times New Roman" w:hAnsi="Times New Roman"/>
+                                <w:szCs w:val="21"/>
+                              </w:rPr>
+                              <w:t>，其一对多结果在</w:t>
+                            </w:r>
+                            <w:r>
+                              <w:rPr>
+                                <w:rFonts w:ascii="Times New Roman" w:hAnsi="Times New Roman"/>
+                                <w:szCs w:val="21"/>
+                              </w:rPr>
+                              <w:t>Top-1/5/10</w:t>
+                            </w:r>
+                            <w:r>
+                              <w:rPr>
+                                <w:rFonts w:ascii="Times New Roman" w:hAnsi="Times New Roman"/>
+                                <w:szCs w:val="21"/>
+                              </w:rPr>
+                              <w:t>中的点对点分配频率。一致性条件下：</w:t>
+                            </w:r>
+                            <w:r>
+                              <w:rPr>
+                                <w:rFonts w:ascii="Times New Roman" w:hAnsi="Times New Roman" w:cs="Cambria"/>
                                 <w:szCs w:val="21"/>
                               </w:rPr>
                               <w:t>α</w:t>
                             </w:r>
                             <w:r>
                               <w:rPr>
-                                <w:rFonts w:ascii="宋体" w:eastAsia="宋体" w:hAnsi="宋体"/>
-                                <w:sz w:val="21"/>
+                                <w:rFonts w:ascii="Times New Roman" w:hAnsi="Times New Roman"/>
                                 <w:szCs w:val="21"/>
                               </w:rPr>
-                              <w:t>o2o=0.5；</w:t>
+                              <w:t>o2o=0.5</w:t>
                             </w:r>
                             <w:r>
                               <w:rPr>
-                                <w:rFonts w:ascii="宋体" w:eastAsia="宋体" w:hAnsi="宋体" w:cs="Cambria"/>
-                                <w:sz w:val="21"/>
+                                <w:rFonts w:ascii="Times New Roman" w:hAnsi="Times New Roman"/>
+                                <w:szCs w:val="21"/>
+                              </w:rPr>
+                              <w:t>；</w:t>
+                            </w:r>
+                            <w:r>
+                              <w:rPr>
+                                <w:rFonts w:ascii="Times New Roman" w:hAnsi="Times New Roman" w:cs="Cambria"/>
                                 <w:szCs w:val="21"/>
                               </w:rPr>
                               <w:t>β</w:t>
                             </w:r>
                             <w:r>
                               <w:rPr>
-                                <w:rFonts w:ascii="宋体" w:eastAsia="宋体" w:hAnsi="宋体"/>
-                                <w:sz w:val="21"/>
+                                <w:rFonts w:ascii="Times New Roman" w:hAnsi="Times New Roman"/>
                                 <w:szCs w:val="21"/>
                               </w:rPr>
-                              <w:t>o2o=6。不一致性条件下：</w:t>
+                              <w:t>o2o=6</w:t>
                             </w:r>
                             <w:r>
                               <w:rPr>
-                                <w:rFonts w:ascii="宋体" w:eastAsia="宋体" w:hAnsi="宋体" w:cs="Cambria"/>
-                                <w:sz w:val="21"/>
+                                <w:rFonts w:ascii="Times New Roman" w:hAnsi="Times New Roman"/>
+                                <w:szCs w:val="21"/>
+                              </w:rPr>
+                              <w:t>。不一致性条件下：</w:t>
+                            </w:r>
+                            <w:r>
+                              <w:rPr>
+                                <w:rFonts w:ascii="Times New Roman" w:hAnsi="Times New Roman" w:cs="Cambria"/>
                                 <w:szCs w:val="21"/>
                               </w:rPr>
                               <w:t>α</w:t>
                             </w:r>
                             <w:r>
                               <w:rPr>
-                                <w:rFonts w:ascii="宋体" w:eastAsia="宋体" w:hAnsi="宋体"/>
-                                <w:sz w:val="21"/>
+                                <w:rFonts w:ascii="Times New Roman" w:hAnsi="Times New Roman"/>
                                 <w:szCs w:val="21"/>
                               </w:rPr>
-                              <w:t>o2o=0.5；</w:t>
+                              <w:t>o2o=0.5</w:t>
                             </w:r>
                             <w:r>
                               <w:rPr>
-                                <w:rFonts w:ascii="宋体" w:eastAsia="宋体" w:hAnsi="宋体" w:cs="Cambria"/>
-                                <w:sz w:val="21"/>
+                                <w:rFonts w:ascii="Times New Roman" w:hAnsi="Times New Roman"/>
+                                <w:szCs w:val="21"/>
+                              </w:rPr>
+                              <w:t>；</w:t>
+                            </w:r>
+                            <w:r>
+                              <w:rPr>
+                                <w:rFonts w:ascii="Times New Roman" w:hAnsi="Times New Roman" w:cs="Cambria"/>
                                 <w:szCs w:val="21"/>
                               </w:rPr>
                               <w:t>β</w:t>
                             </w:r>
                             <w:r>
                               <w:rPr>
-                                <w:rFonts w:ascii="宋体" w:eastAsia="宋体" w:hAnsi="宋体"/>
-                                <w:sz w:val="21"/>
+                                <w:rFonts w:ascii="Times New Roman" w:hAnsi="Times New Roman"/>
                                 <w:szCs w:val="21"/>
                               </w:rPr>
-                              <w:t>o2o=2。</w:t>
+                              <w:t>o2o=2</w:t>
+                            </w:r>
+                            <w:r>
+                              <w:rPr>
+                                <w:rFonts w:ascii="Times New Roman" w:hAnsi="Times New Roman"/>
+                                <w:szCs w:val="21"/>
+                              </w:rPr>
+                              <w:t>。</w:t>
                             </w:r>
                           </w:p>
                         </w:txbxContent>
@@ -5002,234 +5095,317 @@
                       <w:pPr>
                         <w:pStyle w:val="af5"/>
                         <w:rPr>
-                          <w:rFonts w:ascii="宋体" w:eastAsia="宋体" w:hAnsi="宋体" w:cs="Times New Roman" w:hint="eastAsia"/>
+                          <w:rFonts w:ascii="Times New Roman" w:hAnsi="Times New Roman" w:cs="Times New Roman" w:hint="eastAsia"/>
                           <w:noProof/>
-                          <w:sz w:val="21"/>
                         </w:rPr>
                       </w:pPr>
                       <w:bookmarkStart w:id="8" w:name="_Ref219063852"/>
                       <w:r>
                         <w:rPr>
-                          <w:rFonts w:hint="eastAsia"/>
+                          <w:rFonts w:ascii="Times New Roman" w:hAnsi="Times New Roman" w:hint="eastAsia"/>
                         </w:rPr>
                         <w:t>图</w:t>
                       </w:r>
                       <w:r>
                         <w:rPr>
-                          <w:rFonts w:hint="eastAsia"/>
+                          <w:rFonts w:ascii="Times New Roman" w:hAnsi="Times New Roman" w:hint="eastAsia"/>
                         </w:rPr>
                         <w:t xml:space="preserve"> </w:t>
                       </w:r>
                       <w:r>
                         <w:rPr>
-                          <w:rFonts w:hint="eastAsia"/>
+                          <w:rFonts w:ascii="Times New Roman" w:hAnsi="Times New Roman" w:hint="eastAsia"/>
                         </w:rPr>
                         <w:fldChar w:fldCharType="begin"/>
                       </w:r>
                       <w:r>
                         <w:rPr>
-                          <w:rFonts w:hint="eastAsia"/>
+                          <w:rFonts w:ascii="Times New Roman" w:hAnsi="Times New Roman" w:hint="eastAsia"/>
                         </w:rPr>
                         <w:instrText xml:space="preserve"> STYLEREF  \s </w:instrText>
                       </w:r>
                       <w:r>
                         <w:rPr>
-                          <w:rFonts w:hint="eastAsia"/>
+                          <w:rFonts w:ascii="Times New Roman" w:hAnsi="Times New Roman" w:hint="eastAsia"/>
                         </w:rPr>
                         <w:instrText>样式</w:instrText>
                       </w:r>
                       <w:r>
                         <w:rPr>
-                          <w:rFonts w:hint="eastAsia"/>
+                          <w:rFonts w:ascii="Times New Roman" w:hAnsi="Times New Roman" w:hint="eastAsia"/>
                         </w:rPr>
                         <w:instrText xml:space="preserve">1 </w:instrText>
                       </w:r>
                       <w:r>
                         <w:rPr>
-                          <w:rFonts w:hint="eastAsia"/>
+                          <w:rFonts w:ascii="Times New Roman" w:hAnsi="Times New Roman" w:hint="eastAsia"/>
                         </w:rPr>
                         <w:fldChar w:fldCharType="separate"/>
                       </w:r>
                       <w:r>
                         <w:rPr>
-                          <w:rFonts w:hint="eastAsia"/>
+                          <w:rFonts w:ascii="Times New Roman" w:hAnsi="Times New Roman" w:hint="eastAsia"/>
                           <w:noProof/>
                         </w:rPr>
                         <w:t>3.1</w:t>
                       </w:r>
                       <w:r>
                         <w:rPr>
-                          <w:rFonts w:hint="eastAsia"/>
+                          <w:rFonts w:ascii="Times New Roman" w:hAnsi="Times New Roman" w:hint="eastAsia"/>
                         </w:rPr>
                         <w:fldChar w:fldCharType="end"/>
                       </w:r>
                       <w:r>
                         <w:rPr>
-                          <w:rFonts w:hint="eastAsia"/>
+                          <w:rFonts w:ascii="Times New Roman" w:hAnsi="Times New Roman" w:hint="eastAsia"/>
                         </w:rPr>
                         <w:noBreakHyphen/>
                       </w:r>
                       <w:r>
                         <w:rPr>
-                          <w:rFonts w:hint="eastAsia"/>
+                          <w:rFonts w:ascii="Times New Roman" w:hAnsi="Times New Roman" w:hint="eastAsia"/>
                         </w:rPr>
                         <w:fldChar w:fldCharType="begin"/>
                       </w:r>
                       <w:r>
                         <w:rPr>
-                          <w:rFonts w:hint="eastAsia"/>
+                          <w:rFonts w:ascii="Times New Roman" w:hAnsi="Times New Roman" w:hint="eastAsia"/>
                         </w:rPr>
                         <w:instrText xml:space="preserve"> SEQ </w:instrText>
                       </w:r>
                       <w:r>
                         <w:rPr>
-                          <w:rFonts w:hint="eastAsia"/>
+                          <w:rFonts w:ascii="Times New Roman" w:hAnsi="Times New Roman" w:hint="eastAsia"/>
                         </w:rPr>
                         <w:instrText>图</w:instrText>
                       </w:r>
                       <w:r>
                         <w:rPr>
-                          <w:rFonts w:hint="eastAsia"/>
+                          <w:rFonts w:ascii="Times New Roman" w:hAnsi="Times New Roman" w:hint="eastAsia"/>
                         </w:rPr>
                         <w:instrText xml:space="preserve"> \* ARABIC \s 1 </w:instrText>
                       </w:r>
                       <w:r>
                         <w:rPr>
-                          <w:rFonts w:hint="eastAsia"/>
+                          <w:rFonts w:ascii="Times New Roman" w:hAnsi="Times New Roman" w:hint="eastAsia"/>
                         </w:rPr>
                         <w:fldChar w:fldCharType="separate"/>
                       </w:r>
                       <w:r>
                         <w:rPr>
-                          <w:rFonts w:hint="eastAsia"/>
+                          <w:rFonts w:ascii="Times New Roman" w:hAnsi="Times New Roman" w:hint="eastAsia"/>
                           <w:noProof/>
                         </w:rPr>
                         <w:t>2</w:t>
                       </w:r>
                       <w:r>
                         <w:rPr>
-                          <w:rFonts w:hint="eastAsia"/>
+                          <w:rFonts w:ascii="Times New Roman" w:hAnsi="Times New Roman" w:hint="eastAsia"/>
                         </w:rPr>
                         <w:fldChar w:fldCharType="end"/>
                       </w:r>
                       <w:bookmarkEnd w:id="8"/>
                       <w:r>
                         <w:rPr>
-                          <w:rFonts w:hint="eastAsia"/>
+                          <w:rFonts w:ascii="Times New Roman" w:hAnsi="Times New Roman" w:hint="eastAsia"/>
                         </w:rPr>
                         <w:t xml:space="preserve"> </w:t>
                       </w:r>
                       <w:r>
                         <w:rPr>
-                          <w:rFonts w:ascii="宋体" w:eastAsia="宋体" w:hAnsi="宋体" w:hint="eastAsia"/>
-                          <w:sz w:val="21"/>
+                          <w:rFonts w:ascii="Times New Roman" w:hAnsi="Times New Roman" w:hint="eastAsia"/>
                           <w:szCs w:val="21"/>
                         </w:rPr>
-                        <w:t>(a) 无NMS训练中一致的双重分配。</w:t>
+                        <w:t xml:space="preserve">(a) </w:t>
                       </w:r>
                       <w:r>
                         <w:rPr>
-                          <w:rFonts w:ascii="宋体" w:eastAsia="宋体" w:hAnsi="宋体"/>
-                          <w:sz w:val="21"/>
+                          <w:rFonts w:ascii="Times New Roman" w:hAnsi="Times New Roman" w:hint="eastAsia"/>
                           <w:szCs w:val="21"/>
                         </w:rPr>
-                        <w:t>(b) YOLOv8-S在采用默认参数</w:t>
+                        <w:t>无</w:t>
                       </w:r>
                       <w:r>
                         <w:rPr>
-                          <w:rFonts w:ascii="宋体" w:eastAsia="宋体" w:hAnsi="宋体" w:cs="Cambria"/>
-                          <w:sz w:val="21"/>
+                          <w:rFonts w:ascii="Times New Roman" w:hAnsi="Times New Roman" w:hint="eastAsia"/>
+                          <w:szCs w:val="21"/>
+                        </w:rPr>
+                        <w:t>NMS</w:t>
+                      </w:r>
+                      <w:r>
+                        <w:rPr>
+                          <w:rFonts w:ascii="Times New Roman" w:hAnsi="Times New Roman" w:hint="eastAsia"/>
+                          <w:szCs w:val="21"/>
+                        </w:rPr>
+                        <w:t>训练中一致的双重分配。</w:t>
+                      </w:r>
+                      <w:r>
+                        <w:rPr>
+                          <w:rFonts w:ascii="Times New Roman" w:hAnsi="Times New Roman"/>
+                          <w:szCs w:val="21"/>
+                        </w:rPr>
+                        <w:t>(b) YOLOv8-S</w:t>
+                      </w:r>
+                      <w:r>
+                        <w:rPr>
+                          <w:rFonts w:ascii="Times New Roman" w:hAnsi="Times New Roman"/>
+                          <w:szCs w:val="21"/>
+                        </w:rPr>
+                        <w:t>在采用默认参数</w:t>
+                      </w:r>
+                      <w:r>
+                        <w:rPr>
+                          <w:rFonts w:ascii="Times New Roman" w:hAnsi="Times New Roman" w:cs="Cambria"/>
                           <w:szCs w:val="21"/>
                         </w:rPr>
                         <w:t>α</w:t>
                       </w:r>
                       <w:r>
                         <w:rPr>
-                          <w:rFonts w:ascii="宋体" w:eastAsia="宋体" w:hAnsi="宋体"/>
-                          <w:sz w:val="21"/>
+                          <w:rFonts w:ascii="Times New Roman" w:hAnsi="Times New Roman"/>
                           <w:szCs w:val="21"/>
                         </w:rPr>
-                        <w:t>o2m=0.5和</w:t>
+                        <w:t>o2m=0.5</w:t>
                       </w:r>
                       <w:r>
                         <w:rPr>
-                          <w:rFonts w:ascii="宋体" w:eastAsia="宋体" w:hAnsi="宋体" w:cs="Cambria"/>
-                          <w:sz w:val="21"/>
+                          <w:rFonts w:ascii="Times New Roman" w:hAnsi="Times New Roman"/>
+                          <w:szCs w:val="21"/>
+                        </w:rPr>
+                        <w:t>和</w:t>
+                      </w:r>
+                      <w:r>
+                        <w:rPr>
+                          <w:rFonts w:ascii="Times New Roman" w:hAnsi="Times New Roman" w:cs="Cambria"/>
                           <w:szCs w:val="21"/>
                         </w:rPr>
                         <w:t>β</w:t>
                       </w:r>
                       <w:r>
                         <w:rPr>
-                          <w:rFonts w:ascii="宋体" w:eastAsia="宋体" w:hAnsi="宋体"/>
-                          <w:sz w:val="21"/>
+                          <w:rFonts w:ascii="Times New Roman" w:hAnsi="Times New Roman"/>
                           <w:szCs w:val="21"/>
                         </w:rPr>
-                        <w:t>o2m=6时[21]，其一对多结果在Top-1/5/10中的点对点分配频率。一致性条件下：</w:t>
+                        <w:t>o2m=6</w:t>
                       </w:r>
                       <w:r>
                         <w:rPr>
-                          <w:rFonts w:ascii="宋体" w:eastAsia="宋体" w:hAnsi="宋体" w:cs="Cambria"/>
-                          <w:sz w:val="21"/>
+                          <w:rFonts w:ascii="Times New Roman" w:hAnsi="Times New Roman"/>
+                          <w:szCs w:val="21"/>
+                        </w:rPr>
+                        <w:t>时</w:t>
+                      </w:r>
+                      <w:r>
+                        <w:rPr>
+                          <w:rFonts w:ascii="Times New Roman" w:hAnsi="Times New Roman"/>
+                          <w:szCs w:val="21"/>
+                        </w:rPr>
+                        <w:t>[21]</w:t>
+                      </w:r>
+                      <w:r>
+                        <w:rPr>
+                          <w:rFonts w:ascii="Times New Roman" w:hAnsi="Times New Roman"/>
+                          <w:szCs w:val="21"/>
+                        </w:rPr>
+                        <w:t>，其一对多结果在</w:t>
+                      </w:r>
+                      <w:r>
+                        <w:rPr>
+                          <w:rFonts w:ascii="Times New Roman" w:hAnsi="Times New Roman"/>
+                          <w:szCs w:val="21"/>
+                        </w:rPr>
+                        <w:t>Top-1/5/10</w:t>
+                      </w:r>
+                      <w:r>
+                        <w:rPr>
+                          <w:rFonts w:ascii="Times New Roman" w:hAnsi="Times New Roman"/>
+                          <w:szCs w:val="21"/>
+                        </w:rPr>
+                        <w:t>中的点对点分配频率。一致性条件下：</w:t>
+                      </w:r>
+                      <w:r>
+                        <w:rPr>
+                          <w:rFonts w:ascii="Times New Roman" w:hAnsi="Times New Roman" w:cs="Cambria"/>
                           <w:szCs w:val="21"/>
                         </w:rPr>
                         <w:t>α</w:t>
                       </w:r>
                       <w:r>
                         <w:rPr>
-                          <w:rFonts w:ascii="宋体" w:eastAsia="宋体" w:hAnsi="宋体"/>
-                          <w:sz w:val="21"/>
+                          <w:rFonts w:ascii="Times New Roman" w:hAnsi="Times New Roman"/>
                           <w:szCs w:val="21"/>
                         </w:rPr>
-                        <w:t>o2o=0.5；</w:t>
+                        <w:t>o2o=0.5</w:t>
                       </w:r>
                       <w:r>
                         <w:rPr>
-                          <w:rFonts w:ascii="宋体" w:eastAsia="宋体" w:hAnsi="宋体" w:cs="Cambria"/>
-                          <w:sz w:val="21"/>
+                          <w:rFonts w:ascii="Times New Roman" w:hAnsi="Times New Roman"/>
+                          <w:szCs w:val="21"/>
+                        </w:rPr>
+                        <w:t>；</w:t>
+                      </w:r>
+                      <w:r>
+                        <w:rPr>
+                          <w:rFonts w:ascii="Times New Roman" w:hAnsi="Times New Roman" w:cs="Cambria"/>
                           <w:szCs w:val="21"/>
                         </w:rPr>
                         <w:t>β</w:t>
                       </w:r>
                       <w:r>
                         <w:rPr>
-                          <w:rFonts w:ascii="宋体" w:eastAsia="宋体" w:hAnsi="宋体"/>
-                          <w:sz w:val="21"/>
+                          <w:rFonts w:ascii="Times New Roman" w:hAnsi="Times New Roman"/>
                           <w:szCs w:val="21"/>
                         </w:rPr>
-                        <w:t>o2o=6。不一致性条件下：</w:t>
+                        <w:t>o2o=6</w:t>
                       </w:r>
                       <w:r>
                         <w:rPr>
-                          <w:rFonts w:ascii="宋体" w:eastAsia="宋体" w:hAnsi="宋体" w:cs="Cambria"/>
-                          <w:sz w:val="21"/>
+                          <w:rFonts w:ascii="Times New Roman" w:hAnsi="Times New Roman"/>
+                          <w:szCs w:val="21"/>
+                        </w:rPr>
+                        <w:t>。不一致性条件下：</w:t>
+                      </w:r>
+                      <w:r>
+                        <w:rPr>
+                          <w:rFonts w:ascii="Times New Roman" w:hAnsi="Times New Roman" w:cs="Cambria"/>
                           <w:szCs w:val="21"/>
                         </w:rPr>
                         <w:t>α</w:t>
                       </w:r>
                       <w:r>
                         <w:rPr>
-                          <w:rFonts w:ascii="宋体" w:eastAsia="宋体" w:hAnsi="宋体"/>
-                          <w:sz w:val="21"/>
+                          <w:rFonts w:ascii="Times New Roman" w:hAnsi="Times New Roman"/>
                           <w:szCs w:val="21"/>
                         </w:rPr>
-                        <w:t>o2o=0.5；</w:t>
+                        <w:t>o2o=0.5</w:t>
                       </w:r>
                       <w:r>
                         <w:rPr>
-                          <w:rFonts w:ascii="宋体" w:eastAsia="宋体" w:hAnsi="宋体" w:cs="Cambria"/>
-                          <w:sz w:val="21"/>
+                          <w:rFonts w:ascii="Times New Roman" w:hAnsi="Times New Roman"/>
+                          <w:szCs w:val="21"/>
+                        </w:rPr>
+                        <w:t>；</w:t>
+                      </w:r>
+                      <w:r>
+                        <w:rPr>
+                          <w:rFonts w:ascii="Times New Roman" w:hAnsi="Times New Roman" w:cs="Cambria"/>
                           <w:szCs w:val="21"/>
                         </w:rPr>
                         <w:t>β</w:t>
                       </w:r>
                       <w:r>
                         <w:rPr>
-                          <w:rFonts w:ascii="宋体" w:eastAsia="宋体" w:hAnsi="宋体"/>
-                          <w:sz w:val="21"/>
+                          <w:rFonts w:ascii="Times New Roman" w:hAnsi="Times New Roman"/>
                           <w:szCs w:val="21"/>
                         </w:rPr>
-                        <w:t>o2o=2。</w:t>
+                        <w:t>o2o=2</w:t>
+                      </w:r>
+                      <w:r>
+                        <w:rPr>
+                          <w:rFonts w:ascii="Times New Roman" w:hAnsi="Times New Roman"/>
+                          <w:szCs w:val="21"/>
+                        </w:rPr>
+                        <w:t>。</w:t>
                       </w:r>
                     </w:p>
                   </w:txbxContent>
@@ -14408,8 +14584,10 @@
     <w:p>
       <w:pPr>
         <w:widowControl/>
+        <w:overflowPunct w:val="0"/>
+        <w:autoSpaceDE w:val="0"/>
+        <w:autoSpaceDN w:val="0"/>
         <w:spacing w:line="300" w:lineRule="auto"/>
-        <w:jc w:val="left"/>
         <w:rPr>
           <w:sz w:val="24"/>
         </w:rPr>
@@ -14436,6 +14614,12 @@
         <w:rPr>
           <w:sz w:val="24"/>
         </w:rPr>
+      </w:r>
+      <w:r>
+        <w:rPr>
+          <w:sz w:val="24"/>
+        </w:rPr>
+        <w:instrText xml:space="preserve"> \* MERGEFORMAT </w:instrText>
       </w:r>
       <w:r>
         <w:rPr>
@@ -14558,9 +14742,11 @@
     <w:p>
       <w:pPr>
         <w:widowControl/>
+        <w:overflowPunct w:val="0"/>
+        <w:autoSpaceDE w:val="0"/>
+        <w:autoSpaceDN w:val="0"/>
         <w:spacing w:line="300" w:lineRule="auto"/>
         <w:ind w:firstLine="420"/>
-        <w:jc w:val="left"/>
         <w:rPr>
           <w:sz w:val="24"/>
         </w:rPr>
@@ -14875,9 +15061,11 @@
     <w:p>
       <w:pPr>
         <w:widowControl/>
+        <w:overflowPunct w:val="0"/>
+        <w:autoSpaceDE w:val="0"/>
+        <w:autoSpaceDN w:val="0"/>
         <w:spacing w:line="300" w:lineRule="auto"/>
         <w:ind w:firstLine="420"/>
-        <w:jc w:val="left"/>
         <w:rPr>
           <w:sz w:val="24"/>
         </w:rPr>
@@ -15316,9 +15504,11 @@
     <w:p>
       <w:pPr>
         <w:widowControl/>
+        <w:overflowPunct w:val="0"/>
+        <w:autoSpaceDE w:val="0"/>
+        <w:autoSpaceDN w:val="0"/>
         <w:spacing w:line="300" w:lineRule="auto"/>
         <w:ind w:firstLine="420"/>
-        <w:jc w:val="left"/>
         <w:rPr>
           <w:sz w:val="24"/>
         </w:rPr>
@@ -16263,11 +16453,14 @@
         <w:t>距离来推导，即</w:t>
       </w:r>
     </w:p>
-    <w:bookmarkStart w:id="8" w:name="_Ref219238612"/>
-    <w:bookmarkStart w:id="9" w:name="_Ref219238884"/>
+    <w:bookmarkStart w:id="9" w:name="_Ref219238612"/>
+    <w:bookmarkStart w:id="10" w:name="_Ref219238884"/>
     <w:p>
       <w:pPr>
         <w:pStyle w:val="af5"/>
+        <w:overflowPunct w:val="0"/>
+        <w:autoSpaceDE w:val="0"/>
+        <w:autoSpaceDN w:val="0"/>
         <w:rPr>
           <w:rFonts w:hint="eastAsia"/>
           <w:sz w:val="24"/>
@@ -16543,7 +16736,7 @@
             </w:rPr>
             <m:t>(</m:t>
           </m:r>
-          <w:bookmarkEnd w:id="8"/>
+          <w:bookmarkEnd w:id="9"/>
           <m:r>
             <w:rPr>
               <w:rFonts w:ascii="Cambria Math" w:hAnsi="Cambria Math"/>
@@ -16609,7 +16802,7 @@
             </w:rPr>
             <w:fldChar w:fldCharType="end"/>
           </m:r>
-          <w:bookmarkEnd w:id="9"/>
+          <w:bookmarkEnd w:id="10"/>
           <m:r>
             <w:rPr>
               <w:rFonts w:ascii="Cambria Math" w:hAnsi="Cambria Math"/>
@@ -16623,8 +16816,10 @@
     <w:p>
       <w:pPr>
         <w:widowControl/>
+        <w:overflowPunct w:val="0"/>
+        <w:autoSpaceDE w:val="0"/>
+        <w:autoSpaceDN w:val="0"/>
         <w:spacing w:line="300" w:lineRule="auto"/>
-        <w:jc w:val="left"/>
         <w:rPr>
           <w:sz w:val="24"/>
         </w:rPr>
@@ -16821,6 +17016,12 @@
         <w:rPr>
           <w:sz w:val="24"/>
         </w:rPr>
+      </w:r>
+      <w:r>
+        <w:rPr>
+          <w:sz w:val="24"/>
+        </w:rPr>
+        <w:instrText xml:space="preserve"> \* MERGEFORMAT </w:instrText>
       </w:r>
       <w:r>
         <w:rPr>
@@ -17477,6 +17678,12 @@
         <w:rPr>
           <w:sz w:val="24"/>
         </w:rPr>
+        <w:instrText xml:space="preserve"> \* MERGEFORMAT </w:instrText>
+      </w:r>
+      <w:r>
+        <w:rPr>
+          <w:sz w:val="24"/>
+        </w:rPr>
         <w:fldChar w:fldCharType="separate"/>
       </w:r>
       <w:r>
@@ -17553,9 +17760,11 @@
     <w:p>
       <w:pPr>
         <w:widowControl/>
+        <w:overflowPunct w:val="0"/>
+        <w:autoSpaceDE w:val="0"/>
+        <w:autoSpaceDN w:val="0"/>
         <w:spacing w:line="300" w:lineRule="auto"/>
         <w:ind w:firstLine="420"/>
-        <w:jc w:val="left"/>
         <w:rPr>
           <w:sz w:val="24"/>
         </w:rPr>
@@ -17612,14 +17821,14 @@
         <w:rPr>
           <w:sz w:val="24"/>
         </w:rPr>
-        <w:t>。不同的是，为了实现一对多匹配，它们通常会引入额外</w:t>
+        <w:t>。不同的是，为了实现一对多匹配，它们通常会引入额外的查询或重复使用用于二分匹配的真实标签，或者从匹配得分中选择前几个查询，而我们采用</w:t>
       </w:r>
       <w:r>
         <w:rPr>
           <w:sz w:val="24"/>
         </w:rPr>
         <w:lastRenderedPageBreak/>
-        <w:t>的查询或重复使用用于二分匹配的真实标签，或者从匹配得分中选择前几个查询，而我们采用结合空间先验的预测感知分配。此外，</w:t>
+        <w:t>结合空间先验的预测感知分配。此外，</w:t>
       </w:r>
       <w:proofErr w:type="spellStart"/>
       <w:r>
@@ -17723,7 +17932,7 @@
           <w:szCs w:val="28"/>
         </w:rPr>
       </w:pPr>
-      <w:bookmarkStart w:id="10" w:name="_Toc219291895"/>
+      <w:bookmarkStart w:id="11" w:name="_Toc219291895"/>
       <w:r>
         <w:rPr>
           <w:rFonts w:eastAsia="黑体" w:hAnsi="黑体"/>
@@ -17732,14 +17941,13 @@
         </w:rPr>
         <w:t>整体效率-精确性驱动的模型设计</w:t>
       </w:r>
-      <w:bookmarkEnd w:id="10"/>
+      <w:bookmarkEnd w:id="11"/>
     </w:p>
     <w:p>
       <w:pPr>
         <w:widowControl/>
         <w:spacing w:line="300" w:lineRule="auto"/>
         <w:ind w:firstLine="420"/>
-        <w:jc w:val="left"/>
         <w:rPr>
           <w:sz w:val="24"/>
         </w:rPr>
@@ -17792,7 +18000,6 @@
         <w:widowControl/>
         <w:spacing w:line="300" w:lineRule="auto"/>
         <w:ind w:firstLine="420"/>
-        <w:jc w:val="left"/>
         <w:rPr>
           <w:sz w:val="24"/>
         </w:rPr>
@@ -17885,136 +18092,140 @@
         <w:pStyle w:val="af5"/>
         <w:jc w:val="left"/>
         <w:rPr>
-          <w:rFonts w:hint="eastAsia"/>
-          <w:sz w:val="24"/>
+          <w:rFonts w:ascii="Times New Roman" w:hAnsi="Times New Roman" w:hint="eastAsia"/>
         </w:rPr>
       </w:pPr>
-      <w:bookmarkStart w:id="11" w:name="_Ref219127916"/>
-      <w:bookmarkStart w:id="12" w:name="_Ref219127912"/>
-      <w:r>
-        <w:rPr>
-          <w:rFonts w:hint="eastAsia"/>
+      <w:bookmarkStart w:id="12" w:name="_Ref219127916"/>
+      <w:bookmarkStart w:id="13" w:name="_Ref219127912"/>
+      <w:r>
+        <w:rPr>
+          <w:rFonts w:ascii="Times New Roman" w:hAnsi="Times New Roman" w:hint="eastAsia"/>
         </w:rPr>
         <w:t>图</w:t>
       </w:r>
       <w:r>
         <w:rPr>
-          <w:rFonts w:hint="eastAsia"/>
+          <w:rFonts w:ascii="Times New Roman" w:hAnsi="Times New Roman" w:hint="eastAsia"/>
         </w:rPr>
         <w:t xml:space="preserve"> </w:t>
       </w:r>
       <w:r>
         <w:rPr>
-          <w:rFonts w:hint="eastAsia"/>
+          <w:rFonts w:ascii="Times New Roman" w:hAnsi="Times New Roman" w:hint="eastAsia"/>
         </w:rPr>
         <w:fldChar w:fldCharType="begin"/>
       </w:r>
       <w:r>
         <w:rPr>
-          <w:rFonts w:hint="eastAsia"/>
+          <w:rFonts w:ascii="Times New Roman" w:hAnsi="Times New Roman" w:hint="eastAsia"/>
         </w:rPr>
         <w:instrText xml:space="preserve"> STYLEREF  \s </w:instrText>
       </w:r>
       <w:r>
         <w:rPr>
-          <w:rFonts w:hint="eastAsia"/>
+          <w:rFonts w:ascii="Times New Roman" w:hAnsi="Times New Roman" w:hint="eastAsia"/>
         </w:rPr>
         <w:instrText>样式</w:instrText>
       </w:r>
       <w:r>
         <w:rPr>
-          <w:rFonts w:hint="eastAsia"/>
+          <w:rFonts w:ascii="Times New Roman" w:hAnsi="Times New Roman" w:hint="eastAsia"/>
         </w:rPr>
         <w:instrText xml:space="preserve">1 </w:instrText>
       </w:r>
       <w:r>
         <w:rPr>
-          <w:rFonts w:hint="eastAsia"/>
+          <w:rFonts w:ascii="Times New Roman" w:hAnsi="Times New Roman" w:hint="eastAsia"/>
         </w:rPr>
         <w:fldChar w:fldCharType="separate"/>
       </w:r>
       <w:r>
         <w:rPr>
-          <w:rFonts w:hint="eastAsia"/>
+          <w:rFonts w:ascii="Times New Roman" w:hAnsi="Times New Roman" w:hint="eastAsia"/>
           <w:noProof/>
         </w:rPr>
         <w:t>3.2</w:t>
       </w:r>
       <w:r>
         <w:rPr>
-          <w:rFonts w:hint="eastAsia"/>
+          <w:rFonts w:ascii="Times New Roman" w:hAnsi="Times New Roman" w:hint="eastAsia"/>
         </w:rPr>
         <w:fldChar w:fldCharType="end"/>
       </w:r>
       <w:r>
         <w:rPr>
-          <w:rFonts w:hint="eastAsia"/>
+          <w:rFonts w:ascii="Times New Roman" w:hAnsi="Times New Roman" w:hint="eastAsia"/>
         </w:rPr>
         <w:noBreakHyphen/>
       </w:r>
       <w:r>
         <w:rPr>
-          <w:rFonts w:hint="eastAsia"/>
+          <w:rFonts w:ascii="Times New Roman" w:hAnsi="Times New Roman" w:hint="eastAsia"/>
         </w:rPr>
         <w:fldChar w:fldCharType="begin"/>
       </w:r>
       <w:r>
         <w:rPr>
-          <w:rFonts w:hint="eastAsia"/>
+          <w:rFonts w:ascii="Times New Roman" w:hAnsi="Times New Roman" w:hint="eastAsia"/>
         </w:rPr>
         <w:instrText xml:space="preserve"> SEQ </w:instrText>
       </w:r>
       <w:r>
         <w:rPr>
-          <w:rFonts w:hint="eastAsia"/>
+          <w:rFonts w:ascii="Times New Roman" w:hAnsi="Times New Roman" w:hint="eastAsia"/>
         </w:rPr>
         <w:instrText>图</w:instrText>
       </w:r>
       <w:r>
         <w:rPr>
-          <w:rFonts w:hint="eastAsia"/>
+          <w:rFonts w:ascii="Times New Roman" w:hAnsi="Times New Roman" w:hint="eastAsia"/>
         </w:rPr>
         <w:instrText xml:space="preserve"> \* ARABIC \s 1 </w:instrText>
       </w:r>
       <w:r>
         <w:rPr>
-          <w:rFonts w:hint="eastAsia"/>
+          <w:rFonts w:ascii="Times New Roman" w:hAnsi="Times New Roman" w:hint="eastAsia"/>
         </w:rPr>
         <w:fldChar w:fldCharType="separate"/>
       </w:r>
       <w:r>
         <w:rPr>
-          <w:rFonts w:hint="eastAsia"/>
+          <w:rFonts w:ascii="Times New Roman" w:hAnsi="Times New Roman" w:hint="eastAsia"/>
           <w:noProof/>
         </w:rPr>
         <w:t>3</w:t>
       </w:r>
       <w:r>
         <w:rPr>
-          <w:rFonts w:hint="eastAsia"/>
+          <w:rFonts w:ascii="Times New Roman" w:hAnsi="Times New Roman" w:hint="eastAsia"/>
         </w:rPr>
         <w:fldChar w:fldCharType="end"/>
       </w:r>
-      <w:bookmarkEnd w:id="11"/>
-      <w:r>
-        <w:rPr>
-          <w:rFonts w:hint="eastAsia"/>
+      <w:bookmarkEnd w:id="12"/>
+      <w:r>
+        <w:rPr>
+          <w:rFonts w:ascii="Times New Roman" w:hAnsi="Times New Roman" w:hint="eastAsia"/>
         </w:rPr>
         <w:t xml:space="preserve"> </w:t>
       </w:r>
       <w:r>
         <w:rPr>
-          <w:rFonts w:ascii="宋体" w:eastAsia="宋体" w:hAnsi="宋体" w:hint="eastAsia"/>
-          <w:sz w:val="21"/>
+          <w:rFonts w:ascii="Times New Roman" w:hAnsi="Times New Roman" w:hint="eastAsia"/>
           <w:szCs w:val="21"/>
         </w:rPr>
-        <w:t>(a) YOLOv8中各阶段和各模型的固有</w:t>
+        <w:t>(a) YOLOv8</w:t>
+      </w:r>
+      <w:r>
+        <w:rPr>
+          <w:rFonts w:ascii="Times New Roman" w:hAnsi="Times New Roman" w:hint="eastAsia"/>
+          <w:szCs w:val="21"/>
+        </w:rPr>
+        <w:t>中各阶段和各模型的固有</w:t>
       </w:r>
       <w:proofErr w:type="gramStart"/>
       <w:r>
         <w:rPr>
-          <w:rFonts w:ascii="宋体" w:eastAsia="宋体" w:hAnsi="宋体" w:hint="eastAsia"/>
-          <w:sz w:val="21"/>
+          <w:rFonts w:ascii="Times New Roman" w:hAnsi="Times New Roman" w:hint="eastAsia"/>
           <w:szCs w:val="21"/>
         </w:rPr>
         <w:t>秩</w:t>
@@ -18022,8 +18233,7 @@
       <w:proofErr w:type="gramEnd"/>
       <w:r>
         <w:rPr>
-          <w:rFonts w:ascii="宋体" w:eastAsia="宋体" w:hAnsi="宋体" w:hint="eastAsia"/>
-          <w:sz w:val="21"/>
+          <w:rFonts w:ascii="Times New Roman" w:hAnsi="Times New Roman" w:hint="eastAsia"/>
           <w:szCs w:val="21"/>
         </w:rPr>
         <w:t>。主干网络和颈部的阶段按模型前向过程的顺序编号。数值</w:t>
@@ -18031,8 +18241,7 @@
       <w:proofErr w:type="gramStart"/>
       <w:r>
         <w:rPr>
-          <w:rFonts w:ascii="宋体" w:eastAsia="宋体" w:hAnsi="宋体" w:hint="eastAsia"/>
-          <w:sz w:val="21"/>
+          <w:rFonts w:ascii="Times New Roman" w:hAnsi="Times New Roman" w:hint="eastAsia"/>
           <w:szCs w:val="21"/>
         </w:rPr>
         <w:t>秩</w:t>
@@ -18040,17 +18249,92 @@
       <w:proofErr w:type="gramEnd"/>
       <w:r>
         <w:rPr>
-          <w:rFonts w:ascii="宋体" w:eastAsia="宋体" w:hAnsi="宋体" w:hint="eastAsia"/>
-          <w:sz w:val="21"/>
+          <w:rFonts w:ascii="Times New Roman" w:hAnsi="Times New Roman" w:hint="eastAsia"/>
           <w:szCs w:val="21"/>
         </w:rPr>
-        <w:t>r在y轴上归一化为r/Co，其阈值默认为λmax/2，其中Co表示输出通道的数量，λmax为最大奇异值。可以观察到，深层阶段和大模型的固有</w:t>
+        <w:t>r</w:t>
+      </w:r>
+      <w:r>
+        <w:rPr>
+          <w:rFonts w:ascii="Times New Roman" w:hAnsi="Times New Roman" w:hint="eastAsia"/>
+          <w:szCs w:val="21"/>
+        </w:rPr>
+        <w:t>在</w:t>
+      </w:r>
+      <w:r>
+        <w:rPr>
+          <w:rFonts w:ascii="Times New Roman" w:hAnsi="Times New Roman" w:hint="eastAsia"/>
+          <w:szCs w:val="21"/>
+        </w:rPr>
+        <w:t>y</w:t>
+      </w:r>
+      <w:r>
+        <w:rPr>
+          <w:rFonts w:ascii="Times New Roman" w:hAnsi="Times New Roman" w:hint="eastAsia"/>
+          <w:szCs w:val="21"/>
+        </w:rPr>
+        <w:t>轴上归一化为</w:t>
+      </w:r>
+      <w:r>
+        <w:rPr>
+          <w:rFonts w:ascii="Times New Roman" w:hAnsi="Times New Roman" w:hint="eastAsia"/>
+          <w:szCs w:val="21"/>
+        </w:rPr>
+        <w:t>r/Co</w:t>
+      </w:r>
+      <w:r>
+        <w:rPr>
+          <w:rFonts w:ascii="Times New Roman" w:hAnsi="Times New Roman" w:hint="eastAsia"/>
+          <w:szCs w:val="21"/>
+        </w:rPr>
+        <w:t>，其阈值默认为λ</w:t>
+      </w:r>
+      <w:r>
+        <w:rPr>
+          <w:rFonts w:ascii="Times New Roman" w:hAnsi="Times New Roman" w:hint="eastAsia"/>
+          <w:szCs w:val="21"/>
+        </w:rPr>
+        <w:t>max/2</w:t>
+      </w:r>
+      <w:r>
+        <w:rPr>
+          <w:rFonts w:ascii="Times New Roman" w:hAnsi="Times New Roman" w:hint="eastAsia"/>
+          <w:szCs w:val="21"/>
+        </w:rPr>
+        <w:t>，其中</w:t>
+      </w:r>
+      <w:r>
+        <w:rPr>
+          <w:rFonts w:ascii="Times New Roman" w:hAnsi="Times New Roman" w:hint="eastAsia"/>
+          <w:szCs w:val="21"/>
+        </w:rPr>
+        <w:t>Co</w:t>
+      </w:r>
+      <w:r>
+        <w:rPr>
+          <w:rFonts w:ascii="Times New Roman" w:hAnsi="Times New Roman" w:hint="eastAsia"/>
+          <w:szCs w:val="21"/>
+        </w:rPr>
+        <w:t>表示输出通道的数量，λ</w:t>
+      </w:r>
+      <w:r>
+        <w:rPr>
+          <w:rFonts w:ascii="Times New Roman" w:hAnsi="Times New Roman" w:hint="eastAsia"/>
+          <w:szCs w:val="21"/>
+        </w:rPr>
+        <w:t>max</w:t>
+      </w:r>
+      <w:r>
+        <w:rPr>
+          <w:rFonts w:ascii="Times New Roman" w:hAnsi="Times New Roman" w:hint="eastAsia"/>
+          <w:szCs w:val="21"/>
+        </w:rPr>
+        <w:t>为最大奇异值。可以观察到，深层阶段和大模型的固有</w:t>
       </w:r>
       <w:proofErr w:type="gramStart"/>
       <w:r>
         <w:rPr>
-          <w:rFonts w:ascii="宋体" w:eastAsia="宋体" w:hAnsi="宋体" w:hint="eastAsia"/>
-          <w:sz w:val="21"/>
+          <w:rFonts w:ascii="Times New Roman" w:hAnsi="Times New Roman" w:hint="eastAsia"/>
           <w:szCs w:val="21"/>
         </w:rPr>
         <w:t>秩</w:t>
@@ -18058,13 +18342,68 @@
       <w:proofErr w:type="gramEnd"/>
       <w:r>
         <w:rPr>
-          <w:rFonts w:ascii="宋体" w:eastAsia="宋体" w:hAnsi="宋体" w:hint="eastAsia"/>
-          <w:sz w:val="21"/>
+          <w:rFonts w:ascii="Times New Roman" w:hAnsi="Times New Roman" w:hint="eastAsia"/>
           <w:szCs w:val="21"/>
         </w:rPr>
-        <w:t>值较低。 (b) 紧凑型倒置块（CIB）。(c) 部分自注意力模块（PSA）。</w:t>
-      </w:r>
-      <w:bookmarkEnd w:id="12"/>
+        <w:t>值较低。</w:t>
+      </w:r>
+      <w:r>
+        <w:rPr>
+          <w:rFonts w:ascii="Times New Roman" w:hAnsi="Times New Roman" w:hint="eastAsia"/>
+          <w:szCs w:val="21"/>
+        </w:rPr>
+        <w:t xml:space="preserve"> (b) </w:t>
+      </w:r>
+      <w:r>
+        <w:rPr>
+          <w:rFonts w:ascii="Times New Roman" w:hAnsi="Times New Roman" w:hint="eastAsia"/>
+          <w:szCs w:val="21"/>
+        </w:rPr>
+        <w:t>紧凑型倒置块（</w:t>
+      </w:r>
+      <w:r>
+        <w:rPr>
+          <w:rFonts w:ascii="Times New Roman" w:hAnsi="Times New Roman" w:hint="eastAsia"/>
+          <w:szCs w:val="21"/>
+        </w:rPr>
+        <w:t>CIB</w:t>
+      </w:r>
+      <w:r>
+        <w:rPr>
+          <w:rFonts w:ascii="Times New Roman" w:hAnsi="Times New Roman" w:hint="eastAsia"/>
+          <w:szCs w:val="21"/>
+        </w:rPr>
+        <w:t>）。</w:t>
+      </w:r>
+      <w:r>
+        <w:rPr>
+          <w:rFonts w:ascii="Times New Roman" w:hAnsi="Times New Roman" w:hint="eastAsia"/>
+          <w:szCs w:val="21"/>
+        </w:rPr>
+        <w:t xml:space="preserve">(c) </w:t>
+      </w:r>
+      <w:r>
+        <w:rPr>
+          <w:rFonts w:ascii="Times New Roman" w:hAnsi="Times New Roman" w:hint="eastAsia"/>
+          <w:szCs w:val="21"/>
+        </w:rPr>
+        <w:t>部分自注意力模块（</w:t>
+      </w:r>
+      <w:r>
+        <w:rPr>
+          <w:rFonts w:ascii="Times New Roman" w:hAnsi="Times New Roman" w:hint="eastAsia"/>
+          <w:szCs w:val="21"/>
+        </w:rPr>
+        <w:t>PSA</w:t>
+      </w:r>
+      <w:r>
+        <w:rPr>
+          <w:rFonts w:ascii="Times New Roman" w:hAnsi="Times New Roman" w:hint="eastAsia"/>
+          <w:szCs w:val="21"/>
+        </w:rPr>
+        <w:t>）。</w:t>
+      </w:r>
+      <w:bookmarkEnd w:id="13"/>
     </w:p>
     <w:p>
       <w:pPr>
@@ -18074,8 +18413,11 @@
           <w:ilvl w:val="0"/>
           <w:numId w:val="20"/>
         </w:numPr>
+        <w:overflowPunct w:val="0"/>
+        <w:autoSpaceDE w:val="0"/>
+        <w:autoSpaceDN w:val="0"/>
         <w:spacing w:line="300" w:lineRule="auto"/>
-        <w:jc w:val="left"/>
+        <w:ind w:left="862" w:hanging="442"/>
         <w:rPr>
           <w:sz w:val="24"/>
         </w:rPr>
@@ -18150,14 +18492,7 @@
         <w:rPr>
           <w:sz w:val="24"/>
         </w:rPr>
-        <w:t>）</w:t>
-      </w:r>
-      <w:r>
-        <w:rPr>
-          <w:sz w:val="24"/>
-        </w:rPr>
-        <w:lastRenderedPageBreak/>
-        <w:t>的</w:t>
+        <w:t>）的</w:t>
       </w:r>
       <w:r>
         <w:rPr>
@@ -18199,6 +18534,12 @@
         <w:rPr>
           <w:sz w:val="24"/>
         </w:rPr>
+      </w:r>
+      <w:r>
+        <w:rPr>
+          <w:sz w:val="24"/>
+        </w:rPr>
+        <w:instrText xml:space="preserve"> \* MERGEFORMAT </w:instrText>
       </w:r>
       <w:r>
         <w:rPr>
@@ -18271,8 +18612,11 @@
           <w:ilvl w:val="0"/>
           <w:numId w:val="20"/>
         </w:numPr>
+        <w:overflowPunct w:val="0"/>
+        <w:autoSpaceDE w:val="0"/>
+        <w:autoSpaceDN w:val="0"/>
         <w:spacing w:line="300" w:lineRule="auto"/>
-        <w:jc w:val="left"/>
+        <w:ind w:left="862" w:hanging="442"/>
         <w:rPr>
           <w:sz w:val="24"/>
         </w:rPr>
@@ -18281,6 +18625,7 @@
         <w:rPr>
           <w:sz w:val="24"/>
         </w:rPr>
+        <w:lastRenderedPageBreak/>
         <w:t>空间</w:t>
       </w:r>
       <w:r>
@@ -18516,8 +18861,11 @@
           <w:ilvl w:val="0"/>
           <w:numId w:val="20"/>
         </w:numPr>
+        <w:overflowPunct w:val="0"/>
+        <w:autoSpaceDE w:val="0"/>
+        <w:autoSpaceDN w:val="0"/>
         <w:spacing w:line="300" w:lineRule="auto"/>
-        <w:jc w:val="left"/>
+        <w:ind w:left="862" w:hanging="442"/>
         <w:rPr>
           <w:sz w:val="24"/>
         </w:rPr>
@@ -18642,6 +18990,12 @@
         <w:rPr>
           <w:sz w:val="24"/>
         </w:rPr>
+      </w:r>
+      <w:r>
+        <w:rPr>
+          <w:sz w:val="24"/>
+        </w:rPr>
+        <w:instrText xml:space="preserve"> \* MERGEFORMAT </w:instrText>
       </w:r>
       <w:r>
         <w:rPr>
@@ -18777,6 +19131,12 @@
         <w:rPr>
           <w:sz w:val="24"/>
         </w:rPr>
+        <w:instrText xml:space="preserve"> \* MERGEFORMAT </w:instrText>
+      </w:r>
+      <w:r>
+        <w:rPr>
+          <w:sz w:val="24"/>
+        </w:rPr>
         <w:fldChar w:fldCharType="separate"/>
       </w:r>
       <w:r>
@@ -18872,6 +19232,12 @@
         <w:rPr>
           <w:sz w:val="24"/>
         </w:rPr>
+      </w:r>
+      <w:r>
+        <w:rPr>
+          <w:sz w:val="24"/>
+        </w:rPr>
+        <w:instrText xml:space="preserve"> \* MERGEFORMAT </w:instrText>
       </w:r>
       <w:r>
         <w:rPr>
@@ -19020,6 +19386,10 @@
           <w:ilvl w:val="0"/>
           <w:numId w:val="21"/>
         </w:numPr>
+        <w:overflowPunct w:val="0"/>
+        <w:autoSpaceDE w:val="0"/>
+        <w:autoSpaceDN w:val="0"/>
+        <w:ind w:left="862" w:hanging="442"/>
         <w:rPr>
           <w:sz w:val="24"/>
         </w:rPr>
@@ -19064,62 +19434,62 @@
         <w:rPr>
           <w:sz w:val="24"/>
         </w:rPr>
-        <w:t>中第</w:t>
+        <w:t>中第二个</w:t>
+      </w:r>
+      <w:r>
+        <w:rPr>
+          <w:sz w:val="24"/>
+        </w:rPr>
+        <w:t>3×3</w:t>
+      </w:r>
+      <w:r>
+        <w:rPr>
+          <w:sz w:val="24"/>
+        </w:rPr>
+        <w:t>深度卷积的核尺寸增大到</w:t>
+      </w:r>
+      <w:r>
+        <w:rPr>
+          <w:sz w:val="24"/>
+        </w:rPr>
+        <w:t>7×7</w:t>
+      </w:r>
+      <w:r>
+        <w:rPr>
+          <w:sz w:val="24"/>
+        </w:rPr>
+        <w:t>，参照</w:t>
+      </w:r>
+      <w:r>
+        <w:rPr>
+          <w:sz w:val="24"/>
+        </w:rPr>
+        <w:t>[39]</w:t>
+      </w:r>
+      <w:r>
+        <w:rPr>
+          <w:sz w:val="24"/>
+        </w:rPr>
+        <w:t>。此外，我们采用结构重参数化技术引入另一个</w:t>
+      </w:r>
+      <w:r>
+        <w:rPr>
+          <w:sz w:val="24"/>
+        </w:rPr>
+        <w:t>3×3</w:t>
+      </w:r>
+      <w:r>
+        <w:rPr>
+          <w:sz w:val="24"/>
+        </w:rPr>
+        <w:t>深度卷积分支，以缓解优化问题，同时不会增加推理开销。此外，随着模型规模的增大，其感受野自然扩展，使用大核</w:t>
       </w:r>
       <w:r>
         <w:rPr>
           <w:sz w:val="24"/>
         </w:rPr>
         <w:lastRenderedPageBreak/>
-        <w:t>二个</w:t>
-      </w:r>
-      <w:r>
-        <w:rPr>
-          <w:sz w:val="24"/>
-        </w:rPr>
-        <w:t>3×3</w:t>
-      </w:r>
-      <w:r>
-        <w:rPr>
-          <w:sz w:val="24"/>
-        </w:rPr>
-        <w:t>深度卷积的核尺寸增大到</w:t>
-      </w:r>
-      <w:r>
-        <w:rPr>
-          <w:sz w:val="24"/>
-        </w:rPr>
-        <w:t>7×7</w:t>
-      </w:r>
-      <w:r>
-        <w:rPr>
-          <w:sz w:val="24"/>
-        </w:rPr>
-        <w:t>，参照</w:t>
-      </w:r>
-      <w:r>
-        <w:rPr>
-          <w:sz w:val="24"/>
-        </w:rPr>
-        <w:t>[39]</w:t>
-      </w:r>
-      <w:r>
-        <w:rPr>
-          <w:sz w:val="24"/>
-        </w:rPr>
-        <w:t>。此外，我们采用结构重参数化技术引入另一个</w:t>
-      </w:r>
-      <w:r>
-        <w:rPr>
-          <w:sz w:val="24"/>
-        </w:rPr>
-        <w:t>3×3</w:t>
-      </w:r>
-      <w:r>
-        <w:rPr>
-          <w:sz w:val="24"/>
-        </w:rPr>
-        <w:t>深度卷积分支，以缓解优化问题，同时不会增加推理开销。此外，随着模型规模的增大，其感受野自然扩展，使用大核卷积的优势也逐渐减小。因此，我们仅在小规模模型中采用大核卷积。</w:t>
+        <w:t>卷积的优势也逐渐减小。因此，我们仅在小规模模型中采用大核卷积。</w:t>
       </w:r>
     </w:p>
     <w:p>
@@ -19129,6 +19499,10 @@
           <w:ilvl w:val="0"/>
           <w:numId w:val="21"/>
         </w:numPr>
+        <w:overflowPunct w:val="0"/>
+        <w:autoSpaceDE w:val="0"/>
+        <w:autoSpaceDN w:val="0"/>
+        <w:ind w:left="862" w:hanging="442"/>
         <w:rPr>
           <w:sz w:val="24"/>
         </w:rPr>
@@ -19441,192 +19815,192 @@
         <w:pStyle w:val="af5"/>
         <w:keepNext/>
         <w:rPr>
-          <w:rFonts w:hint="eastAsia"/>
+          <w:rFonts w:ascii="Times New Roman" w:hAnsi="Times New Roman" w:hint="eastAsia"/>
         </w:rPr>
       </w:pPr>
-      <w:bookmarkStart w:id="13" w:name="_Ref219128648"/>
-      <w:r>
-        <w:rPr>
-          <w:rFonts w:hint="eastAsia"/>
+      <w:bookmarkStart w:id="14" w:name="_Ref219128648"/>
+      <w:r>
+        <w:rPr>
+          <w:rFonts w:ascii="Times New Roman" w:hAnsi="Times New Roman" w:hint="eastAsia"/>
         </w:rPr>
         <w:t>表</w:t>
       </w:r>
       <w:r>
         <w:rPr>
-          <w:rFonts w:hint="eastAsia"/>
+          <w:rFonts w:ascii="Times New Roman" w:hAnsi="Times New Roman" w:hint="eastAsia"/>
         </w:rPr>
         <w:t xml:space="preserve"> </w:t>
       </w:r>
       <w:r>
         <w:rPr>
-          <w:rFonts w:hint="eastAsia"/>
+          <w:rFonts w:ascii="Times New Roman" w:hAnsi="Times New Roman" w:hint="eastAsia"/>
         </w:rPr>
         <w:fldChar w:fldCharType="begin"/>
       </w:r>
       <w:r>
         <w:rPr>
-          <w:rFonts w:hint="eastAsia"/>
+          <w:rFonts w:ascii="Times New Roman" w:hAnsi="Times New Roman" w:hint="eastAsia"/>
         </w:rPr>
         <w:instrText xml:space="preserve"> STYLEREF  \s </w:instrText>
       </w:r>
       <w:r>
         <w:rPr>
-          <w:rFonts w:hint="eastAsia"/>
+          <w:rFonts w:ascii="Times New Roman" w:hAnsi="Times New Roman" w:hint="eastAsia"/>
         </w:rPr>
         <w:instrText>样式</w:instrText>
       </w:r>
       <w:r>
         <w:rPr>
-          <w:rFonts w:hint="eastAsia"/>
+          <w:rFonts w:ascii="Times New Roman" w:hAnsi="Times New Roman" w:hint="eastAsia"/>
         </w:rPr>
         <w:instrText xml:space="preserve">1 </w:instrText>
       </w:r>
       <w:r>
         <w:rPr>
-          <w:rFonts w:hint="eastAsia"/>
+          <w:rFonts w:ascii="Times New Roman" w:hAnsi="Times New Roman" w:hint="eastAsia"/>
         </w:rPr>
         <w:fldChar w:fldCharType="separate"/>
       </w:r>
       <w:r>
         <w:rPr>
-          <w:rFonts w:hint="eastAsia"/>
+          <w:rFonts w:ascii="Times New Roman" w:hAnsi="Times New Roman" w:hint="eastAsia"/>
           <w:noProof/>
         </w:rPr>
         <w:t>3.2</w:t>
       </w:r>
       <w:r>
         <w:rPr>
-          <w:rFonts w:hint="eastAsia"/>
+          <w:rFonts w:ascii="Times New Roman" w:hAnsi="Times New Roman" w:hint="eastAsia"/>
         </w:rPr>
         <w:fldChar w:fldCharType="end"/>
       </w:r>
       <w:r>
         <w:rPr>
-          <w:rFonts w:hint="eastAsia"/>
+          <w:rFonts w:ascii="Times New Roman" w:hAnsi="Times New Roman" w:hint="eastAsia"/>
         </w:rPr>
         <w:noBreakHyphen/>
       </w:r>
       <w:r>
         <w:rPr>
-          <w:rFonts w:hint="eastAsia"/>
+          <w:rFonts w:ascii="Times New Roman" w:hAnsi="Times New Roman" w:hint="eastAsia"/>
         </w:rPr>
         <w:fldChar w:fldCharType="begin"/>
       </w:r>
       <w:r>
         <w:rPr>
-          <w:rFonts w:hint="eastAsia"/>
+          <w:rFonts w:ascii="Times New Roman" w:hAnsi="Times New Roman" w:hint="eastAsia"/>
         </w:rPr>
         <w:instrText xml:space="preserve"> SEQ </w:instrText>
       </w:r>
       <w:r>
         <w:rPr>
-          <w:rFonts w:hint="eastAsia"/>
+          <w:rFonts w:ascii="Times New Roman" w:hAnsi="Times New Roman" w:hint="eastAsia"/>
         </w:rPr>
         <w:instrText>表</w:instrText>
       </w:r>
       <w:r>
         <w:rPr>
-          <w:rFonts w:hint="eastAsia"/>
+          <w:rFonts w:ascii="Times New Roman" w:hAnsi="Times New Roman" w:hint="eastAsia"/>
         </w:rPr>
         <w:instrText xml:space="preserve"> \* ARABIC \s 1 </w:instrText>
       </w:r>
       <w:r>
         <w:rPr>
-          <w:rFonts w:hint="eastAsia"/>
+          <w:rFonts w:ascii="Times New Roman" w:hAnsi="Times New Roman" w:hint="eastAsia"/>
         </w:rPr>
         <w:fldChar w:fldCharType="separate"/>
       </w:r>
       <w:r>
         <w:rPr>
-          <w:rFonts w:hint="eastAsia"/>
+          <w:rFonts w:ascii="Times New Roman" w:hAnsi="Times New Roman" w:hint="eastAsia"/>
           <w:noProof/>
         </w:rPr>
         <w:t>1</w:t>
       </w:r>
       <w:r>
         <w:rPr>
-          <w:rFonts w:hint="eastAsia"/>
+          <w:rFonts w:ascii="Times New Roman" w:hAnsi="Times New Roman" w:hint="eastAsia"/>
         </w:rPr>
         <w:fldChar w:fldCharType="end"/>
       </w:r>
-      <w:bookmarkEnd w:id="13"/>
-      <w:r>
-        <w:rPr>
-          <w:rFonts w:hint="eastAsia"/>
+      <w:bookmarkEnd w:id="14"/>
+      <w:r>
+        <w:rPr>
+          <w:rFonts w:ascii="Times New Roman" w:hAnsi="Times New Roman" w:hint="eastAsia"/>
         </w:rPr>
         <w:t>与最先进技术的比较。延迟使用官方</w:t>
       </w:r>
       <w:proofErr w:type="gramStart"/>
       <w:r>
         <w:rPr>
-          <w:rFonts w:hint="eastAsia"/>
+          <w:rFonts w:ascii="Times New Roman" w:hAnsi="Times New Roman" w:hint="eastAsia"/>
         </w:rPr>
         <w:t>预训练</w:t>
       </w:r>
       <w:proofErr w:type="gramEnd"/>
       <w:r>
         <w:rPr>
-          <w:rFonts w:hint="eastAsia"/>
+          <w:rFonts w:ascii="Times New Roman" w:hAnsi="Times New Roman" w:hint="eastAsia"/>
         </w:rPr>
         <w:t>模型测量。延迟</w:t>
       </w:r>
       <w:r>
         <w:rPr>
-          <w:rFonts w:hint="eastAsia"/>
+          <w:rFonts w:ascii="Times New Roman" w:hAnsi="Times New Roman" w:hint="eastAsia"/>
         </w:rPr>
         <w:t>f</w:t>
       </w:r>
       <w:r>
         <w:rPr>
-          <w:rFonts w:hint="eastAsia"/>
+          <w:rFonts w:ascii="Times New Roman" w:hAnsi="Times New Roman" w:hint="eastAsia"/>
         </w:rPr>
         <w:t>表示模型在前向过程中的延迟，不包括后处理。</w:t>
       </w:r>
       <w:r>
         <w:rPr>
-          <w:rFonts w:ascii="Courier New" w:hAnsi="Courier New" w:cs="Courier New"/>
+          <w:rFonts w:ascii="Times New Roman" w:hAnsi="Times New Roman" w:cs="Courier New"/>
         </w:rPr>
         <w:t>†</w:t>
       </w:r>
       <w:r>
         <w:rPr>
-          <w:rFonts w:ascii="黑体" w:hAnsi="黑体" w:cs="黑体" w:hint="eastAsia"/>
+          <w:rFonts w:ascii="Times New Roman" w:hAnsi="Times New Roman" w:cs="黑体" w:hint="eastAsia"/>
         </w:rPr>
         <w:t>表示</w:t>
       </w:r>
       <w:r>
         <w:rPr>
-          <w:rFonts w:hint="eastAsia"/>
+          <w:rFonts w:ascii="Times New Roman" w:hAnsi="Times New Roman" w:cs="Times New Roman"/>
         </w:rPr>
         <w:t>YOLOv10</w:t>
       </w:r>
       <w:r>
         <w:rPr>
-          <w:rFonts w:hint="eastAsia"/>
+          <w:rFonts w:ascii="Times New Roman" w:hAnsi="Times New Roman" w:hint="eastAsia"/>
         </w:rPr>
         <w:t>使用原始一对多训练和</w:t>
       </w:r>
       <w:r>
         <w:rPr>
-          <w:rFonts w:hint="eastAsia"/>
+          <w:rFonts w:ascii="Times New Roman" w:hAnsi="Times New Roman" w:hint="eastAsia"/>
         </w:rPr>
         <w:t>NMS</w:t>
       </w:r>
       <w:r>
         <w:rPr>
-          <w:rFonts w:hint="eastAsia"/>
+          <w:rFonts w:ascii="Times New Roman" w:hAnsi="Times New Roman" w:hint="eastAsia"/>
         </w:rPr>
         <w:t>的结果。以下所有结果均未使用额外的高级训练技术，如知识蒸馏或</w:t>
       </w:r>
       <w:r>
         <w:rPr>
-          <w:rFonts w:hint="eastAsia"/>
+          <w:rFonts w:ascii="Times New Roman" w:hAnsi="Times New Roman" w:cs="Times New Roman"/>
         </w:rPr>
         <w:t>PGI</w:t>
       </w:r>
       <w:r>
         <w:rPr>
-          <w:rFonts w:hint="eastAsia"/>
+          <w:rFonts w:ascii="Times New Roman" w:hAnsi="Times New Roman" w:hint="eastAsia"/>
         </w:rPr>
         <w:t>，以保证公平比较。</w:t>
       </w:r>
@@ -24987,7 +25361,7 @@
           <w:szCs w:val="30"/>
         </w:rPr>
       </w:pPr>
-      <w:bookmarkStart w:id="14" w:name="_Toc219291896"/>
+      <w:bookmarkStart w:id="15" w:name="_Toc219291896"/>
       <w:r>
         <w:rPr>
           <w:rFonts w:eastAsia="黑体" w:hAnsi="黑体"/>
@@ -24997,7 +25371,7 @@
         <w:lastRenderedPageBreak/>
         <w:t>实验</w:t>
       </w:r>
-      <w:bookmarkEnd w:id="14"/>
+      <w:bookmarkEnd w:id="15"/>
     </w:p>
     <w:p>
       <w:pPr>
@@ -25014,7 +25388,7 @@
           <w:szCs w:val="28"/>
         </w:rPr>
       </w:pPr>
-      <w:bookmarkStart w:id="15" w:name="_Toc219291897"/>
+      <w:bookmarkStart w:id="16" w:name="_Toc219291897"/>
       <w:r>
         <w:rPr>
           <w:rFonts w:eastAsia="黑体" w:hAnsi="黑体"/>
@@ -25023,14 +25397,16 @@
         </w:rPr>
         <w:t>实施细节</w:t>
       </w:r>
-      <w:bookmarkEnd w:id="15"/>
+      <w:bookmarkEnd w:id="16"/>
     </w:p>
     <w:p>
       <w:pPr>
         <w:widowControl/>
+        <w:overflowPunct w:val="0"/>
+        <w:autoSpaceDE w:val="0"/>
+        <w:autoSpaceDN w:val="0"/>
         <w:spacing w:after="160" w:line="278" w:lineRule="auto"/>
         <w:ind w:firstLine="420"/>
-        <w:jc w:val="left"/>
         <w:rPr>
           <w:sz w:val="24"/>
         </w:rPr>
@@ -25239,7 +25615,7 @@
           <w:szCs w:val="28"/>
         </w:rPr>
       </w:pPr>
-      <w:bookmarkStart w:id="16" w:name="_Toc219291898"/>
+      <w:bookmarkStart w:id="17" w:name="_Toc219291898"/>
       <w:r>
         <w:rPr>
           <w:rFonts w:eastAsia="黑体" w:hAnsi="黑体"/>
@@ -25248,14 +25624,16 @@
         </w:rPr>
         <w:t>与最先进技术的比较</w:t>
       </w:r>
-      <w:bookmarkEnd w:id="16"/>
+      <w:bookmarkEnd w:id="17"/>
     </w:p>
     <w:p>
       <w:pPr>
         <w:widowControl/>
+        <w:overflowPunct w:val="0"/>
+        <w:autoSpaceDE w:val="0"/>
+        <w:autoSpaceDN w:val="0"/>
         <w:spacing w:line="300" w:lineRule="auto"/>
         <w:ind w:firstLine="420"/>
-        <w:jc w:val="left"/>
         <w:rPr>
           <w:sz w:val="24"/>
         </w:rPr>
@@ -25282,6 +25660,12 @@
         <w:rPr>
           <w:sz w:val="24"/>
         </w:rPr>
+      </w:r>
+      <w:r>
+        <w:rPr>
+          <w:sz w:val="24"/>
+        </w:rPr>
+        <w:instrText xml:space="preserve"> \* MERGEFORMAT </w:instrText>
       </w:r>
       <w:r>
         <w:rPr>
@@ -25855,9 +26239,11 @@
     <w:p>
       <w:pPr>
         <w:widowControl/>
+        <w:overflowPunct w:val="0"/>
+        <w:autoSpaceDE w:val="0"/>
+        <w:autoSpaceDN w:val="0"/>
         <w:spacing w:line="300" w:lineRule="auto"/>
         <w:ind w:firstLine="420"/>
-        <w:jc w:val="left"/>
         <w:rPr>
           <w:sz w:val="24"/>
         </w:rPr>
@@ -25934,6 +26320,12 @@
         <w:rPr>
           <w:sz w:val="24"/>
         </w:rPr>
+      </w:r>
+      <w:r>
+        <w:rPr>
+          <w:sz w:val="24"/>
+        </w:rPr>
+        <w:instrText xml:space="preserve"> \* MERGEFORMAT </w:instrText>
       </w:r>
       <w:r>
         <w:rPr>
@@ -26037,143 +26429,149 @@
         <w:keepNext/>
         <w:jc w:val="center"/>
         <w:rPr>
-          <w:rFonts w:hint="eastAsia"/>
+          <w:rFonts w:ascii="Times New Roman" w:hAnsi="Times New Roman" w:hint="eastAsia"/>
         </w:rPr>
       </w:pPr>
-      <w:bookmarkStart w:id="17" w:name="_Ref219237663"/>
-      <w:r>
-        <w:rPr>
-          <w:rFonts w:hint="eastAsia"/>
+      <w:bookmarkStart w:id="18" w:name="_Ref219237663"/>
+      <w:r>
+        <w:rPr>
+          <w:rFonts w:ascii="Times New Roman" w:hAnsi="Times New Roman" w:hint="eastAsia"/>
         </w:rPr>
         <w:lastRenderedPageBreak/>
         <w:t>表</w:t>
       </w:r>
       <w:r>
         <w:rPr>
-          <w:rFonts w:hint="eastAsia"/>
+          <w:rFonts w:ascii="Times New Roman" w:hAnsi="Times New Roman" w:hint="eastAsia"/>
         </w:rPr>
         <w:t xml:space="preserve"> </w:t>
       </w:r>
       <w:r>
         <w:rPr>
-          <w:rFonts w:hint="eastAsia"/>
+          <w:rFonts w:ascii="Times New Roman" w:hAnsi="Times New Roman" w:hint="eastAsia"/>
         </w:rPr>
         <w:fldChar w:fldCharType="begin"/>
       </w:r>
       <w:r>
         <w:rPr>
-          <w:rFonts w:hint="eastAsia"/>
+          <w:rFonts w:ascii="Times New Roman" w:hAnsi="Times New Roman" w:hint="eastAsia"/>
         </w:rPr>
         <w:instrText xml:space="preserve"> STYLEREF  \s </w:instrText>
       </w:r>
       <w:r>
         <w:rPr>
-          <w:rFonts w:hint="eastAsia"/>
+          <w:rFonts w:ascii="Times New Roman" w:hAnsi="Times New Roman" w:hint="eastAsia"/>
         </w:rPr>
         <w:instrText>样式</w:instrText>
       </w:r>
       <w:r>
         <w:rPr>
-          <w:rFonts w:hint="eastAsia"/>
+          <w:rFonts w:ascii="Times New Roman" w:hAnsi="Times New Roman" w:hint="eastAsia"/>
         </w:rPr>
         <w:instrText xml:space="preserve">1 </w:instrText>
       </w:r>
       <w:r>
         <w:rPr>
-          <w:rFonts w:hint="eastAsia"/>
+          <w:rFonts w:ascii="Times New Roman" w:hAnsi="Times New Roman" w:hint="eastAsia"/>
         </w:rPr>
         <w:fldChar w:fldCharType="separate"/>
       </w:r>
       <w:r>
         <w:rPr>
-          <w:rFonts w:hint="eastAsia"/>
+          <w:rFonts w:ascii="Times New Roman" w:hAnsi="Times New Roman" w:hint="eastAsia"/>
           <w:noProof/>
         </w:rPr>
         <w:t>4.2</w:t>
       </w:r>
       <w:r>
         <w:rPr>
-          <w:rFonts w:hint="eastAsia"/>
+          <w:rFonts w:ascii="Times New Roman" w:hAnsi="Times New Roman" w:hint="eastAsia"/>
         </w:rPr>
         <w:fldChar w:fldCharType="end"/>
       </w:r>
       <w:r>
         <w:rPr>
-          <w:rFonts w:hint="eastAsia"/>
+          <w:rFonts w:ascii="Times New Roman" w:hAnsi="Times New Roman" w:hint="eastAsia"/>
         </w:rPr>
         <w:noBreakHyphen/>
       </w:r>
       <w:r>
         <w:rPr>
-          <w:rFonts w:hint="eastAsia"/>
+          <w:rFonts w:ascii="Times New Roman" w:hAnsi="Times New Roman" w:hint="eastAsia"/>
         </w:rPr>
         <w:fldChar w:fldCharType="begin"/>
       </w:r>
       <w:r>
         <w:rPr>
-          <w:rFonts w:hint="eastAsia"/>
+          <w:rFonts w:ascii="Times New Roman" w:hAnsi="Times New Roman" w:hint="eastAsia"/>
         </w:rPr>
         <w:instrText xml:space="preserve"> SEQ </w:instrText>
       </w:r>
       <w:r>
         <w:rPr>
-          <w:rFonts w:hint="eastAsia"/>
+          <w:rFonts w:ascii="Times New Roman" w:hAnsi="Times New Roman" w:hint="eastAsia"/>
         </w:rPr>
         <w:instrText>表</w:instrText>
       </w:r>
       <w:r>
         <w:rPr>
-          <w:rFonts w:hint="eastAsia"/>
+          <w:rFonts w:ascii="Times New Roman" w:hAnsi="Times New Roman" w:hint="eastAsia"/>
         </w:rPr>
         <w:instrText xml:space="preserve"> \* ARABIC \s 1 </w:instrText>
       </w:r>
       <w:r>
         <w:rPr>
-          <w:rFonts w:hint="eastAsia"/>
+          <w:rFonts w:ascii="Times New Roman" w:hAnsi="Times New Roman" w:hint="eastAsia"/>
         </w:rPr>
         <w:fldChar w:fldCharType="separate"/>
       </w:r>
       <w:r>
         <w:rPr>
-          <w:rFonts w:hint="eastAsia"/>
+          <w:rFonts w:ascii="Times New Roman" w:hAnsi="Times New Roman" w:hint="eastAsia"/>
           <w:noProof/>
         </w:rPr>
         <w:t>2</w:t>
       </w:r>
       <w:r>
         <w:rPr>
-          <w:rFonts w:hint="eastAsia"/>
+          <w:rFonts w:ascii="Times New Roman" w:hAnsi="Times New Roman" w:hint="eastAsia"/>
         </w:rPr>
         <w:fldChar w:fldCharType="end"/>
       </w:r>
-      <w:bookmarkEnd w:id="17"/>
-      <w:r>
-        <w:rPr>
-          <w:rFonts w:hint="eastAsia"/>
+      <w:bookmarkEnd w:id="18"/>
+      <w:r>
+        <w:rPr>
+          <w:rFonts w:ascii="Times New Roman" w:hAnsi="Times New Roman" w:hint="eastAsia"/>
         </w:rPr>
         <w:t>使用</w:t>
       </w:r>
       <w:r>
         <w:rPr>
-          <w:rFonts w:hint="eastAsia"/>
-        </w:rPr>
-        <w:t xml:space="preserve"> YOLOv10-S </w:t>
-      </w:r>
-      <w:r>
-        <w:rPr>
-          <w:rFonts w:hint="eastAsia"/>
+          <w:rFonts w:ascii="Times New Roman" w:hAnsi="Times New Roman" w:cs="Times New Roman"/>
+        </w:rPr>
+        <w:t xml:space="preserve"> YOLOv10-S</w:t>
+      </w:r>
+      <w:r>
+        <w:rPr>
+          <w:rFonts w:ascii="Times New Roman" w:hAnsi="Times New Roman" w:hint="eastAsia"/>
+        </w:rPr>
+        <w:t xml:space="preserve"> </w:t>
+      </w:r>
+      <w:r>
+        <w:rPr>
+          <w:rFonts w:ascii="Times New Roman" w:hAnsi="Times New Roman" w:hint="eastAsia"/>
         </w:rPr>
         <w:t>和</w:t>
       </w:r>
       <w:r>
         <w:rPr>
-          <w:rFonts w:hint="eastAsia"/>
+          <w:rFonts w:ascii="Times New Roman" w:hAnsi="Times New Roman" w:cs="Times New Roman"/>
         </w:rPr>
         <w:t xml:space="preserve"> YOLOv10-M on COCO </w:t>
       </w:r>
       <w:r>
         <w:rPr>
-          <w:rFonts w:hint="eastAsia"/>
+          <w:rFonts w:ascii="Times New Roman" w:hAnsi="Times New Roman" w:hint="eastAsia"/>
         </w:rPr>
         <w:t>的消融研究</w:t>
       </w:r>
@@ -27833,118 +28231,116 @@
         <w:keepNext/>
         <w:jc w:val="center"/>
         <w:rPr>
-          <w:rFonts w:hint="eastAsia"/>
+          <w:rFonts w:ascii="Times New Roman" w:hAnsi="Times New Roman" w:hint="eastAsia"/>
         </w:rPr>
       </w:pPr>
-      <w:bookmarkStart w:id="18" w:name="_Ref219237744"/>
-      <w:r>
-        <w:rPr>
-          <w:rFonts w:hint="eastAsia"/>
+      <w:bookmarkStart w:id="19" w:name="_Ref219237744"/>
+      <w:r>
+        <w:rPr>
+          <w:rFonts w:ascii="Times New Roman" w:hAnsi="Times New Roman" w:hint="eastAsia"/>
         </w:rPr>
         <w:t>表</w:t>
       </w:r>
       <w:r>
         <w:rPr>
-          <w:rFonts w:hint="eastAsia"/>
+          <w:rFonts w:ascii="Times New Roman" w:hAnsi="Times New Roman" w:hint="eastAsia"/>
         </w:rPr>
         <w:t xml:space="preserve"> </w:t>
       </w:r>
       <w:r>
         <w:rPr>
-          <w:rFonts w:hint="eastAsia"/>
+          <w:rFonts w:ascii="Times New Roman" w:hAnsi="Times New Roman" w:hint="eastAsia"/>
         </w:rPr>
         <w:fldChar w:fldCharType="begin"/>
       </w:r>
       <w:r>
         <w:rPr>
-          <w:rFonts w:hint="eastAsia"/>
+          <w:rFonts w:ascii="Times New Roman" w:hAnsi="Times New Roman" w:hint="eastAsia"/>
         </w:rPr>
         <w:instrText xml:space="preserve"> STYLEREF  \s </w:instrText>
       </w:r>
       <w:r>
         <w:rPr>
-          <w:rFonts w:hint="eastAsia"/>
+          <w:rFonts w:ascii="Times New Roman" w:hAnsi="Times New Roman" w:hint="eastAsia"/>
         </w:rPr>
         <w:instrText>样式</w:instrText>
       </w:r>
       <w:r>
         <w:rPr>
-          <w:rFonts w:hint="eastAsia"/>
+          <w:rFonts w:ascii="Times New Roman" w:hAnsi="Times New Roman" w:hint="eastAsia"/>
         </w:rPr>
         <w:instrText xml:space="preserve">1 </w:instrText>
       </w:r>
       <w:r>
         <w:rPr>
-          <w:rFonts w:hint="eastAsia"/>
+          <w:rFonts w:ascii="Times New Roman" w:hAnsi="Times New Roman" w:hint="eastAsia"/>
         </w:rPr>
         <w:fldChar w:fldCharType="separate"/>
       </w:r>
       <w:r>
         <w:rPr>
-          <w:rFonts w:hint="eastAsia"/>
-          <w:noProof/>
+          <w:rFonts w:ascii="Times New Roman" w:hAnsi="Times New Roman" w:hint="eastAsia"/>
         </w:rPr>
         <w:t>4.2</w:t>
       </w:r>
       <w:r>
         <w:rPr>
-          <w:rFonts w:hint="eastAsia"/>
+          <w:rFonts w:ascii="Times New Roman" w:hAnsi="Times New Roman" w:hint="eastAsia"/>
         </w:rPr>
         <w:fldChar w:fldCharType="end"/>
       </w:r>
       <w:r>
         <w:rPr>
-          <w:rFonts w:hint="eastAsia"/>
+          <w:rFonts w:ascii="Times New Roman" w:hAnsi="Times New Roman" w:hint="eastAsia"/>
         </w:rPr>
         <w:noBreakHyphen/>
       </w:r>
       <w:r>
         <w:rPr>
-          <w:rFonts w:hint="eastAsia"/>
+          <w:rFonts w:ascii="Times New Roman" w:hAnsi="Times New Roman" w:hint="eastAsia"/>
         </w:rPr>
         <w:fldChar w:fldCharType="begin"/>
       </w:r>
       <w:r>
         <w:rPr>
-          <w:rFonts w:hint="eastAsia"/>
+          <w:rFonts w:ascii="Times New Roman" w:hAnsi="Times New Roman" w:hint="eastAsia"/>
         </w:rPr>
         <w:instrText xml:space="preserve"> SEQ </w:instrText>
       </w:r>
       <w:r>
         <w:rPr>
-          <w:rFonts w:hint="eastAsia"/>
+          <w:rFonts w:ascii="Times New Roman" w:hAnsi="Times New Roman" w:hint="eastAsia"/>
         </w:rPr>
         <w:instrText>表</w:instrText>
       </w:r>
       <w:r>
         <w:rPr>
-          <w:rFonts w:hint="eastAsia"/>
+          <w:rFonts w:ascii="Times New Roman" w:hAnsi="Times New Roman" w:hint="eastAsia"/>
         </w:rPr>
         <w:instrText xml:space="preserve"> \* ARABIC \s 1 </w:instrText>
       </w:r>
       <w:r>
         <w:rPr>
-          <w:rFonts w:hint="eastAsia"/>
+          <w:rFonts w:ascii="Times New Roman" w:hAnsi="Times New Roman" w:hint="eastAsia"/>
         </w:rPr>
         <w:fldChar w:fldCharType="separate"/>
       </w:r>
       <w:r>
         <w:rPr>
-          <w:rFonts w:hint="eastAsia"/>
-          <w:noProof/>
+          <w:rFonts w:ascii="Times New Roman" w:hAnsi="Times New Roman" w:hint="eastAsia"/>
         </w:rPr>
         <w:t>3</w:t>
       </w:r>
       <w:r>
         <w:rPr>
-          <w:rFonts w:hint="eastAsia"/>
+          <w:rFonts w:ascii="Times New Roman" w:hAnsi="Times New Roman" w:hint="eastAsia"/>
         </w:rPr>
         <w:fldChar w:fldCharType="end"/>
       </w:r>
-      <w:bookmarkEnd w:id="18"/>
-      <w:r>
-        <w:rPr>
-          <w:rFonts w:hint="eastAsia"/>
+      <w:bookmarkEnd w:id="19"/>
+      <w:r>
+        <w:rPr>
+          <w:rFonts w:ascii="Times New Roman" w:hAnsi="Times New Roman" w:hint="eastAsia"/>
         </w:rPr>
         <w:t>双重分配</w:t>
       </w:r>
@@ -28413,12 +28809,9 @@
     </w:tbl>
     <w:p>
       <w:pPr>
-        <w:widowControl/>
-        <w:spacing w:line="300" w:lineRule="auto"/>
-        <w:jc w:val="left"/>
-        <w:rPr>
-          <w:sz w:val="24"/>
-        </w:rPr>
+        <w:pStyle w:val="af5"/>
+        <w:keepNext/>
+        <w:jc w:val="center"/>
       </w:pPr>
     </w:p>
     <w:p>
@@ -28427,118 +28820,116 @@
         <w:keepNext/>
         <w:jc w:val="center"/>
         <w:rPr>
-          <w:rFonts w:hint="eastAsia"/>
+          <w:rFonts w:ascii="Times New Roman" w:hAnsi="Times New Roman" w:hint="eastAsia"/>
         </w:rPr>
       </w:pPr>
-      <w:bookmarkStart w:id="19" w:name="_Ref219237814"/>
-      <w:r>
-        <w:rPr>
-          <w:rFonts w:hint="eastAsia"/>
+      <w:bookmarkStart w:id="20" w:name="_Ref219237814"/>
+      <w:r>
+        <w:rPr>
+          <w:rFonts w:ascii="Times New Roman" w:hAnsi="Times New Roman" w:hint="eastAsia"/>
         </w:rPr>
         <w:t>表</w:t>
       </w:r>
       <w:r>
         <w:rPr>
-          <w:rFonts w:hint="eastAsia"/>
+          <w:rFonts w:ascii="Times New Roman" w:hAnsi="Times New Roman" w:hint="eastAsia"/>
         </w:rPr>
         <w:t xml:space="preserve"> </w:t>
       </w:r>
       <w:r>
         <w:rPr>
-          <w:rFonts w:hint="eastAsia"/>
+          <w:rFonts w:ascii="Times New Roman" w:hAnsi="Times New Roman" w:hint="eastAsia"/>
         </w:rPr>
         <w:fldChar w:fldCharType="begin"/>
       </w:r>
       <w:r>
         <w:rPr>
-          <w:rFonts w:hint="eastAsia"/>
+          <w:rFonts w:ascii="Times New Roman" w:hAnsi="Times New Roman" w:hint="eastAsia"/>
         </w:rPr>
         <w:instrText xml:space="preserve"> STYLEREF  \s </w:instrText>
       </w:r>
       <w:r>
         <w:rPr>
-          <w:rFonts w:hint="eastAsia"/>
+          <w:rFonts w:ascii="Times New Roman" w:hAnsi="Times New Roman" w:hint="eastAsia"/>
         </w:rPr>
         <w:instrText>样式</w:instrText>
       </w:r>
       <w:r>
         <w:rPr>
-          <w:rFonts w:hint="eastAsia"/>
+          <w:rFonts w:ascii="Times New Roman" w:hAnsi="Times New Roman" w:hint="eastAsia"/>
         </w:rPr>
         <w:instrText xml:space="preserve">1 </w:instrText>
       </w:r>
       <w:r>
         <w:rPr>
-          <w:rFonts w:hint="eastAsia"/>
+          <w:rFonts w:ascii="Times New Roman" w:hAnsi="Times New Roman" w:hint="eastAsia"/>
         </w:rPr>
         <w:fldChar w:fldCharType="separate"/>
       </w:r>
       <w:r>
         <w:rPr>
-          <w:rFonts w:hint="eastAsia"/>
-          <w:noProof/>
+          <w:rFonts w:ascii="Times New Roman" w:hAnsi="Times New Roman" w:hint="eastAsia"/>
         </w:rPr>
         <w:t>4.2</w:t>
       </w:r>
       <w:r>
         <w:rPr>
-          <w:rFonts w:hint="eastAsia"/>
+          <w:rFonts w:ascii="Times New Roman" w:hAnsi="Times New Roman" w:hint="eastAsia"/>
         </w:rPr>
         <w:fldChar w:fldCharType="end"/>
       </w:r>
       <w:r>
         <w:rPr>
-          <w:rFonts w:hint="eastAsia"/>
+          <w:rFonts w:ascii="Times New Roman" w:hAnsi="Times New Roman" w:hint="eastAsia"/>
         </w:rPr>
         <w:noBreakHyphen/>
       </w:r>
       <w:r>
         <w:rPr>
-          <w:rFonts w:hint="eastAsia"/>
+          <w:rFonts w:ascii="Times New Roman" w:hAnsi="Times New Roman" w:hint="eastAsia"/>
         </w:rPr>
         <w:fldChar w:fldCharType="begin"/>
       </w:r>
       <w:r>
         <w:rPr>
-          <w:rFonts w:hint="eastAsia"/>
+          <w:rFonts w:ascii="Times New Roman" w:hAnsi="Times New Roman" w:hint="eastAsia"/>
         </w:rPr>
         <w:instrText xml:space="preserve"> SEQ </w:instrText>
       </w:r>
       <w:r>
         <w:rPr>
-          <w:rFonts w:hint="eastAsia"/>
+          <w:rFonts w:ascii="Times New Roman" w:hAnsi="Times New Roman" w:hint="eastAsia"/>
         </w:rPr>
         <w:instrText>表</w:instrText>
       </w:r>
       <w:r>
         <w:rPr>
-          <w:rFonts w:hint="eastAsia"/>
+          <w:rFonts w:ascii="Times New Roman" w:hAnsi="Times New Roman" w:hint="eastAsia"/>
         </w:rPr>
         <w:instrText xml:space="preserve"> \* ARABIC \s 1 </w:instrText>
       </w:r>
       <w:r>
         <w:rPr>
-          <w:rFonts w:hint="eastAsia"/>
+          <w:rFonts w:ascii="Times New Roman" w:hAnsi="Times New Roman" w:hint="eastAsia"/>
         </w:rPr>
         <w:fldChar w:fldCharType="separate"/>
       </w:r>
       <w:r>
         <w:rPr>
-          <w:rFonts w:hint="eastAsia"/>
-          <w:noProof/>
+          <w:rFonts w:ascii="Times New Roman" w:hAnsi="Times New Roman" w:hint="eastAsia"/>
         </w:rPr>
         <w:t>4</w:t>
       </w:r>
       <w:r>
         <w:rPr>
-          <w:rFonts w:hint="eastAsia"/>
+          <w:rFonts w:ascii="Times New Roman" w:hAnsi="Times New Roman" w:hint="eastAsia"/>
         </w:rPr>
         <w:fldChar w:fldCharType="end"/>
       </w:r>
-      <w:bookmarkEnd w:id="19"/>
-      <w:r>
-        <w:rPr>
-          <w:rFonts w:hint="eastAsia"/>
+      <w:bookmarkEnd w:id="20"/>
+      <w:r>
+        <w:rPr>
+          <w:rFonts w:ascii="Times New Roman" w:hAnsi="Times New Roman" w:hint="eastAsia"/>
         </w:rPr>
         <w:t>匹配度指标</w:t>
       </w:r>
@@ -29632,130 +30023,128 @@
         <w:keepNext/>
         <w:jc w:val="center"/>
         <w:rPr>
-          <w:rFonts w:hint="eastAsia"/>
+          <w:rFonts w:ascii="Times New Roman" w:hAnsi="Times New Roman" w:hint="eastAsia"/>
         </w:rPr>
       </w:pPr>
-      <w:bookmarkStart w:id="20" w:name="_Ref219290401"/>
-      <w:r>
-        <w:rPr>
-          <w:rFonts w:hint="eastAsia"/>
+      <w:bookmarkStart w:id="21" w:name="_Ref219290401"/>
+      <w:r>
+        <w:rPr>
+          <w:rFonts w:ascii="Times New Roman" w:hAnsi="Times New Roman" w:hint="eastAsia"/>
         </w:rPr>
         <w:t>表</w:t>
       </w:r>
       <w:r>
         <w:rPr>
-          <w:rFonts w:hint="eastAsia"/>
+          <w:rFonts w:ascii="Times New Roman" w:hAnsi="Times New Roman" w:hint="eastAsia"/>
         </w:rPr>
         <w:t xml:space="preserve"> </w:t>
       </w:r>
       <w:r>
         <w:rPr>
-          <w:rFonts w:hint="eastAsia"/>
+          <w:rFonts w:ascii="Times New Roman" w:hAnsi="Times New Roman" w:hint="eastAsia"/>
         </w:rPr>
         <w:fldChar w:fldCharType="begin"/>
       </w:r>
       <w:r>
         <w:rPr>
-          <w:rFonts w:hint="eastAsia"/>
+          <w:rFonts w:ascii="Times New Roman" w:hAnsi="Times New Roman" w:hint="eastAsia"/>
         </w:rPr>
         <w:instrText xml:space="preserve"> STYLEREF  \s </w:instrText>
       </w:r>
       <w:r>
         <w:rPr>
-          <w:rFonts w:hint="eastAsia"/>
+          <w:rFonts w:ascii="Times New Roman" w:hAnsi="Times New Roman" w:hint="eastAsia"/>
         </w:rPr>
         <w:instrText>样式</w:instrText>
       </w:r>
       <w:r>
         <w:rPr>
-          <w:rFonts w:hint="eastAsia"/>
+          <w:rFonts w:ascii="Times New Roman" w:hAnsi="Times New Roman" w:hint="eastAsia"/>
         </w:rPr>
         <w:instrText xml:space="preserve">1 </w:instrText>
       </w:r>
       <w:r>
         <w:rPr>
-          <w:rFonts w:hint="eastAsia"/>
+          <w:rFonts w:ascii="Times New Roman" w:hAnsi="Times New Roman" w:hint="eastAsia"/>
         </w:rPr>
         <w:fldChar w:fldCharType="separate"/>
       </w:r>
       <w:r>
         <w:rPr>
-          <w:rFonts w:hint="eastAsia"/>
-          <w:noProof/>
+          <w:rFonts w:ascii="Times New Roman" w:hAnsi="Times New Roman" w:hint="eastAsia"/>
         </w:rPr>
         <w:t>4.2</w:t>
       </w:r>
       <w:r>
         <w:rPr>
-          <w:rFonts w:hint="eastAsia"/>
+          <w:rFonts w:ascii="Times New Roman" w:hAnsi="Times New Roman" w:hint="eastAsia"/>
         </w:rPr>
         <w:fldChar w:fldCharType="end"/>
       </w:r>
       <w:r>
         <w:rPr>
-          <w:rFonts w:hint="eastAsia"/>
+          <w:rFonts w:ascii="Times New Roman" w:hAnsi="Times New Roman" w:hint="eastAsia"/>
         </w:rPr>
         <w:noBreakHyphen/>
       </w:r>
       <w:r>
         <w:rPr>
-          <w:rFonts w:hint="eastAsia"/>
+          <w:rFonts w:ascii="Times New Roman" w:hAnsi="Times New Roman" w:hint="eastAsia"/>
         </w:rPr>
         <w:fldChar w:fldCharType="begin"/>
       </w:r>
       <w:r>
         <w:rPr>
-          <w:rFonts w:hint="eastAsia"/>
+          <w:rFonts w:ascii="Times New Roman" w:hAnsi="Times New Roman" w:hint="eastAsia"/>
         </w:rPr>
         <w:instrText xml:space="preserve"> SEQ </w:instrText>
       </w:r>
       <w:r>
         <w:rPr>
-          <w:rFonts w:hint="eastAsia"/>
+          <w:rFonts w:ascii="Times New Roman" w:hAnsi="Times New Roman" w:hint="eastAsia"/>
         </w:rPr>
         <w:instrText>表</w:instrText>
       </w:r>
       <w:r>
         <w:rPr>
-          <w:rFonts w:hint="eastAsia"/>
+          <w:rFonts w:ascii="Times New Roman" w:hAnsi="Times New Roman" w:hint="eastAsia"/>
         </w:rPr>
         <w:instrText xml:space="preserve"> \* ARABIC \s 1 </w:instrText>
       </w:r>
       <w:r>
         <w:rPr>
-          <w:rFonts w:hint="eastAsia"/>
+          <w:rFonts w:ascii="Times New Roman" w:hAnsi="Times New Roman" w:hint="eastAsia"/>
         </w:rPr>
         <w:fldChar w:fldCharType="separate"/>
       </w:r>
       <w:r>
         <w:rPr>
-          <w:rFonts w:hint="eastAsia"/>
-          <w:noProof/>
+          <w:rFonts w:ascii="Times New Roman" w:hAnsi="Times New Roman" w:hint="eastAsia"/>
         </w:rPr>
         <w:t>5</w:t>
       </w:r>
       <w:r>
         <w:rPr>
-          <w:rFonts w:hint="eastAsia"/>
+          <w:rFonts w:ascii="Times New Roman" w:hAnsi="Times New Roman" w:hint="eastAsia"/>
         </w:rPr>
         <w:fldChar w:fldCharType="end"/>
       </w:r>
-      <w:bookmarkEnd w:id="20"/>
-      <w:r>
-        <w:rPr>
-          <w:rFonts w:hint="eastAsia"/>
+      <w:bookmarkEnd w:id="21"/>
+      <w:r>
+        <w:rPr>
+          <w:rFonts w:ascii="Times New Roman" w:hAnsi="Times New Roman" w:hint="eastAsia"/>
         </w:rPr>
         <w:t>效率。适用于</w:t>
       </w:r>
       <w:r>
         <w:rPr>
-          <w:rFonts w:hint="eastAsia"/>
+          <w:rFonts w:ascii="Times New Roman" w:hAnsi="Times New Roman" w:cs="Times New Roman"/>
         </w:rPr>
         <w:t xml:space="preserve"> YOLOv10-S/M</w:t>
       </w:r>
       <w:r>
         <w:rPr>
-          <w:rFonts w:hint="eastAsia"/>
+          <w:rFonts w:ascii="Times New Roman" w:hAnsi="Times New Roman" w:cs="Times New Roman"/>
         </w:rPr>
         <w:t>。</w:t>
       </w:r>
@@ -30529,7 +30918,7 @@
           <w:szCs w:val="28"/>
         </w:rPr>
       </w:pPr>
-      <w:bookmarkStart w:id="21" w:name="_Toc219291899"/>
+      <w:bookmarkStart w:id="22" w:name="_Toc219291899"/>
       <w:r>
         <w:rPr>
           <w:rFonts w:eastAsia="黑体" w:hAnsi="黑体"/>
@@ -30538,14 +30927,16 @@
         </w:rPr>
         <w:t>模型分析</w:t>
       </w:r>
-      <w:bookmarkEnd w:id="21"/>
+      <w:bookmarkEnd w:id="22"/>
     </w:p>
     <w:p>
       <w:pPr>
         <w:widowControl/>
+        <w:overflowPunct w:val="0"/>
+        <w:autoSpaceDE w:val="0"/>
+        <w:autoSpaceDN w:val="0"/>
         <w:spacing w:line="300" w:lineRule="auto"/>
         <w:ind w:firstLine="420"/>
-        <w:jc w:val="left"/>
         <w:rPr>
           <w:sz w:val="24"/>
         </w:rPr>
@@ -30596,6 +30987,12 @@
         <w:rPr>
           <w:sz w:val="24"/>
         </w:rPr>
+      </w:r>
+      <w:r>
+        <w:rPr>
+          <w:sz w:val="24"/>
+        </w:rPr>
+        <w:instrText xml:space="preserve"> \* MERGEFORMAT </w:instrText>
       </w:r>
       <w:r>
         <w:rPr>
@@ -30797,7 +31194,6 @@
         <w:rPr>
           <w:sz w:val="24"/>
         </w:rPr>
-        <w:lastRenderedPageBreak/>
         <w:t>1.8 AP</w:t>
       </w:r>
       <w:r>
@@ -30858,23 +31254,26 @@
           <w:szCs w:val="28"/>
         </w:rPr>
       </w:pPr>
-      <w:bookmarkStart w:id="22" w:name="_Toc219291900"/>
+      <w:bookmarkStart w:id="23" w:name="_Toc219291900"/>
       <w:r>
         <w:rPr>
           <w:rFonts w:eastAsia="黑体" w:hAnsi="黑体"/>
           <w:sz w:val="28"/>
           <w:szCs w:val="28"/>
         </w:rPr>
+        <w:lastRenderedPageBreak/>
         <w:t>针对NMS的免费训练分析。</w:t>
       </w:r>
-      <w:bookmarkEnd w:id="22"/>
+      <w:bookmarkEnd w:id="23"/>
     </w:p>
     <w:p>
       <w:pPr>
         <w:widowControl/>
+        <w:overflowPunct w:val="0"/>
+        <w:autoSpaceDE w:val="0"/>
+        <w:autoSpaceDN w:val="0"/>
         <w:spacing w:line="300" w:lineRule="auto"/>
         <w:ind w:left="147" w:firstLine="420"/>
-        <w:jc w:val="left"/>
         <w:rPr>
           <w:sz w:val="24"/>
         </w:rPr>
@@ -30961,6 +31360,12 @@
         <w:rPr>
           <w:sz w:val="24"/>
         </w:rPr>
+      </w:r>
+      <w:r>
+        <w:rPr>
+          <w:sz w:val="24"/>
+        </w:rPr>
+        <w:instrText xml:space="preserve"> \* MERGEFORMAT </w:instrText>
       </w:r>
       <w:r>
         <w:rPr>
@@ -31052,6 +31457,12 @@
         <w:rPr>
           <w:sz w:val="24"/>
         </w:rPr>
+      </w:r>
+      <w:r>
+        <w:rPr>
+          <w:sz w:val="24"/>
+        </w:rPr>
+        <w:instrText xml:space="preserve"> \* MERGEFORMAT </w:instrText>
       </w:r>
       <w:r>
         <w:rPr>
@@ -31119,9 +31530,11 @@
     <w:p>
       <w:pPr>
         <w:widowControl/>
+        <w:overflowPunct w:val="0"/>
+        <w:autoSpaceDE w:val="0"/>
+        <w:autoSpaceDN w:val="0"/>
         <w:spacing w:line="300" w:lineRule="auto"/>
         <w:ind w:left="147" w:firstLine="420"/>
-        <w:jc w:val="left"/>
         <w:rPr>
           <w:sz w:val="24"/>
         </w:rPr>
@@ -31160,6 +31573,12 @@
         <w:rPr>
           <w:sz w:val="24"/>
         </w:rPr>
+      </w:r>
+      <w:r>
+        <w:rPr>
+          <w:sz w:val="24"/>
+        </w:rPr>
+        <w:instrText xml:space="preserve"> \* MERGEFORMAT </w:instrText>
       </w:r>
       <w:r>
         <w:rPr>
@@ -31341,6 +31760,12 @@
         <w:rPr>
           <w:sz w:val="24"/>
         </w:rPr>
+      </w:r>
+      <w:r>
+        <w:rPr>
+          <w:sz w:val="24"/>
+        </w:rPr>
+        <w:instrText xml:space="preserve"> \* MERGEFORMAT </w:instrText>
       </w:r>
       <w:r>
         <w:rPr>
@@ -31745,6 +32170,12 @@
         <w:rPr>
           <w:sz w:val="24"/>
         </w:rPr>
+      </w:r>
+      <w:r>
+        <w:rPr>
+          <w:sz w:val="24"/>
+        </w:rPr>
+        <w:instrText xml:space="preserve"> \* MERGEFORMAT </w:instrText>
       </w:r>
       <w:r>
         <w:rPr>
@@ -31860,8 +32291,8 @@
           <w:rFonts w:hint="eastAsia"/>
         </w:rPr>
       </w:pPr>
-      <w:bookmarkStart w:id="23" w:name="_Ref219239922"/>
-      <w:bookmarkStart w:id="24" w:name="_Ref219239915"/>
+      <w:bookmarkStart w:id="24" w:name="_Ref219239922"/>
+      <w:bookmarkStart w:id="25" w:name="_Ref219239915"/>
       <w:r>
         <w:rPr>
           <w:rFonts w:hint="eastAsia"/>
@@ -31966,7 +32397,7 @@
         </w:rPr>
         <w:fldChar w:fldCharType="end"/>
       </w:r>
-      <w:bookmarkEnd w:id="23"/>
+      <w:bookmarkEnd w:id="24"/>
       <w:proofErr w:type="gramStart"/>
       <w:r>
         <w:rPr>
@@ -31981,7 +32412,7 @@
         </w:rPr>
         <w:t>特征与所有其他特征的平均余弦相似度</w:t>
       </w:r>
-      <w:bookmarkEnd w:id="24"/>
+      <w:bookmarkEnd w:id="25"/>
     </w:p>
     <w:p>
       <w:pPr>
@@ -31990,7 +32421,7 @@
         <w:ind w:left="147" w:firstLine="420"/>
         <w:jc w:val="left"/>
         <w:rPr>
-          <w:rFonts w:asciiTheme="majorHAnsi" w:eastAsia="黑体" w:hAnsiTheme="majorHAnsi" w:cstheme="majorBidi" w:hint="eastAsia"/>
+          <w:rFonts w:eastAsia="黑体" w:cstheme="majorBidi" w:hint="eastAsia"/>
           <w:sz w:val="20"/>
           <w:szCs w:val="20"/>
         </w:rPr>
@@ -32002,123 +32433,123 @@
         <w:keepNext/>
         <w:jc w:val="center"/>
         <w:rPr>
-          <w:rFonts w:hint="eastAsia"/>
+          <w:rFonts w:ascii="Times New Roman" w:hAnsi="Times New Roman" w:hint="eastAsia"/>
         </w:rPr>
       </w:pPr>
-      <w:bookmarkStart w:id="25" w:name="_Ref219239752"/>
-      <w:bookmarkStart w:id="26" w:name="_Ref219239746"/>
-      <w:r>
-        <w:rPr>
-          <w:rFonts w:hint="eastAsia"/>
+      <w:bookmarkStart w:id="26" w:name="_Ref219239752"/>
+      <w:bookmarkStart w:id="27" w:name="_Ref219239746"/>
+      <w:r>
+        <w:rPr>
+          <w:rFonts w:ascii="Times New Roman" w:hAnsi="Times New Roman" w:hint="eastAsia"/>
         </w:rPr>
         <w:t>表</w:t>
       </w:r>
       <w:r>
         <w:rPr>
-          <w:rFonts w:hint="eastAsia"/>
+          <w:rFonts w:ascii="Times New Roman" w:hAnsi="Times New Roman" w:hint="eastAsia"/>
         </w:rPr>
         <w:t xml:space="preserve"> </w:t>
       </w:r>
       <w:r>
         <w:rPr>
-          <w:rFonts w:hint="eastAsia"/>
+          <w:rFonts w:ascii="Times New Roman" w:hAnsi="Times New Roman" w:hint="eastAsia"/>
         </w:rPr>
         <w:fldChar w:fldCharType="begin"/>
       </w:r>
       <w:r>
         <w:rPr>
-          <w:rFonts w:hint="eastAsia"/>
+          <w:rFonts w:ascii="Times New Roman" w:hAnsi="Times New Roman" w:hint="eastAsia"/>
         </w:rPr>
         <w:instrText xml:space="preserve"> STYLEREF  \s </w:instrText>
       </w:r>
       <w:r>
         <w:rPr>
-          <w:rFonts w:hint="eastAsia"/>
+          <w:rFonts w:ascii="Times New Roman" w:hAnsi="Times New Roman" w:hint="eastAsia"/>
         </w:rPr>
         <w:instrText>样式</w:instrText>
       </w:r>
       <w:r>
         <w:rPr>
-          <w:rFonts w:hint="eastAsia"/>
+          <w:rFonts w:ascii="Times New Roman" w:hAnsi="Times New Roman" w:hint="eastAsia"/>
         </w:rPr>
         <w:instrText xml:space="preserve">1 </w:instrText>
       </w:r>
       <w:r>
         <w:rPr>
-          <w:rFonts w:hint="eastAsia"/>
+          <w:rFonts w:ascii="Times New Roman" w:hAnsi="Times New Roman" w:hint="eastAsia"/>
         </w:rPr>
         <w:fldChar w:fldCharType="separate"/>
       </w:r>
       <w:r>
         <w:rPr>
-          <w:rFonts w:hint="eastAsia"/>
+          <w:rFonts w:ascii="Times New Roman" w:hAnsi="Times New Roman" w:hint="eastAsia"/>
           <w:noProof/>
         </w:rPr>
         <w:t>4.3.1</w:t>
       </w:r>
       <w:r>
         <w:rPr>
-          <w:rFonts w:hint="eastAsia"/>
+          <w:rFonts w:ascii="Times New Roman" w:hAnsi="Times New Roman" w:hint="eastAsia"/>
         </w:rPr>
         <w:fldChar w:fldCharType="end"/>
       </w:r>
       <w:r>
         <w:rPr>
-          <w:rFonts w:hint="eastAsia"/>
+          <w:rFonts w:ascii="Times New Roman" w:hAnsi="Times New Roman" w:hint="eastAsia"/>
         </w:rPr>
         <w:noBreakHyphen/>
       </w:r>
       <w:r>
         <w:rPr>
-          <w:rFonts w:hint="eastAsia"/>
+          <w:rFonts w:ascii="Times New Roman" w:hAnsi="Times New Roman" w:hint="eastAsia"/>
         </w:rPr>
         <w:fldChar w:fldCharType="begin"/>
       </w:r>
       <w:r>
         <w:rPr>
-          <w:rFonts w:hint="eastAsia"/>
+          <w:rFonts w:ascii="Times New Roman" w:hAnsi="Times New Roman" w:hint="eastAsia"/>
         </w:rPr>
         <w:instrText xml:space="preserve"> SEQ </w:instrText>
       </w:r>
       <w:r>
         <w:rPr>
-          <w:rFonts w:hint="eastAsia"/>
+          <w:rFonts w:ascii="Times New Roman" w:hAnsi="Times New Roman" w:hint="eastAsia"/>
         </w:rPr>
         <w:instrText>表</w:instrText>
       </w:r>
       <w:r>
         <w:rPr>
-          <w:rFonts w:hint="eastAsia"/>
+          <w:rFonts w:ascii="Times New Roman" w:hAnsi="Times New Roman" w:hint="eastAsia"/>
         </w:rPr>
         <w:instrText xml:space="preserve"> \* ARABIC \s 1 </w:instrText>
       </w:r>
       <w:r>
         <w:rPr>
-          <w:rFonts w:hint="eastAsia"/>
+          <w:rFonts w:ascii="Times New Roman" w:hAnsi="Times New Roman" w:hint="eastAsia"/>
         </w:rPr>
         <w:fldChar w:fldCharType="separate"/>
       </w:r>
       <w:r>
         <w:rPr>
-          <w:rFonts w:hint="eastAsia"/>
+          <w:rFonts w:ascii="Times New Roman" w:hAnsi="Times New Roman" w:hint="eastAsia"/>
           <w:noProof/>
         </w:rPr>
         <w:t>6</w:t>
       </w:r>
       <w:r>
         <w:rPr>
-          <w:rFonts w:hint="eastAsia"/>
+          <w:rFonts w:ascii="Times New Roman" w:hAnsi="Times New Roman" w:hint="eastAsia"/>
         </w:rPr>
         <w:fldChar w:fldCharType="end"/>
       </w:r>
-      <w:bookmarkEnd w:id="25"/>
-      <w:r>
-        <w:rPr>
-          <w:rFonts w:hint="eastAsia"/>
+      <w:bookmarkEnd w:id="26"/>
+      <w:r>
+        <w:rPr>
+          <w:rFonts w:ascii="Times New Roman" w:hAnsi="Times New Roman" w:hint="eastAsia"/>
         </w:rPr>
         <w:t>分类结果</w:t>
       </w:r>
-      <w:bookmarkEnd w:id="26"/>
+      <w:bookmarkEnd w:id="27"/>
     </w:p>
     <w:tbl>
       <w:tblPr>
@@ -32689,132 +33120,132 @@
         <w:keepNext/>
         <w:jc w:val="center"/>
         <w:rPr>
-          <w:rFonts w:hint="eastAsia"/>
+          <w:rFonts w:ascii="Times New Roman" w:hAnsi="Times New Roman" w:hint="eastAsia"/>
         </w:rPr>
       </w:pPr>
-      <w:bookmarkStart w:id="27" w:name="_Ref219290543"/>
-      <w:r>
-        <w:rPr>
-          <w:rFonts w:hint="eastAsia"/>
+      <w:bookmarkStart w:id="28" w:name="_Ref219290543"/>
+      <w:r>
+        <w:rPr>
+          <w:rFonts w:ascii="Times New Roman" w:hAnsi="Times New Roman" w:hint="eastAsia"/>
         </w:rPr>
         <w:t>表</w:t>
       </w:r>
       <w:r>
         <w:rPr>
-          <w:rFonts w:hint="eastAsia"/>
+          <w:rFonts w:ascii="Times New Roman" w:hAnsi="Times New Roman" w:hint="eastAsia"/>
         </w:rPr>
         <w:t xml:space="preserve"> </w:t>
       </w:r>
       <w:r>
         <w:rPr>
-          <w:rFonts w:hint="eastAsia"/>
+          <w:rFonts w:ascii="Times New Roman" w:hAnsi="Times New Roman" w:hint="eastAsia"/>
         </w:rPr>
         <w:fldChar w:fldCharType="begin"/>
       </w:r>
       <w:r>
         <w:rPr>
-          <w:rFonts w:hint="eastAsia"/>
+          <w:rFonts w:ascii="Times New Roman" w:hAnsi="Times New Roman" w:hint="eastAsia"/>
         </w:rPr>
         <w:instrText xml:space="preserve"> STYLEREF  \s </w:instrText>
       </w:r>
       <w:r>
         <w:rPr>
-          <w:rFonts w:hint="eastAsia"/>
+          <w:rFonts w:ascii="Times New Roman" w:hAnsi="Times New Roman" w:hint="eastAsia"/>
         </w:rPr>
         <w:instrText>样式</w:instrText>
       </w:r>
       <w:r>
         <w:rPr>
-          <w:rFonts w:hint="eastAsia"/>
+          <w:rFonts w:ascii="Times New Roman" w:hAnsi="Times New Roman" w:hint="eastAsia"/>
         </w:rPr>
         <w:instrText xml:space="preserve">1 </w:instrText>
       </w:r>
       <w:r>
         <w:rPr>
-          <w:rFonts w:hint="eastAsia"/>
+          <w:rFonts w:ascii="Times New Roman" w:hAnsi="Times New Roman" w:hint="eastAsia"/>
         </w:rPr>
         <w:fldChar w:fldCharType="separate"/>
       </w:r>
       <w:r>
         <w:rPr>
-          <w:rFonts w:hint="eastAsia"/>
+          <w:rFonts w:ascii="Times New Roman" w:hAnsi="Times New Roman" w:hint="eastAsia"/>
           <w:noProof/>
         </w:rPr>
         <w:t>4.3.1</w:t>
       </w:r>
       <w:r>
         <w:rPr>
-          <w:rFonts w:hint="eastAsia"/>
+          <w:rFonts w:ascii="Times New Roman" w:hAnsi="Times New Roman" w:hint="eastAsia"/>
         </w:rPr>
         <w:fldChar w:fldCharType="end"/>
       </w:r>
       <w:r>
         <w:rPr>
-          <w:rFonts w:hint="eastAsia"/>
+          <w:rFonts w:ascii="Times New Roman" w:hAnsi="Times New Roman" w:hint="eastAsia"/>
         </w:rPr>
         <w:noBreakHyphen/>
       </w:r>
       <w:r>
         <w:rPr>
-          <w:rFonts w:hint="eastAsia"/>
+          <w:rFonts w:ascii="Times New Roman" w:hAnsi="Times New Roman" w:hint="eastAsia"/>
         </w:rPr>
         <w:fldChar w:fldCharType="begin"/>
       </w:r>
       <w:r>
         <w:rPr>
-          <w:rFonts w:hint="eastAsia"/>
+          <w:rFonts w:ascii="Times New Roman" w:hAnsi="Times New Roman" w:hint="eastAsia"/>
         </w:rPr>
         <w:instrText xml:space="preserve"> SEQ </w:instrText>
       </w:r>
       <w:r>
         <w:rPr>
-          <w:rFonts w:hint="eastAsia"/>
+          <w:rFonts w:ascii="Times New Roman" w:hAnsi="Times New Roman" w:hint="eastAsia"/>
         </w:rPr>
         <w:instrText>表</w:instrText>
       </w:r>
       <w:r>
         <w:rPr>
-          <w:rFonts w:hint="eastAsia"/>
+          <w:rFonts w:ascii="Times New Roman" w:hAnsi="Times New Roman" w:hint="eastAsia"/>
         </w:rPr>
         <w:instrText xml:space="preserve"> \* ARABIC \s 1 </w:instrText>
       </w:r>
       <w:r>
         <w:rPr>
-          <w:rFonts w:hint="eastAsia"/>
+          <w:rFonts w:ascii="Times New Roman" w:hAnsi="Times New Roman" w:hint="eastAsia"/>
         </w:rPr>
         <w:fldChar w:fldCharType="separate"/>
       </w:r>
       <w:r>
         <w:rPr>
-          <w:rFonts w:hint="eastAsia"/>
+          <w:rFonts w:ascii="Times New Roman" w:hAnsi="Times New Roman" w:hint="eastAsia"/>
           <w:noProof/>
         </w:rPr>
         <w:t>7</w:t>
       </w:r>
       <w:r>
         <w:rPr>
-          <w:rFonts w:hint="eastAsia"/>
+          <w:rFonts w:ascii="Times New Roman" w:hAnsi="Times New Roman" w:hint="eastAsia"/>
         </w:rPr>
         <w:fldChar w:fldCharType="end"/>
       </w:r>
-      <w:bookmarkEnd w:id="27"/>
-      <w:r>
-        <w:rPr>
-          <w:rFonts w:hint="eastAsia"/>
+      <w:bookmarkEnd w:id="28"/>
+      <w:r>
+        <w:rPr>
+          <w:rFonts w:ascii="Times New Roman" w:hAnsi="Times New Roman" w:hint="eastAsia"/>
         </w:rPr>
         <w:t xml:space="preserve"> </w:t>
       </w:r>
       <w:proofErr w:type="spellStart"/>
       <w:r>
         <w:rPr>
-          <w:rFonts w:hint="eastAsia"/>
+          <w:rFonts w:ascii="Times New Roman" w:hAnsi="Times New Roman" w:hint="eastAsia"/>
         </w:rPr>
         <w:t>d.s.</w:t>
       </w:r>
       <w:proofErr w:type="spellEnd"/>
       <w:r>
         <w:rPr>
-          <w:rFonts w:hint="eastAsia"/>
+          <w:rFonts w:ascii="Times New Roman" w:hAnsi="Times New Roman" w:hint="eastAsia"/>
         </w:rPr>
         <w:t>的结果</w:t>
       </w:r>
@@ -33145,6 +33576,32 @@
         <w:ind w:left="147" w:firstLine="420"/>
         <w:jc w:val="left"/>
         <w:rPr>
+          <w:rFonts w:asciiTheme="majorHAnsi" w:eastAsia="黑体" w:hAnsiTheme="majorHAnsi" w:cstheme="majorBidi"/>
+          <w:sz w:val="20"/>
+          <w:szCs w:val="20"/>
+        </w:rPr>
+      </w:pPr>
+    </w:p>
+    <w:p>
+      <w:pPr>
+        <w:widowControl/>
+        <w:spacing w:line="300" w:lineRule="auto"/>
+        <w:ind w:left="147" w:firstLine="420"/>
+        <w:jc w:val="left"/>
+        <w:rPr>
+          <w:rFonts w:asciiTheme="majorHAnsi" w:eastAsia="黑体" w:hAnsiTheme="majorHAnsi" w:cstheme="majorBidi"/>
+          <w:sz w:val="20"/>
+          <w:szCs w:val="20"/>
+        </w:rPr>
+      </w:pPr>
+    </w:p>
+    <w:p>
+      <w:pPr>
+        <w:widowControl/>
+        <w:spacing w:line="300" w:lineRule="auto"/>
+        <w:ind w:left="147" w:firstLine="420"/>
+        <w:jc w:val="left"/>
+        <w:rPr>
           <w:rFonts w:asciiTheme="majorHAnsi" w:eastAsia="黑体" w:hAnsiTheme="majorHAnsi" w:cstheme="majorBidi" w:hint="eastAsia"/>
           <w:sz w:val="20"/>
           <w:szCs w:val="20"/>
@@ -33157,131 +33614,123 @@
         <w:keepNext/>
         <w:jc w:val="center"/>
         <w:rPr>
-          <w:rFonts w:hint="eastAsia"/>
+          <w:rFonts w:ascii="Times New Roman" w:hAnsi="Times New Roman" w:hint="eastAsia"/>
         </w:rPr>
       </w:pPr>
-      <w:bookmarkStart w:id="28" w:name="_Ref219290591"/>
-      <w:r>
-        <w:rPr>
-          <w:rFonts w:hint="eastAsia"/>
+      <w:bookmarkStart w:id="29" w:name="_Ref219290591"/>
+      <w:r>
+        <w:rPr>
+          <w:rFonts w:ascii="Times New Roman" w:hAnsi="Times New Roman" w:hint="eastAsia"/>
         </w:rPr>
         <w:lastRenderedPageBreak/>
         <w:t>表</w:t>
       </w:r>
       <w:r>
         <w:rPr>
-          <w:rFonts w:hint="eastAsia"/>
+          <w:rFonts w:ascii="Times New Roman" w:hAnsi="Times New Roman" w:hint="eastAsia"/>
         </w:rPr>
         <w:t xml:space="preserve"> </w:t>
       </w:r>
       <w:r>
         <w:rPr>
-          <w:rFonts w:hint="eastAsia"/>
+          <w:rFonts w:ascii="Times New Roman" w:hAnsi="Times New Roman" w:hint="eastAsia"/>
         </w:rPr>
         <w:fldChar w:fldCharType="begin"/>
       </w:r>
       <w:r>
         <w:rPr>
-          <w:rFonts w:hint="eastAsia"/>
+          <w:rFonts w:ascii="Times New Roman" w:hAnsi="Times New Roman" w:hint="eastAsia"/>
         </w:rPr>
         <w:instrText xml:space="preserve"> STYLEREF  \s </w:instrText>
       </w:r>
       <w:r>
         <w:rPr>
-          <w:rFonts w:hint="eastAsia"/>
+          <w:rFonts w:ascii="Times New Roman" w:hAnsi="Times New Roman" w:hint="eastAsia"/>
         </w:rPr>
         <w:instrText>样式</w:instrText>
       </w:r>
       <w:r>
         <w:rPr>
-          <w:rFonts w:hint="eastAsia"/>
+          <w:rFonts w:ascii="Times New Roman" w:hAnsi="Times New Roman" w:hint="eastAsia"/>
         </w:rPr>
         <w:instrText xml:space="preserve">1 </w:instrText>
       </w:r>
       <w:r>
         <w:rPr>
-          <w:rFonts w:hint="eastAsia"/>
+          <w:rFonts w:ascii="Times New Roman" w:hAnsi="Times New Roman" w:hint="eastAsia"/>
         </w:rPr>
         <w:fldChar w:fldCharType="separate"/>
       </w:r>
       <w:r>
         <w:rPr>
-          <w:rFonts w:hint="eastAsia"/>
-          <w:noProof/>
+          <w:rFonts w:ascii="Times New Roman" w:hAnsi="Times New Roman" w:hint="eastAsia"/>
         </w:rPr>
         <w:t>4.3.1</w:t>
       </w:r>
       <w:r>
         <w:rPr>
-          <w:rFonts w:hint="eastAsia"/>
+          <w:rFonts w:ascii="Times New Roman" w:hAnsi="Times New Roman" w:hint="eastAsia"/>
         </w:rPr>
         <w:fldChar w:fldCharType="end"/>
       </w:r>
       <w:r>
         <w:rPr>
-          <w:rFonts w:hint="eastAsia"/>
+          <w:rFonts w:ascii="Times New Roman" w:hAnsi="Times New Roman" w:hint="eastAsia"/>
         </w:rPr>
         <w:noBreakHyphen/>
       </w:r>
       <w:r>
         <w:rPr>
-          <w:rFonts w:hint="eastAsia"/>
+          <w:rFonts w:ascii="Times New Roman" w:hAnsi="Times New Roman" w:hint="eastAsia"/>
         </w:rPr>
         <w:fldChar w:fldCharType="begin"/>
       </w:r>
       <w:r>
         <w:rPr>
-          <w:rFonts w:hint="eastAsia"/>
+          <w:rFonts w:ascii="Times New Roman" w:hAnsi="Times New Roman" w:hint="eastAsia"/>
         </w:rPr>
         <w:instrText xml:space="preserve"> SEQ </w:instrText>
       </w:r>
       <w:r>
         <w:rPr>
-          <w:rFonts w:hint="eastAsia"/>
+          <w:rFonts w:ascii="Times New Roman" w:hAnsi="Times New Roman" w:hint="eastAsia"/>
         </w:rPr>
         <w:instrText>表</w:instrText>
       </w:r>
       <w:r>
         <w:rPr>
-          <w:rFonts w:hint="eastAsia"/>
+          <w:rFonts w:ascii="Times New Roman" w:hAnsi="Times New Roman" w:hint="eastAsia"/>
         </w:rPr>
         <w:instrText xml:space="preserve"> \* ARABIC \s 1 </w:instrText>
       </w:r>
       <w:r>
         <w:rPr>
-          <w:rFonts w:hint="eastAsia"/>
+          <w:rFonts w:ascii="Times New Roman" w:hAnsi="Times New Roman" w:hint="eastAsia"/>
         </w:rPr>
         <w:fldChar w:fldCharType="separate"/>
       </w:r>
       <w:r>
         <w:rPr>
-          <w:rFonts w:hint="eastAsia"/>
-          <w:noProof/>
+          <w:rFonts w:ascii="Times New Roman" w:hAnsi="Times New Roman" w:hint="eastAsia"/>
         </w:rPr>
         <w:t>8</w:t>
       </w:r>
       <w:r>
         <w:rPr>
-          <w:rFonts w:hint="eastAsia"/>
+          <w:rFonts w:ascii="Times New Roman" w:hAnsi="Times New Roman" w:hint="eastAsia"/>
         </w:rPr>
         <w:fldChar w:fldCharType="end"/>
       </w:r>
-      <w:bookmarkEnd w:id="28"/>
-      <w:r>
-        <w:rPr>
-          <w:rFonts w:hint="eastAsia"/>
-        </w:rPr>
-        <w:t xml:space="preserve"> </w:t>
-      </w:r>
-      <w:r>
-        <w:rPr>
-          <w:rFonts w:hint="eastAsia"/>
-        </w:rPr>
-        <w:t>CIB</w:t>
-      </w:r>
-      <w:r>
-        <w:rPr>
-          <w:rFonts w:hint="eastAsia"/>
+      <w:bookmarkEnd w:id="29"/>
+      <w:r>
+        <w:rPr>
+          <w:rFonts w:ascii="Times New Roman" w:hAnsi="Times New Roman"/>
+        </w:rPr>
+        <w:t xml:space="preserve"> CIB</w:t>
+      </w:r>
+      <w:r>
+        <w:rPr>
+          <w:rFonts w:ascii="Times New Roman" w:hAnsi="Times New Roman"/>
         </w:rPr>
         <w:t>的结果</w:t>
       </w:r>
@@ -33711,118 +34160,118 @@
         <w:keepNext/>
         <w:jc w:val="center"/>
         <w:rPr>
-          <w:rFonts w:hint="eastAsia"/>
+          <w:rFonts w:ascii="Times New Roman" w:hAnsi="Times New Roman" w:hint="eastAsia"/>
         </w:rPr>
       </w:pPr>
-      <w:bookmarkStart w:id="29" w:name="_Ref219290627"/>
-      <w:r>
-        <w:rPr>
-          <w:rFonts w:hint="eastAsia"/>
+      <w:bookmarkStart w:id="30" w:name="_Ref219290627"/>
+      <w:r>
+        <w:rPr>
+          <w:rFonts w:ascii="Times New Roman" w:hAnsi="Times New Roman" w:hint="eastAsia"/>
         </w:rPr>
         <w:t>表</w:t>
       </w:r>
       <w:r>
         <w:rPr>
-          <w:rFonts w:hint="eastAsia"/>
+          <w:rFonts w:ascii="Times New Roman" w:hAnsi="Times New Roman" w:hint="eastAsia"/>
         </w:rPr>
         <w:t xml:space="preserve"> </w:t>
       </w:r>
       <w:r>
         <w:rPr>
-          <w:rFonts w:hint="eastAsia"/>
+          <w:rFonts w:ascii="Times New Roman" w:hAnsi="Times New Roman" w:hint="eastAsia"/>
         </w:rPr>
         <w:fldChar w:fldCharType="begin"/>
       </w:r>
       <w:r>
         <w:rPr>
-          <w:rFonts w:hint="eastAsia"/>
+          <w:rFonts w:ascii="Times New Roman" w:hAnsi="Times New Roman" w:hint="eastAsia"/>
         </w:rPr>
         <w:instrText xml:space="preserve"> STYLEREF  \s </w:instrText>
       </w:r>
       <w:r>
         <w:rPr>
-          <w:rFonts w:hint="eastAsia"/>
+          <w:rFonts w:ascii="Times New Roman" w:hAnsi="Times New Roman" w:hint="eastAsia"/>
         </w:rPr>
         <w:instrText>样式</w:instrText>
       </w:r>
       <w:r>
         <w:rPr>
-          <w:rFonts w:hint="eastAsia"/>
+          <w:rFonts w:ascii="Times New Roman" w:hAnsi="Times New Roman" w:hint="eastAsia"/>
         </w:rPr>
         <w:instrText xml:space="preserve">1 </w:instrText>
       </w:r>
       <w:r>
         <w:rPr>
-          <w:rFonts w:hint="eastAsia"/>
+          <w:rFonts w:ascii="Times New Roman" w:hAnsi="Times New Roman" w:hint="eastAsia"/>
         </w:rPr>
         <w:fldChar w:fldCharType="separate"/>
       </w:r>
       <w:r>
         <w:rPr>
-          <w:rFonts w:hint="eastAsia"/>
+          <w:rFonts w:ascii="Times New Roman" w:hAnsi="Times New Roman" w:hint="eastAsia"/>
           <w:noProof/>
         </w:rPr>
         <w:t>4.3.1</w:t>
       </w:r>
       <w:r>
         <w:rPr>
-          <w:rFonts w:hint="eastAsia"/>
+          <w:rFonts w:ascii="Times New Roman" w:hAnsi="Times New Roman" w:hint="eastAsia"/>
         </w:rPr>
         <w:fldChar w:fldCharType="end"/>
       </w:r>
       <w:r>
         <w:rPr>
-          <w:rFonts w:hint="eastAsia"/>
+          <w:rFonts w:ascii="Times New Roman" w:hAnsi="Times New Roman" w:hint="eastAsia"/>
         </w:rPr>
         <w:noBreakHyphen/>
       </w:r>
       <w:r>
         <w:rPr>
-          <w:rFonts w:hint="eastAsia"/>
+          <w:rFonts w:ascii="Times New Roman" w:hAnsi="Times New Roman" w:hint="eastAsia"/>
         </w:rPr>
         <w:fldChar w:fldCharType="begin"/>
       </w:r>
       <w:r>
         <w:rPr>
-          <w:rFonts w:hint="eastAsia"/>
+          <w:rFonts w:ascii="Times New Roman" w:hAnsi="Times New Roman" w:hint="eastAsia"/>
         </w:rPr>
         <w:instrText xml:space="preserve"> SEQ </w:instrText>
       </w:r>
       <w:r>
         <w:rPr>
-          <w:rFonts w:hint="eastAsia"/>
+          <w:rFonts w:ascii="Times New Roman" w:hAnsi="Times New Roman" w:hint="eastAsia"/>
         </w:rPr>
         <w:instrText>表</w:instrText>
       </w:r>
       <w:r>
         <w:rPr>
-          <w:rFonts w:hint="eastAsia"/>
+          <w:rFonts w:ascii="Times New Roman" w:hAnsi="Times New Roman" w:hint="eastAsia"/>
         </w:rPr>
         <w:instrText xml:space="preserve"> \* ARABIC \s 1 </w:instrText>
       </w:r>
       <w:r>
         <w:rPr>
-          <w:rFonts w:hint="eastAsia"/>
+          <w:rFonts w:ascii="Times New Roman" w:hAnsi="Times New Roman" w:hint="eastAsia"/>
         </w:rPr>
         <w:fldChar w:fldCharType="separate"/>
       </w:r>
       <w:r>
         <w:rPr>
-          <w:rFonts w:hint="eastAsia"/>
+          <w:rFonts w:ascii="Times New Roman" w:hAnsi="Times New Roman" w:hint="eastAsia"/>
           <w:noProof/>
         </w:rPr>
         <w:t>9</w:t>
       </w:r>
       <w:r>
         <w:rPr>
-          <w:rFonts w:hint="eastAsia"/>
+          <w:rFonts w:ascii="Times New Roman" w:hAnsi="Times New Roman" w:hint="eastAsia"/>
         </w:rPr>
         <w:fldChar w:fldCharType="end"/>
       </w:r>
-      <w:bookmarkEnd w:id="29"/>
-      <w:r>
-        <w:rPr>
-          <w:rFonts w:hint="eastAsia"/>
+      <w:bookmarkEnd w:id="30"/>
+      <w:r>
+        <w:rPr>
+          <w:rFonts w:ascii="Times New Roman" w:hAnsi="Times New Roman" w:hint="eastAsia"/>
         </w:rPr>
         <w:t>按等级指导</w:t>
       </w:r>
@@ -34220,9 +34669,11 @@
     <w:p>
       <w:pPr>
         <w:widowControl/>
+        <w:overflowPunct w:val="0"/>
+        <w:autoSpaceDE w:val="0"/>
+        <w:autoSpaceDN w:val="0"/>
         <w:spacing w:line="300" w:lineRule="auto"/>
         <w:ind w:firstLine="420"/>
-        <w:jc w:val="left"/>
         <w:rPr>
           <w:sz w:val="24"/>
         </w:rPr>
@@ -34273,6 +34724,12 @@
         <w:rPr>
           <w:sz w:val="24"/>
         </w:rPr>
+      </w:r>
+      <w:r>
+        <w:rPr>
+          <w:sz w:val="24"/>
+        </w:rPr>
+        <w:instrText xml:space="preserve"> \* MERGEFORMAT </w:instrText>
       </w:r>
       <w:r>
         <w:rPr>
@@ -34345,6 +34802,12 @@
         <w:rPr>
           <w:sz w:val="24"/>
         </w:rPr>
+        <w:instrText xml:space="preserve"> \* MERGEFORMAT </w:instrText>
+      </w:r>
+      <w:r>
+        <w:rPr>
+          <w:sz w:val="24"/>
+        </w:rPr>
         <w:fldChar w:fldCharType="separate"/>
       </w:r>
       <w:r>
@@ -34481,6 +34944,12 @@
         <w:rPr>
           <w:sz w:val="24"/>
         </w:rPr>
+      </w:r>
+      <w:r>
+        <w:rPr>
+          <w:sz w:val="24"/>
+        </w:rPr>
+        <w:instrText xml:space="preserve"> \* MERGEFORMAT </w:instrText>
       </w:r>
       <w:r>
         <w:rPr>
@@ -34602,7 +35071,7 @@
           <w:szCs w:val="28"/>
         </w:rPr>
       </w:pPr>
-      <w:bookmarkStart w:id="30" w:name="_Toc219291901"/>
+      <w:bookmarkStart w:id="31" w:name="_Toc219291901"/>
       <w:r>
         <w:rPr>
           <w:rFonts w:eastAsia="黑体" w:hAnsi="黑体"/>
@@ -34611,14 +35080,16 @@
         </w:rPr>
         <w:t>用于高效驱动的模型设计分析</w:t>
       </w:r>
-      <w:bookmarkEnd w:id="30"/>
+      <w:bookmarkEnd w:id="31"/>
     </w:p>
     <w:p>
       <w:pPr>
         <w:widowControl/>
+        <w:overflowPunct w:val="0"/>
+        <w:autoSpaceDE w:val="0"/>
+        <w:autoSpaceDN w:val="0"/>
         <w:spacing w:line="300" w:lineRule="auto"/>
         <w:ind w:firstLine="420"/>
-        <w:jc w:val="left"/>
         <w:rPr>
           <w:sz w:val="24"/>
         </w:rPr>
@@ -34681,6 +35152,12 @@
         <w:rPr>
           <w:sz w:val="24"/>
         </w:rPr>
+      </w:r>
+      <w:r>
+        <w:rPr>
+          <w:sz w:val="24"/>
+        </w:rPr>
+        <w:instrText xml:space="preserve"> \* MERGEFORMAT </w:instrText>
       </w:r>
       <w:r>
         <w:rPr>
@@ -34760,6 +35237,12 @@
         <w:rPr>
           <w:sz w:val="24"/>
         </w:rPr>
+      </w:r>
+      <w:r>
+        <w:rPr>
+          <w:sz w:val="24"/>
+        </w:rPr>
+        <w:instrText xml:space="preserve"> \* MERGEFORMAT </w:instrText>
       </w:r>
       <w:r>
         <w:rPr>
@@ -34853,9 +35336,11 @@
     <w:p>
       <w:pPr>
         <w:widowControl/>
+        <w:overflowPunct w:val="0"/>
+        <w:autoSpaceDE w:val="0"/>
+        <w:autoSpaceDN w:val="0"/>
         <w:spacing w:line="300" w:lineRule="auto"/>
         <w:ind w:firstLine="420"/>
-        <w:jc w:val="left"/>
         <w:rPr>
           <w:sz w:val="24"/>
         </w:rPr>
@@ -34882,6 +35367,12 @@
         <w:rPr>
           <w:sz w:val="24"/>
         </w:rPr>
+      </w:r>
+      <w:r>
+        <w:rPr>
+          <w:sz w:val="24"/>
+        </w:rPr>
+        <w:instrText xml:space="preserve"> \* MERGEFORMAT </w:instrText>
       </w:r>
       <w:r>
         <w:rPr>
@@ -34967,14 +35458,7 @@
         <w:rPr>
           <w:sz w:val="24"/>
         </w:rPr>
-        <w:t>所示。具体来说，我们通过一对一分配将预测与实例匹配。然后，我们用实例标签替换预测的类别分数，从而得到没</w:t>
-      </w:r>
-      <w:r>
-        <w:rPr>
-          <w:sz w:val="24"/>
-        </w:rPr>
-        <w:lastRenderedPageBreak/>
-        <w:t>有分类错误的</w:t>
+        <w:t>所示。具体来说，我们通过一对一分配将预测与实例匹配。然后，我们用实例标签替换预测的类别分数，从而得到没有分类错误的</w:t>
       </w:r>
       <m:oMath>
         <m:r>
@@ -35060,7 +35544,14 @@
         <w:rPr>
           <w:sz w:val="24"/>
         </w:rPr>
-        <w:t>。类似地，我们用实例的实际位置替换预测位置，从而得到没有回归错误的</w:t>
+        <w:t>。类似地，我们用实例的实际位置替换预测位置，从而得到没有回</w:t>
+      </w:r>
+      <w:r>
+        <w:rPr>
+          <w:sz w:val="24"/>
+        </w:rPr>
+        <w:lastRenderedPageBreak/>
+        <w:t>归错误的</w:t>
       </w:r>
       <m:oMath>
         <m:r>
@@ -35169,6 +35660,12 @@
         <w:rPr>
           <w:sz w:val="24"/>
         </w:rPr>
+        <w:instrText xml:space="preserve"> \* MERGEFORMAT </w:instrText>
+      </w:r>
+      <w:r>
+        <w:rPr>
+          <w:sz w:val="24"/>
+        </w:rPr>
         <w:fldChar w:fldCharType="separate"/>
       </w:r>
       <w:r>
@@ -35391,9 +35888,11 @@
     <w:p>
       <w:pPr>
         <w:widowControl/>
+        <w:overflowPunct w:val="0"/>
+        <w:autoSpaceDE w:val="0"/>
+        <w:autoSpaceDN w:val="0"/>
         <w:spacing w:line="300" w:lineRule="auto"/>
         <w:ind w:firstLine="420"/>
-        <w:jc w:val="left"/>
         <w:rPr>
           <w:sz w:val="24"/>
         </w:rPr>
@@ -35492,6 +35991,12 @@
         <w:rPr>
           <w:sz w:val="24"/>
         </w:rPr>
+      </w:r>
+      <w:r>
+        <w:rPr>
+          <w:sz w:val="24"/>
+        </w:rPr>
+        <w:instrText xml:space="preserve"> \* MERGEFORMAT </w:instrText>
       </w:r>
       <w:r>
         <w:rPr>
@@ -35559,6 +36064,12 @@
         <w:rPr>
           <w:sz w:val="24"/>
         </w:rPr>
+      </w:r>
+      <w:r>
+        <w:rPr>
+          <w:sz w:val="24"/>
+        </w:rPr>
+        <w:instrText xml:space="preserve"> \* MERGEFORMAT </w:instrText>
       </w:r>
       <w:r>
         <w:rPr>
@@ -35638,9 +36149,11 @@
     <w:p>
       <w:pPr>
         <w:widowControl/>
+        <w:overflowPunct w:val="0"/>
+        <w:autoSpaceDE w:val="0"/>
+        <w:autoSpaceDN w:val="0"/>
         <w:spacing w:line="300" w:lineRule="auto"/>
         <w:ind w:firstLine="420"/>
-        <w:jc w:val="left"/>
         <w:rPr>
           <w:sz w:val="24"/>
         </w:rPr>
@@ -35691,6 +36204,12 @@
         <w:rPr>
           <w:sz w:val="24"/>
         </w:rPr>
+      </w:r>
+      <w:r>
+        <w:rPr>
+          <w:sz w:val="24"/>
+        </w:rPr>
+        <w:instrText xml:space="preserve"> \* MERGEFORMAT </w:instrText>
       </w:r>
       <w:r>
         <w:rPr>
@@ -35800,6 +36319,12 @@
         <w:rPr>
           <w:sz w:val="24"/>
         </w:rPr>
+      </w:r>
+      <w:r>
+        <w:rPr>
+          <w:sz w:val="24"/>
+        </w:rPr>
+        <w:instrText xml:space="preserve"> \* MERGEFORMAT </w:instrText>
       </w:r>
       <w:r>
         <w:rPr>
@@ -35989,9 +36514,11 @@
     <w:p>
       <w:pPr>
         <w:widowControl/>
+        <w:overflowPunct w:val="0"/>
+        <w:autoSpaceDE w:val="0"/>
+        <w:autoSpaceDN w:val="0"/>
         <w:spacing w:line="300" w:lineRule="auto"/>
         <w:ind w:firstLine="420"/>
-        <w:jc w:val="left"/>
         <w:rPr>
           <w:sz w:val="24"/>
         </w:rPr>
@@ -36018,6 +36545,12 @@
         <w:rPr>
           <w:sz w:val="24"/>
         </w:rPr>
+      </w:r>
+      <w:r>
+        <w:rPr>
+          <w:sz w:val="24"/>
+        </w:rPr>
+        <w:instrText xml:space="preserve"> \* MERGEFORMAT </w:instrText>
       </w:r>
       <w:r>
         <w:rPr>
@@ -36140,6 +36673,12 @@
         <w:rPr>
           <w:sz w:val="24"/>
         </w:rPr>
+        <w:instrText xml:space="preserve"> \* MERGEFORMAT </w:instrText>
+      </w:r>
+      <w:r>
+        <w:rPr>
+          <w:sz w:val="24"/>
+        </w:rPr>
         <w:fldChar w:fldCharType="separate"/>
       </w:r>
       <w:r>
@@ -36215,6 +36754,12 @@
         <w:rPr>
           <w:sz w:val="24"/>
         </w:rPr>
+      </w:r>
+      <w:r>
+        <w:rPr>
+          <w:sz w:val="24"/>
+        </w:rPr>
+        <w:instrText xml:space="preserve"> \* MERGEFORMAT </w:instrText>
       </w:r>
       <w:r>
         <w:rPr>
@@ -36335,130 +36880,130 @@
         <w:keepNext/>
         <w:jc w:val="center"/>
         <w:rPr>
-          <w:rFonts w:hint="eastAsia"/>
+          <w:rFonts w:ascii="Times New Roman" w:hAnsi="Times New Roman" w:hint="eastAsia"/>
         </w:rPr>
       </w:pPr>
-      <w:bookmarkStart w:id="31" w:name="_Ref219291528"/>
-      <w:r>
-        <w:rPr>
-          <w:rFonts w:hint="eastAsia"/>
+      <w:bookmarkStart w:id="32" w:name="_Ref219291528"/>
+      <w:r>
+        <w:rPr>
+          <w:rFonts w:ascii="Times New Roman" w:hAnsi="Times New Roman" w:hint="eastAsia"/>
         </w:rPr>
         <w:t>表</w:t>
       </w:r>
       <w:r>
         <w:rPr>
-          <w:rFonts w:hint="eastAsia"/>
+          <w:rFonts w:ascii="Times New Roman" w:hAnsi="Times New Roman" w:hint="eastAsia"/>
         </w:rPr>
         <w:t xml:space="preserve"> </w:t>
       </w:r>
       <w:r>
         <w:rPr>
-          <w:rFonts w:hint="eastAsia"/>
+          <w:rFonts w:ascii="Times New Roman" w:hAnsi="Times New Roman" w:hint="eastAsia"/>
         </w:rPr>
         <w:fldChar w:fldCharType="begin"/>
       </w:r>
       <w:r>
         <w:rPr>
-          <w:rFonts w:hint="eastAsia"/>
+          <w:rFonts w:ascii="Times New Roman" w:hAnsi="Times New Roman" w:hint="eastAsia"/>
         </w:rPr>
         <w:instrText xml:space="preserve"> STYLEREF  \s </w:instrText>
       </w:r>
       <w:r>
         <w:rPr>
-          <w:rFonts w:hint="eastAsia"/>
+          <w:rFonts w:ascii="Times New Roman" w:hAnsi="Times New Roman" w:hint="eastAsia"/>
         </w:rPr>
         <w:instrText>样式</w:instrText>
       </w:r>
       <w:r>
         <w:rPr>
-          <w:rFonts w:hint="eastAsia"/>
+          <w:rFonts w:ascii="Times New Roman" w:hAnsi="Times New Roman" w:hint="eastAsia"/>
         </w:rPr>
         <w:instrText xml:space="preserve">1 </w:instrText>
       </w:r>
       <w:r>
         <w:rPr>
-          <w:rFonts w:hint="eastAsia"/>
+          <w:rFonts w:ascii="Times New Roman" w:hAnsi="Times New Roman" w:hint="eastAsia"/>
         </w:rPr>
         <w:fldChar w:fldCharType="separate"/>
       </w:r>
       <w:r>
         <w:rPr>
-          <w:rFonts w:hint="eastAsia"/>
+          <w:rFonts w:ascii="Times New Roman" w:hAnsi="Times New Roman" w:hint="eastAsia"/>
           <w:noProof/>
         </w:rPr>
         <w:t>4.3.2</w:t>
       </w:r>
       <w:r>
         <w:rPr>
-          <w:rFonts w:hint="eastAsia"/>
+          <w:rFonts w:ascii="Times New Roman" w:hAnsi="Times New Roman" w:hint="eastAsia"/>
         </w:rPr>
         <w:fldChar w:fldCharType="end"/>
       </w:r>
       <w:r>
         <w:rPr>
-          <w:rFonts w:hint="eastAsia"/>
+          <w:rFonts w:ascii="Times New Roman" w:hAnsi="Times New Roman" w:hint="eastAsia"/>
         </w:rPr>
         <w:noBreakHyphen/>
       </w:r>
       <w:r>
         <w:rPr>
-          <w:rFonts w:hint="eastAsia"/>
+          <w:rFonts w:ascii="Times New Roman" w:hAnsi="Times New Roman" w:hint="eastAsia"/>
         </w:rPr>
         <w:fldChar w:fldCharType="begin"/>
       </w:r>
       <w:r>
         <w:rPr>
-          <w:rFonts w:hint="eastAsia"/>
+          <w:rFonts w:ascii="Times New Roman" w:hAnsi="Times New Roman" w:hint="eastAsia"/>
         </w:rPr>
         <w:instrText xml:space="preserve"> SEQ </w:instrText>
       </w:r>
       <w:r>
         <w:rPr>
-          <w:rFonts w:hint="eastAsia"/>
+          <w:rFonts w:ascii="Times New Roman" w:hAnsi="Times New Roman" w:hint="eastAsia"/>
         </w:rPr>
         <w:instrText>表</w:instrText>
       </w:r>
       <w:r>
         <w:rPr>
-          <w:rFonts w:hint="eastAsia"/>
+          <w:rFonts w:ascii="Times New Roman" w:hAnsi="Times New Roman" w:hint="eastAsia"/>
         </w:rPr>
         <w:instrText xml:space="preserve"> \* ARABIC \s 1 </w:instrText>
       </w:r>
       <w:r>
         <w:rPr>
-          <w:rFonts w:hint="eastAsia"/>
+          <w:rFonts w:ascii="Times New Roman" w:hAnsi="Times New Roman" w:hint="eastAsia"/>
         </w:rPr>
         <w:fldChar w:fldCharType="separate"/>
       </w:r>
       <w:r>
         <w:rPr>
-          <w:rFonts w:hint="eastAsia"/>
+          <w:rFonts w:ascii="Times New Roman" w:hAnsi="Times New Roman" w:hint="eastAsia"/>
           <w:noProof/>
         </w:rPr>
         <w:t>10</w:t>
       </w:r>
       <w:r>
         <w:rPr>
-          <w:rFonts w:hint="eastAsia"/>
+          <w:rFonts w:ascii="Times New Roman" w:hAnsi="Times New Roman" w:hint="eastAsia"/>
         </w:rPr>
         <w:fldChar w:fldCharType="end"/>
       </w:r>
-      <w:bookmarkEnd w:id="31"/>
-      <w:r>
-        <w:rPr>
-          <w:rFonts w:hint="eastAsia"/>
+      <w:bookmarkEnd w:id="32"/>
+      <w:r>
+        <w:rPr>
+          <w:rFonts w:ascii="Times New Roman" w:hAnsi="Times New Roman" w:hint="eastAsia"/>
         </w:rPr>
         <w:t>精确度。适用于</w:t>
       </w:r>
       <w:r>
         <w:rPr>
-          <w:rFonts w:hint="eastAsia"/>
+          <w:rFonts w:ascii="Times New Roman" w:hAnsi="Times New Roman" w:hint="eastAsia"/>
         </w:rPr>
         <w:t xml:space="preserve"> S/M</w:t>
       </w:r>
       <w:r>
         <w:rPr>
-          <w:rFonts w:hint="eastAsia"/>
+          <w:rFonts w:ascii="Times New Roman" w:hAnsi="Times New Roman" w:hint="eastAsia"/>
         </w:rPr>
         <w:t>。</w:t>
       </w:r>
@@ -36872,9 +37417,9 @@
       <w:pPr>
         <w:widowControl/>
         <w:spacing w:line="300" w:lineRule="auto"/>
-        <w:ind w:firstLine="420"/>
         <w:jc w:val="left"/>
         <w:rPr>
+          <w:rFonts w:hint="eastAsia"/>
           <w:sz w:val="24"/>
         </w:rPr>
       </w:pPr>
@@ -36885,138 +37430,138 @@
         <w:keepNext/>
         <w:jc w:val="center"/>
         <w:rPr>
-          <w:rFonts w:hint="eastAsia"/>
+          <w:rFonts w:ascii="Times New Roman" w:hAnsi="Times New Roman" w:hint="eastAsia"/>
         </w:rPr>
       </w:pPr>
-      <w:bookmarkStart w:id="32" w:name="_Ref219291574"/>
-      <w:r>
-        <w:rPr>
-          <w:rFonts w:hint="eastAsia"/>
+      <w:bookmarkStart w:id="33" w:name="_Ref219291574"/>
+      <w:r>
+        <w:rPr>
+          <w:rFonts w:ascii="Times New Roman" w:hAnsi="Times New Roman" w:hint="eastAsia"/>
         </w:rPr>
         <w:t>表</w:t>
       </w:r>
       <w:r>
         <w:rPr>
-          <w:rFonts w:hint="eastAsia"/>
+          <w:rFonts w:ascii="Times New Roman" w:hAnsi="Times New Roman" w:hint="eastAsia"/>
         </w:rPr>
         <w:t xml:space="preserve"> </w:t>
       </w:r>
       <w:r>
         <w:rPr>
-          <w:rFonts w:hint="eastAsia"/>
+          <w:rFonts w:ascii="Times New Roman" w:hAnsi="Times New Roman" w:hint="eastAsia"/>
         </w:rPr>
         <w:fldChar w:fldCharType="begin"/>
       </w:r>
       <w:r>
         <w:rPr>
-          <w:rFonts w:hint="eastAsia"/>
+          <w:rFonts w:ascii="Times New Roman" w:hAnsi="Times New Roman" w:hint="eastAsia"/>
         </w:rPr>
         <w:instrText xml:space="preserve"> STYLEREF  \s </w:instrText>
       </w:r>
       <w:r>
         <w:rPr>
-          <w:rFonts w:hint="eastAsia"/>
+          <w:rFonts w:ascii="Times New Roman" w:hAnsi="Times New Roman" w:hint="eastAsia"/>
         </w:rPr>
         <w:instrText>样式</w:instrText>
       </w:r>
       <w:r>
         <w:rPr>
-          <w:rFonts w:hint="eastAsia"/>
+          <w:rFonts w:ascii="Times New Roman" w:hAnsi="Times New Roman" w:hint="eastAsia"/>
         </w:rPr>
         <w:instrText xml:space="preserve">1 </w:instrText>
       </w:r>
       <w:r>
         <w:rPr>
-          <w:rFonts w:hint="eastAsia"/>
+          <w:rFonts w:ascii="Times New Roman" w:hAnsi="Times New Roman" w:hint="eastAsia"/>
         </w:rPr>
         <w:fldChar w:fldCharType="separate"/>
       </w:r>
       <w:r>
         <w:rPr>
-          <w:rFonts w:hint="eastAsia"/>
+          <w:rFonts w:ascii="Times New Roman" w:hAnsi="Times New Roman" w:hint="eastAsia"/>
           <w:noProof/>
         </w:rPr>
         <w:t>4.3.2</w:t>
       </w:r>
       <w:r>
         <w:rPr>
-          <w:rFonts w:hint="eastAsia"/>
+          <w:rFonts w:ascii="Times New Roman" w:hAnsi="Times New Roman" w:hint="eastAsia"/>
         </w:rPr>
         <w:fldChar w:fldCharType="end"/>
       </w:r>
       <w:r>
         <w:rPr>
-          <w:rFonts w:hint="eastAsia"/>
+          <w:rFonts w:ascii="Times New Roman" w:hAnsi="Times New Roman" w:hint="eastAsia"/>
         </w:rPr>
         <w:noBreakHyphen/>
       </w:r>
       <w:r>
         <w:rPr>
-          <w:rFonts w:hint="eastAsia"/>
+          <w:rFonts w:ascii="Times New Roman" w:hAnsi="Times New Roman" w:hint="eastAsia"/>
         </w:rPr>
         <w:fldChar w:fldCharType="begin"/>
       </w:r>
       <w:r>
         <w:rPr>
-          <w:rFonts w:hint="eastAsia"/>
+          <w:rFonts w:ascii="Times New Roman" w:hAnsi="Times New Roman" w:hint="eastAsia"/>
         </w:rPr>
         <w:instrText xml:space="preserve"> SEQ </w:instrText>
       </w:r>
       <w:r>
         <w:rPr>
-          <w:rFonts w:hint="eastAsia"/>
+          <w:rFonts w:ascii="Times New Roman" w:hAnsi="Times New Roman" w:hint="eastAsia"/>
         </w:rPr>
         <w:instrText>表</w:instrText>
       </w:r>
       <w:r>
         <w:rPr>
-          <w:rFonts w:hint="eastAsia"/>
+          <w:rFonts w:ascii="Times New Roman" w:hAnsi="Times New Roman" w:hint="eastAsia"/>
         </w:rPr>
         <w:instrText xml:space="preserve"> \* ARABIC \s 1 </w:instrText>
       </w:r>
       <w:r>
         <w:rPr>
-          <w:rFonts w:hint="eastAsia"/>
+          <w:rFonts w:ascii="Times New Roman" w:hAnsi="Times New Roman" w:hint="eastAsia"/>
         </w:rPr>
         <w:fldChar w:fldCharType="separate"/>
       </w:r>
       <w:r>
         <w:rPr>
-          <w:rFonts w:hint="eastAsia"/>
+          <w:rFonts w:ascii="Times New Roman" w:hAnsi="Times New Roman" w:hint="eastAsia"/>
           <w:noProof/>
         </w:rPr>
         <w:t>11</w:t>
       </w:r>
       <w:r>
         <w:rPr>
-          <w:rFonts w:hint="eastAsia"/>
+          <w:rFonts w:ascii="Times New Roman" w:hAnsi="Times New Roman" w:hint="eastAsia"/>
         </w:rPr>
         <w:fldChar w:fldCharType="end"/>
       </w:r>
-      <w:bookmarkEnd w:id="32"/>
-      <w:r>
-        <w:rPr>
-          <w:rFonts w:hint="eastAsia"/>
+      <w:bookmarkEnd w:id="33"/>
+      <w:r>
+        <w:rPr>
+          <w:rFonts w:ascii="Times New Roman" w:hAnsi="Times New Roman" w:hint="eastAsia"/>
         </w:rPr>
         <w:t xml:space="preserve"> </w:t>
       </w:r>
       <w:proofErr w:type="spellStart"/>
       <w:r>
         <w:rPr>
-          <w:rFonts w:hint="eastAsia"/>
+          <w:rFonts w:ascii="Times New Roman" w:hAnsi="Times New Roman" w:hint="eastAsia"/>
         </w:rPr>
         <w:t>L.k</w:t>
       </w:r>
       <w:proofErr w:type="spellEnd"/>
       <w:r>
         <w:rPr>
-          <w:rFonts w:hint="eastAsia"/>
+          <w:rFonts w:ascii="Times New Roman" w:hAnsi="Times New Roman" w:hint="eastAsia"/>
         </w:rPr>
         <w:t xml:space="preserve">. </w:t>
       </w:r>
       <w:r>
         <w:rPr>
-          <w:rFonts w:hint="eastAsia"/>
+          <w:rFonts w:ascii="Times New Roman" w:hAnsi="Times New Roman" w:hint="eastAsia"/>
         </w:rPr>
         <w:t>结果</w:t>
       </w:r>
@@ -37560,142 +38105,165 @@
     </w:p>
     <w:p>
       <w:pPr>
+        <w:widowControl/>
+        <w:spacing w:line="300" w:lineRule="auto"/>
+        <w:ind w:firstLine="420"/>
+        <w:jc w:val="left"/>
+        <w:rPr>
+          <w:sz w:val="24"/>
+        </w:rPr>
+      </w:pPr>
+    </w:p>
+    <w:p>
+      <w:pPr>
+        <w:widowControl/>
+        <w:spacing w:line="300" w:lineRule="auto"/>
+        <w:ind w:firstLine="420"/>
+        <w:jc w:val="left"/>
+        <w:rPr>
+          <w:rFonts w:hint="eastAsia"/>
+          <w:sz w:val="24"/>
+        </w:rPr>
+      </w:pPr>
+    </w:p>
+    <w:p>
+      <w:pPr>
         <w:pStyle w:val="af5"/>
         <w:keepNext/>
         <w:jc w:val="center"/>
         <w:rPr>
-          <w:rFonts w:hint="eastAsia"/>
+          <w:rFonts w:ascii="Times New Roman" w:hAnsi="Times New Roman" w:hint="eastAsia"/>
         </w:rPr>
       </w:pPr>
-      <w:bookmarkStart w:id="33" w:name="_Ref219291536"/>
-      <w:r>
-        <w:rPr>
-          <w:rFonts w:hint="eastAsia"/>
+      <w:bookmarkStart w:id="34" w:name="_Ref219291536"/>
+      <w:r>
+        <w:rPr>
+          <w:rFonts w:ascii="Times New Roman" w:hAnsi="Times New Roman" w:hint="eastAsia"/>
         </w:rPr>
         <w:t>表</w:t>
       </w:r>
       <w:r>
         <w:rPr>
-          <w:rFonts w:hint="eastAsia"/>
+          <w:rFonts w:ascii="Times New Roman" w:hAnsi="Times New Roman" w:hint="eastAsia"/>
         </w:rPr>
         <w:t xml:space="preserve"> </w:t>
       </w:r>
       <w:r>
         <w:rPr>
-          <w:rFonts w:hint="eastAsia"/>
+          <w:rFonts w:ascii="Times New Roman" w:hAnsi="Times New Roman" w:hint="eastAsia"/>
         </w:rPr>
         <w:fldChar w:fldCharType="begin"/>
       </w:r>
       <w:r>
         <w:rPr>
-          <w:rFonts w:hint="eastAsia"/>
+          <w:rFonts w:ascii="Times New Roman" w:hAnsi="Times New Roman" w:hint="eastAsia"/>
         </w:rPr>
         <w:instrText xml:space="preserve"> STYLEREF  \s </w:instrText>
       </w:r>
       <w:r>
         <w:rPr>
-          <w:rFonts w:hint="eastAsia"/>
+          <w:rFonts w:ascii="Times New Roman" w:hAnsi="Times New Roman" w:hint="eastAsia"/>
         </w:rPr>
         <w:instrText>样式</w:instrText>
       </w:r>
       <w:r>
         <w:rPr>
-          <w:rFonts w:hint="eastAsia"/>
+          <w:rFonts w:ascii="Times New Roman" w:hAnsi="Times New Roman" w:hint="eastAsia"/>
         </w:rPr>
         <w:instrText xml:space="preserve">1 </w:instrText>
       </w:r>
       <w:r>
         <w:rPr>
-          <w:rFonts w:hint="eastAsia"/>
+          <w:rFonts w:ascii="Times New Roman" w:hAnsi="Times New Roman" w:hint="eastAsia"/>
         </w:rPr>
         <w:fldChar w:fldCharType="separate"/>
       </w:r>
       <w:r>
         <w:rPr>
-          <w:rFonts w:hint="eastAsia"/>
+          <w:rFonts w:ascii="Times New Roman" w:hAnsi="Times New Roman" w:hint="eastAsia"/>
           <w:noProof/>
         </w:rPr>
         <w:t>4.3.2</w:t>
       </w:r>
       <w:r>
         <w:rPr>
-          <w:rFonts w:hint="eastAsia"/>
+          <w:rFonts w:ascii="Times New Roman" w:hAnsi="Times New Roman" w:hint="eastAsia"/>
         </w:rPr>
         <w:fldChar w:fldCharType="end"/>
       </w:r>
       <w:r>
         <w:rPr>
-          <w:rFonts w:hint="eastAsia"/>
+          <w:rFonts w:ascii="Times New Roman" w:hAnsi="Times New Roman" w:hint="eastAsia"/>
         </w:rPr>
         <w:noBreakHyphen/>
       </w:r>
       <w:r>
         <w:rPr>
-          <w:rFonts w:hint="eastAsia"/>
+          <w:rFonts w:ascii="Times New Roman" w:hAnsi="Times New Roman" w:hint="eastAsia"/>
         </w:rPr>
         <w:fldChar w:fldCharType="begin"/>
       </w:r>
       <w:r>
         <w:rPr>
-          <w:rFonts w:hint="eastAsia"/>
+          <w:rFonts w:ascii="Times New Roman" w:hAnsi="Times New Roman" w:hint="eastAsia"/>
         </w:rPr>
         <w:instrText xml:space="preserve"> SEQ </w:instrText>
       </w:r>
       <w:r>
         <w:rPr>
-          <w:rFonts w:hint="eastAsia"/>
+          <w:rFonts w:ascii="Times New Roman" w:hAnsi="Times New Roman" w:hint="eastAsia"/>
         </w:rPr>
         <w:instrText>表</w:instrText>
       </w:r>
       <w:r>
         <w:rPr>
-          <w:rFonts w:hint="eastAsia"/>
+          <w:rFonts w:ascii="Times New Roman" w:hAnsi="Times New Roman" w:hint="eastAsia"/>
         </w:rPr>
         <w:instrText xml:space="preserve"> \* ARABIC \s 1 </w:instrText>
       </w:r>
       <w:r>
         <w:rPr>
-          <w:rFonts w:hint="eastAsia"/>
+          <w:rFonts w:ascii="Times New Roman" w:hAnsi="Times New Roman" w:hint="eastAsia"/>
         </w:rPr>
         <w:fldChar w:fldCharType="separate"/>
       </w:r>
       <w:r>
         <w:rPr>
-          <w:rFonts w:hint="eastAsia"/>
+          <w:rFonts w:ascii="Times New Roman" w:hAnsi="Times New Roman" w:hint="eastAsia"/>
           <w:noProof/>
         </w:rPr>
         <w:t>12</w:t>
       </w:r>
       <w:r>
         <w:rPr>
-          <w:rFonts w:hint="eastAsia"/>
+          <w:rFonts w:ascii="Times New Roman" w:hAnsi="Times New Roman" w:hint="eastAsia"/>
         </w:rPr>
         <w:fldChar w:fldCharType="end"/>
       </w:r>
-      <w:bookmarkEnd w:id="33"/>
-      <w:r>
-        <w:rPr>
-          <w:rFonts w:hint="eastAsia"/>
+      <w:bookmarkEnd w:id="34"/>
+      <w:r>
+        <w:rPr>
+          <w:rFonts w:ascii="Times New Roman" w:hAnsi="Times New Roman" w:hint="eastAsia"/>
         </w:rPr>
         <w:t xml:space="preserve"> </w:t>
       </w:r>
       <w:proofErr w:type="spellStart"/>
       <w:r>
         <w:rPr>
-          <w:rFonts w:hint="eastAsia"/>
+          <w:rFonts w:ascii="Times New Roman" w:hAnsi="Times New Roman" w:hint="eastAsia"/>
         </w:rPr>
         <w:t>L.k</w:t>
       </w:r>
       <w:proofErr w:type="spellEnd"/>
       <w:r>
         <w:rPr>
-          <w:rFonts w:hint="eastAsia"/>
+          <w:rFonts w:ascii="Times New Roman" w:hAnsi="Times New Roman" w:hint="eastAsia"/>
         </w:rPr>
         <w:t xml:space="preserve">. </w:t>
       </w:r>
       <w:r>
         <w:rPr>
-          <w:rFonts w:hint="eastAsia"/>
+          <w:rFonts w:ascii="Times New Roman" w:hAnsi="Times New Roman" w:hint="eastAsia"/>
         </w:rPr>
         <w:t>用法。</w:t>
       </w:r>
@@ -38134,124 +38702,124 @@
         <w:keepNext/>
         <w:jc w:val="center"/>
         <w:rPr>
-          <w:rFonts w:hint="eastAsia"/>
+          <w:rFonts w:ascii="Times New Roman" w:hAnsi="Times New Roman" w:hint="eastAsia"/>
         </w:rPr>
       </w:pPr>
-      <w:bookmarkStart w:id="34" w:name="_Ref219291636"/>
-      <w:r>
-        <w:rPr>
-          <w:rFonts w:hint="eastAsia"/>
+      <w:bookmarkStart w:id="35" w:name="_Ref219291636"/>
+      <w:r>
+        <w:rPr>
+          <w:rFonts w:ascii="Times New Roman" w:hAnsi="Times New Roman" w:hint="eastAsia"/>
         </w:rPr>
         <w:t>表</w:t>
       </w:r>
       <w:r>
         <w:rPr>
-          <w:rFonts w:hint="eastAsia"/>
+          <w:rFonts w:ascii="Times New Roman" w:hAnsi="Times New Roman" w:hint="eastAsia"/>
         </w:rPr>
         <w:t xml:space="preserve"> </w:t>
       </w:r>
       <w:r>
         <w:rPr>
-          <w:rFonts w:hint="eastAsia"/>
+          <w:rFonts w:ascii="Times New Roman" w:hAnsi="Times New Roman" w:hint="eastAsia"/>
         </w:rPr>
         <w:fldChar w:fldCharType="begin"/>
       </w:r>
       <w:r>
         <w:rPr>
-          <w:rFonts w:hint="eastAsia"/>
+          <w:rFonts w:ascii="Times New Roman" w:hAnsi="Times New Roman" w:hint="eastAsia"/>
         </w:rPr>
         <w:instrText xml:space="preserve"> STYLEREF  \s </w:instrText>
       </w:r>
       <w:r>
         <w:rPr>
-          <w:rFonts w:hint="eastAsia"/>
+          <w:rFonts w:ascii="Times New Roman" w:hAnsi="Times New Roman" w:hint="eastAsia"/>
         </w:rPr>
         <w:instrText>样式</w:instrText>
       </w:r>
       <w:r>
         <w:rPr>
-          <w:rFonts w:hint="eastAsia"/>
+          <w:rFonts w:ascii="Times New Roman" w:hAnsi="Times New Roman" w:hint="eastAsia"/>
         </w:rPr>
         <w:instrText xml:space="preserve">1 </w:instrText>
       </w:r>
       <w:r>
         <w:rPr>
-          <w:rFonts w:hint="eastAsia"/>
+          <w:rFonts w:ascii="Times New Roman" w:hAnsi="Times New Roman" w:hint="eastAsia"/>
         </w:rPr>
         <w:fldChar w:fldCharType="separate"/>
       </w:r>
       <w:r>
         <w:rPr>
-          <w:rFonts w:hint="eastAsia"/>
+          <w:rFonts w:ascii="Times New Roman" w:hAnsi="Times New Roman" w:hint="eastAsia"/>
           <w:noProof/>
         </w:rPr>
         <w:t>4.3.2</w:t>
       </w:r>
       <w:r>
         <w:rPr>
-          <w:rFonts w:hint="eastAsia"/>
+          <w:rFonts w:ascii="Times New Roman" w:hAnsi="Times New Roman" w:hint="eastAsia"/>
         </w:rPr>
         <w:fldChar w:fldCharType="end"/>
       </w:r>
       <w:r>
         <w:rPr>
-          <w:rFonts w:hint="eastAsia"/>
+          <w:rFonts w:ascii="Times New Roman" w:hAnsi="Times New Roman" w:hint="eastAsia"/>
         </w:rPr>
         <w:noBreakHyphen/>
       </w:r>
       <w:r>
         <w:rPr>
-          <w:rFonts w:hint="eastAsia"/>
+          <w:rFonts w:ascii="Times New Roman" w:hAnsi="Times New Roman" w:hint="eastAsia"/>
         </w:rPr>
         <w:fldChar w:fldCharType="begin"/>
       </w:r>
       <w:r>
         <w:rPr>
-          <w:rFonts w:hint="eastAsia"/>
+          <w:rFonts w:ascii="Times New Roman" w:hAnsi="Times New Roman" w:hint="eastAsia"/>
         </w:rPr>
         <w:instrText xml:space="preserve"> SEQ </w:instrText>
       </w:r>
       <w:r>
         <w:rPr>
-          <w:rFonts w:hint="eastAsia"/>
+          <w:rFonts w:ascii="Times New Roman" w:hAnsi="Times New Roman" w:hint="eastAsia"/>
         </w:rPr>
         <w:instrText>表</w:instrText>
       </w:r>
       <w:r>
         <w:rPr>
-          <w:rFonts w:hint="eastAsia"/>
+          <w:rFonts w:ascii="Times New Roman" w:hAnsi="Times New Roman" w:hint="eastAsia"/>
         </w:rPr>
         <w:instrText xml:space="preserve"> \* ARABIC \s 1 </w:instrText>
       </w:r>
       <w:r>
         <w:rPr>
-          <w:rFonts w:hint="eastAsia"/>
+          <w:rFonts w:ascii="Times New Roman" w:hAnsi="Times New Roman" w:hint="eastAsia"/>
         </w:rPr>
         <w:fldChar w:fldCharType="separate"/>
       </w:r>
       <w:r>
         <w:rPr>
-          <w:rFonts w:hint="eastAsia"/>
+          <w:rFonts w:ascii="Times New Roman" w:hAnsi="Times New Roman" w:hint="eastAsia"/>
           <w:noProof/>
         </w:rPr>
         <w:t>13</w:t>
       </w:r>
       <w:r>
         <w:rPr>
-          <w:rFonts w:hint="eastAsia"/>
+          <w:rFonts w:ascii="Times New Roman" w:hAnsi="Times New Roman" w:hint="eastAsia"/>
         </w:rPr>
         <w:fldChar w:fldCharType="end"/>
       </w:r>
-      <w:bookmarkEnd w:id="34"/>
-      <w:r>
-        <w:rPr>
-          <w:rFonts w:hint="eastAsia"/>
+      <w:bookmarkEnd w:id="35"/>
+      <w:r>
+        <w:rPr>
+          <w:rFonts w:ascii="Times New Roman" w:hAnsi="Times New Roman" w:hint="eastAsia"/>
         </w:rPr>
         <w:t xml:space="preserve"> PSA</w:t>
       </w:r>
       <w:r>
         <w:rPr>
-          <w:rFonts w:hint="eastAsia"/>
+          <w:rFonts w:ascii="Times New Roman" w:hAnsi="Times New Roman" w:hint="eastAsia"/>
         </w:rPr>
         <w:t>结果</w:t>
       </w:r>
@@ -38861,7 +39429,7 @@
           <w:szCs w:val="28"/>
         </w:rPr>
       </w:pPr>
-      <w:bookmarkStart w:id="35" w:name="_Toc219291902"/>
+      <w:bookmarkStart w:id="36" w:name="_Toc219291902"/>
       <w:r>
         <w:rPr>
           <w:rFonts w:eastAsia="黑体" w:hAnsi="黑体"/>
@@ -38870,14 +39438,16 @@
         </w:rPr>
         <w:t>用于精确驱动模型设计的分析。</w:t>
       </w:r>
-      <w:bookmarkEnd w:id="35"/>
+      <w:bookmarkEnd w:id="36"/>
     </w:p>
     <w:p>
       <w:pPr>
         <w:widowControl/>
+        <w:overflowPunct w:val="0"/>
+        <w:autoSpaceDE w:val="0"/>
+        <w:autoSpaceDN w:val="0"/>
         <w:spacing w:line="300" w:lineRule="auto"/>
         <w:ind w:firstLine="420"/>
-        <w:jc w:val="left"/>
         <w:rPr>
           <w:sz w:val="24"/>
         </w:rPr>
@@ -38928,6 +39498,12 @@
         <w:rPr>
           <w:sz w:val="24"/>
         </w:rPr>
+      </w:r>
+      <w:r>
+        <w:rPr>
+          <w:sz w:val="24"/>
+        </w:rPr>
+        <w:instrText xml:space="preserve"> \* MERGEFORMAT </w:instrText>
       </w:r>
       <w:r>
         <w:rPr>
@@ -39012,6 +39588,12 @@
         <w:rPr>
           <w:sz w:val="24"/>
         </w:rPr>
+        <w:instrText xml:space="preserve"> \* MERGEFORMAT </w:instrText>
+      </w:r>
+      <w:r>
+        <w:rPr>
+          <w:sz w:val="24"/>
+        </w:rPr>
         <w:fldChar w:fldCharType="separate"/>
       </w:r>
       <w:r>
@@ -39170,6 +39752,12 @@
         <w:rPr>
           <w:sz w:val="24"/>
         </w:rPr>
+      </w:r>
+      <w:r>
+        <w:rPr>
+          <w:sz w:val="24"/>
+        </w:rPr>
+        <w:instrText xml:space="preserve"> \* MERGEFORMAT </w:instrText>
       </w:r>
       <w:r>
         <w:rPr>
@@ -39225,9 +39813,11 @@
     <w:p>
       <w:pPr>
         <w:widowControl/>
+        <w:overflowPunct w:val="0"/>
+        <w:autoSpaceDE w:val="0"/>
+        <w:autoSpaceDN w:val="0"/>
         <w:spacing w:line="300" w:lineRule="auto"/>
         <w:ind w:firstLine="420"/>
-        <w:jc w:val="left"/>
         <w:rPr>
           <w:sz w:val="24"/>
         </w:rPr>
@@ -39254,6 +39844,12 @@
         <w:rPr>
           <w:sz w:val="24"/>
         </w:rPr>
+      </w:r>
+      <w:r>
+        <w:rPr>
+          <w:sz w:val="24"/>
+        </w:rPr>
+        <w:instrText xml:space="preserve"> \* MERGEFORMAT </w:instrText>
       </w:r>
       <w:r>
         <w:rPr>
@@ -39338,6 +39934,12 @@
         <w:rPr>
           <w:sz w:val="24"/>
         </w:rPr>
+        <w:instrText xml:space="preserve"> \* MERGEFORMAT </w:instrText>
+      </w:r>
+      <w:r>
+        <w:rPr>
+          <w:sz w:val="24"/>
+        </w:rPr>
         <w:fldChar w:fldCharType="separate"/>
       </w:r>
       <w:r>
@@ -39448,6 +40050,12 @@
         <w:rPr>
           <w:sz w:val="24"/>
         </w:rPr>
+      </w:r>
+      <w:r>
+        <w:rPr>
+          <w:sz w:val="24"/>
+        </w:rPr>
+        <w:instrText xml:space="preserve"> \* MERGEFORMAT </w:instrText>
       </w:r>
       <w:r>
         <w:rPr>
@@ -39527,10 +40135,13 @@
     <w:p>
       <w:pPr>
         <w:widowControl/>
+        <w:overflowPunct w:val="0"/>
+        <w:autoSpaceDE w:val="0"/>
+        <w:autoSpaceDN w:val="0"/>
         <w:spacing w:line="300" w:lineRule="auto"/>
         <w:ind w:firstLine="420"/>
-        <w:jc w:val="left"/>
-        <w:rPr>
+        <w:rPr>
+          <w:rFonts w:hint="eastAsia"/>
           <w:sz w:val="24"/>
         </w:rPr>
       </w:pPr>
@@ -39580,6 +40191,12 @@
         <w:rPr>
           <w:sz w:val="24"/>
         </w:rPr>
+      </w:r>
+      <w:r>
+        <w:rPr>
+          <w:sz w:val="24"/>
+        </w:rPr>
+        <w:instrText xml:space="preserve"> \* MERGEFORMAT </w:instrText>
       </w:r>
       <w:r>
         <w:rPr>
@@ -39724,6 +40341,12 @@
         <w:rPr>
           <w:sz w:val="24"/>
         </w:rPr>
+        <w:instrText xml:space="preserve"> \* MERGEFORMAT </w:instrText>
+      </w:r>
+      <w:r>
+        <w:rPr>
+          <w:sz w:val="24"/>
+        </w:rPr>
         <w:fldChar w:fldCharType="separate"/>
       </w:r>
       <w:r>
@@ -39851,6 +40474,12 @@
         <w:rPr>
           <w:sz w:val="24"/>
         </w:rPr>
+        <w:instrText xml:space="preserve"> \* MERGEFORMAT </w:instrText>
+      </w:r>
+      <w:r>
+        <w:rPr>
+          <w:sz w:val="24"/>
+        </w:rPr>
         <w:fldChar w:fldCharType="separate"/>
       </w:r>
       <w:r>
@@ -39955,14 +40584,7 @@
         <w:rPr>
           <w:sz w:val="24"/>
         </w:rPr>
-        <w:t>的延迟开</w:t>
-      </w:r>
-      <w:r>
-        <w:rPr>
-          <w:sz w:val="24"/>
-        </w:rPr>
-        <w:lastRenderedPageBreak/>
-        <w:t>销。因此，我们默认将</w:t>
+        <w:t>的延迟开销。因此，我们默认将</w:t>
       </w:r>
       <w:r>
         <w:rPr>
@@ -39987,22 +40609,6 @@
           <w:sz w:val="24"/>
         </w:rPr>
         <w:t>，以在保持高效率的同时增强模型能力。</w:t>
-      </w:r>
-    </w:p>
-    <w:p>
-      <w:pPr>
-        <w:widowControl/>
-        <w:spacing w:after="160" w:line="278" w:lineRule="auto"/>
-        <w:jc w:val="left"/>
-        <w:rPr>
-          <w:sz w:val="24"/>
-        </w:rPr>
-      </w:pPr>
-      <w:r>
-        <w:rPr>
-          <w:sz w:val="24"/>
-        </w:rPr>
-        <w:br w:type="page"/>
       </w:r>
     </w:p>
     <w:p>
@@ -40020,7 +40626,7 @@
           <w:szCs w:val="30"/>
         </w:rPr>
       </w:pPr>
-      <w:bookmarkStart w:id="36" w:name="_Toc219291903"/>
+      <w:bookmarkStart w:id="37" w:name="_Toc219291903"/>
       <w:r>
         <w:rPr>
           <w:rFonts w:eastAsia="黑体" w:hAnsi="黑体"/>
@@ -40030,14 +40636,16 @@
         <w:lastRenderedPageBreak/>
         <w:t>结论</w:t>
       </w:r>
-      <w:bookmarkEnd w:id="36"/>
+      <w:bookmarkEnd w:id="37"/>
     </w:p>
     <w:p>
       <w:pPr>
         <w:widowControl/>
+        <w:overflowPunct w:val="0"/>
+        <w:autoSpaceDE w:val="0"/>
+        <w:autoSpaceDN w:val="0"/>
         <w:spacing w:line="300" w:lineRule="auto"/>
         <w:ind w:firstLine="420"/>
-        <w:jc w:val="left"/>
         <w:rPr>
           <w:sz w:val="24"/>
         </w:rPr>
@@ -40156,7 +40764,7 @@
           <w:szCs w:val="28"/>
         </w:rPr>
       </w:pPr>
-      <w:bookmarkStart w:id="37" w:name="_Toc219291904"/>
+      <w:bookmarkStart w:id="38" w:name="_Toc219291904"/>
       <w:r>
         <w:rPr>
           <w:rFonts w:hint="eastAsia"/>
@@ -40166,7 +40774,7 @@
         <w:lastRenderedPageBreak/>
         <w:t>参考文献</w:t>
       </w:r>
-      <w:bookmarkEnd w:id="37"/>
+      <w:bookmarkEnd w:id="38"/>
     </w:p>
     <w:p>
       <w:pPr>

--- a/翻译YOLOv10 Real-Time End-to-End Object Detection.docx
+++ b/翻译YOLOv10 Real-Time End-to-End Object Detection.docx
@@ -3770,7 +3770,7 @@
         <w:pStyle w:val="af5"/>
         <w:jc w:val="left"/>
         <w:rPr>
-          <w:rFonts w:ascii="Times New Roman" w:hAnsi="Times New Roman" w:hint="eastAsia"/>
+          <w:rFonts w:ascii="Times New Roman" w:hAnsi="Times New Roman"/>
         </w:rPr>
       </w:pPr>
       <w:bookmarkStart w:id="3" w:name="_Ref218869533"/>
@@ -4755,7 +4755,7 @@
                             <w:pPr>
                               <w:pStyle w:val="af5"/>
                               <w:rPr>
-                                <w:rFonts w:ascii="Times New Roman" w:hAnsi="Times New Roman" w:cs="Times New Roman" w:hint="eastAsia"/>
+                                <w:rFonts w:ascii="Times New Roman" w:hAnsi="Times New Roman" w:cs="Times New Roman"/>
                                 <w:noProof/>
                               </w:rPr>
                             </w:pPr>
@@ -5095,7 +5095,7 @@
                       <w:pPr>
                         <w:pStyle w:val="af5"/>
                         <w:rPr>
-                          <w:rFonts w:ascii="Times New Roman" w:hAnsi="Times New Roman" w:cs="Times New Roman" w:hint="eastAsia"/>
+                          <w:rFonts w:ascii="Times New Roman" w:hAnsi="Times New Roman" w:cs="Times New Roman"/>
                           <w:noProof/>
                         </w:rPr>
                       </w:pPr>
@@ -13864,10 +13864,10 @@
                   <o:lock v:ext="edit" aspectratio="t"/>
                 </v:shapetype>
                 <v:shape id="Image 56" o:spid="_x0000_s1049" type="#_x0000_t75" style="position:absolute;left:38074;top:891;width:5828;height:2204;visibility:visible;mso-wrap-style:square" o:gfxdata="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">
-                  <v:imagedata r:id="rId18" o:title=""/>
+                  <v:imagedata r:id="rId17" o:title=""/>
                 </v:shape>
                 <v:shape id="Image 57" o:spid="_x0000_s1050" type="#_x0000_t75" style="position:absolute;left:38359;top:1174;width:5235;height:1462;visibility:visible;mso-wrap-style:square" o:gfxdata="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">
-                  <v:imagedata r:id="rId19" o:title=""/>
+                  <v:imagedata r:id="rId18" o:title=""/>
                 </v:shape>
                 <v:shape id="Graphic 58" o:spid="_x0000_s1051" style="position:absolute;top:168;width:22447;height:14414;visibility:visible;mso-wrap-style:square;v-text-anchor:top" coordsize="2244725,1441450" o:gfxdata="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" path="m2199863,l44714,,27310,3517,13096,13106,3513,27318,,44706,,1396330r3513,17407l13096,1427951r14214,9583l44714,1441047r2155149,l2217251,1437534r14212,-9583l2241052,1413737r3518,-17407l2244570,44706r-3518,-17388l2231463,13106,2217251,3517,2199863,xe" fillcolor="#ececec" stroked="f">
                   <v:path arrowok="t"/>
@@ -13897,10 +13897,10 @@
                   <v:path arrowok="t"/>
                 </v:shape>
                 <v:shape id="Image 67" o:spid="_x0000_s1060" type="#_x0000_t75" style="position:absolute;left:26234;top:8708;width:5317;height:5317;visibility:visible;mso-wrap-style:square" o:gfxdata="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">
-                  <v:imagedata r:id="rId20" o:title=""/>
+                  <v:imagedata r:id="rId19" o:title=""/>
                 </v:shape>
                 <v:shape id="Image 68" o:spid="_x0000_s1061" type="#_x0000_t75" style="position:absolute;left:30613;top:7494;width:1990;height:1090;visibility:visible;mso-wrap-style:square" o:gfxdata="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">
-                  <v:imagedata r:id="rId21" o:title=""/>
+                  <v:imagedata r:id="rId20" o:title=""/>
                 </v:shape>
                 <v:shape id="Graphic 69" o:spid="_x0000_s1062" style="position:absolute;left:24550;top:5184;width:603;height:2267;visibility:visible;mso-wrap-style:square;v-text-anchor:top" coordsize="60325,226695" o:gfxdata="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" path="m35083,186215r-10024,l25059,226311r10024,l35083,186215xem35083,116047r-10024,l25059,156143r10024,l35083,116047xem35083,45909r-10024,l25059,85975r10024,l35083,45909xem30071,l,60143,30071,40095r20048,l30071,xem50119,40095r-20048,l60143,60143,50119,40095xe" fillcolor="black" stroked="f">
                   <v:path arrowok="t"/>
@@ -13912,13 +13912,13 @@
                   <v:path arrowok="t"/>
                 </v:shape>
                 <v:shape id="Image 72" o:spid="_x0000_s1065" type="#_x0000_t75" style="position:absolute;left:12461;top:10513;width:2108;height:1434;visibility:visible;mso-wrap-style:square" o:gfxdata="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">
-                  <v:imagedata r:id="rId22" o:title=""/>
+                  <v:imagedata r:id="rId21" o:title=""/>
                 </v:shape>
                 <v:shape id="Graphic 73" o:spid="_x0000_s1066" style="position:absolute;left:14566;top:10176;width:6268;height:3429;visibility:visible;mso-wrap-style:square;v-text-anchor:top" coordsize="626745,342900" o:gfxdata="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" path="m,21250l1671,12978,6227,6223,12982,1669,21250,,604245,r8268,1669l619269,6223r4556,6755l625496,21250r,85004l623825,114526r-4556,6755l612513,125835r-8268,1670l21250,127505r-8268,-1670l6227,121281,1671,114526,,106254,,21250xem1202,235563r1689,-8350l7492,220394r6820,-4597l22654,214112r582594,l613589,215797r6820,4597l625011,227213r1688,8350l626699,321368r-1688,8351l620409,336537r-6820,4597l605248,342820r-582594,l14312,341134,7492,336537,2891,329719,1202,321368r,-85805xe" filled="f" strokeweight=".27842mm">
                   <v:path arrowok="t"/>
                 </v:shape>
                 <v:shape id="Image 74" o:spid="_x0000_s1067" type="#_x0000_t75" style="position:absolute;left:12485;top:11846;width:2095;height:1419;visibility:visible;mso-wrap-style:square" o:gfxdata="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">
-                  <v:imagedata r:id="rId23" o:title=""/>
+                  <v:imagedata r:id="rId22" o:title=""/>
                 </v:shape>
                 <v:shape id="Graphic 75" o:spid="_x0000_s1068" style="position:absolute;left:20821;top:8624;width:5360;height:4382;visibility:visible;mso-wrap-style:square;v-text-anchor:top" coordsize="535940,438150" o:gfxdata="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" path="m407974,210502r-10020,l397954,250609r10020,l407974,210502xem407974,140335r-10020,l397954,180441r10020,l407974,140335xem407974,70167r-10020,l397954,110274r10020,l407974,70167xem407974,l397954,r,40093l407974,40093,407974,xem535876,327190r-10020,-5017l475742,297116r406,635l475437,297383r16510,24790l405536,322173r17475,-34938l433031,267195r-25057,16700l407974,280670r-10020,l397954,283895,372884,267195r27483,54978l274256,322173r,-98234l274256,218922r,-5004l,213918r,10021l264236,223939r,98234l263525,322173r,105855l1206,428028r,10020l273558,438048r,-5004l273558,428028r,-95555l492125,332473r-16688,25057l525551,332473r10033,-5017l535457,327406r419,-216xe" fillcolor="black" stroked="f">
                   <v:path arrowok="t"/>
@@ -13928,7 +13928,7 @@
                   <v:path arrowok="t"/>
                 </v:shape>
                 <v:shape id="Image 77" o:spid="_x0000_s1070" type="#_x0000_t75" style="position:absolute;left:12473;top:3801;width:2104;height:2748;visibility:visible;mso-wrap-style:square" o:gfxdata="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">
-                  <v:imagedata r:id="rId24" o:title=""/>
+                  <v:imagedata r:id="rId23" o:title=""/>
                 </v:shape>
                 <v:shape id="Textbox 78" o:spid="_x0000_s1071" type="#_x0000_t202" style="position:absolute;left:510;top:450;width:11614;height:1232;visibility:visible;mso-wrap-style:square;v-text-anchor:top" o:gfxdata="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" filled="f" stroked="f">
                   <v:textbox inset="0,0,0,0">
@@ -14614,12 +14614,12 @@
         <w:rPr>
           <w:sz w:val="24"/>
         </w:rPr>
-      </w:r>
-      <w:r>
-        <w:rPr>
-          <w:sz w:val="24"/>
-        </w:rPr>
         <w:instrText xml:space="preserve"> \* MERGEFORMAT </w:instrText>
+      </w:r>
+      <w:r>
+        <w:rPr>
+          <w:sz w:val="24"/>
+        </w:rPr>
       </w:r>
       <w:r>
         <w:rPr>
@@ -17016,12 +17016,12 @@
         <w:rPr>
           <w:sz w:val="24"/>
         </w:rPr>
-      </w:r>
-      <w:r>
-        <w:rPr>
-          <w:sz w:val="24"/>
-        </w:rPr>
         <w:instrText xml:space="preserve"> \* MERGEFORMAT </w:instrText>
+      </w:r>
+      <w:r>
+        <w:rPr>
+          <w:sz w:val="24"/>
+        </w:rPr>
       </w:r>
       <w:r>
         <w:rPr>
@@ -17673,12 +17673,12 @@
         <w:rPr>
           <w:sz w:val="24"/>
         </w:rPr>
-      </w:r>
-      <w:r>
-        <w:rPr>
-          <w:sz w:val="24"/>
-        </w:rPr>
         <w:instrText xml:space="preserve"> \* MERGEFORMAT </w:instrText>
+      </w:r>
+      <w:r>
+        <w:rPr>
+          <w:sz w:val="24"/>
+        </w:rPr>
       </w:r>
       <w:r>
         <w:rPr>
@@ -18066,7 +18066,7 @@
                     <pic:cNvPicPr/>
                   </pic:nvPicPr>
                   <pic:blipFill>
-                    <a:blip r:embed="rId25"/>
+                    <a:blip r:embed="rId24"/>
                     <a:stretch>
                       <a:fillRect/>
                     </a:stretch>
@@ -18092,7 +18092,7 @@
         <w:pStyle w:val="af5"/>
         <w:jc w:val="left"/>
         <w:rPr>
-          <w:rFonts w:ascii="Times New Roman" w:hAnsi="Times New Roman" w:hint="eastAsia"/>
+          <w:rFonts w:ascii="Times New Roman" w:hAnsi="Times New Roman"/>
         </w:rPr>
       </w:pPr>
       <w:bookmarkStart w:id="12" w:name="_Ref219127916"/>
@@ -18534,12 +18534,12 @@
         <w:rPr>
           <w:sz w:val="24"/>
         </w:rPr>
-      </w:r>
-      <w:r>
-        <w:rPr>
-          <w:sz w:val="24"/>
-        </w:rPr>
         <w:instrText xml:space="preserve"> \* MERGEFORMAT </w:instrText>
+      </w:r>
+      <w:r>
+        <w:rPr>
+          <w:sz w:val="24"/>
+        </w:rPr>
       </w:r>
       <w:r>
         <w:rPr>
@@ -18990,12 +18990,12 @@
         <w:rPr>
           <w:sz w:val="24"/>
         </w:rPr>
-      </w:r>
-      <w:r>
-        <w:rPr>
-          <w:sz w:val="24"/>
-        </w:rPr>
         <w:instrText xml:space="preserve"> \* MERGEFORMAT </w:instrText>
+      </w:r>
+      <w:r>
+        <w:rPr>
+          <w:sz w:val="24"/>
+        </w:rPr>
       </w:r>
       <w:r>
         <w:rPr>
@@ -19126,12 +19126,12 @@
         <w:rPr>
           <w:sz w:val="24"/>
         </w:rPr>
-      </w:r>
-      <w:r>
-        <w:rPr>
-          <w:sz w:val="24"/>
-        </w:rPr>
         <w:instrText xml:space="preserve"> \* MERGEFORMAT </w:instrText>
+      </w:r>
+      <w:r>
+        <w:rPr>
+          <w:sz w:val="24"/>
+        </w:rPr>
       </w:r>
       <w:r>
         <w:rPr>
@@ -19232,12 +19232,12 @@
         <w:rPr>
           <w:sz w:val="24"/>
         </w:rPr>
-      </w:r>
-      <w:r>
-        <w:rPr>
-          <w:sz w:val="24"/>
-        </w:rPr>
         <w:instrText xml:space="preserve"> \* MERGEFORMAT </w:instrText>
+      </w:r>
+      <w:r>
+        <w:rPr>
+          <w:sz w:val="24"/>
+        </w:rPr>
       </w:r>
       <w:r>
         <w:rPr>
@@ -19815,7 +19815,7 @@
         <w:pStyle w:val="af5"/>
         <w:keepNext/>
         <w:rPr>
-          <w:rFonts w:ascii="Times New Roman" w:hAnsi="Times New Roman" w:hint="eastAsia"/>
+          <w:rFonts w:ascii="Times New Roman" w:hAnsi="Times New Roman"/>
         </w:rPr>
       </w:pPr>
       <w:bookmarkStart w:id="14" w:name="_Ref219128648"/>
@@ -25660,12 +25660,12 @@
         <w:rPr>
           <w:sz w:val="24"/>
         </w:rPr>
-      </w:r>
-      <w:r>
-        <w:rPr>
-          <w:sz w:val="24"/>
-        </w:rPr>
         <w:instrText xml:space="preserve"> \* MERGEFORMAT </w:instrText>
+      </w:r>
+      <w:r>
+        <w:rPr>
+          <w:sz w:val="24"/>
+        </w:rPr>
       </w:r>
       <w:r>
         <w:rPr>
@@ -26320,12 +26320,12 @@
         <w:rPr>
           <w:sz w:val="24"/>
         </w:rPr>
-      </w:r>
-      <w:r>
-        <w:rPr>
-          <w:sz w:val="24"/>
-        </w:rPr>
         <w:instrText xml:space="preserve"> \* MERGEFORMAT </w:instrText>
+      </w:r>
+      <w:r>
+        <w:rPr>
+          <w:sz w:val="24"/>
+        </w:rPr>
       </w:r>
       <w:r>
         <w:rPr>
@@ -26429,7 +26429,7 @@
         <w:keepNext/>
         <w:jc w:val="center"/>
         <w:rPr>
-          <w:rFonts w:ascii="Times New Roman" w:hAnsi="Times New Roman" w:hint="eastAsia"/>
+          <w:rFonts w:ascii="Times New Roman" w:hAnsi="Times New Roman"/>
         </w:rPr>
       </w:pPr>
       <w:bookmarkStart w:id="18" w:name="_Ref219237663"/>
@@ -28231,7 +28231,7 @@
         <w:keepNext/>
         <w:jc w:val="center"/>
         <w:rPr>
-          <w:rFonts w:ascii="Times New Roman" w:hAnsi="Times New Roman" w:hint="eastAsia"/>
+          <w:rFonts w:ascii="Times New Roman" w:hAnsi="Times New Roman"/>
         </w:rPr>
       </w:pPr>
       <w:bookmarkStart w:id="19" w:name="_Ref219237744"/>
@@ -28812,6 +28812,9 @@
         <w:pStyle w:val="af5"/>
         <w:keepNext/>
         <w:jc w:val="center"/>
+        <w:rPr>
+          <w:rFonts w:hint="eastAsia"/>
+        </w:rPr>
       </w:pPr>
     </w:p>
     <w:p>
@@ -28820,7 +28823,7 @@
         <w:keepNext/>
         <w:jc w:val="center"/>
         <w:rPr>
-          <w:rFonts w:ascii="Times New Roman" w:hAnsi="Times New Roman" w:hint="eastAsia"/>
+          <w:rFonts w:ascii="Times New Roman" w:hAnsi="Times New Roman"/>
         </w:rPr>
       </w:pPr>
       <w:bookmarkStart w:id="20" w:name="_Ref219237814"/>
@@ -30023,7 +30026,7 @@
         <w:keepNext/>
         <w:jc w:val="center"/>
         <w:rPr>
-          <w:rFonts w:ascii="Times New Roman" w:hAnsi="Times New Roman" w:hint="eastAsia"/>
+          <w:rFonts w:ascii="Times New Roman" w:hAnsi="Times New Roman"/>
         </w:rPr>
       </w:pPr>
       <w:bookmarkStart w:id="21" w:name="_Ref219290401"/>
@@ -30987,12 +30990,12 @@
         <w:rPr>
           <w:sz w:val="24"/>
         </w:rPr>
-      </w:r>
-      <w:r>
-        <w:rPr>
-          <w:sz w:val="24"/>
-        </w:rPr>
         <w:instrText xml:space="preserve"> \* MERGEFORMAT </w:instrText>
+      </w:r>
+      <w:r>
+        <w:rPr>
+          <w:sz w:val="24"/>
+        </w:rPr>
       </w:r>
       <w:r>
         <w:rPr>
@@ -31250,19 +31253,17 @@
         <w:jc w:val="left"/>
         <w:rPr>
           <w:rFonts w:eastAsia="黑体" w:hAnsi="黑体" w:hint="eastAsia"/>
-          <w:sz w:val="28"/>
-          <w:szCs w:val="28"/>
+          <w:szCs w:val="24"/>
         </w:rPr>
       </w:pPr>
       <w:bookmarkStart w:id="23" w:name="_Toc219291900"/>
       <w:r>
         <w:rPr>
           <w:rFonts w:eastAsia="黑体" w:hAnsi="黑体"/>
-          <w:sz w:val="28"/>
-          <w:szCs w:val="28"/>
+          <w:szCs w:val="24"/>
         </w:rPr>
         <w:lastRenderedPageBreak/>
-        <w:t>针对NMS的免费训练分析。</w:t>
+        <w:t>针对NMS的免费训练分析</w:t>
       </w:r>
       <w:bookmarkEnd w:id="23"/>
     </w:p>
@@ -31360,12 +31361,12 @@
         <w:rPr>
           <w:sz w:val="24"/>
         </w:rPr>
-      </w:r>
-      <w:r>
-        <w:rPr>
-          <w:sz w:val="24"/>
-        </w:rPr>
         <w:instrText xml:space="preserve"> \* MERGEFORMAT </w:instrText>
+      </w:r>
+      <w:r>
+        <w:rPr>
+          <w:sz w:val="24"/>
+        </w:rPr>
       </w:r>
       <w:r>
         <w:rPr>
@@ -31457,12 +31458,12 @@
         <w:rPr>
           <w:sz w:val="24"/>
         </w:rPr>
-      </w:r>
-      <w:r>
-        <w:rPr>
-          <w:sz w:val="24"/>
-        </w:rPr>
         <w:instrText xml:space="preserve"> \* MERGEFORMAT </w:instrText>
+      </w:r>
+      <w:r>
+        <w:rPr>
+          <w:sz w:val="24"/>
+        </w:rPr>
       </w:r>
       <w:r>
         <w:rPr>
@@ -31573,12 +31574,12 @@
         <w:rPr>
           <w:sz w:val="24"/>
         </w:rPr>
-      </w:r>
-      <w:r>
-        <w:rPr>
-          <w:sz w:val="24"/>
-        </w:rPr>
         <w:instrText xml:space="preserve"> \* MERGEFORMAT </w:instrText>
+      </w:r>
+      <w:r>
+        <w:rPr>
+          <w:sz w:val="24"/>
+        </w:rPr>
       </w:r>
       <w:r>
         <w:rPr>
@@ -31760,12 +31761,12 @@
         <w:rPr>
           <w:sz w:val="24"/>
         </w:rPr>
-      </w:r>
-      <w:r>
-        <w:rPr>
-          <w:sz w:val="24"/>
-        </w:rPr>
         <w:instrText xml:space="preserve"> \* MERGEFORMAT </w:instrText>
+      </w:r>
+      <w:r>
+        <w:rPr>
+          <w:sz w:val="24"/>
+        </w:rPr>
       </w:r>
       <w:r>
         <w:rPr>
@@ -32170,12 +32171,12 @@
         <w:rPr>
           <w:sz w:val="24"/>
         </w:rPr>
-      </w:r>
-      <w:r>
-        <w:rPr>
-          <w:sz w:val="24"/>
-        </w:rPr>
         <w:instrText xml:space="preserve"> \* MERGEFORMAT </w:instrText>
+      </w:r>
+      <w:r>
+        <w:rPr>
+          <w:sz w:val="24"/>
+        </w:rPr>
       </w:r>
       <w:r>
         <w:rPr>
@@ -32262,7 +32263,7 @@
                     <pic:cNvPicPr/>
                   </pic:nvPicPr>
                   <pic:blipFill>
-                    <a:blip r:embed="rId26"/>
+                    <a:blip r:embed="rId25"/>
                     <a:stretch>
                       <a:fillRect/>
                     </a:stretch>
@@ -32421,7 +32422,7 @@
         <w:ind w:left="147" w:firstLine="420"/>
         <w:jc w:val="left"/>
         <w:rPr>
-          <w:rFonts w:eastAsia="黑体" w:cstheme="majorBidi" w:hint="eastAsia"/>
+          <w:rFonts w:eastAsia="黑体" w:cstheme="majorBidi"/>
           <w:sz w:val="20"/>
           <w:szCs w:val="20"/>
         </w:rPr>
@@ -32433,7 +32434,7 @@
         <w:keepNext/>
         <w:jc w:val="center"/>
         <w:rPr>
-          <w:rFonts w:ascii="Times New Roman" w:hAnsi="Times New Roman" w:hint="eastAsia"/>
+          <w:rFonts w:ascii="Times New Roman" w:hAnsi="Times New Roman"/>
         </w:rPr>
       </w:pPr>
       <w:bookmarkStart w:id="26" w:name="_Ref219239752"/>
@@ -33120,7 +33121,7 @@
         <w:keepNext/>
         <w:jc w:val="center"/>
         <w:rPr>
-          <w:rFonts w:ascii="Times New Roman" w:hAnsi="Times New Roman" w:hint="eastAsia"/>
+          <w:rFonts w:ascii="Times New Roman" w:hAnsi="Times New Roman"/>
         </w:rPr>
       </w:pPr>
       <w:bookmarkStart w:id="28" w:name="_Ref219290543"/>
@@ -33576,7 +33577,7 @@
         <w:ind w:left="147" w:firstLine="420"/>
         <w:jc w:val="left"/>
         <w:rPr>
-          <w:rFonts w:asciiTheme="majorHAnsi" w:eastAsia="黑体" w:hAnsiTheme="majorHAnsi" w:cstheme="majorBidi"/>
+          <w:rFonts w:asciiTheme="majorHAnsi" w:eastAsia="黑体" w:hAnsiTheme="majorHAnsi" w:cstheme="majorBidi" w:hint="eastAsia"/>
           <w:sz w:val="20"/>
           <w:szCs w:val="20"/>
         </w:rPr>
@@ -33589,7 +33590,7 @@
         <w:ind w:left="147" w:firstLine="420"/>
         <w:jc w:val="left"/>
         <w:rPr>
-          <w:rFonts w:asciiTheme="majorHAnsi" w:eastAsia="黑体" w:hAnsiTheme="majorHAnsi" w:cstheme="majorBidi"/>
+          <w:rFonts w:asciiTheme="majorHAnsi" w:eastAsia="黑体" w:hAnsiTheme="majorHAnsi" w:cstheme="majorBidi" w:hint="eastAsia"/>
           <w:sz w:val="20"/>
           <w:szCs w:val="20"/>
         </w:rPr>
@@ -33614,7 +33615,7 @@
         <w:keepNext/>
         <w:jc w:val="center"/>
         <w:rPr>
-          <w:rFonts w:ascii="Times New Roman" w:hAnsi="Times New Roman" w:hint="eastAsia"/>
+          <w:rFonts w:ascii="Times New Roman" w:hAnsi="Times New Roman"/>
         </w:rPr>
       </w:pPr>
       <w:bookmarkStart w:id="29" w:name="_Ref219290591"/>
@@ -33622,7 +33623,6 @@
         <w:rPr>
           <w:rFonts w:ascii="Times New Roman" w:hAnsi="Times New Roman" w:hint="eastAsia"/>
         </w:rPr>
-        <w:lastRenderedPageBreak/>
         <w:t>表</w:t>
       </w:r>
       <w:r>
@@ -33892,6 +33892,7 @@
                 <w:rFonts w:ascii="宋体" w:hAnsi="宋体"/>
                 <w:szCs w:val="21"/>
               </w:rPr>
+              <w:lastRenderedPageBreak/>
               <w:t>IRB</w:t>
             </w:r>
           </w:p>
@@ -34160,7 +34161,7 @@
         <w:keepNext/>
         <w:jc w:val="center"/>
         <w:rPr>
-          <w:rFonts w:ascii="Times New Roman" w:hAnsi="Times New Roman" w:hint="eastAsia"/>
+          <w:rFonts w:ascii="Times New Roman" w:hAnsi="Times New Roman"/>
         </w:rPr>
       </w:pPr>
       <w:bookmarkStart w:id="30" w:name="_Ref219290627"/>
@@ -34724,12 +34725,12 @@
         <w:rPr>
           <w:sz w:val="24"/>
         </w:rPr>
-      </w:r>
-      <w:r>
-        <w:rPr>
-          <w:sz w:val="24"/>
-        </w:rPr>
         <w:instrText xml:space="preserve"> \* MERGEFORMAT </w:instrText>
+      </w:r>
+      <w:r>
+        <w:rPr>
+          <w:sz w:val="24"/>
+        </w:rPr>
       </w:r>
       <w:r>
         <w:rPr>
@@ -34797,12 +34798,12 @@
         <w:rPr>
           <w:sz w:val="24"/>
         </w:rPr>
-      </w:r>
-      <w:r>
-        <w:rPr>
-          <w:sz w:val="24"/>
-        </w:rPr>
         <w:instrText xml:space="preserve"> \* MERGEFORMAT </w:instrText>
+      </w:r>
+      <w:r>
+        <w:rPr>
+          <w:sz w:val="24"/>
+        </w:rPr>
       </w:r>
       <w:r>
         <w:rPr>
@@ -34944,12 +34945,12 @@
         <w:rPr>
           <w:sz w:val="24"/>
         </w:rPr>
-      </w:r>
-      <w:r>
-        <w:rPr>
-          <w:sz w:val="24"/>
-        </w:rPr>
         <w:instrText xml:space="preserve"> \* MERGEFORMAT </w:instrText>
+      </w:r>
+      <w:r>
+        <w:rPr>
+          <w:sz w:val="24"/>
+        </w:rPr>
       </w:r>
       <w:r>
         <w:rPr>
@@ -35067,16 +35068,14 @@
         <w:jc w:val="left"/>
         <w:rPr>
           <w:rFonts w:eastAsia="黑体" w:hAnsi="黑体" w:hint="eastAsia"/>
-          <w:sz w:val="28"/>
-          <w:szCs w:val="28"/>
+          <w:szCs w:val="24"/>
         </w:rPr>
       </w:pPr>
       <w:bookmarkStart w:id="31" w:name="_Toc219291901"/>
       <w:r>
         <w:rPr>
           <w:rFonts w:eastAsia="黑体" w:hAnsi="黑体"/>
-          <w:sz w:val="28"/>
-          <w:szCs w:val="28"/>
+          <w:szCs w:val="24"/>
         </w:rPr>
         <w:t>用于高效驱动的模型设计分析</w:t>
       </w:r>
@@ -35152,12 +35151,12 @@
         <w:rPr>
           <w:sz w:val="24"/>
         </w:rPr>
-      </w:r>
-      <w:r>
-        <w:rPr>
-          <w:sz w:val="24"/>
-        </w:rPr>
         <w:instrText xml:space="preserve"> \* MERGEFORMAT </w:instrText>
+      </w:r>
+      <w:r>
+        <w:rPr>
+          <w:sz w:val="24"/>
+        </w:rPr>
       </w:r>
       <w:r>
         <w:rPr>
@@ -35237,12 +35236,12 @@
         <w:rPr>
           <w:sz w:val="24"/>
         </w:rPr>
-      </w:r>
-      <w:r>
-        <w:rPr>
-          <w:sz w:val="24"/>
-        </w:rPr>
         <w:instrText xml:space="preserve"> \* MERGEFORMAT </w:instrText>
+      </w:r>
+      <w:r>
+        <w:rPr>
+          <w:sz w:val="24"/>
+        </w:rPr>
       </w:r>
       <w:r>
         <w:rPr>
@@ -35367,12 +35366,12 @@
         <w:rPr>
           <w:sz w:val="24"/>
         </w:rPr>
-      </w:r>
-      <w:r>
-        <w:rPr>
-          <w:sz w:val="24"/>
-        </w:rPr>
         <w:instrText xml:space="preserve"> \* MERGEFORMAT </w:instrText>
+      </w:r>
+      <w:r>
+        <w:rPr>
+          <w:sz w:val="24"/>
+        </w:rPr>
       </w:r>
       <w:r>
         <w:rPr>
@@ -35544,14 +35543,7 @@
         <w:rPr>
           <w:sz w:val="24"/>
         </w:rPr>
-        <w:t>。类似地，我们用实例的实际位置替换预测位置，从而得到没有回</w:t>
-      </w:r>
-      <w:r>
-        <w:rPr>
-          <w:sz w:val="24"/>
-        </w:rPr>
-        <w:lastRenderedPageBreak/>
-        <w:t>归错误的</w:t>
+        <w:t>。类似地，我们用实例的实际位置替换预测位置，从而得到没有回归错误的</w:t>
       </w:r>
       <m:oMath>
         <m:r>
@@ -35655,12 +35647,12 @@
         <w:rPr>
           <w:sz w:val="24"/>
         </w:rPr>
-      </w:r>
-      <w:r>
-        <w:rPr>
-          <w:sz w:val="24"/>
-        </w:rPr>
         <w:instrText xml:space="preserve"> \* MERGEFORMAT </w:instrText>
+      </w:r>
+      <w:r>
+        <w:rPr>
+          <w:sz w:val="24"/>
+        </w:rPr>
       </w:r>
       <w:r>
         <w:rPr>
@@ -35882,7 +35874,14 @@
         <w:rPr>
           <w:sz w:val="24"/>
         </w:rPr>
-        <w:t>，这表明消除回归错误带来的提升更大。因此，性能瓶颈更多地存在于回归任务中。因此，采用轻量级分类头可以在不影响性能的情况下实现更高的效率。</w:t>
+        <w:t>，这表明消除回归错误带</w:t>
+      </w:r>
+      <w:r>
+        <w:rPr>
+          <w:sz w:val="24"/>
+        </w:rPr>
+        <w:lastRenderedPageBreak/>
+        <w:t>来的提升更大。因此，性能瓶颈更多地存在于回归任务中。因此，采用轻量级分类头可以在不影响性能的情况下实现更高的效率。</w:t>
       </w:r>
     </w:p>
     <w:p>
@@ -35991,12 +35990,12 @@
         <w:rPr>
           <w:sz w:val="24"/>
         </w:rPr>
-      </w:r>
-      <w:r>
-        <w:rPr>
-          <w:sz w:val="24"/>
-        </w:rPr>
         <w:instrText xml:space="preserve"> \* MERGEFORMAT </w:instrText>
+      </w:r>
+      <w:r>
+        <w:rPr>
+          <w:sz w:val="24"/>
+        </w:rPr>
       </w:r>
       <w:r>
         <w:rPr>
@@ -36064,12 +36063,12 @@
         <w:rPr>
           <w:sz w:val="24"/>
         </w:rPr>
-      </w:r>
-      <w:r>
-        <w:rPr>
-          <w:sz w:val="24"/>
-        </w:rPr>
         <w:instrText xml:space="preserve"> \* MERGEFORMAT </w:instrText>
+      </w:r>
+      <w:r>
+        <w:rPr>
+          <w:sz w:val="24"/>
+        </w:rPr>
       </w:r>
       <w:r>
         <w:rPr>
@@ -36204,12 +36203,12 @@
         <w:rPr>
           <w:sz w:val="24"/>
         </w:rPr>
-      </w:r>
-      <w:r>
-        <w:rPr>
-          <w:sz w:val="24"/>
-        </w:rPr>
         <w:instrText xml:space="preserve"> \* MERGEFORMAT </w:instrText>
+      </w:r>
+      <w:r>
+        <w:rPr>
+          <w:sz w:val="24"/>
+        </w:rPr>
       </w:r>
       <w:r>
         <w:rPr>
@@ -36319,12 +36318,12 @@
         <w:rPr>
           <w:sz w:val="24"/>
         </w:rPr>
-      </w:r>
-      <w:r>
-        <w:rPr>
-          <w:sz w:val="24"/>
-        </w:rPr>
         <w:instrText xml:space="preserve"> \* MERGEFORMAT </w:instrText>
+      </w:r>
+      <w:r>
+        <w:rPr>
+          <w:sz w:val="24"/>
+        </w:rPr>
       </w:r>
       <w:r>
         <w:rPr>
@@ -36545,12 +36544,12 @@
         <w:rPr>
           <w:sz w:val="24"/>
         </w:rPr>
-      </w:r>
-      <w:r>
-        <w:rPr>
-          <w:sz w:val="24"/>
-        </w:rPr>
         <w:instrText xml:space="preserve"> \* MERGEFORMAT </w:instrText>
+      </w:r>
+      <w:r>
+        <w:rPr>
+          <w:sz w:val="24"/>
+        </w:rPr>
       </w:r>
       <w:r>
         <w:rPr>
@@ -36668,12 +36667,12 @@
         <w:rPr>
           <w:sz w:val="24"/>
         </w:rPr>
-      </w:r>
-      <w:r>
-        <w:rPr>
-          <w:sz w:val="24"/>
-        </w:rPr>
         <w:instrText xml:space="preserve"> \* MERGEFORMAT </w:instrText>
+      </w:r>
+      <w:r>
+        <w:rPr>
+          <w:sz w:val="24"/>
+        </w:rPr>
       </w:r>
       <w:r>
         <w:rPr>
@@ -36754,12 +36753,12 @@
         <w:rPr>
           <w:sz w:val="24"/>
         </w:rPr>
-      </w:r>
-      <w:r>
-        <w:rPr>
-          <w:sz w:val="24"/>
-        </w:rPr>
         <w:instrText xml:space="preserve"> \* MERGEFORMAT </w:instrText>
+      </w:r>
+      <w:r>
+        <w:rPr>
+          <w:sz w:val="24"/>
+        </w:rPr>
       </w:r>
       <w:r>
         <w:rPr>
@@ -36880,7 +36879,7 @@
         <w:keepNext/>
         <w:jc w:val="center"/>
         <w:rPr>
-          <w:rFonts w:ascii="Times New Roman" w:hAnsi="Times New Roman" w:hint="eastAsia"/>
+          <w:rFonts w:ascii="Times New Roman" w:hAnsi="Times New Roman"/>
         </w:rPr>
       </w:pPr>
       <w:bookmarkStart w:id="32" w:name="_Ref219291528"/>
@@ -37419,7 +37418,6 @@
         <w:spacing w:line="300" w:lineRule="auto"/>
         <w:jc w:val="left"/>
         <w:rPr>
-          <w:rFonts w:hint="eastAsia"/>
           <w:sz w:val="24"/>
         </w:rPr>
       </w:pPr>
@@ -37430,7 +37428,7 @@
         <w:keepNext/>
         <w:jc w:val="center"/>
         <w:rPr>
-          <w:rFonts w:ascii="Times New Roman" w:hAnsi="Times New Roman" w:hint="eastAsia"/>
+          <w:rFonts w:ascii="Times New Roman" w:hAnsi="Times New Roman"/>
         </w:rPr>
       </w:pPr>
       <w:bookmarkStart w:id="33" w:name="_Ref219291574"/>
@@ -38121,7 +38119,6 @@
         <w:ind w:firstLine="420"/>
         <w:jc w:val="left"/>
         <w:rPr>
-          <w:rFonts w:hint="eastAsia"/>
           <w:sz w:val="24"/>
         </w:rPr>
       </w:pPr>
@@ -38132,7 +38129,7 @@
         <w:keepNext/>
         <w:jc w:val="center"/>
         <w:rPr>
-          <w:rFonts w:ascii="Times New Roman" w:hAnsi="Times New Roman" w:hint="eastAsia"/>
+          <w:rFonts w:ascii="Times New Roman" w:hAnsi="Times New Roman"/>
         </w:rPr>
       </w:pPr>
       <w:bookmarkStart w:id="34" w:name="_Ref219291536"/>
@@ -38140,6 +38137,7 @@
         <w:rPr>
           <w:rFonts w:ascii="Times New Roman" w:hAnsi="Times New Roman" w:hint="eastAsia"/>
         </w:rPr>
+        <w:lastRenderedPageBreak/>
         <w:t>表</w:t>
       </w:r>
       <w:r>
@@ -38702,7 +38700,7 @@
         <w:keepNext/>
         <w:jc w:val="center"/>
         <w:rPr>
-          <w:rFonts w:ascii="Times New Roman" w:hAnsi="Times New Roman" w:hint="eastAsia"/>
+          <w:rFonts w:ascii="Times New Roman" w:hAnsi="Times New Roman"/>
         </w:rPr>
       </w:pPr>
       <w:bookmarkStart w:id="35" w:name="_Ref219291636"/>
@@ -39425,16 +39423,14 @@
         <w:jc w:val="left"/>
         <w:rPr>
           <w:rFonts w:eastAsia="黑体" w:hAnsi="黑体" w:hint="eastAsia"/>
-          <w:sz w:val="28"/>
-          <w:szCs w:val="28"/>
+          <w:szCs w:val="24"/>
         </w:rPr>
       </w:pPr>
       <w:bookmarkStart w:id="36" w:name="_Toc219291902"/>
       <w:r>
         <w:rPr>
           <w:rFonts w:eastAsia="黑体" w:hAnsi="黑体"/>
-          <w:sz w:val="28"/>
-          <w:szCs w:val="28"/>
+          <w:szCs w:val="24"/>
         </w:rPr>
         <w:t>用于精确驱动模型设计的分析。</w:t>
       </w:r>
@@ -39498,12 +39494,12 @@
         <w:rPr>
           <w:sz w:val="24"/>
         </w:rPr>
-      </w:r>
-      <w:r>
-        <w:rPr>
-          <w:sz w:val="24"/>
-        </w:rPr>
         <w:instrText xml:space="preserve"> \* MERGEFORMAT </w:instrText>
+      </w:r>
+      <w:r>
+        <w:rPr>
+          <w:sz w:val="24"/>
+        </w:rPr>
       </w:r>
       <w:r>
         <w:rPr>
@@ -39583,12 +39579,12 @@
         <w:rPr>
           <w:sz w:val="24"/>
         </w:rPr>
-      </w:r>
-      <w:r>
-        <w:rPr>
-          <w:sz w:val="24"/>
-        </w:rPr>
         <w:instrText xml:space="preserve"> \* MERGEFORMAT </w:instrText>
+      </w:r>
+      <w:r>
+        <w:rPr>
+          <w:sz w:val="24"/>
+        </w:rPr>
       </w:r>
       <w:r>
         <w:rPr>
@@ -39752,12 +39748,12 @@
         <w:rPr>
           <w:sz w:val="24"/>
         </w:rPr>
-      </w:r>
-      <w:r>
-        <w:rPr>
-          <w:sz w:val="24"/>
-        </w:rPr>
         <w:instrText xml:space="preserve"> \* MERGEFORMAT </w:instrText>
+      </w:r>
+      <w:r>
+        <w:rPr>
+          <w:sz w:val="24"/>
+        </w:rPr>
       </w:r>
       <w:r>
         <w:rPr>
@@ -39844,12 +39840,12 @@
         <w:rPr>
           <w:sz w:val="24"/>
         </w:rPr>
-      </w:r>
-      <w:r>
-        <w:rPr>
-          <w:sz w:val="24"/>
-        </w:rPr>
         <w:instrText xml:space="preserve"> \* MERGEFORMAT </w:instrText>
+      </w:r>
+      <w:r>
+        <w:rPr>
+          <w:sz w:val="24"/>
+        </w:rPr>
       </w:r>
       <w:r>
         <w:rPr>
@@ -39929,12 +39925,12 @@
         <w:rPr>
           <w:sz w:val="24"/>
         </w:rPr>
-      </w:r>
-      <w:r>
-        <w:rPr>
-          <w:sz w:val="24"/>
-        </w:rPr>
         <w:instrText xml:space="preserve"> \* MERGEFORMAT </w:instrText>
+      </w:r>
+      <w:r>
+        <w:rPr>
+          <w:sz w:val="24"/>
+        </w:rPr>
       </w:r>
       <w:r>
         <w:rPr>
@@ -40050,12 +40046,12 @@
         <w:rPr>
           <w:sz w:val="24"/>
         </w:rPr>
-      </w:r>
-      <w:r>
-        <w:rPr>
-          <w:sz w:val="24"/>
-        </w:rPr>
         <w:instrText xml:space="preserve"> \* MERGEFORMAT </w:instrText>
+      </w:r>
+      <w:r>
+        <w:rPr>
+          <w:sz w:val="24"/>
+        </w:rPr>
       </w:r>
       <w:r>
         <w:rPr>
@@ -40141,7 +40137,6 @@
         <w:spacing w:line="300" w:lineRule="auto"/>
         <w:ind w:firstLine="420"/>
         <w:rPr>
-          <w:rFonts w:hint="eastAsia"/>
           <w:sz w:val="24"/>
         </w:rPr>
       </w:pPr>
@@ -40191,12 +40186,12 @@
         <w:rPr>
           <w:sz w:val="24"/>
         </w:rPr>
-      </w:r>
-      <w:r>
-        <w:rPr>
-          <w:sz w:val="24"/>
-        </w:rPr>
         <w:instrText xml:space="preserve"> \* MERGEFORMAT </w:instrText>
+      </w:r>
+      <w:r>
+        <w:rPr>
+          <w:sz w:val="24"/>
+        </w:rPr>
       </w:r>
       <w:r>
         <w:rPr>
@@ -40336,12 +40331,12 @@
         <w:rPr>
           <w:sz w:val="24"/>
         </w:rPr>
-      </w:r>
-      <w:r>
-        <w:rPr>
-          <w:sz w:val="24"/>
-        </w:rPr>
         <w:instrText xml:space="preserve"> \* MERGEFORMAT </w:instrText>
+      </w:r>
+      <w:r>
+        <w:rPr>
+          <w:sz w:val="24"/>
+        </w:rPr>
       </w:r>
       <w:r>
         <w:rPr>
@@ -40469,12 +40464,12 @@
         <w:rPr>
           <w:sz w:val="24"/>
         </w:rPr>
-      </w:r>
-      <w:r>
-        <w:rPr>
-          <w:sz w:val="24"/>
-        </w:rPr>
         <w:instrText xml:space="preserve"> \* MERGEFORMAT </w:instrText>
+      </w:r>
+      <w:r>
+        <w:rPr>
+          <w:sz w:val="24"/>
+        </w:rPr>
       </w:r>
       <w:r>
         <w:rPr>

--- a/翻译YOLOv10 Real-Time End-to-End Object Detection.docx
+++ b/翻译YOLOv10 Real-Time End-to-End Object Detection.docx
@@ -122,25 +122,7 @@
           <w:sz w:val="48"/>
           <w:szCs w:val="48"/>
         </w:rPr>
-        <w:t>YOLOv10：实时端到</w:t>
-      </w:r>
-      <w:proofErr w:type="gramStart"/>
-      <w:r>
-        <w:rPr>
-          <w:rFonts w:ascii="黑体" w:eastAsia="黑体"/>
-          <w:sz w:val="48"/>
-          <w:szCs w:val="48"/>
-        </w:rPr>
-        <w:t>端目标</w:t>
-      </w:r>
-      <w:proofErr w:type="gramEnd"/>
-      <w:r>
-        <w:rPr>
-          <w:rFonts w:ascii="黑体" w:eastAsia="黑体"/>
-          <w:sz w:val="48"/>
-          <w:szCs w:val="48"/>
-        </w:rPr>
-        <w:t>检测</w:t>
+        <w:t>YOLOv10：实时端到端目标检测</w:t>
       </w:r>
     </w:p>
     <w:p>
@@ -639,14 +621,13 @@
           <w:szCs w:val="28"/>
         </w:rPr>
       </w:pPr>
-      <w:bookmarkStart w:id="0" w:name="_Toc219291889"/>
+      <w:bookmarkStart w:id="0" w:name="_Toc226302953"/>
       <w:r>
         <w:rPr>
           <w:rFonts w:hint="eastAsia"/>
           <w:sz w:val="28"/>
           <w:szCs w:val="28"/>
         </w:rPr>
-        <w:lastRenderedPageBreak/>
         <w:t>摘要</w:t>
       </w:r>
       <w:bookmarkEnd w:id="0"/>
@@ -666,25 +647,7 @@
           <w:b/>
           <w:sz w:val="24"/>
         </w:rPr>
-        <w:t>YOLOv10：实时端到</w:t>
-      </w:r>
-      <w:proofErr w:type="gramStart"/>
-      <w:r>
-        <w:rPr>
-          <w:rFonts w:ascii="黑体" w:eastAsia="黑体"/>
-          <w:b/>
-          <w:sz w:val="24"/>
-        </w:rPr>
-        <w:t>端目标</w:t>
-      </w:r>
-      <w:proofErr w:type="gramEnd"/>
-      <w:r>
-        <w:rPr>
-          <w:rFonts w:ascii="黑体" w:eastAsia="黑体"/>
-          <w:b/>
-          <w:sz w:val="24"/>
-        </w:rPr>
-        <w:t>检测</w:t>
+        <w:t>YOLOv10：实时端到端目标检测</w:t>
       </w:r>
     </w:p>
     <w:p>
@@ -725,39 +688,7 @@
           <w:rFonts w:ascii="宋体" w:hAnsi="宋体"/>
           <w:sz w:val="24"/>
         </w:rPr>
-        <w:t>在过去的几年里，由于在计算成本和检测性能之间具有有效的平衡，YOLO 已成为实时目标检测领域的主要范式。研究人员已经探索了 YOLO 的架构设计、优化目标、数据增强策略等，取得了显著进展。然而，对后处理的非极大值抑制（NMS）的依赖限制了 YOLO 的端到端部署，并对推理延迟产生不利影响。此外，YOLO 各组件的设计缺乏全面和深入的检查，导致明显的计算冗余，并限制了模型的能力。这使其效率不尽如人意，同时存在显著的性能提升潜力。在本工作中，我们旨在从后处理和模型架构两个方面进一步推动 YOLO 的性能-效率边界。为此，我们首先提出了一致</w:t>
-      </w:r>
-      <w:proofErr w:type="gramStart"/>
-      <w:r>
-        <w:rPr>
-          <w:rFonts w:ascii="宋体" w:hAnsi="宋体"/>
-          <w:sz w:val="24"/>
-        </w:rPr>
-        <w:t>双分配</w:t>
-      </w:r>
-      <w:proofErr w:type="gramEnd"/>
-      <w:r>
-        <w:rPr>
-          <w:rFonts w:ascii="宋体" w:hAnsi="宋体"/>
-          <w:sz w:val="24"/>
-        </w:rPr>
-        <w:t>的YOLO无NMS训练方法，同时实现了竞争性性能与低推理延迟。此外，我们引入了面向整体效率-精度的 YOLO 模型设计策略。我们从效率和精度的角度全面优化 YOLO 的各个组件，大幅降低计算开销并增强模型能力。我们的努力成果是一代面向实时端到</w:t>
-      </w:r>
-      <w:proofErr w:type="gramStart"/>
-      <w:r>
-        <w:rPr>
-          <w:rFonts w:ascii="宋体" w:hAnsi="宋体"/>
-          <w:sz w:val="24"/>
-        </w:rPr>
-        <w:t>端目标</w:t>
-      </w:r>
-      <w:proofErr w:type="gramEnd"/>
-      <w:r>
-        <w:rPr>
-          <w:rFonts w:ascii="宋体" w:hAnsi="宋体"/>
-          <w:sz w:val="24"/>
-        </w:rPr>
-        <w:t>检测的YOLO系列新版本，命名为 YOLOv10。大量实验证明，YOLOv10 在各种模型规模下均实现了最先进的性能与效率。例如，在 COCO 数据集上，我们的 YOLOv10-S 在类似AP下比RT-DETR-R18快1.8倍，同时参数量和FLOP分别减少2.8倍。与 YOLOv9-C 相比，YOLOv10-B在相同性能下延迟降低46%，参数量减少25%。</w:t>
+        <w:t>在过去的几年里，由于在计算成本和检测性能之间具有有效的平衡，YOLO 已成为实时目标检测领域的主要范式。研究人员已经探索了 YOLO 的架构设计、优化目标、数据增强策略等，取得了显著进展。然而，对后处理的非极大值抑制（NMS）的依赖限制了 YOLO 的端到端部署，并对推理延迟产生不利影响。此外，YOLO 各组件的设计缺乏全面和深入的检查，导致明显的计算冗余，并限制了模型的能力。这使其效率不尽如人意，同时存在显著的性能提升潜力。在本工作中，我们旨在从后处理和模型架构两个方面进一步推动 YOLO 的性能-效率边界。为此，我们首先提出了一致双分配的YOLO无NMS训练方法，同时实现了竞争性性能与低推理延迟。此外，我们引入了面向整体效率-精度的 YOLO 模型设计策略。我们从效率和精度的角度全面优化 YOLO 的各个组件，大幅降低计算开销并增强模型能力。我们的努力成果是一代面向实时端到端目标检测的YOLO系列新版本，命名为 YOLOv10。大量实验证明，YOLOv10 在各种模型规模下均实现了最先进的性能与效率。例如，在 COCO 数据集上，我们的 YOLOv10-S 在类似AP下比RT-DETR-R18快1.8倍，同时参数量和FLOP分别减少2.8倍。与 YOLOv9-C 相比，YOLOv10-B在相同性能下延迟降低46%，参数量减少25%。</w:t>
       </w:r>
       <w:r>
         <w:rPr>
@@ -879,71 +810,7 @@
           <w:rFonts w:eastAsia="仿宋_GB2312"/>
           <w:sz w:val="24"/>
         </w:rPr>
-        <w:t xml:space="preserve">Over the past years, YOLOs have emerged as the predominant paradigm in the field of real-time object detection owing to their effective balance between </w:t>
-      </w:r>
-      <w:proofErr w:type="spellStart"/>
-      <w:r>
-        <w:rPr>
-          <w:rFonts w:eastAsia="仿宋_GB2312"/>
-          <w:sz w:val="24"/>
-        </w:rPr>
-        <w:t>computa</w:t>
-      </w:r>
-      <w:proofErr w:type="spellEnd"/>
-      <w:r>
-        <w:rPr>
-          <w:rFonts w:eastAsia="仿宋_GB2312"/>
-          <w:sz w:val="24"/>
-        </w:rPr>
-        <w:t xml:space="preserve"> </w:t>
-      </w:r>
-      <w:proofErr w:type="spellStart"/>
-      <w:r>
-        <w:rPr>
-          <w:rFonts w:eastAsia="仿宋_GB2312"/>
-          <w:sz w:val="24"/>
-        </w:rPr>
-        <w:t>tional</w:t>
-      </w:r>
-      <w:proofErr w:type="spellEnd"/>
-      <w:r>
-        <w:rPr>
-          <w:rFonts w:eastAsia="仿宋_GB2312"/>
-          <w:sz w:val="24"/>
-        </w:rPr>
-        <w:t xml:space="preserve"> cost and detection performance. Researchers have explored the architectural designs, optimization objectives, data augmentation strategies, and others for YO LOs, achieving notable progress. However, the reliance on the non-maximum suppression (NMS) for post-processing hampers the end-to-end deployment of YOLOs and adversely impacts the inference latency. Besides, the design of various components in YOLOs lacks the comprehensive and thorough inspection, resulting in noticeable computational redundancy and limiting the model’s capability. It ren </w:t>
-      </w:r>
-      <w:proofErr w:type="spellStart"/>
-      <w:r>
-        <w:rPr>
-          <w:rFonts w:eastAsia="仿宋_GB2312"/>
-          <w:sz w:val="24"/>
-        </w:rPr>
-        <w:t>ders</w:t>
-      </w:r>
-      <w:proofErr w:type="spellEnd"/>
-      <w:r>
-        <w:rPr>
-          <w:rFonts w:eastAsia="仿宋_GB2312"/>
-          <w:sz w:val="24"/>
-        </w:rPr>
-        <w:t xml:space="preserve"> the suboptimal efficiency, along with considerable potential for performance improvements. In this work, we aim to further advance the performance-efficiency boundary of YOLOs from both the post-processing and the model architecture. To this end, we first present the consistent dual assignments for NMS-free training of YOLOs, which brings the competitive performance and low inference latency simultaneously. Moreover, we introduce the holistic efficiency-accuracy driven model design strategy for YOLOs. We comprehensively optimize various compo </w:t>
-      </w:r>
-      <w:proofErr w:type="spellStart"/>
-      <w:r>
-        <w:rPr>
-          <w:rFonts w:eastAsia="仿宋_GB2312"/>
-          <w:sz w:val="24"/>
-        </w:rPr>
-        <w:t>nents</w:t>
-      </w:r>
-      <w:proofErr w:type="spellEnd"/>
-      <w:r>
-        <w:rPr>
-          <w:rFonts w:eastAsia="仿宋_GB2312"/>
-          <w:sz w:val="24"/>
-        </w:rPr>
-        <w:t xml:space="preserve"> of YOLOs from both the efficiency and accuracy perspectives, which greatly reduces the computational overhead and enhances the capability. The outcome of our effort is a new generation of YOLO series for real-time end-to-end object detection, dubbed YOLOv10. Extensive experiments show that YOLOv10 achieves the state-of-the-art performance and efficiency across various model scales. For example, our YOLOv10-S is 1.8× faster than RT-DETR-R18 under the simi lar AP on COCO, meanwhile enjoying 2.8× smaller number of parameters and FLOPs. Compared with YOLOv9-C, YOLOv10-B has 46% less latency and 25% fewer parameters for the same performance.</w:t>
+        <w:t>Over the past years, YOLOs have emerged as the predominant paradigm in the field of real-time object detection owing to their effective balance between computa tional cost and detection performance. Researchers have explored the architectural designs, optimization objectives, data augmentation strategies, and others for YO LOs, achieving notable progress. However, the reliance on the non-maximum suppression (NMS) for post-processing hampers the end-to-end deployment of YOLOs and adversely impacts the inference latency. Besides, the design of various components in YOLOs lacks the comprehensive and thorough inspection, resulting in noticeable computational redundancy and limiting the model’s capability. It ren ders the suboptimal efficiency, along with considerable potential for performance improvements. In this work, we aim to further advance the performance-efficiency boundary of YOLOs from both the post-processing and the model architecture. To this end, we first present the consistent dual assignments for NMS-free training of YOLOs, which brings the competitive performance and low inference latency simultaneously. Moreover, we introduce the holistic efficiency-accuracy driven model design strategy for YOLOs. We comprehensively optimize various compo nents of YOLOs from both the efficiency and accuracy perspectives, which greatly reduces the computational overhead and enhances the capability. The outcome of our effort is a new generation of YOLO series for real-time end-to-end object detection, dubbed YOLOv10. Extensive experiments show that YOLOv10 achieves the state-of-the-art performance and efficiency across various model scales. For example, our YOLOv10-S is 1.8× faster than RT-DETR-R18 under the simi lar AP on COCO, meanwhile enjoying 2.8× smaller number of parameters and FLOPs. Compared with YOLOv9-C, YOLOv10-B has 46% less latency and 25% fewer parameters for the same performance.</w:t>
       </w:r>
       <w:r>
         <w:t xml:space="preserve"> </w:t>
@@ -1062,7 +929,7 @@
           <w:szCs w:val="28"/>
         </w:rPr>
       </w:pPr>
-      <w:bookmarkStart w:id="1" w:name="_Toc219291890"/>
+      <w:bookmarkStart w:id="1" w:name="_Toc226302954"/>
       <w:r>
         <w:rPr>
           <w:rFonts w:hint="eastAsia"/>
@@ -1100,7 +967,7 @@
       <w:r>
         <w:fldChar w:fldCharType="separate"/>
       </w:r>
-      <w:hyperlink w:anchor="_Toc219291889" w:history="1">
+      <w:hyperlink w:anchor="_Toc226302953" w:history="1">
         <w:r>
           <w:rPr>
             <w:rStyle w:val="af2"/>
@@ -1138,7 +1005,7 @@
             <w:noProof/>
             <w:webHidden/>
           </w:rPr>
-          <w:instrText>PAGEREF _Toc219291889 \h</w:instrText>
+          <w:instrText>PAGEREF _Toc226302953 \h</w:instrText>
         </w:r>
         <w:r>
           <w:rPr>
@@ -1168,7 +1035,7 @@
             <w:noProof/>
             <w:webHidden/>
           </w:rPr>
-          <w:t>I</w:t>
+          <w:t>II</w:t>
         </w:r>
         <w:r>
           <w:rPr>
@@ -1192,7 +1059,7 @@
           <w14:ligatures w14:val="standardContextual"/>
         </w:rPr>
       </w:pPr>
-      <w:hyperlink w:anchor="_Toc219291890" w:history="1">
+      <w:hyperlink w:anchor="_Toc226302954" w:history="1">
         <w:r>
           <w:rPr>
             <w:rStyle w:val="af2"/>
@@ -1230,7 +1097,7 @@
             <w:noProof/>
             <w:webHidden/>
           </w:rPr>
-          <w:instrText>PAGEREF _Toc219291890 \h</w:instrText>
+          <w:instrText>PAGEREF _Toc226302954 \h</w:instrText>
         </w:r>
         <w:r>
           <w:rPr>
@@ -1260,7 +1127,7 @@
             <w:noProof/>
             <w:webHidden/>
           </w:rPr>
-          <w:t>III</w:t>
+          <w:t>IV</w:t>
         </w:r>
         <w:r>
           <w:rPr>
@@ -1287,7 +1154,7 @@
           <w14:ligatures w14:val="standardContextual"/>
         </w:rPr>
       </w:pPr>
-      <w:hyperlink w:anchor="_Toc219291891" w:history="1">
+      <w:hyperlink w:anchor="_Toc226302955" w:history="1">
         <w:r>
           <w:rPr>
             <w:rStyle w:val="af2"/>
@@ -1344,7 +1211,7 @@
             <w:noProof/>
             <w:webHidden/>
           </w:rPr>
-          <w:instrText>PAGEREF _Toc219291891 \h</w:instrText>
+          <w:instrText>PAGEREF _Toc226302955 \h</w:instrText>
         </w:r>
         <w:r>
           <w:rPr>
@@ -1401,7 +1268,7 @@
           <w14:ligatures w14:val="standardContextual"/>
         </w:rPr>
       </w:pPr>
-      <w:hyperlink w:anchor="_Toc219291892" w:history="1">
+      <w:hyperlink w:anchor="_Toc226302956" w:history="1">
         <w:r>
           <w:rPr>
             <w:rStyle w:val="af2"/>
@@ -1458,7 +1325,7 @@
             <w:noProof/>
             <w:webHidden/>
           </w:rPr>
-          <w:instrText>PAGEREF _Toc219291892 \h</w:instrText>
+          <w:instrText>PAGEREF _Toc226302956 \h</w:instrText>
         </w:r>
         <w:r>
           <w:rPr>
@@ -1515,7 +1382,7 @@
           <w14:ligatures w14:val="standardContextual"/>
         </w:rPr>
       </w:pPr>
-      <w:hyperlink w:anchor="_Toc219291893" w:history="1">
+      <w:hyperlink w:anchor="_Toc226302957" w:history="1">
         <w:r>
           <w:rPr>
             <w:rStyle w:val="af2"/>
@@ -1572,7 +1439,7 @@
             <w:noProof/>
             <w:webHidden/>
           </w:rPr>
-          <w:instrText>PAGEREF _Toc219291893 \h</w:instrText>
+          <w:instrText>PAGEREF _Toc226302957 \h</w:instrText>
         </w:r>
         <w:r>
           <w:rPr>
@@ -1629,7 +1496,7 @@
           <w14:ligatures w14:val="standardContextual"/>
         </w:rPr>
       </w:pPr>
-      <w:hyperlink w:anchor="_Toc219291894" w:history="1">
+      <w:hyperlink w:anchor="_Toc226302958" w:history="1">
         <w:r>
           <w:rPr>
             <w:rStyle w:val="af2"/>
@@ -1702,7 +1569,7 @@
             <w:noProof/>
             <w:webHidden/>
           </w:rPr>
-          <w:instrText>PAGEREF _Toc219291894 \h</w:instrText>
+          <w:instrText>PAGEREF _Toc226302958 \h</w:instrText>
         </w:r>
         <w:r>
           <w:rPr>
@@ -1759,7 +1626,7 @@
           <w14:ligatures w14:val="standardContextual"/>
         </w:rPr>
       </w:pPr>
-      <w:hyperlink w:anchor="_Toc219291895" w:history="1">
+      <w:hyperlink w:anchor="_Toc226302959" w:history="1">
         <w:r>
           <w:rPr>
             <w:rStyle w:val="af2"/>
@@ -1832,7 +1699,7 @@
             <w:noProof/>
             <w:webHidden/>
           </w:rPr>
-          <w:instrText>PAGEREF _Toc219291895 \h</w:instrText>
+          <w:instrText>PAGEREF _Toc226302959 \h</w:instrText>
         </w:r>
         <w:r>
           <w:rPr>
@@ -1889,7 +1756,7 @@
           <w14:ligatures w14:val="standardContextual"/>
         </w:rPr>
       </w:pPr>
-      <w:hyperlink w:anchor="_Toc219291896" w:history="1">
+      <w:hyperlink w:anchor="_Toc226302960" w:history="1">
         <w:r>
           <w:rPr>
             <w:rStyle w:val="af2"/>
@@ -1946,7 +1813,7 @@
             <w:noProof/>
             <w:webHidden/>
           </w:rPr>
-          <w:instrText>PAGEREF _Toc219291896 \h</w:instrText>
+          <w:instrText>PAGEREF _Toc226302960 \h</w:instrText>
         </w:r>
         <w:r>
           <w:rPr>
@@ -2003,7 +1870,7 @@
           <w14:ligatures w14:val="standardContextual"/>
         </w:rPr>
       </w:pPr>
-      <w:hyperlink w:anchor="_Toc219291897" w:history="1">
+      <w:hyperlink w:anchor="_Toc226302961" w:history="1">
         <w:r>
           <w:rPr>
             <w:rStyle w:val="af2"/>
@@ -2060,7 +1927,7 @@
             <w:noProof/>
             <w:webHidden/>
           </w:rPr>
-          <w:instrText>PAGEREF _Toc219291897 \h</w:instrText>
+          <w:instrText>PAGEREF _Toc226302961 \h</w:instrText>
         </w:r>
         <w:r>
           <w:rPr>
@@ -2117,7 +1984,7 @@
           <w14:ligatures w14:val="standardContextual"/>
         </w:rPr>
       </w:pPr>
-      <w:hyperlink w:anchor="_Toc219291898" w:history="1">
+      <w:hyperlink w:anchor="_Toc226302962" w:history="1">
         <w:r>
           <w:rPr>
             <w:rStyle w:val="af2"/>
@@ -2174,7 +2041,7 @@
             <w:noProof/>
             <w:webHidden/>
           </w:rPr>
-          <w:instrText>PAGEREF _Toc219291898 \h</w:instrText>
+          <w:instrText>PAGEREF _Toc226302962 \h</w:instrText>
         </w:r>
         <w:r>
           <w:rPr>
@@ -2231,7 +2098,7 @@
           <w14:ligatures w14:val="standardContextual"/>
         </w:rPr>
       </w:pPr>
-      <w:hyperlink w:anchor="_Toc219291899" w:history="1">
+      <w:hyperlink w:anchor="_Toc226302963" w:history="1">
         <w:r>
           <w:rPr>
             <w:rStyle w:val="af2"/>
@@ -2288,7 +2155,7 @@
             <w:noProof/>
             <w:webHidden/>
           </w:rPr>
-          <w:instrText>PAGEREF _Toc219291899 \h</w:instrText>
+          <w:instrText>PAGEREF _Toc226302963 \h</w:instrText>
         </w:r>
         <w:r>
           <w:rPr>
@@ -2345,7 +2212,7 @@
           <w14:ligatures w14:val="standardContextual"/>
         </w:rPr>
       </w:pPr>
-      <w:hyperlink w:anchor="_Toc219291900" w:history="1">
+      <w:hyperlink w:anchor="_Toc226302964" w:history="1">
         <w:r>
           <w:rPr>
             <w:rStyle w:val="af2"/>
@@ -2387,7 +2254,7 @@
             <w:rFonts w:eastAsia="黑体" w:hAnsi="黑体" w:hint="eastAsia"/>
             <w:noProof/>
           </w:rPr>
-          <w:t>的免费训练分析。</w:t>
+          <w:t>的免费训练分析</w:t>
         </w:r>
         <w:r>
           <w:rPr>
@@ -2418,7 +2285,7 @@
             <w:noProof/>
             <w:webHidden/>
           </w:rPr>
-          <w:instrText>PAGEREF _Toc219291900 \h</w:instrText>
+          <w:instrText>PAGEREF _Toc226302964 \h</w:instrText>
         </w:r>
         <w:r>
           <w:rPr>
@@ -2475,7 +2342,7 @@
           <w14:ligatures w14:val="standardContextual"/>
         </w:rPr>
       </w:pPr>
-      <w:hyperlink w:anchor="_Toc219291901" w:history="1">
+      <w:hyperlink w:anchor="_Toc226302965" w:history="1">
         <w:r>
           <w:rPr>
             <w:rStyle w:val="af2"/>
@@ -2532,7 +2399,7 @@
             <w:noProof/>
             <w:webHidden/>
           </w:rPr>
-          <w:instrText>PAGEREF _Toc219291901 \h</w:instrText>
+          <w:instrText>PAGEREF _Toc226302965 \h</w:instrText>
         </w:r>
         <w:r>
           <w:rPr>
@@ -2589,7 +2456,7 @@
           <w14:ligatures w14:val="standardContextual"/>
         </w:rPr>
       </w:pPr>
-      <w:hyperlink w:anchor="_Toc219291902" w:history="1">
+      <w:hyperlink w:anchor="_Toc226302966" w:history="1">
         <w:r>
           <w:rPr>
             <w:rStyle w:val="af2"/>
@@ -2615,7 +2482,7 @@
             <w:rFonts w:eastAsia="黑体" w:hAnsi="黑体" w:hint="eastAsia"/>
             <w:noProof/>
           </w:rPr>
-          <w:t>用于精确驱动模型设计的分析。</w:t>
+          <w:t>用于精确驱动模型设计的分析</w:t>
         </w:r>
         <w:r>
           <w:rPr>
@@ -2646,7 +2513,7 @@
             <w:noProof/>
             <w:webHidden/>
           </w:rPr>
-          <w:instrText>PAGEREF _Toc219291902 \h</w:instrText>
+          <w:instrText>PAGEREF _Toc226302966 \h</w:instrText>
         </w:r>
         <w:r>
           <w:rPr>
@@ -2703,7 +2570,7 @@
           <w14:ligatures w14:val="standardContextual"/>
         </w:rPr>
       </w:pPr>
-      <w:hyperlink w:anchor="_Toc219291903" w:history="1">
+      <w:hyperlink w:anchor="_Toc226302967" w:history="1">
         <w:r>
           <w:rPr>
             <w:rStyle w:val="af2"/>
@@ -2760,7 +2627,99 @@
             <w:noProof/>
             <w:webHidden/>
           </w:rPr>
-          <w:instrText>PAGEREF _Toc219291903 \h</w:instrText>
+          <w:instrText>PAGEREF _Toc226302967 \h</w:instrText>
+        </w:r>
+        <w:r>
+          <w:rPr>
+            <w:rFonts w:hint="eastAsia"/>
+            <w:noProof/>
+            <w:webHidden/>
+          </w:rPr>
+          <w:instrText xml:space="preserve"> </w:instrText>
+        </w:r>
+        <w:r>
+          <w:rPr>
+            <w:rFonts w:hint="eastAsia"/>
+            <w:noProof/>
+            <w:webHidden/>
+          </w:rPr>
+        </w:r>
+        <w:r>
+          <w:rPr>
+            <w:rFonts w:hint="eastAsia"/>
+            <w:noProof/>
+            <w:webHidden/>
+          </w:rPr>
+          <w:fldChar w:fldCharType="separate"/>
+        </w:r>
+        <w:r>
+          <w:rPr>
+            <w:noProof/>
+            <w:webHidden/>
+          </w:rPr>
+          <w:t>15</w:t>
+        </w:r>
+        <w:r>
+          <w:rPr>
+            <w:rFonts w:hint="eastAsia"/>
+            <w:noProof/>
+            <w:webHidden/>
+          </w:rPr>
+          <w:fldChar w:fldCharType="end"/>
+        </w:r>
+      </w:hyperlink>
+    </w:p>
+    <w:p>
+      <w:pPr>
+        <w:pStyle w:val="TOC1"/>
+        <w:rPr>
+          <w:rFonts w:asciiTheme="minorHAnsi" w:eastAsiaTheme="minorEastAsia" w:hAnsiTheme="minorHAnsi" w:cstheme="minorBidi" w:hint="eastAsia"/>
+          <w:noProof/>
+          <w:kern w:val="2"/>
+          <w:sz w:val="22"/>
+          <w:szCs w:val="24"/>
+          <w14:ligatures w14:val="standardContextual"/>
+        </w:rPr>
+      </w:pPr>
+      <w:hyperlink w:anchor="_Toc226302968" w:history="1">
+        <w:r>
+          <w:rPr>
+            <w:rStyle w:val="af2"/>
+            <w:rFonts w:hint="eastAsia"/>
+            <w:noProof/>
+          </w:rPr>
+          <w:t>参考文献</w:t>
+        </w:r>
+        <w:r>
+          <w:rPr>
+            <w:rFonts w:hint="eastAsia"/>
+            <w:noProof/>
+            <w:webHidden/>
+          </w:rPr>
+          <w:tab/>
+        </w:r>
+        <w:r>
+          <w:rPr>
+            <w:rFonts w:hint="eastAsia"/>
+            <w:noProof/>
+            <w:webHidden/>
+          </w:rPr>
+          <w:fldChar w:fldCharType="begin"/>
+        </w:r>
+        <w:r>
+          <w:rPr>
+            <w:rFonts w:hint="eastAsia"/>
+            <w:noProof/>
+            <w:webHidden/>
+          </w:rPr>
+          <w:instrText xml:space="preserve"> </w:instrText>
+        </w:r>
+        <w:r>
+          <w:rPr>
+            <w:noProof/>
+            <w:webHidden/>
+          </w:rPr>
+          <w:instrText>PAGEREF _Toc226302968 \h</w:instrText>
         </w:r>
         <w:r>
           <w:rPr>
@@ -2804,98 +2763,6 @@
     </w:p>
     <w:p>
       <w:pPr>
-        <w:pStyle w:val="TOC1"/>
-        <w:rPr>
-          <w:rFonts w:asciiTheme="minorHAnsi" w:eastAsiaTheme="minorEastAsia" w:hAnsiTheme="minorHAnsi" w:cstheme="minorBidi" w:hint="eastAsia"/>
-          <w:noProof/>
-          <w:kern w:val="2"/>
-          <w:sz w:val="22"/>
-          <w:szCs w:val="24"/>
-          <w14:ligatures w14:val="standardContextual"/>
-        </w:rPr>
-      </w:pPr>
-      <w:hyperlink w:anchor="_Toc219291904" w:history="1">
-        <w:r>
-          <w:rPr>
-            <w:rStyle w:val="af2"/>
-            <w:rFonts w:hint="eastAsia"/>
-            <w:noProof/>
-          </w:rPr>
-          <w:t>参考文献</w:t>
-        </w:r>
-        <w:r>
-          <w:rPr>
-            <w:rFonts w:hint="eastAsia"/>
-            <w:noProof/>
-            <w:webHidden/>
-          </w:rPr>
-          <w:tab/>
-        </w:r>
-        <w:r>
-          <w:rPr>
-            <w:rFonts w:hint="eastAsia"/>
-            <w:noProof/>
-            <w:webHidden/>
-          </w:rPr>
-          <w:fldChar w:fldCharType="begin"/>
-        </w:r>
-        <w:r>
-          <w:rPr>
-            <w:rFonts w:hint="eastAsia"/>
-            <w:noProof/>
-            <w:webHidden/>
-          </w:rPr>
-          <w:instrText xml:space="preserve"> </w:instrText>
-        </w:r>
-        <w:r>
-          <w:rPr>
-            <w:noProof/>
-            <w:webHidden/>
-          </w:rPr>
-          <w:instrText>PAGEREF _Toc219291904 \h</w:instrText>
-        </w:r>
-        <w:r>
-          <w:rPr>
-            <w:rFonts w:hint="eastAsia"/>
-            <w:noProof/>
-            <w:webHidden/>
-          </w:rPr>
-          <w:instrText xml:space="preserve"> </w:instrText>
-        </w:r>
-        <w:r>
-          <w:rPr>
-            <w:rFonts w:hint="eastAsia"/>
-            <w:noProof/>
-            <w:webHidden/>
-          </w:rPr>
-        </w:r>
-        <w:r>
-          <w:rPr>
-            <w:rFonts w:hint="eastAsia"/>
-            <w:noProof/>
-            <w:webHidden/>
-          </w:rPr>
-          <w:fldChar w:fldCharType="separate"/>
-        </w:r>
-        <w:r>
-          <w:rPr>
-            <w:noProof/>
-            <w:webHidden/>
-          </w:rPr>
-          <w:t>17</w:t>
-        </w:r>
-        <w:r>
-          <w:rPr>
-            <w:rFonts w:hint="eastAsia"/>
-            <w:noProof/>
-            <w:webHidden/>
-          </w:rPr>
-          <w:fldChar w:fldCharType="end"/>
-        </w:r>
-      </w:hyperlink>
-    </w:p>
-    <w:p>
-      <w:pPr>
         <w:spacing w:line="300" w:lineRule="auto"/>
       </w:pPr>
       <w:r>
@@ -2945,7 +2812,7 @@
         <w:lastRenderedPageBreak/>
         <w:t xml:space="preserve"> </w:t>
       </w:r>
-      <w:bookmarkStart w:id="2" w:name="_Toc219291891"/>
+      <w:bookmarkStart w:id="2" w:name="_Toc226302955"/>
       <w:r>
         <w:rPr>
           <w:rFonts w:eastAsia="黑体" w:hAnsi="黑体" w:hint="eastAsia"/>
@@ -3175,42 +3042,36 @@
         </w:rPr>
         <w:t>的一个根本性挑战，它对准确性和速度具有重要影响。为了实现更高效和更有效的模型架构，研究人员探索了不同的设计策略。在主干网络中提出了各种基本计算单元以增强特征提取能力，包括</w:t>
       </w:r>
-      <w:proofErr w:type="spellStart"/>
       <w:r>
         <w:rPr>
           <w:sz w:val="24"/>
         </w:rPr>
         <w:t>DarkNet</w:t>
       </w:r>
-      <w:proofErr w:type="spellEnd"/>
       <w:r>
         <w:rPr>
           <w:sz w:val="24"/>
         </w:rPr>
         <w:t>、</w:t>
       </w:r>
-      <w:proofErr w:type="spellStart"/>
       <w:r>
         <w:rPr>
           <w:sz w:val="24"/>
         </w:rPr>
         <w:t>CSPNet</w:t>
       </w:r>
-      <w:proofErr w:type="spellEnd"/>
       <w:r>
         <w:rPr>
           <w:sz w:val="24"/>
         </w:rPr>
         <w:t>、</w:t>
       </w:r>
-      <w:proofErr w:type="spellStart"/>
       <w:r>
         <w:rPr>
           <w:sz w:val="24"/>
         </w:rPr>
         <w:t>EfficientRep</w:t>
       </w:r>
-      <w:proofErr w:type="spellEnd"/>
       <w:r>
         <w:rPr>
           <w:sz w:val="24"/>
@@ -3241,14 +3102,12 @@
         </w:rPr>
         <w:t>、</w:t>
       </w:r>
-      <w:proofErr w:type="spellStart"/>
       <w:r>
         <w:rPr>
           <w:sz w:val="24"/>
         </w:rPr>
         <w:t>BiC</w:t>
       </w:r>
-      <w:proofErr w:type="spellEnd"/>
       <w:r>
         <w:rPr>
           <w:sz w:val="24"/>
@@ -3267,14 +3126,12 @@
         </w:rPr>
         <w:t>和</w:t>
       </w:r>
-      <w:proofErr w:type="spellStart"/>
       <w:r>
         <w:rPr>
           <w:sz w:val="24"/>
         </w:rPr>
         <w:t>RepGFPN</w:t>
       </w:r>
-      <w:proofErr w:type="spellEnd"/>
       <w:r>
         <w:rPr>
           <w:sz w:val="24"/>
@@ -3912,23 +3769,7 @@
           <w:rFonts w:ascii="Times New Roman" w:hAnsi="Times New Roman" w:hint="eastAsia"/>
           <w:szCs w:val="21"/>
         </w:rPr>
-        <w:t>准确率（右）权衡方面与其他模型的比较。我们使用官方</w:t>
-      </w:r>
-      <w:proofErr w:type="gramStart"/>
-      <w:r>
-        <w:rPr>
-          <w:rFonts w:ascii="Times New Roman" w:hAnsi="Times New Roman" w:hint="eastAsia"/>
-          <w:szCs w:val="21"/>
-        </w:rPr>
-        <w:t>预训练</w:t>
-      </w:r>
-      <w:proofErr w:type="gramEnd"/>
-      <w:r>
-        <w:rPr>
-          <w:rFonts w:ascii="Times New Roman" w:hAnsi="Times New Roman" w:hint="eastAsia"/>
-          <w:szCs w:val="21"/>
-        </w:rPr>
-        <w:t>模型来测量端到端的延迟。</w:t>
+        <w:t>准确率（右）权衡方面与其他模型的比较。我们使用官方预训练模型来测量端到端的延迟。</w:t>
       </w:r>
     </w:p>
     <w:p>
@@ -3976,7 +3817,7 @@
         <w:lastRenderedPageBreak/>
         <w:t xml:space="preserve"> </w:t>
       </w:r>
-      <w:bookmarkStart w:id="4" w:name="_Toc219291892"/>
+      <w:bookmarkStart w:id="4" w:name="_Toc226302956"/>
       <w:r>
         <w:rPr>
           <w:rFonts w:eastAsia="黑体" w:hAnsi="黑体"/>
@@ -4002,21 +3843,7 @@
         <w:rPr>
           <w:sz w:val="24"/>
         </w:rPr>
-        <w:t>实时目标检测器。实时目标检测</w:t>
-      </w:r>
-      <w:proofErr w:type="gramStart"/>
-      <w:r>
-        <w:rPr>
-          <w:sz w:val="24"/>
-        </w:rPr>
-        <w:t>旨在低</w:t>
-      </w:r>
-      <w:proofErr w:type="gramEnd"/>
-      <w:r>
-        <w:rPr>
-          <w:sz w:val="24"/>
-        </w:rPr>
-        <w:t>延迟下对物体进行分类和定位，这对于现实应用至关重要。近年来，已经有大量工作致力于开发高效的检测器</w:t>
+        <w:t>实时目标检测器。实时目标检测旨在低延迟下对物体进行分类和定位，这对于现实应用至关重要。近年来，已经有大量工作致力于开发高效的检测器</w:t>
       </w:r>
       <w:r>
         <w:rPr>
@@ -4102,14 +3929,12 @@
         </w:rPr>
         <w:t>引入了</w:t>
       </w:r>
-      <w:proofErr w:type="spellStart"/>
       <w:r>
         <w:rPr>
           <w:sz w:val="24"/>
         </w:rPr>
         <w:t>CSPNet</w:t>
       </w:r>
-      <w:proofErr w:type="spellEnd"/>
       <w:r>
         <w:rPr>
           <w:sz w:val="24"/>
@@ -4120,16 +3945,8 @@
         <w:rPr>
           <w:sz w:val="24"/>
         </w:rPr>
-        <w:t xml:space="preserve"> </w:t>
-      </w:r>
-      <w:proofErr w:type="spellStart"/>
-      <w:r>
-        <w:rPr>
-          <w:sz w:val="24"/>
-        </w:rPr>
-        <w:t>DarkNet</w:t>
-      </w:r>
-      <w:proofErr w:type="spellEnd"/>
+        <w:t xml:space="preserve"> DarkNet</w:t>
+      </w:r>
       <w:r>
         <w:rPr>
           <w:sz w:val="24"/>
@@ -4160,47 +3977,29 @@
         </w:rPr>
         <w:t>推出了用于颈部和骨干的</w:t>
       </w:r>
-      <w:proofErr w:type="spellStart"/>
       <w:r>
         <w:rPr>
           <w:sz w:val="24"/>
         </w:rPr>
         <w:t>BiC</w:t>
       </w:r>
-      <w:proofErr w:type="spellEnd"/>
       <w:r>
         <w:rPr>
           <w:sz w:val="24"/>
         </w:rPr>
         <w:t>和</w:t>
       </w:r>
-      <w:proofErr w:type="spellStart"/>
       <w:r>
         <w:rPr>
           <w:sz w:val="24"/>
         </w:rPr>
         <w:t>SimCSPSPPF</w:t>
       </w:r>
-      <w:proofErr w:type="spellEnd"/>
-      <w:r>
-        <w:rPr>
-          <w:sz w:val="24"/>
-        </w:rPr>
-        <w:t>，</w:t>
-      </w:r>
-      <w:proofErr w:type="gramStart"/>
-      <w:r>
-        <w:rPr>
-          <w:sz w:val="24"/>
-        </w:rPr>
-        <w:t>配合锚点辅助</w:t>
-      </w:r>
-      <w:proofErr w:type="gramEnd"/>
-      <w:r>
-        <w:rPr>
-          <w:sz w:val="24"/>
-        </w:rPr>
-        <w:t>训练和自蒸馏策略。</w:t>
+      <w:r>
+        <w:rPr>
+          <w:sz w:val="24"/>
+        </w:rPr>
+        <w:t>，配合锚点辅助训练和自蒸馏策略。</w:t>
       </w:r>
       <w:r>
         <w:rPr>
@@ -4326,35 +4125,7 @@
         <w:rPr>
           <w:sz w:val="24"/>
         </w:rPr>
-        <w:t>端到</w:t>
-      </w:r>
-      <w:proofErr w:type="gramStart"/>
-      <w:r>
-        <w:rPr>
-          <w:sz w:val="24"/>
-        </w:rPr>
-        <w:t>端目标</w:t>
-      </w:r>
-      <w:proofErr w:type="gramEnd"/>
-      <w:r>
-        <w:rPr>
-          <w:sz w:val="24"/>
-        </w:rPr>
-        <w:t>检测器。端到</w:t>
-      </w:r>
-      <w:proofErr w:type="gramStart"/>
-      <w:r>
-        <w:rPr>
-          <w:sz w:val="24"/>
-        </w:rPr>
-        <w:t>端目标</w:t>
-      </w:r>
-      <w:proofErr w:type="gramEnd"/>
-      <w:r>
-        <w:rPr>
-          <w:sz w:val="24"/>
-        </w:rPr>
-        <w:t>检测作为一种范式转变，摆脱了传统流水线结构，提供了更简化的架构。</w:t>
+        <w:t>端到端目标检测器。端到端目标检测作为一种范式转变，摆脱了传统流水线结构，提供了更简化的架构。</w:t>
       </w:r>
       <w:r>
         <w:rPr>
@@ -4438,21 +4209,7 @@
         <w:rPr>
           <w:sz w:val="24"/>
         </w:rPr>
-        <w:t>则进一步设计了高效混合编码器，并提出了最小不确定性查询选择，以提升准确性和延迟表现。另一条实现端到</w:t>
-      </w:r>
-      <w:proofErr w:type="gramStart"/>
-      <w:r>
-        <w:rPr>
-          <w:sz w:val="24"/>
-        </w:rPr>
-        <w:t>端目标</w:t>
-      </w:r>
-      <w:proofErr w:type="gramEnd"/>
-      <w:r>
-        <w:rPr>
-          <w:sz w:val="24"/>
-        </w:rPr>
-        <w:t>检测的路线是基于</w:t>
+        <w:t>则进一步设计了高效混合编码器，并提出了最小不确定性查询选择，以提升准确性和延迟表现。另一条实现端到端目标检测的路线是基于</w:t>
       </w:r>
       <w:r>
         <w:rPr>
@@ -4478,56 +4235,36 @@
         </w:rPr>
         <w:t>和关系网络提出另一种网络来去除检测器的重复预测。</w:t>
       </w:r>
-      <w:proofErr w:type="spellStart"/>
       <w:r>
         <w:rPr>
           <w:sz w:val="24"/>
         </w:rPr>
         <w:t>OneNet</w:t>
       </w:r>
-      <w:proofErr w:type="spellEnd"/>
       <w:r>
         <w:rPr>
           <w:sz w:val="24"/>
         </w:rPr>
         <w:t>和</w:t>
       </w:r>
-      <w:proofErr w:type="spellStart"/>
       <w:r>
         <w:rPr>
           <w:sz w:val="24"/>
         </w:rPr>
         <w:t>DeFCN</w:t>
       </w:r>
-      <w:proofErr w:type="spellEnd"/>
-      <w:r>
-        <w:rPr>
-          <w:sz w:val="24"/>
-        </w:rPr>
-        <w:t>提出一对一匹配策略，使全卷积网络能够实现端到</w:t>
-      </w:r>
-      <w:proofErr w:type="gramStart"/>
-      <w:r>
-        <w:rPr>
-          <w:sz w:val="24"/>
-        </w:rPr>
-        <w:t>端目标</w:t>
-      </w:r>
-      <w:proofErr w:type="gramEnd"/>
-      <w:r>
-        <w:rPr>
-          <w:sz w:val="24"/>
-        </w:rPr>
-        <w:t>检测。</w:t>
-      </w:r>
-      <w:proofErr w:type="spellStart"/>
+      <w:r>
+        <w:rPr>
+          <w:sz w:val="24"/>
+        </w:rPr>
+        <w:t>提出一对一匹配策略，使全卷积网络能够实现端到端目标检测。</w:t>
+      </w:r>
       <w:r>
         <w:rPr>
           <w:sz w:val="24"/>
         </w:rPr>
         <w:t>FCOSpss</w:t>
       </w:r>
-      <w:proofErr w:type="spellEnd"/>
       <w:r>
         <w:rPr>
           <w:sz w:val="24"/>
@@ -4569,7 +4306,7 @@
           <w:szCs w:val="30"/>
         </w:rPr>
       </w:pPr>
-      <w:bookmarkStart w:id="5" w:name="_Toc219291893"/>
+      <w:bookmarkStart w:id="5" w:name="_Toc226302957"/>
       <w:r>
         <w:rPr>
           <w:rFonts w:eastAsia="黑体" w:hAnsi="黑体"/>
@@ -4596,7 +4333,7 @@
           <w:szCs w:val="28"/>
         </w:rPr>
       </w:pPr>
-      <w:bookmarkStart w:id="6" w:name="_Toc219291894"/>
+      <w:bookmarkStart w:id="6" w:name="_Toc226302958"/>
       <w:r>
         <w:rPr>
           <w:rFonts w:eastAsia="黑体" w:hAnsi="黑体"/>
@@ -15147,21 +14884,7 @@
         <w:rPr>
           <w:sz w:val="24"/>
         </w:rPr>
-        <w:t>表示空间先验，用于指示预测</w:t>
-      </w:r>
-      <w:proofErr w:type="gramStart"/>
-      <w:r>
-        <w:rPr>
-          <w:sz w:val="24"/>
-        </w:rPr>
-        <w:t>的锚点是否</w:t>
-      </w:r>
-      <w:proofErr w:type="gramEnd"/>
-      <w:r>
-        <w:rPr>
-          <w:sz w:val="24"/>
-        </w:rPr>
-        <w:t>位于实例内。</w:t>
+        <w:t>表示空间先验，用于指示预测的锚点是否位于实例内。</w:t>
       </w:r>
       <m:oMath>
         <m:r>
@@ -15546,7 +15269,6 @@
         </w:rPr>
         <w:t>和</w:t>
       </w:r>
-      <w:proofErr w:type="spellStart"/>
       <m:oMath>
         <m:r>
           <m:rPr>
@@ -15559,7 +15281,6 @@
           <m:t>IoU</m:t>
         </m:r>
       </m:oMath>
-      <w:proofErr w:type="spellEnd"/>
       <w:r>
         <w:rPr>
           <w:sz w:val="24"/>
@@ -15572,7 +15293,6 @@
         </w:rPr>
         <w:t>我们注意到，两个分支的回归目标并不冲突，因为匹配的预测共享相同的目标，而未匹配的预测会被忽略。因此，监督差异存在于不同的分类目标上。对于一个实例，我们将其与预测的最大</w:t>
       </w:r>
-      <w:proofErr w:type="spellStart"/>
       <m:oMath>
         <m:r>
           <m:rPr>
@@ -15585,7 +15305,6 @@
           <m:t>IoU</m:t>
         </m:r>
       </m:oMath>
-      <w:proofErr w:type="spellEnd"/>
       <w:r>
         <w:rPr>
           <w:sz w:val="24"/>
@@ -15778,19 +15497,11 @@
           <m:t>i</m:t>
         </m:r>
       </m:oMath>
-      <w:proofErr w:type="gramStart"/>
-      <w:r>
-        <w:rPr>
-          <w:sz w:val="24"/>
-        </w:rPr>
-        <w:t>个</w:t>
-      </w:r>
-      <w:proofErr w:type="gramEnd"/>
-      <w:r>
-        <w:rPr>
-          <w:sz w:val="24"/>
-        </w:rPr>
-        <w:t>预测，其指标为</w:t>
+      <w:r>
+        <w:rPr>
+          <w:sz w:val="24"/>
+        </w:rPr>
+        <w:t>个预测，其指标为</w:t>
       </w:r>
       <m:oMath>
         <m:sSub>
@@ -16453,8 +16164,8 @@
         <w:t>距离来推导，即</w:t>
       </w:r>
     </w:p>
-    <w:bookmarkStart w:id="9" w:name="_Ref219238612"/>
-    <w:bookmarkStart w:id="10" w:name="_Ref219238884"/>
+    <w:bookmarkStart w:id="8" w:name="_Ref219238612"/>
+    <w:bookmarkStart w:id="9" w:name="_Ref219238884"/>
     <w:p>
       <w:pPr>
         <w:pStyle w:val="af5"/>
@@ -16736,7 +16447,7 @@
             </w:rPr>
             <m:t>(</m:t>
           </m:r>
-          <w:bookmarkEnd w:id="9"/>
+          <w:bookmarkEnd w:id="8"/>
           <m:r>
             <w:rPr>
               <w:rFonts w:ascii="Cambria Math" w:hAnsi="Cambria Math"/>
@@ -16802,7 +16513,7 @@
             </w:rPr>
             <w:fldChar w:fldCharType="end"/>
           </m:r>
-          <w:bookmarkEnd w:id="10"/>
+          <w:bookmarkEnd w:id="9"/>
           <m:r>
             <w:rPr>
               <w:rFonts w:ascii="Cambria Math" w:hAnsi="Cambria Math"/>
@@ -17420,21 +17131,7 @@
         <w:rPr>
           <w:sz w:val="24"/>
         </w:rPr>
-        <w:t>。因此，对于一对多头来说的</w:t>
-      </w:r>
-      <w:proofErr w:type="gramStart"/>
-      <w:r>
-        <w:rPr>
-          <w:sz w:val="24"/>
-        </w:rPr>
-        <w:t>最佳正</w:t>
-      </w:r>
-      <w:proofErr w:type="gramEnd"/>
-      <w:r>
-        <w:rPr>
-          <w:sz w:val="24"/>
-        </w:rPr>
-        <w:t>样本，对一对一头也是最佳的。因此，两个头可以一致且协调地进行优化。</w:t>
+        <w:t>。因此，对于一对多头来说的最佳正样本，对一对一头也是最佳的。因此，两个头可以一致且协调地进行优化。</w:t>
       </w:r>
       <w:r>
         <w:rPr>
@@ -17830,14 +17527,12 @@
         <w:lastRenderedPageBreak/>
         <w:t>结合空间先验的预测感知分配。此外，</w:t>
       </w:r>
-      <w:proofErr w:type="spellStart"/>
       <w:r>
         <w:rPr>
           <w:sz w:val="24"/>
         </w:rPr>
         <w:t>LRANet</w:t>
       </w:r>
-      <w:proofErr w:type="spellEnd"/>
       <w:r>
         <w:rPr>
           <w:sz w:val="24"/>
@@ -17932,7 +17627,7 @@
           <w:szCs w:val="28"/>
         </w:rPr>
       </w:pPr>
-      <w:bookmarkStart w:id="11" w:name="_Toc219291895"/>
+      <w:bookmarkStart w:id="10" w:name="_Toc226302959"/>
       <w:r>
         <w:rPr>
           <w:rFonts w:eastAsia="黑体" w:hAnsi="黑体"/>
@@ -17941,7 +17636,7 @@
         </w:rPr>
         <w:t>整体效率-精确性驱动的模型设计</w:t>
       </w:r>
-      <w:bookmarkEnd w:id="11"/>
+      <w:bookmarkEnd w:id="10"/>
     </w:p>
     <w:p>
       <w:pPr>
@@ -18020,21 +17715,7 @@
         <w:rPr>
           <w:sz w:val="24"/>
         </w:rPr>
-        <w:t>的组件包括干茎层、下采样层、由基本构建块组成的阶段以及头部。</w:t>
-      </w:r>
-      <w:proofErr w:type="gramStart"/>
-      <w:r>
-        <w:rPr>
-          <w:sz w:val="24"/>
-        </w:rPr>
-        <w:t>干茎层的</w:t>
-      </w:r>
-      <w:proofErr w:type="gramEnd"/>
-      <w:r>
-        <w:rPr>
-          <w:sz w:val="24"/>
-        </w:rPr>
-        <w:t>计算成本很低，因此我们对其他三个部分进行以效率为驱动的模型设计。</w:t>
+        <w:t>的组件包括干茎层、下采样层、由基本构建块组成的阶段以及头部。干茎层的计算成本很低，因此我们对其他三个部分进行以效率为驱动的模型设计。</w:t>
       </w:r>
     </w:p>
     <w:p>
@@ -18095,8 +17776,8 @@
           <w:rFonts w:ascii="Times New Roman" w:hAnsi="Times New Roman"/>
         </w:rPr>
       </w:pPr>
-      <w:bookmarkStart w:id="12" w:name="_Ref219127916"/>
-      <w:bookmarkStart w:id="13" w:name="_Ref219127912"/>
+      <w:bookmarkStart w:id="11" w:name="_Ref219127916"/>
+      <w:bookmarkStart w:id="12" w:name="_Ref219127912"/>
       <w:r>
         <w:rPr>
           <w:rFonts w:ascii="Times New Roman" w:hAnsi="Times New Roman" w:hint="eastAsia"/>
@@ -18201,7 +17882,7 @@
         </w:rPr>
         <w:fldChar w:fldCharType="end"/>
       </w:r>
-      <w:bookmarkEnd w:id="12"/>
+      <w:bookmarkEnd w:id="11"/>
       <w:r>
         <w:rPr>
           <w:rFonts w:ascii="Times New Roman" w:hAnsi="Times New Roman" w:hint="eastAsia"/>
@@ -18220,190 +17901,149 @@
           <w:rFonts w:ascii="Times New Roman" w:hAnsi="Times New Roman" w:hint="eastAsia"/>
           <w:szCs w:val="21"/>
         </w:rPr>
-        <w:t>中各阶段和各模型的固有</w:t>
-      </w:r>
-      <w:proofErr w:type="gramStart"/>
+        <w:t>中各阶段和各模型的固有秩。主干网络和颈部的阶段按模型前向过程的顺序编号。数值秩</w:t>
+      </w:r>
       <w:r>
         <w:rPr>
           <w:rFonts w:ascii="Times New Roman" w:hAnsi="Times New Roman" w:hint="eastAsia"/>
           <w:szCs w:val="21"/>
         </w:rPr>
-        <w:t>秩</w:t>
-      </w:r>
-      <w:proofErr w:type="gramEnd"/>
+        <w:t>r</w:t>
+      </w:r>
       <w:r>
         <w:rPr>
           <w:rFonts w:ascii="Times New Roman" w:hAnsi="Times New Roman" w:hint="eastAsia"/>
           <w:szCs w:val="21"/>
         </w:rPr>
-        <w:t>。主干网络和颈部的阶段按模型前向过程的顺序编号。数值</w:t>
-      </w:r>
-      <w:proofErr w:type="gramStart"/>
+        <w:t>在</w:t>
+      </w:r>
       <w:r>
         <w:rPr>
           <w:rFonts w:ascii="Times New Roman" w:hAnsi="Times New Roman" w:hint="eastAsia"/>
           <w:szCs w:val="21"/>
         </w:rPr>
-        <w:t>秩</w:t>
-      </w:r>
-      <w:proofErr w:type="gramEnd"/>
+        <w:t>y</w:t>
+      </w:r>
       <w:r>
         <w:rPr>
           <w:rFonts w:ascii="Times New Roman" w:hAnsi="Times New Roman" w:hint="eastAsia"/>
           <w:szCs w:val="21"/>
         </w:rPr>
-        <w:t>r</w:t>
+        <w:t>轴上归一化为</w:t>
       </w:r>
       <w:r>
         <w:rPr>
           <w:rFonts w:ascii="Times New Roman" w:hAnsi="Times New Roman" w:hint="eastAsia"/>
           <w:szCs w:val="21"/>
         </w:rPr>
-        <w:t>在</w:t>
+        <w:t>r/Co</w:t>
       </w:r>
       <w:r>
         <w:rPr>
           <w:rFonts w:ascii="Times New Roman" w:hAnsi="Times New Roman" w:hint="eastAsia"/>
           <w:szCs w:val="21"/>
         </w:rPr>
-        <w:t>y</w:t>
+        <w:t>，其阈值默认为λ</w:t>
       </w:r>
       <w:r>
         <w:rPr>
           <w:rFonts w:ascii="Times New Roman" w:hAnsi="Times New Roman" w:hint="eastAsia"/>
           <w:szCs w:val="21"/>
         </w:rPr>
-        <w:t>轴上归一化为</w:t>
+        <w:t>max/2</w:t>
       </w:r>
       <w:r>
         <w:rPr>
           <w:rFonts w:ascii="Times New Roman" w:hAnsi="Times New Roman" w:hint="eastAsia"/>
           <w:szCs w:val="21"/>
         </w:rPr>
-        <w:t>r/Co</w:t>
+        <w:t>，其中</w:t>
       </w:r>
       <w:r>
         <w:rPr>
           <w:rFonts w:ascii="Times New Roman" w:hAnsi="Times New Roman" w:hint="eastAsia"/>
           <w:szCs w:val="21"/>
         </w:rPr>
-        <w:t>，其阈值默认为λ</w:t>
+        <w:t>Co</w:t>
       </w:r>
       <w:r>
         <w:rPr>
           <w:rFonts w:ascii="Times New Roman" w:hAnsi="Times New Roman" w:hint="eastAsia"/>
           <w:szCs w:val="21"/>
         </w:rPr>
-        <w:t>max/2</w:t>
+        <w:t>表示输出通道的数量，λ</w:t>
       </w:r>
       <w:r>
         <w:rPr>
           <w:rFonts w:ascii="Times New Roman" w:hAnsi="Times New Roman" w:hint="eastAsia"/>
           <w:szCs w:val="21"/>
         </w:rPr>
-        <w:t>，其中</w:t>
+        <w:t>max</w:t>
       </w:r>
       <w:r>
         <w:rPr>
           <w:rFonts w:ascii="Times New Roman" w:hAnsi="Times New Roman" w:hint="eastAsia"/>
           <w:szCs w:val="21"/>
         </w:rPr>
-        <w:t>Co</w:t>
+        <w:t>为最大奇异值。可以观察到，深层阶段和大模型的固有秩值较低。</w:t>
       </w:r>
       <w:r>
         <w:rPr>
           <w:rFonts w:ascii="Times New Roman" w:hAnsi="Times New Roman" w:hint="eastAsia"/>
           <w:szCs w:val="21"/>
         </w:rPr>
-        <w:t>表示输出通道的数量，λ</w:t>
+        <w:t xml:space="preserve"> (b) </w:t>
       </w:r>
       <w:r>
         <w:rPr>
           <w:rFonts w:ascii="Times New Roman" w:hAnsi="Times New Roman" w:hint="eastAsia"/>
           <w:szCs w:val="21"/>
         </w:rPr>
-        <w:t>max</w:t>
+        <w:t>紧凑型倒置块（</w:t>
       </w:r>
       <w:r>
         <w:rPr>
           <w:rFonts w:ascii="Times New Roman" w:hAnsi="Times New Roman" w:hint="eastAsia"/>
           <w:szCs w:val="21"/>
         </w:rPr>
-        <w:t>为最大奇异值。可以观察到，深层阶段和大模型的固有</w:t>
-      </w:r>
-      <w:proofErr w:type="gramStart"/>
+        <w:t>CIB</w:t>
+      </w:r>
       <w:r>
         <w:rPr>
           <w:rFonts w:ascii="Times New Roman" w:hAnsi="Times New Roman" w:hint="eastAsia"/>
           <w:szCs w:val="21"/>
         </w:rPr>
-        <w:t>秩</w:t>
-      </w:r>
-      <w:proofErr w:type="gramEnd"/>
+        <w:t>）。</w:t>
+      </w:r>
       <w:r>
         <w:rPr>
           <w:rFonts w:ascii="Times New Roman" w:hAnsi="Times New Roman" w:hint="eastAsia"/>
           <w:szCs w:val="21"/>
         </w:rPr>
-        <w:t>值较低。</w:t>
+        <w:t xml:space="preserve">(c) </w:t>
       </w:r>
       <w:r>
         <w:rPr>
           <w:rFonts w:ascii="Times New Roman" w:hAnsi="Times New Roman" w:hint="eastAsia"/>
           <w:szCs w:val="21"/>
         </w:rPr>
-        <w:t xml:space="preserve"> (b) </w:t>
+        <w:t>部分自注意力模块（</w:t>
       </w:r>
       <w:r>
         <w:rPr>
           <w:rFonts w:ascii="Times New Roman" w:hAnsi="Times New Roman" w:hint="eastAsia"/>
           <w:szCs w:val="21"/>
         </w:rPr>
-        <w:t>紧凑型倒置块（</w:t>
+        <w:t>PSA</w:t>
       </w:r>
       <w:r>
         <w:rPr>
           <w:rFonts w:ascii="Times New Roman" w:hAnsi="Times New Roman" w:hint="eastAsia"/>
           <w:szCs w:val="21"/>
         </w:rPr>
-        <w:t>CIB</w:t>
-      </w:r>
-      <w:r>
-        <w:rPr>
-          <w:rFonts w:ascii="Times New Roman" w:hAnsi="Times New Roman" w:hint="eastAsia"/>
-          <w:szCs w:val="21"/>
-        </w:rPr>
         <w:t>）。</w:t>
       </w:r>
-      <w:r>
-        <w:rPr>
-          <w:rFonts w:ascii="Times New Roman" w:hAnsi="Times New Roman" w:hint="eastAsia"/>
-          <w:szCs w:val="21"/>
-        </w:rPr>
-        <w:t xml:space="preserve">(c) </w:t>
-      </w:r>
-      <w:r>
-        <w:rPr>
-          <w:rFonts w:ascii="Times New Roman" w:hAnsi="Times New Roman" w:hint="eastAsia"/>
-          <w:szCs w:val="21"/>
-        </w:rPr>
-        <w:t>部分自注意力模块（</w:t>
-      </w:r>
-      <w:r>
-        <w:rPr>
-          <w:rFonts w:ascii="Times New Roman" w:hAnsi="Times New Roman" w:hint="eastAsia"/>
-          <w:szCs w:val="21"/>
-        </w:rPr>
-        <w:t>PSA</w:t>
-      </w:r>
-      <w:r>
-        <w:rPr>
-          <w:rFonts w:ascii="Times New Roman" w:hAnsi="Times New Roman" w:hint="eastAsia"/>
-          <w:szCs w:val="21"/>
-        </w:rPr>
-        <w:t>）。</w:t>
-      </w:r>
-      <w:bookmarkEnd w:id="13"/>
+      <w:bookmarkEnd w:id="12"/>
     </w:p>
     <w:p>
       <w:pPr>
@@ -18874,21 +18514,7 @@
         <w:rPr>
           <w:sz w:val="24"/>
         </w:rPr>
-        <w:t>基于</w:t>
-      </w:r>
-      <w:proofErr w:type="gramStart"/>
-      <w:r>
-        <w:rPr>
-          <w:sz w:val="24"/>
-        </w:rPr>
-        <w:t>秩</w:t>
-      </w:r>
-      <w:proofErr w:type="gramEnd"/>
-      <w:r>
-        <w:rPr>
-          <w:sz w:val="24"/>
-        </w:rPr>
-        <w:t>的块设计。</w:t>
+        <w:t>基于秩的块设计。</w:t>
       </w:r>
       <w:r>
         <w:rPr>
@@ -18924,55 +18550,13 @@
         <w:rPr>
           <w:sz w:val="24"/>
         </w:rPr>
-        <w:t>的这种同质设计，我们利用内在</w:t>
-      </w:r>
-      <w:proofErr w:type="gramStart"/>
-      <w:r>
-        <w:rPr>
-          <w:sz w:val="24"/>
-        </w:rPr>
-        <w:t>秩</w:t>
-      </w:r>
-      <w:proofErr w:type="gramEnd"/>
-      <w:r>
-        <w:rPr>
-          <w:sz w:val="24"/>
-        </w:rPr>
-        <w:t>来分析每个阶段的冗余性。</w:t>
-      </w:r>
-      <w:r>
-        <w:rPr>
-          <w:sz w:val="24"/>
-        </w:rPr>
-        <w:t>具体来说，我们计算每个阶段最后一个基础模块中最后一个卷积层的数值</w:t>
-      </w:r>
-      <w:proofErr w:type="gramStart"/>
-      <w:r>
-        <w:rPr>
-          <w:sz w:val="24"/>
-        </w:rPr>
-        <w:t>秩</w:t>
-      </w:r>
-      <w:proofErr w:type="gramEnd"/>
-      <w:r>
-        <w:rPr>
-          <w:sz w:val="24"/>
-        </w:rPr>
-        <w:t>，该数值</w:t>
-      </w:r>
-      <w:proofErr w:type="gramStart"/>
-      <w:r>
-        <w:rPr>
-          <w:sz w:val="24"/>
-        </w:rPr>
-        <w:t>秩</w:t>
-      </w:r>
-      <w:proofErr w:type="gramEnd"/>
-      <w:r>
-        <w:rPr>
-          <w:sz w:val="24"/>
-        </w:rPr>
-        <w:t>是大于阈值的奇异值的数量。</w:t>
+        <w:t>的这种同质设计，我们利用内在秩来分析每个阶段的冗余性。</w:t>
+      </w:r>
+      <w:r>
+        <w:rPr>
+          <w:sz w:val="24"/>
+        </w:rPr>
+        <w:t>具体来说，我们计算每个阶段最后一个基础模块中最后一个卷积层的数值秩，该数值秩是大于阈值的奇异值的数量。</w:t>
       </w:r>
       <w:r>
         <w:rPr>
@@ -19082,21 +18666,7 @@
         <w:rPr>
           <w:sz w:val="24"/>
         </w:rPr>
-        <w:t>效率权衡并不理想。为了解决这个问题，我们提出了一种基于</w:t>
-      </w:r>
-      <w:proofErr w:type="gramStart"/>
-      <w:r>
-        <w:rPr>
-          <w:sz w:val="24"/>
-        </w:rPr>
-        <w:t>秩</w:t>
-      </w:r>
-      <w:proofErr w:type="gramEnd"/>
-      <w:r>
-        <w:rPr>
-          <w:sz w:val="24"/>
-        </w:rPr>
-        <w:t>的模块设计方案，旨在通过紧凑的架构设计降低那些被证明冗余的阶段的复杂度。我们首先提出了一种紧凑的倒置模块（</w:t>
+        <w:t>效率权衡并不理想。为了解决这个问题，我们提出了一种基于秩的模块设计方案，旨在通过紧凑的架构设计降低那些被证明冗余的阶段的复杂度。我们首先提出了一种紧凑的倒置模块（</w:t>
       </w:r>
       <w:r>
         <w:rPr>
@@ -19308,35 +18878,7 @@
         <w:rPr>
           <w:sz w:val="24"/>
         </w:rPr>
-        <w:t>）。然后，我们提出了一种基于</w:t>
-      </w:r>
-      <w:proofErr w:type="gramStart"/>
-      <w:r>
-        <w:rPr>
-          <w:sz w:val="24"/>
-        </w:rPr>
-        <w:t>秩</w:t>
-      </w:r>
-      <w:proofErr w:type="gramEnd"/>
-      <w:r>
-        <w:rPr>
-          <w:sz w:val="24"/>
-        </w:rPr>
-        <w:t>的模块分配策略，以在保持竞争力的容量的同时实现最佳效率。具体而言，给定一个模型，我们按各阶段的内在</w:t>
-      </w:r>
-      <w:proofErr w:type="gramStart"/>
-      <w:r>
-        <w:rPr>
-          <w:sz w:val="24"/>
-        </w:rPr>
-        <w:t>秩</w:t>
-      </w:r>
-      <w:proofErr w:type="gramEnd"/>
-      <w:r>
-        <w:rPr>
-          <w:sz w:val="24"/>
-        </w:rPr>
-        <w:t>升序排序。我们进一步检查将领先阶段的基本模块替换为</w:t>
+        <w:t>）。然后，我们提出了一种基于秩的模块分配策略，以在保持竞争力的容量的同时实现最佳效率。具体而言，给定一个模型，我们按各阶段的内在秩升序排序。我们进一步检查将领先阶段的基本模块替换为</w:t>
       </w:r>
       <w:r>
         <w:rPr>
@@ -19362,21 +18904,7 @@
         <w:rPr>
           <w:sz w:val="24"/>
         </w:rPr>
-        <w:t>以准确性为驱动的模型设计。我们进一步探索大核卷积和自注意力机制，以实现准确性驱动的设计，旨在</w:t>
-      </w:r>
-      <w:proofErr w:type="gramStart"/>
-      <w:r>
-        <w:rPr>
-          <w:sz w:val="24"/>
-        </w:rPr>
-        <w:t>在</w:t>
-      </w:r>
-      <w:proofErr w:type="gramEnd"/>
-      <w:r>
-        <w:rPr>
-          <w:sz w:val="24"/>
-        </w:rPr>
-        <w:t>最低成本下提升性能。</w:t>
+        <w:t>以准确性为驱动的模型设计。我们进一步探索大核卷积和自注意力机制，以实现准确性驱动的设计，旨在在最低成本下提升性能。</w:t>
       </w:r>
     </w:p>
     <w:p>
@@ -19681,44 +19209,14 @@
         <w:rPr>
           <w:sz w:val="24"/>
         </w:rPr>
-        <w:t>中查询和</w:t>
-      </w:r>
-      <w:proofErr w:type="gramStart"/>
-      <w:r>
-        <w:rPr>
-          <w:sz w:val="24"/>
-        </w:rPr>
-        <w:t>键的</w:t>
-      </w:r>
-      <w:proofErr w:type="gramEnd"/>
-      <w:r>
-        <w:rPr>
-          <w:sz w:val="24"/>
-        </w:rPr>
-        <w:t>维度</w:t>
-      </w:r>
-      <w:proofErr w:type="gramStart"/>
-      <w:r>
-        <w:rPr>
-          <w:sz w:val="24"/>
-        </w:rPr>
-        <w:t>设置为值维</w:t>
-      </w:r>
-      <w:proofErr w:type="gramEnd"/>
-      <w:r>
-        <w:rPr>
-          <w:sz w:val="24"/>
-        </w:rPr>
-        <w:t>度的一半，并用</w:t>
-      </w:r>
-      <w:proofErr w:type="spellStart"/>
+        <w:t>中查询和键的维度设置为值维度的一半，并用</w:t>
+      </w:r>
       <w:r>
         <w:rPr>
           <w:sz w:val="24"/>
         </w:rPr>
         <w:t>BatchNorm</w:t>
       </w:r>
-      <w:proofErr w:type="spellEnd"/>
       <w:r>
         <w:rPr>
           <w:sz w:val="24"/>
@@ -19729,16 +19227,8 @@
         <w:rPr>
           <w:sz w:val="24"/>
         </w:rPr>
-        <w:t xml:space="preserve"> </w:t>
-      </w:r>
-      <w:proofErr w:type="spellStart"/>
-      <w:r>
-        <w:rPr>
-          <w:sz w:val="24"/>
-        </w:rPr>
-        <w:t>LayerNorm</w:t>
-      </w:r>
-      <w:proofErr w:type="spellEnd"/>
+        <w:t xml:space="preserve"> LayerNorm</w:t>
+      </w:r>
       <w:r>
         <w:rPr>
           <w:sz w:val="24"/>
@@ -19767,35 +19257,7 @@
         <w:rPr>
           <w:sz w:val="24"/>
         </w:rPr>
-        <w:t>阶段之后放置，避免了自注意力的二次计算复杂</w:t>
-      </w:r>
-      <w:proofErr w:type="gramStart"/>
-      <w:r>
-        <w:rPr>
-          <w:sz w:val="24"/>
-        </w:rPr>
-        <w:t>度带来</w:t>
-      </w:r>
-      <w:proofErr w:type="gramEnd"/>
-      <w:r>
-        <w:rPr>
-          <w:sz w:val="24"/>
-        </w:rPr>
-        <w:t>的过高开销。通过这种方式，全球表示学习能力可以以</w:t>
-      </w:r>
-      <w:proofErr w:type="gramStart"/>
-      <w:r>
-        <w:rPr>
-          <w:sz w:val="24"/>
-        </w:rPr>
-        <w:t>低计算</w:t>
-      </w:r>
-      <w:proofErr w:type="gramEnd"/>
-      <w:r>
-        <w:rPr>
-          <w:sz w:val="24"/>
-        </w:rPr>
-        <w:t>成本融合到</w:t>
+        <w:t>阶段之后放置，避免了自注意力的二次计算复杂度带来的过高开销。通过这种方式，全球表示学习能力可以以低计算成本融合到</w:t>
       </w:r>
       <w:r>
         <w:rPr>
@@ -19818,7 +19280,7 @@
           <w:rFonts w:ascii="Times New Roman" w:hAnsi="Times New Roman"/>
         </w:rPr>
       </w:pPr>
-      <w:bookmarkStart w:id="14" w:name="_Ref219128648"/>
+      <w:bookmarkStart w:id="13" w:name="_Ref219128648"/>
       <w:r>
         <w:rPr>
           <w:rFonts w:ascii="Times New Roman" w:hAnsi="Times New Roman" w:hint="eastAsia"/>
@@ -19923,26 +19385,12 @@
         </w:rPr>
         <w:fldChar w:fldCharType="end"/>
       </w:r>
-      <w:bookmarkEnd w:id="14"/>
+      <w:bookmarkEnd w:id="13"/>
       <w:r>
         <w:rPr>
           <w:rFonts w:ascii="Times New Roman" w:hAnsi="Times New Roman" w:hint="eastAsia"/>
         </w:rPr>
-        <w:t>与最先进技术的比较。延迟使用官方</w:t>
-      </w:r>
-      <w:proofErr w:type="gramStart"/>
-      <w:r>
-        <w:rPr>
-          <w:rFonts w:ascii="Times New Roman" w:hAnsi="Times New Roman" w:hint="eastAsia"/>
-        </w:rPr>
-        <w:t>预训练</w:t>
-      </w:r>
-      <w:proofErr w:type="gramEnd"/>
-      <w:r>
-        <w:rPr>
-          <w:rFonts w:ascii="Times New Roman" w:hAnsi="Times New Roman" w:hint="eastAsia"/>
-        </w:rPr>
-        <w:t>模型测量。延迟</w:t>
+        <w:t>与最先进技术的比较。延迟使用官方预训练模型测量。延迟</w:t>
       </w:r>
       <w:r>
         <w:rPr>
@@ -20073,23 +19521,7 @@
                 <w:spacing w:val="-2"/>
                 <w:sz w:val="18"/>
               </w:rPr>
-              <w:t>#</w:t>
-            </w:r>
-            <w:proofErr w:type="gramStart"/>
-            <w:r>
-              <w:rPr>
-                <w:spacing w:val="-2"/>
-                <w:sz w:val="18"/>
-              </w:rPr>
-              <w:t>Param.(</w:t>
-            </w:r>
-            <w:proofErr w:type="gramEnd"/>
-            <w:r>
-              <w:rPr>
-                <w:spacing w:val="-2"/>
-                <w:sz w:val="18"/>
-              </w:rPr>
-              <w:t>M)</w:t>
+              <w:t>#Param.(M)</w:t>
             </w:r>
           </w:p>
         </w:tc>
@@ -20136,8 +19568,6 @@
                 <w:sz w:val="18"/>
               </w:rPr>
             </w:pPr>
-            <w:proofErr w:type="spellStart"/>
-            <w:proofErr w:type="gramStart"/>
             <w:r>
               <w:rPr>
                 <w:spacing w:val="-2"/>
@@ -20157,23 +19587,13 @@
               </w:rPr>
               <w:t>val</w:t>
             </w:r>
-            <w:proofErr w:type="spellEnd"/>
             <w:r>
               <w:rPr>
                 <w:spacing w:val="-2"/>
                 <w:w w:val="105"/>
                 <w:sz w:val="18"/>
               </w:rPr>
-              <w:t>(</w:t>
-            </w:r>
-            <w:proofErr w:type="gramEnd"/>
-            <w:r>
-              <w:rPr>
-                <w:spacing w:val="-2"/>
-                <w:w w:val="105"/>
-                <w:sz w:val="18"/>
-              </w:rPr>
-              <w:t>%)</w:t>
+              <w:t>(%)</w:t>
             </w:r>
           </w:p>
         </w:tc>
@@ -20199,23 +19619,7 @@
                 <w:spacing w:val="-2"/>
                 <w:sz w:val="18"/>
               </w:rPr>
-              <w:t>Latency(</w:t>
-            </w:r>
-            <w:proofErr w:type="spellStart"/>
-            <w:r>
-              <w:rPr>
-                <w:spacing w:val="-2"/>
-                <w:sz w:val="18"/>
-              </w:rPr>
-              <w:t>ms</w:t>
-            </w:r>
-            <w:proofErr w:type="spellEnd"/>
-            <w:r>
-              <w:rPr>
-                <w:spacing w:val="-2"/>
-                <w:sz w:val="18"/>
-              </w:rPr>
-              <w:t>)</w:t>
+              <w:t>Latency(ms)</w:t>
             </w:r>
           </w:p>
         </w:tc>
@@ -20236,7 +19640,6 @@
                 <w:sz w:val="18"/>
               </w:rPr>
             </w:pPr>
-            <w:proofErr w:type="spellStart"/>
             <w:r>
               <w:rPr>
                 <w:sz w:val="18"/>
@@ -20252,7 +19655,6 @@
               </w:rPr>
               <w:t>f</w:t>
             </w:r>
-            <w:proofErr w:type="spellEnd"/>
             <w:r>
               <w:rPr>
                 <w:rFonts w:ascii="Bookman Old Style"/>
@@ -20267,23 +19669,7 @@
                 <w:spacing w:val="-4"/>
                 <w:sz w:val="18"/>
               </w:rPr>
-              <w:t>(</w:t>
-            </w:r>
-            <w:proofErr w:type="spellStart"/>
-            <w:r>
-              <w:rPr>
-                <w:spacing w:val="-4"/>
-                <w:sz w:val="18"/>
-              </w:rPr>
-              <w:t>ms</w:t>
-            </w:r>
-            <w:proofErr w:type="spellEnd"/>
-            <w:r>
-              <w:rPr>
-                <w:spacing w:val="-4"/>
-                <w:sz w:val="18"/>
-              </w:rPr>
-              <w:t>)</w:t>
+              <w:t>(ms)</w:t>
             </w:r>
           </w:p>
         </w:tc>
@@ -25361,7 +24747,7 @@
           <w:szCs w:val="30"/>
         </w:rPr>
       </w:pPr>
-      <w:bookmarkStart w:id="15" w:name="_Toc219291896"/>
+      <w:bookmarkStart w:id="14" w:name="_Toc226302960"/>
       <w:r>
         <w:rPr>
           <w:rFonts w:eastAsia="黑体" w:hAnsi="黑体"/>
@@ -25371,7 +24757,7 @@
         <w:lastRenderedPageBreak/>
         <w:t>实验</w:t>
       </w:r>
-      <w:bookmarkEnd w:id="15"/>
+      <w:bookmarkEnd w:id="14"/>
     </w:p>
     <w:p>
       <w:pPr>
@@ -25388,7 +24774,7 @@
           <w:szCs w:val="28"/>
         </w:rPr>
       </w:pPr>
-      <w:bookmarkStart w:id="16" w:name="_Toc219291897"/>
+      <w:bookmarkStart w:id="15" w:name="_Toc226302961"/>
       <w:r>
         <w:rPr>
           <w:rFonts w:eastAsia="黑体" w:hAnsi="黑体"/>
@@ -25397,7 +24783,7 @@
         </w:rPr>
         <w:t>实施细节</w:t>
       </w:r>
-      <w:bookmarkEnd w:id="16"/>
+      <w:bookmarkEnd w:id="15"/>
     </w:p>
     <w:p>
       <w:pPr>
@@ -25565,21 +24951,7 @@
         <w:rPr>
           <w:sz w:val="24"/>
         </w:rPr>
-        <w:t xml:space="preserve"> </w:t>
-      </w:r>
-      <w:proofErr w:type="spellStart"/>
-      <w:r>
-        <w:rPr>
-          <w:sz w:val="24"/>
-        </w:rPr>
-        <w:t>TensorRT</w:t>
-      </w:r>
-      <w:proofErr w:type="spellEnd"/>
-      <w:r>
-        <w:rPr>
-          <w:sz w:val="24"/>
-        </w:rPr>
-        <w:t xml:space="preserve"> FP16</w:t>
+        <w:t xml:space="preserve"> TensorRT FP16</w:t>
       </w:r>
       <w:r>
         <w:rPr>
@@ -25615,7 +24987,7 @@
           <w:szCs w:val="28"/>
         </w:rPr>
       </w:pPr>
-      <w:bookmarkStart w:id="17" w:name="_Toc219291898"/>
+      <w:bookmarkStart w:id="16" w:name="_Toc226302962"/>
       <w:r>
         <w:rPr>
           <w:rFonts w:eastAsia="黑体" w:hAnsi="黑体"/>
@@ -25624,7 +24996,7 @@
         </w:rPr>
         <w:t>与最先进技术的比较</w:t>
       </w:r>
-      <w:bookmarkEnd w:id="17"/>
+      <w:bookmarkEnd w:id="16"/>
     </w:p>
     <w:p>
       <w:pPr>
@@ -26278,14 +25650,12 @@
         </w:rPr>
         <w:t>模型进行了比较。在这种情况下，我们考虑模型前向过程的性能和延迟（</w:t>
       </w:r>
-      <w:proofErr w:type="spellStart"/>
       <w:r>
         <w:rPr>
           <w:sz w:val="24"/>
         </w:rPr>
         <w:t>Latency_f</w:t>
       </w:r>
-      <w:proofErr w:type="spellEnd"/>
       <w:r>
         <w:rPr>
           <w:sz w:val="24"/>
@@ -26432,7 +25802,7 @@
           <w:rFonts w:ascii="Times New Roman" w:hAnsi="Times New Roman"/>
         </w:rPr>
       </w:pPr>
-      <w:bookmarkStart w:id="18" w:name="_Ref219237663"/>
+      <w:bookmarkStart w:id="17" w:name="_Ref219237663"/>
       <w:r>
         <w:rPr>
           <w:rFonts w:ascii="Times New Roman" w:hAnsi="Times New Roman" w:hint="eastAsia"/>
@@ -26538,7 +25908,7 @@
         </w:rPr>
         <w:fldChar w:fldCharType="end"/>
       </w:r>
-      <w:bookmarkEnd w:id="18"/>
+      <w:bookmarkEnd w:id="17"/>
       <w:r>
         <w:rPr>
           <w:rFonts w:ascii="Times New Roman" w:hAnsi="Times New Roman" w:hint="eastAsia"/>
@@ -26674,19 +26044,11 @@
               </w:rPr>
               <w:t xml:space="preserve"> </w:t>
             </w:r>
-            <w:proofErr w:type="spellStart"/>
-            <w:r>
-              <w:rPr>
-                <w:sz w:val="18"/>
-              </w:rPr>
-              <w:t>Efficiency.Accuracy</w:t>
-            </w:r>
-            <w:proofErr w:type="spellEnd"/>
-            <w:r>
-              <w:rPr>
-                <w:sz w:val="18"/>
-              </w:rPr>
-              <w:t>.</w:t>
+            <w:r>
+              <w:rPr>
+                <w:sz w:val="18"/>
+              </w:rPr>
+              <w:t>Efficiency.Accuracy.</w:t>
             </w:r>
           </w:p>
         </w:tc>
@@ -26711,21 +26073,7 @@
               <w:rPr>
                 <w:sz w:val="18"/>
               </w:rPr>
-              <w:t>#</w:t>
-            </w:r>
-            <w:proofErr w:type="gramStart"/>
-            <w:r>
-              <w:rPr>
-                <w:sz w:val="18"/>
-              </w:rPr>
-              <w:t>Param.(</w:t>
-            </w:r>
-            <w:proofErr w:type="gramEnd"/>
-            <w:r>
-              <w:rPr>
-                <w:sz w:val="18"/>
-              </w:rPr>
-              <w:t>M)</w:t>
+              <w:t>#Param.(M)</w:t>
             </w:r>
           </w:p>
         </w:tc>
@@ -26771,8 +26119,6 @@
                 <w:sz w:val="18"/>
               </w:rPr>
             </w:pPr>
-            <w:proofErr w:type="spellStart"/>
-            <w:proofErr w:type="gramStart"/>
             <w:r>
               <w:rPr>
                 <w:sz w:val="18"/>
@@ -26788,19 +26134,11 @@
               </w:rPr>
               <w:t>val</w:t>
             </w:r>
-            <w:proofErr w:type="spellEnd"/>
-            <w:r>
-              <w:rPr>
-                <w:sz w:val="18"/>
-              </w:rPr>
-              <w:t>(</w:t>
-            </w:r>
-            <w:proofErr w:type="gramEnd"/>
-            <w:r>
-              <w:rPr>
-                <w:sz w:val="18"/>
-              </w:rPr>
-              <w:t>%)</w:t>
+            <w:r>
+              <w:rPr>
+                <w:sz w:val="18"/>
+              </w:rPr>
+              <w:t>(%)</w:t>
             </w:r>
           </w:p>
         </w:tc>
@@ -26826,23 +26164,7 @@
                 <w:spacing w:val="-2"/>
                 <w:sz w:val="18"/>
               </w:rPr>
-              <w:t>Latency(</w:t>
-            </w:r>
-            <w:proofErr w:type="spellStart"/>
-            <w:r>
-              <w:rPr>
-                <w:spacing w:val="-2"/>
-                <w:sz w:val="18"/>
-              </w:rPr>
-              <w:t>ms</w:t>
-            </w:r>
-            <w:proofErr w:type="spellEnd"/>
-            <w:r>
-              <w:rPr>
-                <w:spacing w:val="-2"/>
-                <w:sz w:val="18"/>
-              </w:rPr>
-              <w:t>)</w:t>
+              <w:t>Latency(ms)</w:t>
             </w:r>
           </w:p>
         </w:tc>
@@ -28234,7 +27556,7 @@
           <w:rFonts w:ascii="Times New Roman" w:hAnsi="Times New Roman"/>
         </w:rPr>
       </w:pPr>
-      <w:bookmarkStart w:id="19" w:name="_Ref219237744"/>
+      <w:bookmarkStart w:id="18" w:name="_Ref219237744"/>
       <w:r>
         <w:rPr>
           <w:rFonts w:ascii="Times New Roman" w:hAnsi="Times New Roman" w:hint="eastAsia"/>
@@ -28337,7 +27659,7 @@
         </w:rPr>
         <w:fldChar w:fldCharType="end"/>
       </w:r>
-      <w:bookmarkEnd w:id="19"/>
+      <w:bookmarkEnd w:id="18"/>
       <w:r>
         <w:rPr>
           <w:rFonts w:ascii="Times New Roman" w:hAnsi="Times New Roman" w:hint="eastAsia"/>
@@ -28826,7 +28148,7 @@
           <w:rFonts w:ascii="Times New Roman" w:hAnsi="Times New Roman"/>
         </w:rPr>
       </w:pPr>
-      <w:bookmarkStart w:id="20" w:name="_Ref219237814"/>
+      <w:bookmarkStart w:id="19" w:name="_Ref219237814"/>
       <w:r>
         <w:rPr>
           <w:rFonts w:ascii="Times New Roman" w:hAnsi="Times New Roman" w:hint="eastAsia"/>
@@ -28929,7 +28251,7 @@
         </w:rPr>
         <w:fldChar w:fldCharType="end"/>
       </w:r>
-      <w:bookmarkEnd w:id="20"/>
+      <w:bookmarkEnd w:id="19"/>
       <w:r>
         <w:rPr>
           <w:rFonts w:ascii="Times New Roman" w:hAnsi="Times New Roman" w:hint="eastAsia"/>
@@ -30029,7 +29351,7 @@
           <w:rFonts w:ascii="Times New Roman" w:hAnsi="Times New Roman"/>
         </w:rPr>
       </w:pPr>
-      <w:bookmarkStart w:id="21" w:name="_Ref219290401"/>
+      <w:bookmarkStart w:id="20" w:name="_Ref219290401"/>
       <w:r>
         <w:rPr>
           <w:rFonts w:ascii="Times New Roman" w:hAnsi="Times New Roman" w:hint="eastAsia"/>
@@ -30132,7 +29454,7 @@
         </w:rPr>
         <w:fldChar w:fldCharType="end"/>
       </w:r>
-      <w:bookmarkEnd w:id="21"/>
+      <w:bookmarkEnd w:id="20"/>
       <w:r>
         <w:rPr>
           <w:rFonts w:ascii="Times New Roman" w:hAnsi="Times New Roman" w:hint="eastAsia"/>
@@ -30518,23 +29840,7 @@
                 <w:rFonts w:ascii="宋体" w:hAnsi="宋体"/>
                 <w:szCs w:val="21"/>
               </w:rPr>
-              <w:t>+</w:t>
-            </w:r>
-            <w:proofErr w:type="spellStart"/>
-            <w:r>
-              <w:rPr>
-                <w:rFonts w:ascii="宋体" w:hAnsi="宋体"/>
-                <w:szCs w:val="21"/>
-              </w:rPr>
-              <w:t>cls</w:t>
-            </w:r>
-            <w:proofErr w:type="spellEnd"/>
-            <w:r>
-              <w:rPr>
-                <w:rFonts w:ascii="宋体" w:hAnsi="宋体"/>
-                <w:szCs w:val="21"/>
-              </w:rPr>
-              <w:t>.</w:t>
+              <w:t>+cls.</w:t>
             </w:r>
           </w:p>
         </w:tc>
@@ -30921,7 +30227,7 @@
           <w:szCs w:val="28"/>
         </w:rPr>
       </w:pPr>
-      <w:bookmarkStart w:id="22" w:name="_Toc219291899"/>
+      <w:bookmarkStart w:id="21" w:name="_Toc226302963"/>
       <w:r>
         <w:rPr>
           <w:rFonts w:eastAsia="黑体" w:hAnsi="黑体"/>
@@ -30930,7 +30236,7 @@
         </w:rPr>
         <w:t>模型分析</w:t>
       </w:r>
-      <w:bookmarkEnd w:id="22"/>
+      <w:bookmarkEnd w:id="21"/>
     </w:p>
     <w:p>
       <w:pPr>
@@ -31045,21 +30351,7 @@
         <w:rPr>
           <w:sz w:val="24"/>
         </w:rPr>
-        <w:t>中展示了消融结果。可以观察到，我们采用一致</w:t>
-      </w:r>
-      <w:proofErr w:type="gramStart"/>
-      <w:r>
-        <w:rPr>
-          <w:sz w:val="24"/>
-        </w:rPr>
-        <w:t>双分配</w:t>
-      </w:r>
-      <w:proofErr w:type="gramEnd"/>
-      <w:r>
-        <w:rPr>
-          <w:sz w:val="24"/>
-        </w:rPr>
-        <w:t>的无</w:t>
+        <w:t>中展示了消融结果。可以观察到，我们采用一致双分配的无</w:t>
       </w:r>
       <w:r>
         <w:rPr>
@@ -31256,7 +30548,7 @@
           <w:szCs w:val="24"/>
         </w:rPr>
       </w:pPr>
-      <w:bookmarkStart w:id="23" w:name="_Toc219291900"/>
+      <w:bookmarkStart w:id="22" w:name="_Toc226302964"/>
       <w:r>
         <w:rPr>
           <w:rFonts w:eastAsia="黑体" w:hAnsi="黑体"/>
@@ -31265,7 +30557,7 @@
         <w:lastRenderedPageBreak/>
         <w:t>针对NMS的免费训练分析</w:t>
       </w:r>
-      <w:bookmarkEnd w:id="23"/>
+      <w:bookmarkEnd w:id="22"/>
     </w:p>
     <w:p>
       <w:pPr>
@@ -32292,8 +31584,8 @@
           <w:rFonts w:hint="eastAsia"/>
         </w:rPr>
       </w:pPr>
-      <w:bookmarkStart w:id="24" w:name="_Ref219239922"/>
-      <w:bookmarkStart w:id="25" w:name="_Ref219239915"/>
+      <w:bookmarkStart w:id="23" w:name="_Ref219239922"/>
+      <w:bookmarkStart w:id="24" w:name="_Ref219239915"/>
       <w:r>
         <w:rPr>
           <w:rFonts w:hint="eastAsia"/>
@@ -32398,22 +31690,14 @@
         </w:rPr>
         <w:fldChar w:fldCharType="end"/>
       </w:r>
+      <w:bookmarkEnd w:id="23"/>
+      <w:r>
+        <w:rPr>
+          <w:rFonts w:hint="eastAsia"/>
+        </w:rPr>
+        <w:t>每个锚点提取特征与所有其他特征的平均余弦相似度</w:t>
+      </w:r>
       <w:bookmarkEnd w:id="24"/>
-      <w:proofErr w:type="gramStart"/>
-      <w:r>
-        <w:rPr>
-          <w:rFonts w:hint="eastAsia"/>
-        </w:rPr>
-        <w:t>每个锚点提取</w:t>
-      </w:r>
-      <w:proofErr w:type="gramEnd"/>
-      <w:r>
-        <w:rPr>
-          <w:rFonts w:hint="eastAsia"/>
-        </w:rPr>
-        <w:t>特征与所有其他特征的平均余弦相似度</w:t>
-      </w:r>
-      <w:bookmarkEnd w:id="25"/>
     </w:p>
     <w:p>
       <w:pPr>
@@ -32437,8 +31721,8 @@
           <w:rFonts w:ascii="Times New Roman" w:hAnsi="Times New Roman"/>
         </w:rPr>
       </w:pPr>
-      <w:bookmarkStart w:id="26" w:name="_Ref219239752"/>
-      <w:bookmarkStart w:id="27" w:name="_Ref219239746"/>
+      <w:bookmarkStart w:id="25" w:name="_Ref219239752"/>
+      <w:bookmarkStart w:id="26" w:name="_Ref219239746"/>
       <w:r>
         <w:rPr>
           <w:rFonts w:ascii="Times New Roman" w:hAnsi="Times New Roman" w:hint="eastAsia"/>
@@ -32543,14 +31827,14 @@
         </w:rPr>
         <w:fldChar w:fldCharType="end"/>
       </w:r>
+      <w:bookmarkEnd w:id="25"/>
+      <w:r>
+        <w:rPr>
+          <w:rFonts w:ascii="Times New Roman" w:hAnsi="Times New Roman" w:hint="eastAsia"/>
+        </w:rPr>
+        <w:t>分类结果</w:t>
+      </w:r>
       <w:bookmarkEnd w:id="26"/>
-      <w:r>
-        <w:rPr>
-          <w:rFonts w:ascii="Times New Roman" w:hAnsi="Times New Roman" w:hint="eastAsia"/>
-        </w:rPr>
-        <w:t>分类结果</w:t>
-      </w:r>
-      <w:bookmarkEnd w:id="27"/>
     </w:p>
     <w:tbl>
       <w:tblPr>
@@ -32644,23 +31928,7 @@
                 <w:rFonts w:ascii="宋体" w:hAnsi="宋体"/>
                 <w:szCs w:val="21"/>
               </w:rPr>
-              <w:t>+</w:t>
-            </w:r>
-            <w:proofErr w:type="spellStart"/>
-            <w:r>
-              <w:rPr>
-                <w:rFonts w:ascii="宋体" w:hAnsi="宋体"/>
-                <w:szCs w:val="21"/>
-              </w:rPr>
-              <w:t>cls</w:t>
-            </w:r>
-            <w:proofErr w:type="spellEnd"/>
-            <w:r>
-              <w:rPr>
-                <w:rFonts w:ascii="宋体" w:hAnsi="宋体"/>
-                <w:szCs w:val="21"/>
-              </w:rPr>
-              <w:t>.</w:t>
+              <w:t>+cls.</w:t>
             </w:r>
           </w:p>
         </w:tc>
@@ -33124,7 +32392,7 @@
           <w:rFonts w:ascii="Times New Roman" w:hAnsi="Times New Roman"/>
         </w:rPr>
       </w:pPr>
-      <w:bookmarkStart w:id="28" w:name="_Ref219290543"/>
+      <w:bookmarkStart w:id="27" w:name="_Ref219290543"/>
       <w:r>
         <w:rPr>
           <w:rFonts w:ascii="Times New Roman" w:hAnsi="Times New Roman" w:hint="eastAsia"/>
@@ -33229,21 +32497,13 @@
         </w:rPr>
         <w:fldChar w:fldCharType="end"/>
       </w:r>
-      <w:bookmarkEnd w:id="28"/>
+      <w:bookmarkEnd w:id="27"/>
       <w:r>
         <w:rPr>
           <w:rFonts w:ascii="Times New Roman" w:hAnsi="Times New Roman" w:hint="eastAsia"/>
         </w:rPr>
-        <w:t xml:space="preserve"> </w:t>
-      </w:r>
-      <w:proofErr w:type="spellStart"/>
-      <w:r>
-        <w:rPr>
-          <w:rFonts w:ascii="Times New Roman" w:hAnsi="Times New Roman" w:hint="eastAsia"/>
-        </w:rPr>
-        <w:t>d.s.</w:t>
-      </w:r>
-      <w:proofErr w:type="spellEnd"/>
+        <w:t xml:space="preserve"> d.s.</w:t>
+      </w:r>
       <w:r>
         <w:rPr>
           <w:rFonts w:ascii="Times New Roman" w:hAnsi="Times New Roman" w:hint="eastAsia"/>
@@ -33618,7 +32878,7 @@
           <w:rFonts w:ascii="Times New Roman" w:hAnsi="Times New Roman"/>
         </w:rPr>
       </w:pPr>
-      <w:bookmarkStart w:id="29" w:name="_Ref219290591"/>
+      <w:bookmarkStart w:id="28" w:name="_Ref219290591"/>
       <w:r>
         <w:rPr>
           <w:rFonts w:ascii="Times New Roman" w:hAnsi="Times New Roman" w:hint="eastAsia"/>
@@ -33721,7 +32981,7 @@
         </w:rPr>
         <w:fldChar w:fldCharType="end"/>
       </w:r>
-      <w:bookmarkEnd w:id="29"/>
+      <w:bookmarkEnd w:id="28"/>
       <w:r>
         <w:rPr>
           <w:rFonts w:ascii="Times New Roman" w:hAnsi="Times New Roman"/>
@@ -34164,7 +33424,7 @@
           <w:rFonts w:ascii="Times New Roman" w:hAnsi="Times New Roman"/>
         </w:rPr>
       </w:pPr>
-      <w:bookmarkStart w:id="30" w:name="_Ref219290627"/>
+      <w:bookmarkStart w:id="29" w:name="_Ref219290627"/>
       <w:r>
         <w:rPr>
           <w:rFonts w:ascii="Times New Roman" w:hAnsi="Times New Roman" w:hint="eastAsia"/>
@@ -34269,7 +33529,7 @@
         </w:rPr>
         <w:fldChar w:fldCharType="end"/>
       </w:r>
-      <w:bookmarkEnd w:id="30"/>
+      <w:bookmarkEnd w:id="29"/>
       <w:r>
         <w:rPr>
           <w:rFonts w:ascii="Times New Roman" w:hAnsi="Times New Roman" w:hint="eastAsia"/>
@@ -34901,21 +34161,7 @@
         <w:rPr>
           <w:sz w:val="24"/>
         </w:rPr>
-        <w:t>的更明显性能差距。相比之下，具有更强能力和更具判别</w:t>
-      </w:r>
-      <w:proofErr w:type="gramStart"/>
-      <w:r>
-        <w:rPr>
-          <w:sz w:val="24"/>
-        </w:rPr>
-        <w:t>力特征</w:t>
-      </w:r>
-      <w:proofErr w:type="gramEnd"/>
-      <w:r>
-        <w:rPr>
-          <w:sz w:val="24"/>
-        </w:rPr>
-        <w:t>的</w:t>
+        <w:t>的更明显性能差距。相比之下，具有更强能力和更具判别力特征的</w:t>
       </w:r>
       <w:r>
         <w:rPr>
@@ -35012,49 +34258,7 @@
         <w:rPr>
           <w:sz w:val="24"/>
         </w:rPr>
-        <w:t>验证集中</w:t>
-      </w:r>
-      <w:proofErr w:type="gramStart"/>
-      <w:r>
-        <w:rPr>
-          <w:sz w:val="24"/>
-        </w:rPr>
-        <w:t>每个锚点提取</w:t>
-      </w:r>
-      <w:proofErr w:type="gramEnd"/>
-      <w:r>
-        <w:rPr>
-          <w:sz w:val="24"/>
-        </w:rPr>
-        <w:t>的特征与其他</w:t>
-      </w:r>
-      <w:proofErr w:type="gramStart"/>
-      <w:r>
-        <w:rPr>
-          <w:sz w:val="24"/>
-        </w:rPr>
-        <w:t>所有锚点特征</w:t>
-      </w:r>
-      <w:proofErr w:type="gramEnd"/>
-      <w:r>
-        <w:rPr>
-          <w:sz w:val="24"/>
-        </w:rPr>
-        <w:t>的平均余弦相似度。我们观察到，随着模型规模的增加，</w:t>
-      </w:r>
-      <w:proofErr w:type="gramStart"/>
-      <w:r>
-        <w:rPr>
-          <w:sz w:val="24"/>
-        </w:rPr>
-        <w:t>锚点之间</w:t>
-      </w:r>
-      <w:proofErr w:type="gramEnd"/>
-      <w:r>
-        <w:rPr>
-          <w:sz w:val="24"/>
-        </w:rPr>
-        <w:t>的特征相似度呈下降趋势，这有利于一对一匹配。基于这一见解，我们将在未来的工作中探索进一步缩小差距并实现更高端到端性能的方法。</w:t>
+        <w:t>验证集中每个锚点提取的特征与其他所有锚点特征的平均余弦相似度。我们观察到，随着模型规模的增加，锚点之间的特征相似度呈下降趋势，这有利于一对一匹配。基于这一见解，我们将在未来的工作中探索进一步缩小差距并实现更高端到端性能的方法。</w:t>
       </w:r>
     </w:p>
     <w:p>
@@ -35071,7 +34275,7 @@
           <w:szCs w:val="24"/>
         </w:rPr>
       </w:pPr>
-      <w:bookmarkStart w:id="31" w:name="_Toc219291901"/>
+      <w:bookmarkStart w:id="30" w:name="_Toc226302965"/>
       <w:r>
         <w:rPr>
           <w:rFonts w:eastAsia="黑体" w:hAnsi="黑体"/>
@@ -35079,7 +34283,7 @@
         </w:rPr>
         <w:t>用于高效驱动的模型设计分析</w:t>
       </w:r>
-      <w:bookmarkEnd w:id="31"/>
+      <w:bookmarkEnd w:id="30"/>
     </w:p>
     <w:p>
       <w:pPr>
@@ -35303,21 +34507,7 @@
         <w:rPr>
           <w:sz w:val="24"/>
         </w:rPr>
-        <w:t>通道解耦下采样以及</w:t>
-      </w:r>
-      <w:proofErr w:type="gramStart"/>
-      <w:r>
-        <w:rPr>
-          <w:sz w:val="24"/>
-        </w:rPr>
-        <w:t>秩</w:t>
-      </w:r>
-      <w:proofErr w:type="gramEnd"/>
-      <w:r>
-        <w:rPr>
-          <w:sz w:val="24"/>
-        </w:rPr>
-        <w:t>引导块设计，都有助于减少参数数量、</w:t>
+        <w:t>通道解耦下采样以及秩引导块设计，都有助于减少参数数量、</w:t>
       </w:r>
       <w:r>
         <w:rPr>
@@ -36445,21 +35635,7 @@
         <w:rPr>
           <w:sz w:val="24"/>
         </w:rPr>
-        <w:t>相比，通过在</w:t>
-      </w:r>
-      <w:proofErr w:type="gramStart"/>
-      <w:r>
-        <w:rPr>
-          <w:sz w:val="24"/>
-        </w:rPr>
-        <w:t>前端再</w:t>
-      </w:r>
-      <w:proofErr w:type="gramEnd"/>
-      <w:r>
-        <w:rPr>
-          <w:sz w:val="24"/>
-        </w:rPr>
-        <w:t>添加一个</w:t>
+        <w:t>相比，通过在前端再添加一个</w:t>
       </w:r>
       <w:r>
         <w:rPr>
@@ -36623,21 +35799,7 @@
         <w:rPr>
           <w:sz w:val="24"/>
         </w:rPr>
-        <w:t>验证了其优点。根据内在</w:t>
-      </w:r>
-      <w:proofErr w:type="gramStart"/>
-      <w:r>
-        <w:rPr>
-          <w:sz w:val="24"/>
-        </w:rPr>
-        <w:t>秩</w:t>
-      </w:r>
-      <w:proofErr w:type="gramEnd"/>
-      <w:r>
-        <w:rPr>
-          <w:sz w:val="24"/>
-        </w:rPr>
-        <w:t>升序排序的阶段为</w:t>
+        <w:t>验证了其优点。根据内在秩升序排序的阶段为</w:t>
       </w:r>
       <w:r>
         <w:rPr>
@@ -36856,21 +36018,7 @@
         <w:rPr>
           <w:sz w:val="24"/>
         </w:rPr>
-        <w:t>中，由于其内在</w:t>
-      </w:r>
-      <w:proofErr w:type="gramStart"/>
-      <w:r>
-        <w:rPr>
-          <w:sz w:val="24"/>
-        </w:rPr>
-        <w:t>秩</w:t>
-      </w:r>
-      <w:proofErr w:type="gramEnd"/>
-      <w:r>
-        <w:rPr>
-          <w:sz w:val="24"/>
-        </w:rPr>
-        <w:t>较低且冗余较多，因此我们可以采用高效的模块设计而不影响性能。这些结果表明，基于排序的模块设计可以作为提高模型效率的有效策略。</w:t>
+        <w:t>中，由于其内在秩较低且冗余较多，因此我们可以采用高效的模块设计而不影响性能。这些结果表明，基于排序的模块设计可以作为提高模型效率的有效策略。</w:t>
       </w:r>
     </w:p>
     <w:p>
@@ -36882,7 +36030,7 @@
           <w:rFonts w:ascii="Times New Roman" w:hAnsi="Times New Roman"/>
         </w:rPr>
       </w:pPr>
-      <w:bookmarkStart w:id="32" w:name="_Ref219291528"/>
+      <w:bookmarkStart w:id="31" w:name="_Ref219291528"/>
       <w:r>
         <w:rPr>
           <w:rFonts w:ascii="Times New Roman" w:hAnsi="Times New Roman" w:hint="eastAsia"/>
@@ -36987,7 +36135,7 @@
         </w:rPr>
         <w:fldChar w:fldCharType="end"/>
       </w:r>
-      <w:bookmarkEnd w:id="32"/>
+      <w:bookmarkEnd w:id="31"/>
       <w:r>
         <w:rPr>
           <w:rFonts w:ascii="Times New Roman" w:hAnsi="Times New Roman" w:hint="eastAsia"/>
@@ -37250,23 +36398,7 @@
                 <w:rFonts w:ascii="宋体" w:hAnsi="宋体"/>
                 <w:szCs w:val="21"/>
               </w:rPr>
-              <w:t>2 +</w:t>
-            </w:r>
-            <w:proofErr w:type="spellStart"/>
-            <w:r>
-              <w:rPr>
-                <w:rFonts w:ascii="宋体" w:hAnsi="宋体"/>
-                <w:szCs w:val="21"/>
-              </w:rPr>
-              <w:t>L.k</w:t>
-            </w:r>
-            <w:proofErr w:type="spellEnd"/>
-            <w:r>
-              <w:rPr>
-                <w:rFonts w:ascii="宋体" w:hAnsi="宋体"/>
-                <w:szCs w:val="21"/>
-              </w:rPr>
-              <w:t>.</w:t>
+              <w:t>2 +L.k.</w:t>
             </w:r>
           </w:p>
         </w:tc>
@@ -37431,7 +36563,7 @@
           <w:rFonts w:ascii="Times New Roman" w:hAnsi="Times New Roman"/>
         </w:rPr>
       </w:pPr>
-      <w:bookmarkStart w:id="33" w:name="_Ref219291574"/>
+      <w:bookmarkStart w:id="32" w:name="_Ref219291574"/>
       <w:r>
         <w:rPr>
           <w:rFonts w:ascii="Times New Roman" w:hAnsi="Times New Roman" w:hint="eastAsia"/>
@@ -37536,26 +36668,12 @@
         </w:rPr>
         <w:fldChar w:fldCharType="end"/>
       </w:r>
-      <w:bookmarkEnd w:id="33"/>
+      <w:bookmarkEnd w:id="32"/>
       <w:r>
         <w:rPr>
           <w:rFonts w:ascii="Times New Roman" w:hAnsi="Times New Roman" w:hint="eastAsia"/>
         </w:rPr>
-        <w:t xml:space="preserve"> </w:t>
-      </w:r>
-      <w:proofErr w:type="spellStart"/>
-      <w:r>
-        <w:rPr>
-          <w:rFonts w:ascii="Times New Roman" w:hAnsi="Times New Roman" w:hint="eastAsia"/>
-        </w:rPr>
-        <w:t>L.k</w:t>
-      </w:r>
-      <w:proofErr w:type="spellEnd"/>
-      <w:r>
-        <w:rPr>
-          <w:rFonts w:ascii="Times New Roman" w:hAnsi="Times New Roman" w:hint="eastAsia"/>
-        </w:rPr>
-        <w:t xml:space="preserve">. </w:t>
+        <w:t xml:space="preserve"> L.k. </w:t>
       </w:r>
       <w:r>
         <w:rPr>
@@ -37716,21 +36834,12 @@
                 <w:szCs w:val="21"/>
               </w:rPr>
             </w:pPr>
-            <w:proofErr w:type="spellStart"/>
             <w:r>
               <w:rPr>
                 <w:rFonts w:ascii="宋体" w:hAnsi="宋体"/>
                 <w:szCs w:val="21"/>
               </w:rPr>
-              <w:t>k.s.</w:t>
-            </w:r>
-            <w:proofErr w:type="spellEnd"/>
-            <w:r>
-              <w:rPr>
-                <w:rFonts w:ascii="宋体" w:hAnsi="宋体"/>
-                <w:szCs w:val="21"/>
-              </w:rPr>
-              <w:t>=5</w:t>
+              <w:t>k.s.=5</w:t>
             </w:r>
           </w:p>
         </w:tc>
@@ -37812,21 +36921,12 @@
                 <w:szCs w:val="21"/>
               </w:rPr>
             </w:pPr>
-            <w:proofErr w:type="spellStart"/>
             <w:r>
               <w:rPr>
                 <w:rFonts w:ascii="宋体" w:hAnsi="宋体"/>
                 <w:szCs w:val="21"/>
               </w:rPr>
-              <w:t>k.s.</w:t>
-            </w:r>
-            <w:proofErr w:type="spellEnd"/>
-            <w:r>
-              <w:rPr>
-                <w:rFonts w:ascii="宋体" w:hAnsi="宋体"/>
-                <w:szCs w:val="21"/>
-              </w:rPr>
-              <w:t>=</w:t>
+              <w:t>k.s.=</w:t>
             </w:r>
             <w:r>
               <w:rPr>
@@ -37916,21 +37016,12 @@
                 <w:szCs w:val="21"/>
               </w:rPr>
             </w:pPr>
-            <w:proofErr w:type="spellStart"/>
             <w:r>
               <w:rPr>
                 <w:rFonts w:ascii="宋体" w:hAnsi="宋体"/>
                 <w:szCs w:val="21"/>
               </w:rPr>
-              <w:t>k.s.</w:t>
-            </w:r>
-            <w:proofErr w:type="spellEnd"/>
-            <w:r>
-              <w:rPr>
-                <w:rFonts w:ascii="宋体" w:hAnsi="宋体"/>
-                <w:szCs w:val="21"/>
-              </w:rPr>
-              <w:t>=</w:t>
+              <w:t>k.s.=</w:t>
             </w:r>
             <w:r>
               <w:rPr>
@@ -38132,7 +37223,7 @@
           <w:rFonts w:ascii="Times New Roman" w:hAnsi="Times New Roman"/>
         </w:rPr>
       </w:pPr>
-      <w:bookmarkStart w:id="34" w:name="_Ref219291536"/>
+      <w:bookmarkStart w:id="33" w:name="_Ref219291536"/>
       <w:r>
         <w:rPr>
           <w:rFonts w:ascii="Times New Roman" w:hAnsi="Times New Roman" w:hint="eastAsia"/>
@@ -38238,26 +37329,12 @@
         </w:rPr>
         <w:fldChar w:fldCharType="end"/>
       </w:r>
-      <w:bookmarkEnd w:id="34"/>
+      <w:bookmarkEnd w:id="33"/>
       <w:r>
         <w:rPr>
           <w:rFonts w:ascii="Times New Roman" w:hAnsi="Times New Roman" w:hint="eastAsia"/>
         </w:rPr>
-        <w:t xml:space="preserve"> </w:t>
-      </w:r>
-      <w:proofErr w:type="spellStart"/>
-      <w:r>
-        <w:rPr>
-          <w:rFonts w:ascii="Times New Roman" w:hAnsi="Times New Roman" w:hint="eastAsia"/>
-        </w:rPr>
-        <w:t>L.k</w:t>
-      </w:r>
-      <w:proofErr w:type="spellEnd"/>
-      <w:r>
-        <w:rPr>
-          <w:rFonts w:ascii="Times New Roman" w:hAnsi="Times New Roman" w:hint="eastAsia"/>
-        </w:rPr>
-        <w:t xml:space="preserve">. </w:t>
+        <w:t xml:space="preserve"> L.k. </w:t>
       </w:r>
       <w:r>
         <w:rPr>
@@ -38331,23 +37408,7 @@
                 <w:rFonts w:ascii="宋体" w:hAnsi="宋体"/>
                 <w:szCs w:val="21"/>
               </w:rPr>
-              <w:t xml:space="preserve">w/o </w:t>
-            </w:r>
-            <w:proofErr w:type="spellStart"/>
-            <w:r>
-              <w:rPr>
-                <w:rFonts w:ascii="宋体" w:hAnsi="宋体"/>
-                <w:szCs w:val="21"/>
-              </w:rPr>
-              <w:t>L.k</w:t>
-            </w:r>
-            <w:proofErr w:type="spellEnd"/>
-            <w:r>
-              <w:rPr>
-                <w:rFonts w:ascii="宋体" w:hAnsi="宋体"/>
-                <w:szCs w:val="21"/>
-              </w:rPr>
-              <w:t>.</w:t>
+              <w:t>w/o L.k.</w:t>
             </w:r>
             <w:r>
               <w:rPr>
@@ -38381,23 +37442,7 @@
                 <w:rFonts w:ascii="宋体" w:hAnsi="宋体"/>
                 <w:szCs w:val="21"/>
               </w:rPr>
-              <w:t xml:space="preserve">w/ </w:t>
-            </w:r>
-            <w:proofErr w:type="spellStart"/>
-            <w:r>
-              <w:rPr>
-                <w:rFonts w:ascii="宋体" w:hAnsi="宋体"/>
-                <w:szCs w:val="21"/>
-              </w:rPr>
-              <w:t>L.k</w:t>
-            </w:r>
-            <w:proofErr w:type="spellEnd"/>
-            <w:r>
-              <w:rPr>
-                <w:rFonts w:ascii="宋体" w:hAnsi="宋体"/>
-                <w:szCs w:val="21"/>
-              </w:rPr>
-              <w:t>.</w:t>
+              <w:t>w/ L.k.</w:t>
             </w:r>
           </w:p>
         </w:tc>
@@ -38703,7 +37748,7 @@
           <w:rFonts w:ascii="Times New Roman" w:hAnsi="Times New Roman"/>
         </w:rPr>
       </w:pPr>
-      <w:bookmarkStart w:id="35" w:name="_Ref219291636"/>
+      <w:bookmarkStart w:id="34" w:name="_Ref219291636"/>
       <w:r>
         <w:rPr>
           <w:rFonts w:ascii="Times New Roman" w:hAnsi="Times New Roman" w:hint="eastAsia"/>
@@ -38808,7 +37853,7 @@
         </w:rPr>
         <w:fldChar w:fldCharType="end"/>
       </w:r>
-      <w:bookmarkEnd w:id="35"/>
+      <w:bookmarkEnd w:id="34"/>
       <w:r>
         <w:rPr>
           <w:rFonts w:ascii="Times New Roman" w:hAnsi="Times New Roman" w:hint="eastAsia"/>
@@ -39426,13 +38471,1210 @@
           <w:szCs w:val="24"/>
         </w:rPr>
       </w:pPr>
-      <w:bookmarkStart w:id="36" w:name="_Toc219291902"/>
+      <w:bookmarkStart w:id="35" w:name="_Toc226302966"/>
       <w:r>
         <w:rPr>
           <w:rFonts w:eastAsia="黑体" w:hAnsi="黑体"/>
           <w:szCs w:val="24"/>
         </w:rPr>
-        <w:t>用于精确驱动模型设计的分析。</w:t>
+        <w:t>用于精确驱动模型设计的分析</w:t>
+      </w:r>
+      <w:bookmarkEnd w:id="35"/>
+    </w:p>
+    <w:p>
+      <w:pPr>
+        <w:widowControl/>
+        <w:overflowPunct w:val="0"/>
+        <w:autoSpaceDE w:val="0"/>
+        <w:autoSpaceDN w:val="0"/>
+        <w:spacing w:line="300" w:lineRule="auto"/>
+        <w:ind w:firstLine="420"/>
+        <w:rPr>
+          <w:sz w:val="24"/>
+        </w:rPr>
+      </w:pPr>
+      <w:r>
+        <w:rPr>
+          <w:sz w:val="24"/>
+        </w:rPr>
+        <w:t>我们展示了基于</w:t>
+      </w:r>
+      <w:r>
+        <w:rPr>
+          <w:sz w:val="24"/>
+        </w:rPr>
+        <w:t>YOLOv10-S/M</w:t>
+      </w:r>
+      <w:r>
+        <w:rPr>
+          <w:sz w:val="24"/>
+        </w:rPr>
+        <w:t>逐步整合以精度为驱动的设计元素的结果。我们的基线是结合了以效率为驱动的设计后的</w:t>
+      </w:r>
+      <w:r>
+        <w:rPr>
+          <w:sz w:val="24"/>
+        </w:rPr>
+        <w:t xml:space="preserve"> YOLOv10-S/M</w:t>
+      </w:r>
+      <w:r>
+        <w:rPr>
+          <w:sz w:val="24"/>
+        </w:rPr>
+        <w:t>模型，即</w:t>
+      </w:r>
+      <w:r>
+        <w:rPr>
+          <w:sz w:val="24"/>
+        </w:rPr>
+        <w:fldChar w:fldCharType="begin"/>
+      </w:r>
+      <w:r>
+        <w:rPr>
+          <w:sz w:val="24"/>
+        </w:rPr>
+        <w:instrText xml:space="preserve"> REF _Ref219237663 \h </w:instrText>
+      </w:r>
+      <w:r>
+        <w:rPr>
+          <w:sz w:val="24"/>
+        </w:rPr>
+        <w:instrText xml:space="preserve"> \* MERGEFORMAT </w:instrText>
+      </w:r>
+      <w:r>
+        <w:rPr>
+          <w:sz w:val="24"/>
+        </w:rPr>
+      </w:r>
+      <w:r>
+        <w:rPr>
+          <w:sz w:val="24"/>
+        </w:rPr>
+        <w:fldChar w:fldCharType="separate"/>
+      </w:r>
+      <w:r>
+        <w:rPr>
+          <w:rFonts w:hint="eastAsia"/>
+        </w:rPr>
+        <w:t>表</w:t>
+      </w:r>
+      <w:r>
+        <w:rPr>
+          <w:rFonts w:hint="eastAsia"/>
+        </w:rPr>
+        <w:t xml:space="preserve"> </w:t>
+      </w:r>
+      <w:r>
+        <w:rPr>
+          <w:rFonts w:hint="eastAsia"/>
+          <w:noProof/>
+        </w:rPr>
+        <w:t>4.2</w:t>
+      </w:r>
+      <w:r>
+        <w:rPr>
+          <w:rFonts w:hint="eastAsia"/>
+        </w:rPr>
+        <w:noBreakHyphen/>
+      </w:r>
+      <w:r>
+        <w:rPr>
+          <w:rFonts w:hint="eastAsia"/>
+          <w:noProof/>
+        </w:rPr>
+        <w:t>2</w:t>
+      </w:r>
+      <w:r>
+        <w:rPr>
+          <w:sz w:val="24"/>
+        </w:rPr>
+        <w:fldChar w:fldCharType="end"/>
+      </w:r>
+      <w:r>
+        <w:rPr>
+          <w:sz w:val="24"/>
+        </w:rPr>
+        <w:t>中的</w:t>
+      </w:r>
+      <w:r>
+        <w:rPr>
+          <w:sz w:val="24"/>
+        </w:rPr>
+        <w:t>#3/#7</w:t>
+      </w:r>
+      <w:r>
+        <w:rPr>
+          <w:sz w:val="24"/>
+        </w:rPr>
+        <w:t>。如</w:t>
+      </w:r>
+      <w:r>
+        <w:rPr>
+          <w:sz w:val="24"/>
+        </w:rPr>
+        <w:fldChar w:fldCharType="begin"/>
+      </w:r>
+      <w:r>
+        <w:rPr>
+          <w:sz w:val="24"/>
+        </w:rPr>
+        <w:instrText xml:space="preserve"> REF _Ref219291528 \h </w:instrText>
+      </w:r>
+      <w:r>
+        <w:rPr>
+          <w:sz w:val="24"/>
+        </w:rPr>
+        <w:instrText xml:space="preserve"> \* MERGEFORMAT </w:instrText>
+      </w:r>
+      <w:r>
+        <w:rPr>
+          <w:sz w:val="24"/>
+        </w:rPr>
+      </w:r>
+      <w:r>
+        <w:rPr>
+          <w:sz w:val="24"/>
+        </w:rPr>
+        <w:fldChar w:fldCharType="separate"/>
+      </w:r>
+      <w:r>
+        <w:rPr>
+          <w:rFonts w:hint="eastAsia"/>
+        </w:rPr>
+        <w:t>表</w:t>
+      </w:r>
+      <w:r>
+        <w:rPr>
+          <w:rFonts w:hint="eastAsia"/>
+        </w:rPr>
+        <w:t xml:space="preserve"> </w:t>
+      </w:r>
+      <w:r>
+        <w:rPr>
+          <w:rFonts w:hint="eastAsia"/>
+          <w:noProof/>
+        </w:rPr>
+        <w:t>4.3.2</w:t>
+      </w:r>
+      <w:r>
+        <w:rPr>
+          <w:rFonts w:hint="eastAsia"/>
+        </w:rPr>
+        <w:noBreakHyphen/>
+      </w:r>
+      <w:r>
+        <w:rPr>
+          <w:rFonts w:hint="eastAsia"/>
+          <w:noProof/>
+        </w:rPr>
+        <w:t>10</w:t>
+      </w:r>
+      <w:r>
+        <w:rPr>
+          <w:sz w:val="24"/>
+        </w:rPr>
+        <w:fldChar w:fldCharType="end"/>
+      </w:r>
+      <w:r>
+        <w:rPr>
+          <w:sz w:val="24"/>
+        </w:rPr>
+        <w:t>所示，采用大卷积核卷积和</w:t>
+      </w:r>
+      <w:r>
+        <w:rPr>
+          <w:sz w:val="24"/>
+        </w:rPr>
+        <w:t xml:space="preserve"> PSA </w:t>
+      </w:r>
+      <w:r>
+        <w:rPr>
+          <w:sz w:val="24"/>
+        </w:rPr>
+        <w:t>模块使得</w:t>
+      </w:r>
+      <w:r>
+        <w:rPr>
+          <w:sz w:val="24"/>
+        </w:rPr>
+        <w:t>YOLOv10-S</w:t>
+      </w:r>
+      <w:r>
+        <w:rPr>
+          <w:sz w:val="24"/>
+        </w:rPr>
+        <w:t>的性能显著提升，</w:t>
+      </w:r>
+      <w:r>
+        <w:rPr>
+          <w:sz w:val="24"/>
+        </w:rPr>
+        <w:t>AP</w:t>
+      </w:r>
+      <w:r>
+        <w:rPr>
+          <w:sz w:val="24"/>
+        </w:rPr>
+        <w:t>分别提高了</w:t>
+      </w:r>
+      <w:r>
+        <w:rPr>
+          <w:sz w:val="24"/>
+        </w:rPr>
+        <w:t>0.4%</w:t>
+      </w:r>
+      <w:r>
+        <w:rPr>
+          <w:sz w:val="24"/>
+        </w:rPr>
+        <w:t>和</w:t>
+      </w:r>
+      <w:r>
+        <w:rPr>
+          <w:sz w:val="24"/>
+        </w:rPr>
+        <w:t>1.4%</w:t>
+      </w:r>
+      <w:r>
+        <w:rPr>
+          <w:sz w:val="24"/>
+        </w:rPr>
+        <w:t>，而延迟仅分别增加</w:t>
+      </w:r>
+      <w:r>
+        <w:rPr>
+          <w:sz w:val="24"/>
+        </w:rPr>
+        <w:t>0.03ms</w:t>
+      </w:r>
+      <w:r>
+        <w:rPr>
+          <w:sz w:val="24"/>
+        </w:rPr>
+        <w:t>和</w:t>
+      </w:r>
+      <w:r>
+        <w:rPr>
+          <w:sz w:val="24"/>
+        </w:rPr>
+        <w:t>0.15ms</w:t>
+      </w:r>
+      <w:r>
+        <w:rPr>
+          <w:sz w:val="24"/>
+        </w:rPr>
+        <w:t>。需要注意的是，</w:t>
+      </w:r>
+      <w:r>
+        <w:rPr>
+          <w:sz w:val="24"/>
+        </w:rPr>
+        <w:t>YOLOv10-M</w:t>
+      </w:r>
+      <w:r>
+        <w:rPr>
+          <w:sz w:val="24"/>
+        </w:rPr>
+        <w:t>并未使用大卷积核卷积（见</w:t>
+      </w:r>
+      <w:r>
+        <w:rPr>
+          <w:sz w:val="24"/>
+        </w:rPr>
+        <w:fldChar w:fldCharType="begin"/>
+      </w:r>
+      <w:r>
+        <w:rPr>
+          <w:sz w:val="24"/>
+        </w:rPr>
+        <w:instrText xml:space="preserve"> REF _Ref219291536 \h </w:instrText>
+      </w:r>
+      <w:r>
+        <w:rPr>
+          <w:sz w:val="24"/>
+        </w:rPr>
+        <w:instrText xml:space="preserve"> \* MERGEFORMAT </w:instrText>
+      </w:r>
+      <w:r>
+        <w:rPr>
+          <w:sz w:val="24"/>
+        </w:rPr>
+      </w:r>
+      <w:r>
+        <w:rPr>
+          <w:sz w:val="24"/>
+        </w:rPr>
+        <w:fldChar w:fldCharType="separate"/>
+      </w:r>
+      <w:r>
+        <w:rPr>
+          <w:rFonts w:hint="eastAsia"/>
+        </w:rPr>
+        <w:t>表</w:t>
+      </w:r>
+      <w:r>
+        <w:rPr>
+          <w:rFonts w:hint="eastAsia"/>
+        </w:rPr>
+        <w:t xml:space="preserve"> </w:t>
+      </w:r>
+      <w:r>
+        <w:rPr>
+          <w:rFonts w:hint="eastAsia"/>
+          <w:noProof/>
+        </w:rPr>
+        <w:t>4.3.2</w:t>
+      </w:r>
+      <w:r>
+        <w:rPr>
+          <w:rFonts w:hint="eastAsia"/>
+        </w:rPr>
+        <w:noBreakHyphen/>
+      </w:r>
+      <w:r>
+        <w:rPr>
+          <w:rFonts w:hint="eastAsia"/>
+          <w:noProof/>
+        </w:rPr>
+        <w:t>12</w:t>
+      </w:r>
+      <w:r>
+        <w:rPr>
+          <w:sz w:val="24"/>
+        </w:rPr>
+        <w:fldChar w:fldCharType="end"/>
+      </w:r>
+      <w:r>
+        <w:rPr>
+          <w:sz w:val="24"/>
+        </w:rPr>
+        <w:t>）。</w:t>
+      </w:r>
+    </w:p>
+    <w:p>
+      <w:pPr>
+        <w:widowControl/>
+        <w:overflowPunct w:val="0"/>
+        <w:autoSpaceDE w:val="0"/>
+        <w:autoSpaceDN w:val="0"/>
+        <w:spacing w:line="300" w:lineRule="auto"/>
+        <w:ind w:firstLine="420"/>
+        <w:rPr>
+          <w:sz w:val="24"/>
+        </w:rPr>
+      </w:pPr>
+      <w:r>
+        <w:rPr>
+          <w:sz w:val="24"/>
+        </w:rPr>
+        <w:t>大核卷积。我们首先基于</w:t>
+      </w:r>
+      <w:r>
+        <w:rPr>
+          <w:sz w:val="24"/>
+        </w:rPr>
+        <w:fldChar w:fldCharType="begin"/>
+      </w:r>
+      <w:r>
+        <w:rPr>
+          <w:sz w:val="24"/>
+        </w:rPr>
+        <w:instrText xml:space="preserve"> REF _Ref219291528 \h </w:instrText>
+      </w:r>
+      <w:r>
+        <w:rPr>
+          <w:sz w:val="24"/>
+        </w:rPr>
+        <w:instrText xml:space="preserve"> \* MERGEFORMAT </w:instrText>
+      </w:r>
+      <w:r>
+        <w:rPr>
+          <w:sz w:val="24"/>
+        </w:rPr>
+      </w:r>
+      <w:r>
+        <w:rPr>
+          <w:sz w:val="24"/>
+        </w:rPr>
+        <w:fldChar w:fldCharType="separate"/>
+      </w:r>
+      <w:r>
+        <w:rPr>
+          <w:rFonts w:hint="eastAsia"/>
+        </w:rPr>
+        <w:t>表</w:t>
+      </w:r>
+      <w:r>
+        <w:rPr>
+          <w:rFonts w:hint="eastAsia"/>
+        </w:rPr>
+        <w:t xml:space="preserve"> </w:t>
+      </w:r>
+      <w:r>
+        <w:rPr>
+          <w:rFonts w:hint="eastAsia"/>
+          <w:noProof/>
+        </w:rPr>
+        <w:t>4.3.2</w:t>
+      </w:r>
+      <w:r>
+        <w:rPr>
+          <w:rFonts w:hint="eastAsia"/>
+        </w:rPr>
+        <w:noBreakHyphen/>
+      </w:r>
+      <w:r>
+        <w:rPr>
+          <w:rFonts w:hint="eastAsia"/>
+          <w:noProof/>
+        </w:rPr>
+        <w:t>10</w:t>
+      </w:r>
+      <w:r>
+        <w:rPr>
+          <w:sz w:val="24"/>
+        </w:rPr>
+        <w:fldChar w:fldCharType="end"/>
+      </w:r>
+      <w:r>
+        <w:rPr>
+          <w:sz w:val="24"/>
+        </w:rPr>
+        <w:t>中的</w:t>
+      </w:r>
+      <w:r>
+        <w:rPr>
+          <w:sz w:val="24"/>
+        </w:rPr>
+        <w:t>YOLOv10-S</w:t>
+      </w:r>
+      <w:r>
+        <w:rPr>
+          <w:sz w:val="24"/>
+        </w:rPr>
+        <w:t>研究了不同卷积核大小的影响。如</w:t>
+      </w:r>
+      <w:r>
+        <w:rPr>
+          <w:sz w:val="24"/>
+        </w:rPr>
+        <w:fldChar w:fldCharType="begin"/>
+      </w:r>
+      <w:r>
+        <w:rPr>
+          <w:sz w:val="24"/>
+        </w:rPr>
+        <w:instrText xml:space="preserve"> REF _Ref219291574 \h </w:instrText>
+      </w:r>
+      <w:r>
+        <w:rPr>
+          <w:sz w:val="24"/>
+        </w:rPr>
+        <w:instrText xml:space="preserve"> \* MERGEFORMAT </w:instrText>
+      </w:r>
+      <w:r>
+        <w:rPr>
+          <w:sz w:val="24"/>
+        </w:rPr>
+      </w:r>
+      <w:r>
+        <w:rPr>
+          <w:sz w:val="24"/>
+        </w:rPr>
+        <w:fldChar w:fldCharType="separate"/>
+      </w:r>
+      <w:r>
+        <w:rPr>
+          <w:rFonts w:hint="eastAsia"/>
+        </w:rPr>
+        <w:t>表</w:t>
+      </w:r>
+      <w:r>
+        <w:rPr>
+          <w:rFonts w:hint="eastAsia"/>
+        </w:rPr>
+        <w:t xml:space="preserve"> </w:t>
+      </w:r>
+      <w:r>
+        <w:rPr>
+          <w:rFonts w:hint="eastAsia"/>
+          <w:noProof/>
+        </w:rPr>
+        <w:t>4.3.2</w:t>
+      </w:r>
+      <w:r>
+        <w:rPr>
+          <w:rFonts w:hint="eastAsia"/>
+        </w:rPr>
+        <w:noBreakHyphen/>
+      </w:r>
+      <w:r>
+        <w:rPr>
+          <w:rFonts w:hint="eastAsia"/>
+          <w:noProof/>
+        </w:rPr>
+        <w:t>11</w:t>
+      </w:r>
+      <w:r>
+        <w:rPr>
+          <w:sz w:val="24"/>
+        </w:rPr>
+        <w:fldChar w:fldCharType="end"/>
+      </w:r>
+      <w:r>
+        <w:rPr>
+          <w:sz w:val="24"/>
+        </w:rPr>
+        <w:t>所示，随着卷积核大小的增加，性能提高，并在</w:t>
+      </w:r>
+      <w:r>
+        <w:rPr>
+          <w:sz w:val="24"/>
+        </w:rPr>
+        <w:t>7×7</w:t>
+      </w:r>
+      <w:r>
+        <w:rPr>
+          <w:sz w:val="24"/>
+        </w:rPr>
+        <w:t>的卷积核大小附近趋于稳定，表明大感受野的优势。此外，在训练过程中移除重参数分支会导致</w:t>
+      </w:r>
+      <w:r>
+        <w:rPr>
+          <w:sz w:val="24"/>
+        </w:rPr>
+        <w:t>AP</w:t>
+      </w:r>
+      <w:r>
+        <w:rPr>
+          <w:sz w:val="24"/>
+        </w:rPr>
+        <w:t>下降</w:t>
+      </w:r>
+      <w:r>
+        <w:rPr>
+          <w:sz w:val="24"/>
+        </w:rPr>
+        <w:t>0.1%</w:t>
+      </w:r>
+      <w:r>
+        <w:rPr>
+          <w:sz w:val="24"/>
+        </w:rPr>
+        <w:t>，显示其对优化的有效性。此外，我们基于</w:t>
+      </w:r>
+      <w:r>
+        <w:rPr>
+          <w:sz w:val="24"/>
+        </w:rPr>
+        <w:t>YOLOv10-N / S / M</w:t>
+      </w:r>
+      <w:r>
+        <w:rPr>
+          <w:sz w:val="24"/>
+        </w:rPr>
+        <w:t>检查了大核卷积在不同模型规模下的效果。如</w:t>
+      </w:r>
+      <w:r>
+        <w:rPr>
+          <w:sz w:val="24"/>
+        </w:rPr>
+        <w:fldChar w:fldCharType="begin"/>
+      </w:r>
+      <w:r>
+        <w:rPr>
+          <w:sz w:val="24"/>
+        </w:rPr>
+        <w:instrText xml:space="preserve"> REF _Ref219291536 \h </w:instrText>
+      </w:r>
+      <w:r>
+        <w:rPr>
+          <w:sz w:val="24"/>
+        </w:rPr>
+        <w:instrText xml:space="preserve"> \* MERGEFORMAT </w:instrText>
+      </w:r>
+      <w:r>
+        <w:rPr>
+          <w:sz w:val="24"/>
+        </w:rPr>
+      </w:r>
+      <w:r>
+        <w:rPr>
+          <w:sz w:val="24"/>
+        </w:rPr>
+        <w:fldChar w:fldCharType="separate"/>
+      </w:r>
+      <w:r>
+        <w:rPr>
+          <w:rFonts w:hint="eastAsia"/>
+        </w:rPr>
+        <w:t>表</w:t>
+      </w:r>
+      <w:r>
+        <w:rPr>
+          <w:rFonts w:hint="eastAsia"/>
+        </w:rPr>
+        <w:t xml:space="preserve"> </w:t>
+      </w:r>
+      <w:r>
+        <w:rPr>
+          <w:rFonts w:hint="eastAsia"/>
+          <w:noProof/>
+        </w:rPr>
+        <w:t>4.3.2</w:t>
+      </w:r>
+      <w:r>
+        <w:rPr>
+          <w:rFonts w:hint="eastAsia"/>
+        </w:rPr>
+        <w:noBreakHyphen/>
+      </w:r>
+      <w:r>
+        <w:rPr>
+          <w:rFonts w:hint="eastAsia"/>
+          <w:noProof/>
+        </w:rPr>
+        <w:t>12</w:t>
+      </w:r>
+      <w:r>
+        <w:rPr>
+          <w:sz w:val="24"/>
+        </w:rPr>
+        <w:fldChar w:fldCharType="end"/>
+      </w:r>
+      <w:r>
+        <w:rPr>
+          <w:sz w:val="24"/>
+        </w:rPr>
+        <w:t>所示，对于大模型（即</w:t>
+      </w:r>
+      <w:r>
+        <w:rPr>
+          <w:sz w:val="24"/>
+        </w:rPr>
+        <w:t>YOLOv10-M</w:t>
+      </w:r>
+      <w:r>
+        <w:rPr>
+          <w:sz w:val="24"/>
+        </w:rPr>
+        <w:t>）没有带来提升，这是因为其固有的广泛感受野。因此，我们只在小模型（即</w:t>
+      </w:r>
+      <w:r>
+        <w:rPr>
+          <w:sz w:val="24"/>
+        </w:rPr>
+        <w:t>YOLOv10-N / S</w:t>
+      </w:r>
+      <w:r>
+        <w:rPr>
+          <w:sz w:val="24"/>
+        </w:rPr>
+        <w:t>）中采用大核卷积。</w:t>
+      </w:r>
+    </w:p>
+    <w:p>
+      <w:pPr>
+        <w:widowControl/>
+        <w:overflowPunct w:val="0"/>
+        <w:autoSpaceDE w:val="0"/>
+        <w:autoSpaceDN w:val="0"/>
+        <w:spacing w:line="300" w:lineRule="auto"/>
+        <w:ind w:firstLine="420"/>
+        <w:rPr>
+          <w:sz w:val="24"/>
+        </w:rPr>
+      </w:pPr>
+      <w:r>
+        <w:rPr>
+          <w:sz w:val="24"/>
+        </w:rPr>
+        <w:t>部分自注意力（</w:t>
+      </w:r>
+      <w:r>
+        <w:rPr>
+          <w:sz w:val="24"/>
+        </w:rPr>
+        <w:t>PSA</w:t>
+      </w:r>
+      <w:r>
+        <w:rPr>
+          <w:sz w:val="24"/>
+        </w:rPr>
+        <w:t>）。我们引入</w:t>
+      </w:r>
+      <w:r>
+        <w:rPr>
+          <w:sz w:val="24"/>
+        </w:rPr>
+        <w:t xml:space="preserve"> PSA </w:t>
+      </w:r>
+      <w:r>
+        <w:rPr>
+          <w:sz w:val="24"/>
+        </w:rPr>
+        <w:t>以在最小成本下通过整合全局建模能力来提升性能。我们首先基于</w:t>
+      </w:r>
+      <w:r>
+        <w:rPr>
+          <w:sz w:val="24"/>
+        </w:rPr>
+        <w:fldChar w:fldCharType="begin"/>
+      </w:r>
+      <w:r>
+        <w:rPr>
+          <w:sz w:val="24"/>
+        </w:rPr>
+        <w:instrText xml:space="preserve"> REF _Ref219291528 \h </w:instrText>
+      </w:r>
+      <w:r>
+        <w:rPr>
+          <w:sz w:val="24"/>
+        </w:rPr>
+        <w:instrText xml:space="preserve"> \* MERGEFORMAT </w:instrText>
+      </w:r>
+      <w:r>
+        <w:rPr>
+          <w:sz w:val="24"/>
+        </w:rPr>
+      </w:r>
+      <w:r>
+        <w:rPr>
+          <w:sz w:val="24"/>
+        </w:rPr>
+        <w:fldChar w:fldCharType="separate"/>
+      </w:r>
+      <w:r>
+        <w:rPr>
+          <w:rFonts w:hint="eastAsia"/>
+        </w:rPr>
+        <w:t>表</w:t>
+      </w:r>
+      <w:r>
+        <w:rPr>
+          <w:rFonts w:hint="eastAsia"/>
+        </w:rPr>
+        <w:t xml:space="preserve"> </w:t>
+      </w:r>
+      <w:r>
+        <w:rPr>
+          <w:rFonts w:hint="eastAsia"/>
+          <w:noProof/>
+        </w:rPr>
+        <w:t>4.3.2</w:t>
+      </w:r>
+      <w:r>
+        <w:rPr>
+          <w:rFonts w:hint="eastAsia"/>
+        </w:rPr>
+        <w:noBreakHyphen/>
+      </w:r>
+      <w:r>
+        <w:rPr>
+          <w:rFonts w:hint="eastAsia"/>
+          <w:noProof/>
+        </w:rPr>
+        <w:t>10</w:t>
+      </w:r>
+      <w:r>
+        <w:rPr>
+          <w:sz w:val="24"/>
+        </w:rPr>
+        <w:fldChar w:fldCharType="end"/>
+      </w:r>
+      <w:r>
+        <w:rPr>
+          <w:sz w:val="24"/>
+        </w:rPr>
+        <w:t>中</w:t>
+      </w:r>
+      <w:r>
+        <w:rPr>
+          <w:sz w:val="24"/>
+        </w:rPr>
+        <w:t>#3</w:t>
+      </w:r>
+      <w:r>
+        <w:rPr>
+          <w:sz w:val="24"/>
+        </w:rPr>
+        <w:t>的</w:t>
+      </w:r>
+      <w:r>
+        <w:rPr>
+          <w:sz w:val="24"/>
+        </w:rPr>
+        <w:t>YOLOv10 S</w:t>
+      </w:r>
+      <w:r>
+        <w:rPr>
+          <w:sz w:val="24"/>
+        </w:rPr>
+        <w:t>验证其有效性。具体来说，我们引入了</w:t>
+      </w:r>
+      <w:r>
+        <w:rPr>
+          <w:sz w:val="24"/>
+        </w:rPr>
+        <w:t>Transformer</w:t>
+      </w:r>
+      <w:r>
+        <w:rPr>
+          <w:sz w:val="24"/>
+        </w:rPr>
+        <w:t>模块，即先</w:t>
+      </w:r>
+      <w:r>
+        <w:rPr>
+          <w:sz w:val="24"/>
+        </w:rPr>
+        <w:t>MHSA</w:t>
+      </w:r>
+      <w:r>
+        <w:rPr>
+          <w:sz w:val="24"/>
+        </w:rPr>
+        <w:t>再</w:t>
+      </w:r>
+      <w:r>
+        <w:rPr>
+          <w:sz w:val="24"/>
+        </w:rPr>
+        <w:t>FFN</w:t>
+      </w:r>
+      <w:r>
+        <w:rPr>
+          <w:sz w:val="24"/>
+        </w:rPr>
+        <w:t>，作为基线，记作</w:t>
+      </w:r>
+      <w:r>
+        <w:rPr>
+          <w:sz w:val="24"/>
+        </w:rPr>
+        <w:t>“Trans.”</w:t>
+      </w:r>
+      <w:r>
+        <w:rPr>
+          <w:sz w:val="24"/>
+        </w:rPr>
+        <w:t>。如</w:t>
+      </w:r>
+      <w:r>
+        <w:rPr>
+          <w:sz w:val="24"/>
+        </w:rPr>
+        <w:fldChar w:fldCharType="begin"/>
+      </w:r>
+      <w:r>
+        <w:rPr>
+          <w:sz w:val="24"/>
+        </w:rPr>
+        <w:instrText xml:space="preserve"> REF _Ref219291636 \h </w:instrText>
+      </w:r>
+      <w:r>
+        <w:rPr>
+          <w:sz w:val="24"/>
+        </w:rPr>
+        <w:instrText xml:space="preserve"> \* MERGEFORMAT </w:instrText>
+      </w:r>
+      <w:r>
+        <w:rPr>
+          <w:sz w:val="24"/>
+        </w:rPr>
+      </w:r>
+      <w:r>
+        <w:rPr>
+          <w:sz w:val="24"/>
+        </w:rPr>
+        <w:fldChar w:fldCharType="separate"/>
+      </w:r>
+      <w:r>
+        <w:rPr>
+          <w:rFonts w:hint="eastAsia"/>
+        </w:rPr>
+        <w:t>表</w:t>
+      </w:r>
+      <w:r>
+        <w:rPr>
+          <w:rFonts w:hint="eastAsia"/>
+        </w:rPr>
+        <w:t xml:space="preserve"> </w:t>
+      </w:r>
+      <w:r>
+        <w:rPr>
+          <w:rFonts w:hint="eastAsia"/>
+          <w:noProof/>
+        </w:rPr>
+        <w:t>4.3.2</w:t>
+      </w:r>
+      <w:r>
+        <w:rPr>
+          <w:rFonts w:hint="eastAsia"/>
+        </w:rPr>
+        <w:noBreakHyphen/>
+      </w:r>
+      <w:r>
+        <w:rPr>
+          <w:rFonts w:hint="eastAsia"/>
+          <w:noProof/>
+        </w:rPr>
+        <w:t>13</w:t>
+      </w:r>
+      <w:r>
+        <w:rPr>
+          <w:sz w:val="24"/>
+        </w:rPr>
+        <w:fldChar w:fldCharType="end"/>
+      </w:r>
+      <w:r>
+        <w:rPr>
+          <w:sz w:val="24"/>
+        </w:rPr>
+        <w:t>所示，与其相比，</w:t>
+      </w:r>
+      <w:r>
+        <w:rPr>
+          <w:sz w:val="24"/>
+        </w:rPr>
+        <w:t xml:space="preserve">PSA </w:t>
+      </w:r>
+      <w:r>
+        <w:rPr>
+          <w:sz w:val="24"/>
+        </w:rPr>
+        <w:t>带来了</w:t>
+      </w:r>
+      <w:r>
+        <w:rPr>
+          <w:sz w:val="24"/>
+        </w:rPr>
+        <w:t>0.3%</w:t>
+      </w:r>
+      <w:r>
+        <w:rPr>
+          <w:sz w:val="24"/>
+        </w:rPr>
+        <w:t>的</w:t>
+      </w:r>
+      <w:r>
+        <w:rPr>
+          <w:sz w:val="24"/>
+        </w:rPr>
+        <w:t>AP</w:t>
+      </w:r>
+      <w:r>
+        <w:rPr>
+          <w:sz w:val="24"/>
+        </w:rPr>
+        <w:t>提升，同时延迟降低了</w:t>
+      </w:r>
+      <w:r>
+        <w:rPr>
+          <w:sz w:val="24"/>
+        </w:rPr>
+        <w:t xml:space="preserve"> 0.05ms</w:t>
+      </w:r>
+      <w:r>
+        <w:rPr>
+          <w:sz w:val="24"/>
+        </w:rPr>
+        <w:t>。性能提升可能归因于缓解了自注意力中的优化问题，通过减少注意力头的冗余。此外，我们还研究了不同</w:t>
+      </w:r>
+      <w:r>
+        <w:rPr>
+          <w:sz w:val="24"/>
+        </w:rPr>
+        <w:t xml:space="preserve"> NPSA </w:t>
+      </w:r>
+      <w:r>
+        <w:rPr>
+          <w:sz w:val="24"/>
+        </w:rPr>
+        <w:t>的影响。如</w:t>
+      </w:r>
+      <w:r>
+        <w:rPr>
+          <w:sz w:val="24"/>
+        </w:rPr>
+        <w:fldChar w:fldCharType="begin"/>
+      </w:r>
+      <w:r>
+        <w:rPr>
+          <w:sz w:val="24"/>
+        </w:rPr>
+        <w:instrText xml:space="preserve"> REF _Ref219291636 \h </w:instrText>
+      </w:r>
+      <w:r>
+        <w:rPr>
+          <w:sz w:val="24"/>
+        </w:rPr>
+        <w:instrText xml:space="preserve"> \* MERGEFORMAT </w:instrText>
+      </w:r>
+      <w:r>
+        <w:rPr>
+          <w:sz w:val="24"/>
+        </w:rPr>
+      </w:r>
+      <w:r>
+        <w:rPr>
+          <w:sz w:val="24"/>
+        </w:rPr>
+        <w:fldChar w:fldCharType="separate"/>
+      </w:r>
+      <w:r>
+        <w:rPr>
+          <w:rFonts w:hint="eastAsia"/>
+        </w:rPr>
+        <w:t>表</w:t>
+      </w:r>
+      <w:r>
+        <w:rPr>
+          <w:rFonts w:hint="eastAsia"/>
+        </w:rPr>
+        <w:t xml:space="preserve"> </w:t>
+      </w:r>
+      <w:r>
+        <w:rPr>
+          <w:rFonts w:hint="eastAsia"/>
+          <w:noProof/>
+        </w:rPr>
+        <w:t>4.3.2</w:t>
+      </w:r>
+      <w:r>
+        <w:rPr>
+          <w:rFonts w:hint="eastAsia"/>
+        </w:rPr>
+        <w:noBreakHyphen/>
+      </w:r>
+      <w:r>
+        <w:rPr>
+          <w:rFonts w:hint="eastAsia"/>
+          <w:noProof/>
+        </w:rPr>
+        <w:t>13</w:t>
+      </w:r>
+      <w:r>
+        <w:rPr>
+          <w:sz w:val="24"/>
+        </w:rPr>
+        <w:fldChar w:fldCharType="end"/>
+      </w:r>
+      <w:r>
+        <w:rPr>
+          <w:sz w:val="24"/>
+        </w:rPr>
+        <w:t>所示，将</w:t>
+      </w:r>
+      <w:r>
+        <w:rPr>
+          <w:sz w:val="24"/>
+        </w:rPr>
+        <w:t>NPSA</w:t>
+      </w:r>
+      <w:r>
+        <w:rPr>
+          <w:sz w:val="24"/>
+        </w:rPr>
+        <w:t>增加到</w:t>
+      </w:r>
+      <w:r>
+        <w:rPr>
+          <w:sz w:val="24"/>
+        </w:rPr>
+        <w:t>2</w:t>
+      </w:r>
+      <w:r>
+        <w:rPr>
+          <w:sz w:val="24"/>
+        </w:rPr>
+        <w:t>可获得</w:t>
+      </w:r>
+      <w:r>
+        <w:rPr>
+          <w:sz w:val="24"/>
+        </w:rPr>
+        <w:t>0.2%</w:t>
+      </w:r>
+      <w:r>
+        <w:rPr>
+          <w:sz w:val="24"/>
+        </w:rPr>
+        <w:t>的</w:t>
+      </w:r>
+      <w:r>
+        <w:rPr>
+          <w:sz w:val="24"/>
+        </w:rPr>
+        <w:t>AP</w:t>
+      </w:r>
+      <w:r>
+        <w:rPr>
+          <w:sz w:val="24"/>
+        </w:rPr>
+        <w:t>提升，但会带来</w:t>
+      </w:r>
+      <w:r>
+        <w:rPr>
+          <w:sz w:val="24"/>
+        </w:rPr>
+        <w:t>0.1ms</w:t>
+      </w:r>
+      <w:r>
+        <w:rPr>
+          <w:sz w:val="24"/>
+        </w:rPr>
+        <w:t>的延迟开销。因此，我们默认将</w:t>
+      </w:r>
+      <w:r>
+        <w:rPr>
+          <w:sz w:val="24"/>
+        </w:rPr>
+        <w:t>NPSA</w:t>
+      </w:r>
+      <w:r>
+        <w:rPr>
+          <w:sz w:val="24"/>
+        </w:rPr>
+        <w:t>设置为</w:t>
+      </w:r>
+      <w:r>
+        <w:rPr>
+          <w:sz w:val="24"/>
+        </w:rPr>
+        <w:t>1</w:t>
+      </w:r>
+      <w:r>
+        <w:rPr>
+          <w:sz w:val="24"/>
+        </w:rPr>
+        <w:t>，以在保持高效率的同时增强模型能力。</w:t>
+      </w:r>
+    </w:p>
+    <w:p>
+      <w:pPr>
+        <w:pStyle w:val="11"/>
+        <w:numPr>
+          <w:ilvl w:val="0"/>
+          <w:numId w:val="2"/>
+        </w:numPr>
+        <w:spacing w:beforeLines="100" w:before="312" w:afterLines="100" w:after="312"/>
+        <w:jc w:val="both"/>
+        <w:rPr>
+          <w:rFonts w:eastAsia="黑体" w:hAnsi="黑体" w:hint="eastAsia"/>
+          <w:sz w:val="30"/>
+          <w:szCs w:val="30"/>
+        </w:rPr>
+      </w:pPr>
+      <w:bookmarkStart w:id="36" w:name="_Toc226302967"/>
+      <w:r>
+        <w:rPr>
+          <w:rFonts w:eastAsia="黑体" w:hAnsi="黑体"/>
+          <w:sz w:val="30"/>
+          <w:szCs w:val="30"/>
+        </w:rPr>
+        <w:lastRenderedPageBreak/>
+        <w:t>结论</w:t>
       </w:r>
       <w:bookmarkEnd w:id="36"/>
     </w:p>
@@ -39452,1203 +39694,6 @@
         <w:rPr>
           <w:sz w:val="24"/>
         </w:rPr>
-        <w:t>我们展示了基于</w:t>
-      </w:r>
-      <w:r>
-        <w:rPr>
-          <w:sz w:val="24"/>
-        </w:rPr>
-        <w:t>YOLOv10-S/M</w:t>
-      </w:r>
-      <w:r>
-        <w:rPr>
-          <w:sz w:val="24"/>
-        </w:rPr>
-        <w:t>逐步整合以精度为驱动的设计元素的结果。我们的基线是结合了以效率为驱动的设计后的</w:t>
-      </w:r>
-      <w:r>
-        <w:rPr>
-          <w:sz w:val="24"/>
-        </w:rPr>
-        <w:t xml:space="preserve"> YOLOv10-S/M</w:t>
-      </w:r>
-      <w:r>
-        <w:rPr>
-          <w:sz w:val="24"/>
-        </w:rPr>
-        <w:t>模型，即</w:t>
-      </w:r>
-      <w:r>
-        <w:rPr>
-          <w:sz w:val="24"/>
-        </w:rPr>
-        <w:fldChar w:fldCharType="begin"/>
-      </w:r>
-      <w:r>
-        <w:rPr>
-          <w:sz w:val="24"/>
-        </w:rPr>
-        <w:instrText xml:space="preserve"> REF _Ref219237663 \h </w:instrText>
-      </w:r>
-      <w:r>
-        <w:rPr>
-          <w:sz w:val="24"/>
-        </w:rPr>
-        <w:instrText xml:space="preserve"> \* MERGEFORMAT </w:instrText>
-      </w:r>
-      <w:r>
-        <w:rPr>
-          <w:sz w:val="24"/>
-        </w:rPr>
-      </w:r>
-      <w:r>
-        <w:rPr>
-          <w:sz w:val="24"/>
-        </w:rPr>
-        <w:fldChar w:fldCharType="separate"/>
-      </w:r>
-      <w:r>
-        <w:rPr>
-          <w:rFonts w:hint="eastAsia"/>
-        </w:rPr>
-        <w:t>表</w:t>
-      </w:r>
-      <w:r>
-        <w:rPr>
-          <w:rFonts w:hint="eastAsia"/>
-        </w:rPr>
-        <w:t xml:space="preserve"> </w:t>
-      </w:r>
-      <w:r>
-        <w:rPr>
-          <w:rFonts w:hint="eastAsia"/>
-          <w:noProof/>
-        </w:rPr>
-        <w:t>4.2</w:t>
-      </w:r>
-      <w:r>
-        <w:rPr>
-          <w:rFonts w:hint="eastAsia"/>
-        </w:rPr>
-        <w:noBreakHyphen/>
-      </w:r>
-      <w:r>
-        <w:rPr>
-          <w:rFonts w:hint="eastAsia"/>
-          <w:noProof/>
-        </w:rPr>
-        <w:t>2</w:t>
-      </w:r>
-      <w:r>
-        <w:rPr>
-          <w:sz w:val="24"/>
-        </w:rPr>
-        <w:fldChar w:fldCharType="end"/>
-      </w:r>
-      <w:r>
-        <w:rPr>
-          <w:sz w:val="24"/>
-        </w:rPr>
-        <w:t>中的</w:t>
-      </w:r>
-      <w:r>
-        <w:rPr>
-          <w:sz w:val="24"/>
-        </w:rPr>
-        <w:t>#3/#7</w:t>
-      </w:r>
-      <w:r>
-        <w:rPr>
-          <w:sz w:val="24"/>
-        </w:rPr>
-        <w:t>。如</w:t>
-      </w:r>
-      <w:r>
-        <w:rPr>
-          <w:sz w:val="24"/>
-        </w:rPr>
-        <w:fldChar w:fldCharType="begin"/>
-      </w:r>
-      <w:r>
-        <w:rPr>
-          <w:sz w:val="24"/>
-        </w:rPr>
-        <w:instrText xml:space="preserve"> REF _Ref219291528 \h </w:instrText>
-      </w:r>
-      <w:r>
-        <w:rPr>
-          <w:sz w:val="24"/>
-        </w:rPr>
-        <w:instrText xml:space="preserve"> \* MERGEFORMAT </w:instrText>
-      </w:r>
-      <w:r>
-        <w:rPr>
-          <w:sz w:val="24"/>
-        </w:rPr>
-      </w:r>
-      <w:r>
-        <w:rPr>
-          <w:sz w:val="24"/>
-        </w:rPr>
-        <w:fldChar w:fldCharType="separate"/>
-      </w:r>
-      <w:r>
-        <w:rPr>
-          <w:rFonts w:hint="eastAsia"/>
-        </w:rPr>
-        <w:t>表</w:t>
-      </w:r>
-      <w:r>
-        <w:rPr>
-          <w:rFonts w:hint="eastAsia"/>
-        </w:rPr>
-        <w:t xml:space="preserve"> </w:t>
-      </w:r>
-      <w:r>
-        <w:rPr>
-          <w:rFonts w:hint="eastAsia"/>
-          <w:noProof/>
-        </w:rPr>
-        <w:t>4.3.2</w:t>
-      </w:r>
-      <w:r>
-        <w:rPr>
-          <w:rFonts w:hint="eastAsia"/>
-        </w:rPr>
-        <w:noBreakHyphen/>
-      </w:r>
-      <w:r>
-        <w:rPr>
-          <w:rFonts w:hint="eastAsia"/>
-          <w:noProof/>
-        </w:rPr>
-        <w:t>10</w:t>
-      </w:r>
-      <w:r>
-        <w:rPr>
-          <w:sz w:val="24"/>
-        </w:rPr>
-        <w:fldChar w:fldCharType="end"/>
-      </w:r>
-      <w:r>
-        <w:rPr>
-          <w:sz w:val="24"/>
-        </w:rPr>
-        <w:t>所示，采用大卷积核卷积和</w:t>
-      </w:r>
-      <w:r>
-        <w:rPr>
-          <w:sz w:val="24"/>
-        </w:rPr>
-        <w:t xml:space="preserve"> PSA </w:t>
-      </w:r>
-      <w:r>
-        <w:rPr>
-          <w:sz w:val="24"/>
-        </w:rPr>
-        <w:t>模块使得</w:t>
-      </w:r>
-      <w:r>
-        <w:rPr>
-          <w:sz w:val="24"/>
-        </w:rPr>
-        <w:t>YOLOv10-S</w:t>
-      </w:r>
-      <w:r>
-        <w:rPr>
-          <w:sz w:val="24"/>
-        </w:rPr>
-        <w:t>的性能显著提升，</w:t>
-      </w:r>
-      <w:r>
-        <w:rPr>
-          <w:sz w:val="24"/>
-        </w:rPr>
-        <w:t>AP</w:t>
-      </w:r>
-      <w:r>
-        <w:rPr>
-          <w:sz w:val="24"/>
-        </w:rPr>
-        <w:t>分别提高了</w:t>
-      </w:r>
-      <w:r>
-        <w:rPr>
-          <w:sz w:val="24"/>
-        </w:rPr>
-        <w:t>0.4%</w:t>
-      </w:r>
-      <w:r>
-        <w:rPr>
-          <w:sz w:val="24"/>
-        </w:rPr>
-        <w:t>和</w:t>
-      </w:r>
-      <w:r>
-        <w:rPr>
-          <w:sz w:val="24"/>
-        </w:rPr>
-        <w:t>1.4%</w:t>
-      </w:r>
-      <w:r>
-        <w:rPr>
-          <w:sz w:val="24"/>
-        </w:rPr>
-        <w:t>，而延迟仅分别增加</w:t>
-      </w:r>
-      <w:r>
-        <w:rPr>
-          <w:sz w:val="24"/>
-        </w:rPr>
-        <w:t>0.03ms</w:t>
-      </w:r>
-      <w:r>
-        <w:rPr>
-          <w:sz w:val="24"/>
-        </w:rPr>
-        <w:t>和</w:t>
-      </w:r>
-      <w:r>
-        <w:rPr>
-          <w:sz w:val="24"/>
-        </w:rPr>
-        <w:t>0.15ms</w:t>
-      </w:r>
-      <w:r>
-        <w:rPr>
-          <w:sz w:val="24"/>
-        </w:rPr>
-        <w:t>。需要注意的是，</w:t>
-      </w:r>
-      <w:r>
-        <w:rPr>
-          <w:sz w:val="24"/>
-        </w:rPr>
-        <w:t>YOLOv10-M</w:t>
-      </w:r>
-      <w:r>
-        <w:rPr>
-          <w:sz w:val="24"/>
-        </w:rPr>
-        <w:t>并未使用大卷积核卷积（见</w:t>
-      </w:r>
-      <w:r>
-        <w:rPr>
-          <w:sz w:val="24"/>
-        </w:rPr>
-        <w:fldChar w:fldCharType="begin"/>
-      </w:r>
-      <w:r>
-        <w:rPr>
-          <w:sz w:val="24"/>
-        </w:rPr>
-        <w:instrText xml:space="preserve"> REF _Ref219291536 \h </w:instrText>
-      </w:r>
-      <w:r>
-        <w:rPr>
-          <w:sz w:val="24"/>
-        </w:rPr>
-        <w:instrText xml:space="preserve"> \* MERGEFORMAT </w:instrText>
-      </w:r>
-      <w:r>
-        <w:rPr>
-          <w:sz w:val="24"/>
-        </w:rPr>
-      </w:r>
-      <w:r>
-        <w:rPr>
-          <w:sz w:val="24"/>
-        </w:rPr>
-        <w:fldChar w:fldCharType="separate"/>
-      </w:r>
-      <w:r>
-        <w:rPr>
-          <w:rFonts w:hint="eastAsia"/>
-        </w:rPr>
-        <w:t>表</w:t>
-      </w:r>
-      <w:r>
-        <w:rPr>
-          <w:rFonts w:hint="eastAsia"/>
-        </w:rPr>
-        <w:t xml:space="preserve"> </w:t>
-      </w:r>
-      <w:r>
-        <w:rPr>
-          <w:rFonts w:hint="eastAsia"/>
-          <w:noProof/>
-        </w:rPr>
-        <w:t>4.3.2</w:t>
-      </w:r>
-      <w:r>
-        <w:rPr>
-          <w:rFonts w:hint="eastAsia"/>
-        </w:rPr>
-        <w:noBreakHyphen/>
-      </w:r>
-      <w:r>
-        <w:rPr>
-          <w:rFonts w:hint="eastAsia"/>
-          <w:noProof/>
-        </w:rPr>
-        <w:t>12</w:t>
-      </w:r>
-      <w:r>
-        <w:rPr>
-          <w:sz w:val="24"/>
-        </w:rPr>
-        <w:fldChar w:fldCharType="end"/>
-      </w:r>
-      <w:r>
-        <w:rPr>
-          <w:sz w:val="24"/>
-        </w:rPr>
-        <w:t>）。</w:t>
-      </w:r>
-    </w:p>
-    <w:p>
-      <w:pPr>
-        <w:widowControl/>
-        <w:overflowPunct w:val="0"/>
-        <w:autoSpaceDE w:val="0"/>
-        <w:autoSpaceDN w:val="0"/>
-        <w:spacing w:line="300" w:lineRule="auto"/>
-        <w:ind w:firstLine="420"/>
-        <w:rPr>
-          <w:sz w:val="24"/>
-        </w:rPr>
-      </w:pPr>
-      <w:r>
-        <w:rPr>
-          <w:sz w:val="24"/>
-        </w:rPr>
-        <w:t>大核卷积。我们首先基于</w:t>
-      </w:r>
-      <w:r>
-        <w:rPr>
-          <w:sz w:val="24"/>
-        </w:rPr>
-        <w:fldChar w:fldCharType="begin"/>
-      </w:r>
-      <w:r>
-        <w:rPr>
-          <w:sz w:val="24"/>
-        </w:rPr>
-        <w:instrText xml:space="preserve"> REF _Ref219291528 \h </w:instrText>
-      </w:r>
-      <w:r>
-        <w:rPr>
-          <w:sz w:val="24"/>
-        </w:rPr>
-        <w:instrText xml:space="preserve"> \* MERGEFORMAT </w:instrText>
-      </w:r>
-      <w:r>
-        <w:rPr>
-          <w:sz w:val="24"/>
-        </w:rPr>
-      </w:r>
-      <w:r>
-        <w:rPr>
-          <w:sz w:val="24"/>
-        </w:rPr>
-        <w:fldChar w:fldCharType="separate"/>
-      </w:r>
-      <w:r>
-        <w:rPr>
-          <w:rFonts w:hint="eastAsia"/>
-        </w:rPr>
-        <w:t>表</w:t>
-      </w:r>
-      <w:r>
-        <w:rPr>
-          <w:rFonts w:hint="eastAsia"/>
-        </w:rPr>
-        <w:t xml:space="preserve"> </w:t>
-      </w:r>
-      <w:r>
-        <w:rPr>
-          <w:rFonts w:hint="eastAsia"/>
-          <w:noProof/>
-        </w:rPr>
-        <w:t>4.3.2</w:t>
-      </w:r>
-      <w:r>
-        <w:rPr>
-          <w:rFonts w:hint="eastAsia"/>
-        </w:rPr>
-        <w:noBreakHyphen/>
-      </w:r>
-      <w:r>
-        <w:rPr>
-          <w:rFonts w:hint="eastAsia"/>
-          <w:noProof/>
-        </w:rPr>
-        <w:t>10</w:t>
-      </w:r>
-      <w:r>
-        <w:rPr>
-          <w:sz w:val="24"/>
-        </w:rPr>
-        <w:fldChar w:fldCharType="end"/>
-      </w:r>
-      <w:r>
-        <w:rPr>
-          <w:sz w:val="24"/>
-        </w:rPr>
-        <w:t>中的</w:t>
-      </w:r>
-      <w:r>
-        <w:rPr>
-          <w:sz w:val="24"/>
-        </w:rPr>
-        <w:t>YOLOv10-S</w:t>
-      </w:r>
-      <w:r>
-        <w:rPr>
-          <w:sz w:val="24"/>
-        </w:rPr>
-        <w:t>研究了不同卷积核大小的影响。如</w:t>
-      </w:r>
-      <w:r>
-        <w:rPr>
-          <w:sz w:val="24"/>
-        </w:rPr>
-        <w:fldChar w:fldCharType="begin"/>
-      </w:r>
-      <w:r>
-        <w:rPr>
-          <w:sz w:val="24"/>
-        </w:rPr>
-        <w:instrText xml:space="preserve"> REF _Ref219291574 \h </w:instrText>
-      </w:r>
-      <w:r>
-        <w:rPr>
-          <w:sz w:val="24"/>
-        </w:rPr>
-        <w:instrText xml:space="preserve"> \* MERGEFORMAT </w:instrText>
-      </w:r>
-      <w:r>
-        <w:rPr>
-          <w:sz w:val="24"/>
-        </w:rPr>
-      </w:r>
-      <w:r>
-        <w:rPr>
-          <w:sz w:val="24"/>
-        </w:rPr>
-        <w:fldChar w:fldCharType="separate"/>
-      </w:r>
-      <w:r>
-        <w:rPr>
-          <w:rFonts w:hint="eastAsia"/>
-        </w:rPr>
-        <w:t>表</w:t>
-      </w:r>
-      <w:r>
-        <w:rPr>
-          <w:rFonts w:hint="eastAsia"/>
-        </w:rPr>
-        <w:t xml:space="preserve"> </w:t>
-      </w:r>
-      <w:r>
-        <w:rPr>
-          <w:rFonts w:hint="eastAsia"/>
-          <w:noProof/>
-        </w:rPr>
-        <w:t>4.3.2</w:t>
-      </w:r>
-      <w:r>
-        <w:rPr>
-          <w:rFonts w:hint="eastAsia"/>
-        </w:rPr>
-        <w:noBreakHyphen/>
-      </w:r>
-      <w:r>
-        <w:rPr>
-          <w:rFonts w:hint="eastAsia"/>
-          <w:noProof/>
-        </w:rPr>
-        <w:t>11</w:t>
-      </w:r>
-      <w:r>
-        <w:rPr>
-          <w:sz w:val="24"/>
-        </w:rPr>
-        <w:fldChar w:fldCharType="end"/>
-      </w:r>
-      <w:r>
-        <w:rPr>
-          <w:sz w:val="24"/>
-        </w:rPr>
-        <w:t>所示，随着卷积核大小的增加，性能提高，并在</w:t>
-      </w:r>
-      <w:r>
-        <w:rPr>
-          <w:sz w:val="24"/>
-        </w:rPr>
-        <w:t>7×7</w:t>
-      </w:r>
-      <w:r>
-        <w:rPr>
-          <w:sz w:val="24"/>
-        </w:rPr>
-        <w:t>的卷积核大小附近趋于稳定，表明大感受野的优势。此外，在训练过程中移除重参数分支会导致</w:t>
-      </w:r>
-      <w:r>
-        <w:rPr>
-          <w:sz w:val="24"/>
-        </w:rPr>
-        <w:t>AP</w:t>
-      </w:r>
-      <w:r>
-        <w:rPr>
-          <w:sz w:val="24"/>
-        </w:rPr>
-        <w:t>下降</w:t>
-      </w:r>
-      <w:r>
-        <w:rPr>
-          <w:sz w:val="24"/>
-        </w:rPr>
-        <w:t>0.1%</w:t>
-      </w:r>
-      <w:r>
-        <w:rPr>
-          <w:sz w:val="24"/>
-        </w:rPr>
-        <w:t>，显示其对优化的有效性。此外，我们基于</w:t>
-      </w:r>
-      <w:r>
-        <w:rPr>
-          <w:sz w:val="24"/>
-        </w:rPr>
-        <w:t>YOLOv10-N / S / M</w:t>
-      </w:r>
-      <w:r>
-        <w:rPr>
-          <w:sz w:val="24"/>
-        </w:rPr>
-        <w:t>检查了大核卷积在不同模型规模下的效果。如</w:t>
-      </w:r>
-      <w:r>
-        <w:rPr>
-          <w:sz w:val="24"/>
-        </w:rPr>
-        <w:fldChar w:fldCharType="begin"/>
-      </w:r>
-      <w:r>
-        <w:rPr>
-          <w:sz w:val="24"/>
-        </w:rPr>
-        <w:instrText xml:space="preserve"> REF _Ref219291536 \h </w:instrText>
-      </w:r>
-      <w:r>
-        <w:rPr>
-          <w:sz w:val="24"/>
-        </w:rPr>
-        <w:instrText xml:space="preserve"> \* MERGEFORMAT </w:instrText>
-      </w:r>
-      <w:r>
-        <w:rPr>
-          <w:sz w:val="24"/>
-        </w:rPr>
-      </w:r>
-      <w:r>
-        <w:rPr>
-          <w:sz w:val="24"/>
-        </w:rPr>
-        <w:fldChar w:fldCharType="separate"/>
-      </w:r>
-      <w:r>
-        <w:rPr>
-          <w:rFonts w:hint="eastAsia"/>
-        </w:rPr>
-        <w:t>表</w:t>
-      </w:r>
-      <w:r>
-        <w:rPr>
-          <w:rFonts w:hint="eastAsia"/>
-        </w:rPr>
-        <w:t xml:space="preserve"> </w:t>
-      </w:r>
-      <w:r>
-        <w:rPr>
-          <w:rFonts w:hint="eastAsia"/>
-          <w:noProof/>
-        </w:rPr>
-        <w:t>4.3.2</w:t>
-      </w:r>
-      <w:r>
-        <w:rPr>
-          <w:rFonts w:hint="eastAsia"/>
-        </w:rPr>
-        <w:noBreakHyphen/>
-      </w:r>
-      <w:r>
-        <w:rPr>
-          <w:rFonts w:hint="eastAsia"/>
-          <w:noProof/>
-        </w:rPr>
-        <w:t>12</w:t>
-      </w:r>
-      <w:r>
-        <w:rPr>
-          <w:sz w:val="24"/>
-        </w:rPr>
-        <w:fldChar w:fldCharType="end"/>
-      </w:r>
-      <w:r>
-        <w:rPr>
-          <w:sz w:val="24"/>
-        </w:rPr>
-        <w:t>所示，对于大模型（即</w:t>
-      </w:r>
-      <w:r>
-        <w:rPr>
-          <w:sz w:val="24"/>
-        </w:rPr>
-        <w:t>YOLOv10-M</w:t>
-      </w:r>
-      <w:r>
-        <w:rPr>
-          <w:sz w:val="24"/>
-        </w:rPr>
-        <w:t>）没有带来提升，这是因为其固有的广泛感受野。因此，我们只在小模型（即</w:t>
-      </w:r>
-      <w:r>
-        <w:rPr>
-          <w:sz w:val="24"/>
-        </w:rPr>
-        <w:t>YOLOv10-N / S</w:t>
-      </w:r>
-      <w:r>
-        <w:rPr>
-          <w:sz w:val="24"/>
-        </w:rPr>
-        <w:t>）中采用大核卷积。</w:t>
-      </w:r>
-    </w:p>
-    <w:p>
-      <w:pPr>
-        <w:widowControl/>
-        <w:overflowPunct w:val="0"/>
-        <w:autoSpaceDE w:val="0"/>
-        <w:autoSpaceDN w:val="0"/>
-        <w:spacing w:line="300" w:lineRule="auto"/>
-        <w:ind w:firstLine="420"/>
-        <w:rPr>
-          <w:sz w:val="24"/>
-        </w:rPr>
-      </w:pPr>
-      <w:r>
-        <w:rPr>
-          <w:sz w:val="24"/>
-        </w:rPr>
-        <w:t>部分自注意力（</w:t>
-      </w:r>
-      <w:r>
-        <w:rPr>
-          <w:sz w:val="24"/>
-        </w:rPr>
-        <w:t>PSA</w:t>
-      </w:r>
-      <w:r>
-        <w:rPr>
-          <w:sz w:val="24"/>
-        </w:rPr>
-        <w:t>）。我们引入</w:t>
-      </w:r>
-      <w:r>
-        <w:rPr>
-          <w:sz w:val="24"/>
-        </w:rPr>
-        <w:t xml:space="preserve"> PSA </w:t>
-      </w:r>
-      <w:r>
-        <w:rPr>
-          <w:sz w:val="24"/>
-        </w:rPr>
-        <w:t>以在最小成本下通过整合全局建模能力来提升性能。我们首先基于</w:t>
-      </w:r>
-      <w:r>
-        <w:rPr>
-          <w:sz w:val="24"/>
-        </w:rPr>
-        <w:fldChar w:fldCharType="begin"/>
-      </w:r>
-      <w:r>
-        <w:rPr>
-          <w:sz w:val="24"/>
-        </w:rPr>
-        <w:instrText xml:space="preserve"> REF _Ref219291528 \h </w:instrText>
-      </w:r>
-      <w:r>
-        <w:rPr>
-          <w:sz w:val="24"/>
-        </w:rPr>
-        <w:instrText xml:space="preserve"> \* MERGEFORMAT </w:instrText>
-      </w:r>
-      <w:r>
-        <w:rPr>
-          <w:sz w:val="24"/>
-        </w:rPr>
-      </w:r>
-      <w:r>
-        <w:rPr>
-          <w:sz w:val="24"/>
-        </w:rPr>
-        <w:fldChar w:fldCharType="separate"/>
-      </w:r>
-      <w:r>
-        <w:rPr>
-          <w:rFonts w:hint="eastAsia"/>
-        </w:rPr>
-        <w:t>表</w:t>
-      </w:r>
-      <w:r>
-        <w:rPr>
-          <w:rFonts w:hint="eastAsia"/>
-        </w:rPr>
-        <w:t xml:space="preserve"> </w:t>
-      </w:r>
-      <w:r>
-        <w:rPr>
-          <w:rFonts w:hint="eastAsia"/>
-          <w:noProof/>
-        </w:rPr>
-        <w:t>4.3.2</w:t>
-      </w:r>
-      <w:r>
-        <w:rPr>
-          <w:rFonts w:hint="eastAsia"/>
-        </w:rPr>
-        <w:noBreakHyphen/>
-      </w:r>
-      <w:r>
-        <w:rPr>
-          <w:rFonts w:hint="eastAsia"/>
-          <w:noProof/>
-        </w:rPr>
-        <w:t>10</w:t>
-      </w:r>
-      <w:r>
-        <w:rPr>
-          <w:sz w:val="24"/>
-        </w:rPr>
-        <w:fldChar w:fldCharType="end"/>
-      </w:r>
-      <w:r>
-        <w:rPr>
-          <w:sz w:val="24"/>
-        </w:rPr>
-        <w:t>中</w:t>
-      </w:r>
-      <w:r>
-        <w:rPr>
-          <w:sz w:val="24"/>
-        </w:rPr>
-        <w:t>#3</w:t>
-      </w:r>
-      <w:r>
-        <w:rPr>
-          <w:sz w:val="24"/>
-        </w:rPr>
-        <w:t>的</w:t>
-      </w:r>
-      <w:r>
-        <w:rPr>
-          <w:sz w:val="24"/>
-        </w:rPr>
-        <w:t>YOLOv10 S</w:t>
-      </w:r>
-      <w:r>
-        <w:rPr>
-          <w:sz w:val="24"/>
-        </w:rPr>
-        <w:t>验证其有效性。具体来说，我们引入了</w:t>
-      </w:r>
-      <w:r>
-        <w:rPr>
-          <w:sz w:val="24"/>
-        </w:rPr>
-        <w:t>Transformer</w:t>
-      </w:r>
-      <w:r>
-        <w:rPr>
-          <w:sz w:val="24"/>
-        </w:rPr>
-        <w:t>模块，即先</w:t>
-      </w:r>
-      <w:r>
-        <w:rPr>
-          <w:sz w:val="24"/>
-        </w:rPr>
-        <w:t>MHSA</w:t>
-      </w:r>
-      <w:r>
-        <w:rPr>
-          <w:sz w:val="24"/>
-        </w:rPr>
-        <w:t>再</w:t>
-      </w:r>
-      <w:r>
-        <w:rPr>
-          <w:sz w:val="24"/>
-        </w:rPr>
-        <w:t>FFN</w:t>
-      </w:r>
-      <w:r>
-        <w:rPr>
-          <w:sz w:val="24"/>
-        </w:rPr>
-        <w:t>，作为基线，记作</w:t>
-      </w:r>
-      <w:r>
-        <w:rPr>
-          <w:sz w:val="24"/>
-        </w:rPr>
-        <w:t>“Trans.”</w:t>
-      </w:r>
-      <w:r>
-        <w:rPr>
-          <w:sz w:val="24"/>
-        </w:rPr>
-        <w:t>。如</w:t>
-      </w:r>
-      <w:r>
-        <w:rPr>
-          <w:sz w:val="24"/>
-        </w:rPr>
-        <w:fldChar w:fldCharType="begin"/>
-      </w:r>
-      <w:r>
-        <w:rPr>
-          <w:sz w:val="24"/>
-        </w:rPr>
-        <w:instrText xml:space="preserve"> REF _Ref219291636 \h </w:instrText>
-      </w:r>
-      <w:r>
-        <w:rPr>
-          <w:sz w:val="24"/>
-        </w:rPr>
-        <w:instrText xml:space="preserve"> \* MERGEFORMAT </w:instrText>
-      </w:r>
-      <w:r>
-        <w:rPr>
-          <w:sz w:val="24"/>
-        </w:rPr>
-      </w:r>
-      <w:r>
-        <w:rPr>
-          <w:sz w:val="24"/>
-        </w:rPr>
-        <w:fldChar w:fldCharType="separate"/>
-      </w:r>
-      <w:r>
-        <w:rPr>
-          <w:rFonts w:hint="eastAsia"/>
-        </w:rPr>
-        <w:t>表</w:t>
-      </w:r>
-      <w:r>
-        <w:rPr>
-          <w:rFonts w:hint="eastAsia"/>
-        </w:rPr>
-        <w:t xml:space="preserve"> </w:t>
-      </w:r>
-      <w:r>
-        <w:rPr>
-          <w:rFonts w:hint="eastAsia"/>
-          <w:noProof/>
-        </w:rPr>
-        <w:t>4.3.2</w:t>
-      </w:r>
-      <w:r>
-        <w:rPr>
-          <w:rFonts w:hint="eastAsia"/>
-        </w:rPr>
-        <w:noBreakHyphen/>
-      </w:r>
-      <w:r>
-        <w:rPr>
-          <w:rFonts w:hint="eastAsia"/>
-          <w:noProof/>
-        </w:rPr>
-        <w:t>13</w:t>
-      </w:r>
-      <w:r>
-        <w:rPr>
-          <w:sz w:val="24"/>
-        </w:rPr>
-        <w:fldChar w:fldCharType="end"/>
-      </w:r>
-      <w:r>
-        <w:rPr>
-          <w:sz w:val="24"/>
-        </w:rPr>
-        <w:t>所示，与其相比，</w:t>
-      </w:r>
-      <w:r>
-        <w:rPr>
-          <w:sz w:val="24"/>
-        </w:rPr>
-        <w:t xml:space="preserve">PSA </w:t>
-      </w:r>
-      <w:r>
-        <w:rPr>
-          <w:sz w:val="24"/>
-        </w:rPr>
-        <w:t>带来了</w:t>
-      </w:r>
-      <w:r>
-        <w:rPr>
-          <w:sz w:val="24"/>
-        </w:rPr>
-        <w:t>0.3%</w:t>
-      </w:r>
-      <w:r>
-        <w:rPr>
-          <w:sz w:val="24"/>
-        </w:rPr>
-        <w:t>的</w:t>
-      </w:r>
-      <w:r>
-        <w:rPr>
-          <w:sz w:val="24"/>
-        </w:rPr>
-        <w:t>AP</w:t>
-      </w:r>
-      <w:r>
-        <w:rPr>
-          <w:sz w:val="24"/>
-        </w:rPr>
-        <w:t>提升，同时延迟降低了</w:t>
-      </w:r>
-      <w:r>
-        <w:rPr>
-          <w:sz w:val="24"/>
-        </w:rPr>
-        <w:t xml:space="preserve"> 0.05ms</w:t>
-      </w:r>
-      <w:r>
-        <w:rPr>
-          <w:sz w:val="24"/>
-        </w:rPr>
-        <w:t>。性能提升可能归因于缓解了自注意力中的优化问题，通过减少注意力头的冗余。此外，我们还研究了不同</w:t>
-      </w:r>
-      <w:r>
-        <w:rPr>
-          <w:sz w:val="24"/>
-        </w:rPr>
-        <w:t xml:space="preserve"> NPSA </w:t>
-      </w:r>
-      <w:r>
-        <w:rPr>
-          <w:sz w:val="24"/>
-        </w:rPr>
-        <w:t>的影响。如</w:t>
-      </w:r>
-      <w:r>
-        <w:rPr>
-          <w:sz w:val="24"/>
-        </w:rPr>
-        <w:fldChar w:fldCharType="begin"/>
-      </w:r>
-      <w:r>
-        <w:rPr>
-          <w:sz w:val="24"/>
-        </w:rPr>
-        <w:instrText xml:space="preserve"> REF _Ref219291636 \h </w:instrText>
-      </w:r>
-      <w:r>
-        <w:rPr>
-          <w:sz w:val="24"/>
-        </w:rPr>
-        <w:instrText xml:space="preserve"> \* MERGEFORMAT </w:instrText>
-      </w:r>
-      <w:r>
-        <w:rPr>
-          <w:sz w:val="24"/>
-        </w:rPr>
-      </w:r>
-      <w:r>
-        <w:rPr>
-          <w:sz w:val="24"/>
-        </w:rPr>
-        <w:fldChar w:fldCharType="separate"/>
-      </w:r>
-      <w:r>
-        <w:rPr>
-          <w:rFonts w:hint="eastAsia"/>
-        </w:rPr>
-        <w:t>表</w:t>
-      </w:r>
-      <w:r>
-        <w:rPr>
-          <w:rFonts w:hint="eastAsia"/>
-        </w:rPr>
-        <w:t xml:space="preserve"> </w:t>
-      </w:r>
-      <w:r>
-        <w:rPr>
-          <w:rFonts w:hint="eastAsia"/>
-          <w:noProof/>
-        </w:rPr>
-        <w:t>4.3.2</w:t>
-      </w:r>
-      <w:r>
-        <w:rPr>
-          <w:rFonts w:hint="eastAsia"/>
-        </w:rPr>
-        <w:noBreakHyphen/>
-      </w:r>
-      <w:r>
-        <w:rPr>
-          <w:rFonts w:hint="eastAsia"/>
-          <w:noProof/>
-        </w:rPr>
-        <w:t>13</w:t>
-      </w:r>
-      <w:r>
-        <w:rPr>
-          <w:sz w:val="24"/>
-        </w:rPr>
-        <w:fldChar w:fldCharType="end"/>
-      </w:r>
-      <w:r>
-        <w:rPr>
-          <w:sz w:val="24"/>
-        </w:rPr>
-        <w:t>所示，将</w:t>
-      </w:r>
-      <w:r>
-        <w:rPr>
-          <w:sz w:val="24"/>
-        </w:rPr>
-        <w:t>NPSA</w:t>
-      </w:r>
-      <w:r>
-        <w:rPr>
-          <w:sz w:val="24"/>
-        </w:rPr>
-        <w:t>增加到</w:t>
-      </w:r>
-      <w:r>
-        <w:rPr>
-          <w:sz w:val="24"/>
-        </w:rPr>
-        <w:t>2</w:t>
-      </w:r>
-      <w:r>
-        <w:rPr>
-          <w:sz w:val="24"/>
-        </w:rPr>
-        <w:t>可获得</w:t>
-      </w:r>
-      <w:r>
-        <w:rPr>
-          <w:sz w:val="24"/>
-        </w:rPr>
-        <w:t>0.2%</w:t>
-      </w:r>
-      <w:r>
-        <w:rPr>
-          <w:sz w:val="24"/>
-        </w:rPr>
-        <w:t>的</w:t>
-      </w:r>
-      <w:r>
-        <w:rPr>
-          <w:sz w:val="24"/>
-        </w:rPr>
-        <w:t>AP</w:t>
-      </w:r>
-      <w:r>
-        <w:rPr>
-          <w:sz w:val="24"/>
-        </w:rPr>
-        <w:t>提升，但会带来</w:t>
-      </w:r>
-      <w:r>
-        <w:rPr>
-          <w:sz w:val="24"/>
-        </w:rPr>
-        <w:t>0.1ms</w:t>
-      </w:r>
-      <w:r>
-        <w:rPr>
-          <w:sz w:val="24"/>
-        </w:rPr>
-        <w:t>的延迟开销。因此，我们默认将</w:t>
-      </w:r>
-      <w:r>
-        <w:rPr>
-          <w:sz w:val="24"/>
-        </w:rPr>
-        <w:t>NPSA</w:t>
-      </w:r>
-      <w:r>
-        <w:rPr>
-          <w:sz w:val="24"/>
-        </w:rPr>
-        <w:t>设置为</w:t>
-      </w:r>
-      <w:r>
-        <w:rPr>
-          <w:sz w:val="24"/>
-        </w:rPr>
-        <w:t>1</w:t>
-      </w:r>
-      <w:r>
-        <w:rPr>
-          <w:sz w:val="24"/>
-        </w:rPr>
-        <w:t>，以在保持高效率的同时增强模型能力。</w:t>
-      </w:r>
-    </w:p>
-    <w:p>
-      <w:pPr>
-        <w:pStyle w:val="11"/>
-        <w:numPr>
-          <w:ilvl w:val="0"/>
-          <w:numId w:val="2"/>
-        </w:numPr>
-        <w:spacing w:beforeLines="100" w:before="312" w:afterLines="100" w:after="312"/>
-        <w:jc w:val="both"/>
-        <w:rPr>
-          <w:rFonts w:eastAsia="黑体" w:hAnsi="黑体" w:hint="eastAsia"/>
-          <w:sz w:val="30"/>
-          <w:szCs w:val="30"/>
-        </w:rPr>
-      </w:pPr>
-      <w:bookmarkStart w:id="37" w:name="_Toc219291903"/>
-      <w:r>
-        <w:rPr>
-          <w:rFonts w:eastAsia="黑体" w:hAnsi="黑体"/>
-          <w:sz w:val="30"/>
-          <w:szCs w:val="30"/>
-        </w:rPr>
-        <w:lastRenderedPageBreak/>
-        <w:t>结论</w:t>
-      </w:r>
-      <w:bookmarkEnd w:id="37"/>
-    </w:p>
-    <w:p>
-      <w:pPr>
-        <w:widowControl/>
-        <w:overflowPunct w:val="0"/>
-        <w:autoSpaceDE w:val="0"/>
-        <w:autoSpaceDN w:val="0"/>
-        <w:spacing w:line="300" w:lineRule="auto"/>
-        <w:ind w:firstLine="420"/>
-        <w:rPr>
-          <w:sz w:val="24"/>
-        </w:rPr>
-      </w:pPr>
-      <w:r>
-        <w:rPr>
-          <w:sz w:val="24"/>
-        </w:rPr>
         <w:t>在本文中，我们针对</w:t>
       </w:r>
       <w:r>
@@ -40697,21 +39742,7 @@
         <w:rPr>
           <w:sz w:val="24"/>
         </w:rPr>
-        <w:t>，一种新的实时端到</w:t>
-      </w:r>
-      <w:proofErr w:type="gramStart"/>
-      <w:r>
-        <w:rPr>
-          <w:sz w:val="24"/>
-        </w:rPr>
-        <w:t>端目标</w:t>
-      </w:r>
-      <w:proofErr w:type="gramEnd"/>
-      <w:r>
-        <w:rPr>
-          <w:sz w:val="24"/>
-        </w:rPr>
-        <w:t>检测器。大量实验表明，与其他先进检测器相比，</w:t>
+        <w:t>，一种新的实时端到端目标检测器。大量实验表明，与其他先进检测器相比，</w:t>
       </w:r>
       <w:r>
         <w:rPr>
@@ -40759,7 +39790,7 @@
           <w:szCs w:val="28"/>
         </w:rPr>
       </w:pPr>
-      <w:bookmarkStart w:id="38" w:name="_Toc219291904"/>
+      <w:bookmarkStart w:id="37" w:name="_Toc226302968"/>
       <w:r>
         <w:rPr>
           <w:rFonts w:hint="eastAsia"/>
@@ -40769,7 +39800,7 @@
         <w:lastRenderedPageBreak/>
         <w:t>参考文献</w:t>
       </w:r>
-      <w:bookmarkEnd w:id="38"/>
+      <w:bookmarkEnd w:id="37"/>
     </w:p>
     <w:p>
       <w:pPr>
@@ -40789,63 +39820,7 @@
         <w:rPr>
           <w:szCs w:val="21"/>
         </w:rPr>
-        <w:t xml:space="preserve">Wang </w:t>
-      </w:r>
-      <w:proofErr w:type="gramStart"/>
-      <w:r>
-        <w:rPr>
-          <w:szCs w:val="21"/>
-        </w:rPr>
-        <w:t>A ,</w:t>
-      </w:r>
-      <w:proofErr w:type="gramEnd"/>
-      <w:r>
-        <w:rPr>
-          <w:szCs w:val="21"/>
-        </w:rPr>
-        <w:t xml:space="preserve"> Chen </w:t>
-      </w:r>
-      <w:proofErr w:type="gramStart"/>
-      <w:r>
-        <w:rPr>
-          <w:szCs w:val="21"/>
-        </w:rPr>
-        <w:t>H ,</w:t>
-      </w:r>
-      <w:proofErr w:type="gramEnd"/>
-      <w:r>
-        <w:rPr>
-          <w:szCs w:val="21"/>
-        </w:rPr>
-        <w:t xml:space="preserve"> Liu </w:t>
-      </w:r>
-      <w:proofErr w:type="gramStart"/>
-      <w:r>
-        <w:rPr>
-          <w:szCs w:val="21"/>
-        </w:rPr>
-        <w:t>L ,et</w:t>
-      </w:r>
-      <w:proofErr w:type="gramEnd"/>
-      <w:r>
-        <w:rPr>
-          <w:szCs w:val="21"/>
-        </w:rPr>
-        <w:t xml:space="preserve"> </w:t>
-      </w:r>
-      <w:proofErr w:type="gramStart"/>
-      <w:r>
-        <w:rPr>
-          <w:szCs w:val="21"/>
-        </w:rPr>
-        <w:t>al.YOLOv</w:t>
-      </w:r>
-      <w:proofErr w:type="gramEnd"/>
-      <w:r>
-        <w:rPr>
-          <w:szCs w:val="21"/>
-        </w:rPr>
-        <w:t>10: Real-Time End-to-End Object Detection[J]. 2024.</w:t>
+        <w:t>Wang A , Chen H , Liu L ,et al.YOLOv10: Real-Time End-to-End Object Detection[J]. 2024.</w:t>
       </w:r>
     </w:p>
     <w:sectPr>
